--- a/docs/red-eyes.docx
+++ b/docs/red-eyes.docx
@@ -570,7 +570,19 @@
         <w:rPr>
           <w:rFonts w:ascii="Times New Roman" w:hAnsi="Times New Roman" w:cs="Times New Roman"/>
         </w:rPr>
-        <w:t xml:space="preserve"> 10. I believe you should be able to catch up by then.”</w:t>
+        <w:t xml:space="preserve"> 10. </w:t>
+      </w:r>
+      <w:r>
+        <w:rPr>
+          <w:rFonts w:ascii="Times New Roman" w:hAnsi="Times New Roman" w:cs="Times New Roman"/>
+        </w:rPr>
+        <w:t>Y</w:t>
+      </w:r>
+      <w:r>
+        <w:rPr>
+          <w:rFonts w:ascii="Times New Roman" w:hAnsi="Times New Roman" w:cs="Times New Roman"/>
+        </w:rPr>
+        <w:t>ou should be able to catch up by then.”</w:t>
       </w:r>
     </w:p>
     <w:p>
@@ -1479,7 +1491,57 @@
         <w:rPr>
           <w:rFonts w:ascii="Times New Roman" w:hAnsi="Times New Roman" w:cs="Times New Roman"/>
         </w:rPr>
-        <w:t xml:space="preserve">Ginger jogged around the </w:t>
+        <w:t xml:space="preserve">Ginger </w:t>
+      </w:r>
+      <w:r>
+        <w:rPr>
+          <w:rFonts w:ascii="Times New Roman" w:hAnsi="Times New Roman" w:cs="Times New Roman"/>
+        </w:rPr>
+        <w:t xml:space="preserve">wore a tiny bell on a </w:t>
+      </w:r>
+      <w:r>
+        <w:rPr>
+          <w:rFonts w:ascii="Times New Roman" w:hAnsi="Times New Roman" w:cs="Times New Roman"/>
+        </w:rPr>
+        <w:t xml:space="preserve">silver </w:t>
+      </w:r>
+      <w:r>
+        <w:rPr>
+          <w:rFonts w:ascii="Times New Roman" w:hAnsi="Times New Roman" w:cs="Times New Roman"/>
+        </w:rPr>
+        <w:t xml:space="preserve">chain around his </w:t>
+      </w:r>
+      <w:proofErr w:type="gramStart"/>
+      <w:r>
+        <w:rPr>
+          <w:rFonts w:ascii="Times New Roman" w:hAnsi="Times New Roman" w:cs="Times New Roman"/>
+        </w:rPr>
+        <w:t>neck</w:t>
+      </w:r>
+      <w:proofErr w:type="gramEnd"/>
+      <w:r>
+        <w:rPr>
+          <w:rFonts w:ascii="Times New Roman" w:hAnsi="Times New Roman" w:cs="Times New Roman"/>
+        </w:rPr>
+        <w:t xml:space="preserve"> and it chimed a delicate sound as he </w:t>
+      </w:r>
+      <w:r>
+        <w:rPr>
+          <w:rFonts w:ascii="Times New Roman" w:hAnsi="Times New Roman" w:cs="Times New Roman"/>
+        </w:rPr>
+        <w:t xml:space="preserve">jogged </w:t>
+      </w:r>
+      <w:r>
+        <w:rPr>
+          <w:rFonts w:ascii="Times New Roman" w:hAnsi="Times New Roman" w:cs="Times New Roman"/>
+        </w:rPr>
+        <w:t xml:space="preserve">to </w:t>
+      </w:r>
+      <w:r>
+        <w:rPr>
+          <w:rFonts w:ascii="Times New Roman" w:hAnsi="Times New Roman" w:cs="Times New Roman"/>
+        </w:rPr>
+        <w:t xml:space="preserve">the </w:t>
       </w:r>
       <w:r>
         <w:rPr>
@@ -1491,19 +1553,119 @@
         <w:rPr>
           <w:rFonts w:ascii="Times New Roman" w:hAnsi="Times New Roman" w:cs="Times New Roman"/>
         </w:rPr>
-        <w:t xml:space="preserve"> of his truck. He wore a tiny bell on a </w:t>
-      </w:r>
-      <w:r>
-        <w:rPr>
-          <w:rFonts w:ascii="Times New Roman" w:hAnsi="Times New Roman" w:cs="Times New Roman"/>
-        </w:rPr>
-        <w:t xml:space="preserve">silver </w:t>
-      </w:r>
-      <w:r>
-        <w:rPr>
-          <w:rFonts w:ascii="Times New Roman" w:hAnsi="Times New Roman" w:cs="Times New Roman"/>
-        </w:rPr>
-        <w:t>chain around his neck and</w:t>
+        <w:t xml:space="preserve"> of his truck. Bluebird stood </w:t>
+      </w:r>
+      <w:r>
+        <w:rPr>
+          <w:rFonts w:ascii="Times New Roman" w:hAnsi="Times New Roman" w:cs="Times New Roman"/>
+        </w:rPr>
+        <w:t xml:space="preserve">waiting holding </w:t>
+      </w:r>
+      <w:r>
+        <w:rPr>
+          <w:rFonts w:ascii="Times New Roman" w:hAnsi="Times New Roman" w:cs="Times New Roman"/>
+        </w:rPr>
+        <w:t xml:space="preserve">the handles of Walrus’s trailer. Ginger hurried to </w:t>
+      </w:r>
+      <w:r>
+        <w:rPr>
+          <w:rFonts w:ascii="Times New Roman" w:hAnsi="Times New Roman" w:cs="Times New Roman"/>
+        </w:rPr>
+        <w:t>his side</w:t>
+      </w:r>
+      <w:r>
+        <w:rPr>
+          <w:rFonts w:ascii="Times New Roman" w:hAnsi="Times New Roman" w:cs="Times New Roman"/>
+        </w:rPr>
+        <w:t xml:space="preserve"> and pressed his ear to the trailer</w:t>
+      </w:r>
+      <w:r>
+        <w:rPr>
+          <w:rFonts w:ascii="Times New Roman" w:hAnsi="Times New Roman" w:cs="Times New Roman"/>
+        </w:rPr>
+        <w:t xml:space="preserve"> door</w:t>
+      </w:r>
+      <w:r>
+        <w:rPr>
+          <w:rFonts w:ascii="Times New Roman" w:hAnsi="Times New Roman" w:cs="Times New Roman"/>
+        </w:rPr>
+        <w:t>.</w:t>
+      </w:r>
+      <w:r>
+        <w:rPr>
+          <w:rFonts w:ascii="Times New Roman" w:hAnsi="Times New Roman" w:cs="Times New Roman"/>
+        </w:rPr>
+        <w:t xml:space="preserve"> </w:t>
+      </w:r>
+      <w:r>
+        <w:rPr>
+          <w:rFonts w:ascii="Times New Roman" w:hAnsi="Times New Roman" w:cs="Times New Roman"/>
+        </w:rPr>
+        <w:t xml:space="preserve">He listened </w:t>
+      </w:r>
+      <w:r>
+        <w:rPr>
+          <w:rFonts w:ascii="Times New Roman" w:hAnsi="Times New Roman" w:cs="Times New Roman"/>
+        </w:rPr>
+        <w:t>for a soft hum from inside until, for only a moment, t</w:t>
+      </w:r>
+      <w:r>
+        <w:rPr>
+          <w:rFonts w:ascii="Times New Roman" w:hAnsi="Times New Roman" w:cs="Times New Roman"/>
+        </w:rPr>
+        <w:t xml:space="preserve">he hum dipped into silence. “Now!” </w:t>
+      </w:r>
+    </w:p>
+    <w:p>
+      <w:pPr>
+        <w:spacing w:line="480" w:lineRule="auto"/>
+        <w:ind w:firstLine="720"/>
+        <w:rPr>
+          <w:rFonts w:ascii="Times New Roman" w:hAnsi="Times New Roman" w:cs="Times New Roman"/>
+        </w:rPr>
+      </w:pPr>
+      <w:proofErr w:type="gramStart"/>
+      <w:r>
+        <w:rPr>
+          <w:rFonts w:ascii="Times New Roman" w:hAnsi="Times New Roman" w:cs="Times New Roman"/>
+        </w:rPr>
+        <w:t>Bluebird</w:t>
+      </w:r>
+      <w:proofErr w:type="gramEnd"/>
+      <w:r>
+        <w:rPr>
+          <w:rFonts w:ascii="Times New Roman" w:hAnsi="Times New Roman" w:cs="Times New Roman"/>
+        </w:rPr>
+        <w:t xml:space="preserve"> jerked fiercely on the handles and heavy bolts disengaged. Already the hum had whirred up </w:t>
+      </w:r>
+      <w:proofErr w:type="gramStart"/>
+      <w:r>
+        <w:rPr>
+          <w:rFonts w:ascii="Times New Roman" w:hAnsi="Times New Roman" w:cs="Times New Roman"/>
+        </w:rPr>
+        <w:t>again</w:t>
+      </w:r>
+      <w:proofErr w:type="gramEnd"/>
+      <w:r>
+        <w:rPr>
+          <w:rFonts w:ascii="Times New Roman" w:hAnsi="Times New Roman" w:cs="Times New Roman"/>
+        </w:rPr>
+        <w:t xml:space="preserve"> but the doors were swinging open in Bluebird’s hands.</w:t>
+      </w:r>
+    </w:p>
+    <w:p>
+      <w:pPr>
+        <w:spacing w:line="480" w:lineRule="auto"/>
+        <w:ind w:firstLine="720"/>
+        <w:rPr>
+          <w:rFonts w:ascii="Times New Roman" w:hAnsi="Times New Roman" w:cs="Times New Roman"/>
+        </w:rPr>
+      </w:pPr>
+      <w:r>
+        <w:rPr>
+          <w:rFonts w:ascii="Times New Roman" w:hAnsi="Times New Roman" w:cs="Times New Roman"/>
+        </w:rPr>
+        <w:t>During the reset process, there was a gap of one to two seconds depending on the model</w:t>
       </w:r>
       <w:r>
         <w:rPr>
@@ -1515,7 +1677,340 @@
         <w:rPr>
           <w:rFonts w:ascii="Times New Roman" w:hAnsi="Times New Roman" w:cs="Times New Roman"/>
         </w:rPr>
-        <w:t xml:space="preserve"> when he ran</w:t>
+        <w:t xml:space="preserve"> where the locks didn’t open exactly but the servos powering them offered less resistance </w:t>
+      </w:r>
+      <w:proofErr w:type="gramStart"/>
+      <w:r>
+        <w:rPr>
+          <w:rFonts w:ascii="Times New Roman" w:hAnsi="Times New Roman" w:cs="Times New Roman"/>
+        </w:rPr>
+        <w:t>as long as</w:t>
+      </w:r>
+      <w:proofErr w:type="gramEnd"/>
+      <w:r>
+        <w:rPr>
+          <w:rFonts w:ascii="Times New Roman" w:hAnsi="Times New Roman" w:cs="Times New Roman"/>
+        </w:rPr>
+        <w:t xml:space="preserve"> you applied enough pressure at just the right time. He’d seen flaggers screw it up</w:t>
+      </w:r>
+      <w:r>
+        <w:rPr>
+          <w:rFonts w:ascii="Times New Roman" w:hAnsi="Times New Roman" w:cs="Times New Roman"/>
+        </w:rPr>
+        <w:t xml:space="preserve"> – t</w:t>
+      </w:r>
+      <w:r>
+        <w:rPr>
+          <w:rFonts w:ascii="Times New Roman" w:hAnsi="Times New Roman" w:cs="Times New Roman"/>
+        </w:rPr>
+        <w:t xml:space="preserve">hey’d </w:t>
+      </w:r>
+      <w:r>
+        <w:rPr>
+          <w:rFonts w:ascii="Times New Roman" w:hAnsi="Times New Roman" w:cs="Times New Roman"/>
+        </w:rPr>
+        <w:t>hesitate,</w:t>
+      </w:r>
+      <w:r>
+        <w:rPr>
+          <w:rFonts w:ascii="Times New Roman" w:hAnsi="Times New Roman" w:cs="Times New Roman"/>
+        </w:rPr>
+        <w:t xml:space="preserve"> miss the gap </w:t>
+      </w:r>
+      <w:r>
+        <w:rPr>
+          <w:rFonts w:ascii="Times New Roman" w:hAnsi="Times New Roman" w:cs="Times New Roman"/>
+        </w:rPr>
+        <w:t>and the operation ha</w:t>
+      </w:r>
+      <w:r>
+        <w:rPr>
+          <w:rFonts w:ascii="Times New Roman" w:hAnsi="Times New Roman" w:cs="Times New Roman"/>
+        </w:rPr>
+        <w:t>d</w:t>
+      </w:r>
+      <w:r>
+        <w:rPr>
+          <w:rFonts w:ascii="Times New Roman" w:hAnsi="Times New Roman" w:cs="Times New Roman"/>
+        </w:rPr>
+        <w:t xml:space="preserve"> to be aborted</w:t>
+      </w:r>
+      <w:r>
+        <w:rPr>
+          <w:rFonts w:ascii="Times New Roman" w:hAnsi="Times New Roman" w:cs="Times New Roman"/>
+        </w:rPr>
+        <w:t xml:space="preserve"> –</w:t>
+      </w:r>
+      <w:r>
+        <w:rPr>
+          <w:rFonts w:ascii="Times New Roman" w:hAnsi="Times New Roman" w:cs="Times New Roman"/>
+        </w:rPr>
+        <w:t xml:space="preserve"> but</w:t>
+      </w:r>
+      <w:r>
+        <w:rPr>
+          <w:rFonts w:ascii="Times New Roman" w:hAnsi="Times New Roman" w:cs="Times New Roman"/>
+        </w:rPr>
+        <w:t xml:space="preserve"> </w:t>
+      </w:r>
+      <w:r>
+        <w:rPr>
+          <w:rFonts w:ascii="Times New Roman" w:hAnsi="Times New Roman" w:cs="Times New Roman"/>
+        </w:rPr>
+        <w:t>not Blue.</w:t>
+      </w:r>
+    </w:p>
+    <w:p>
+      <w:pPr>
+        <w:spacing w:line="480" w:lineRule="auto"/>
+        <w:ind w:firstLine="720"/>
+        <w:rPr>
+          <w:rFonts w:ascii="Times New Roman" w:hAnsi="Times New Roman" w:cs="Times New Roman"/>
+        </w:rPr>
+      </w:pPr>
+      <w:r>
+        <w:rPr>
+          <w:rFonts w:ascii="Times New Roman" w:hAnsi="Times New Roman" w:cs="Times New Roman"/>
+        </w:rPr>
+        <w:t xml:space="preserve"> </w:t>
+      </w:r>
+      <w:r>
+        <w:rPr>
+          <w:rFonts w:ascii="Times New Roman" w:hAnsi="Times New Roman" w:cs="Times New Roman"/>
+        </w:rPr>
+        <w:t>“Clock s</w:t>
+      </w:r>
+      <w:r>
+        <w:rPr>
+          <w:rFonts w:ascii="Times New Roman" w:hAnsi="Times New Roman" w:cs="Times New Roman"/>
+        </w:rPr>
+        <w:t>tarted</w:t>
+      </w:r>
+      <w:r>
+        <w:rPr>
+          <w:rFonts w:ascii="Times New Roman" w:hAnsi="Times New Roman" w:cs="Times New Roman"/>
+        </w:rPr>
+        <w:t>.</w:t>
+      </w:r>
+      <w:r>
+        <w:rPr>
+          <w:rFonts w:ascii="Times New Roman" w:hAnsi="Times New Roman" w:cs="Times New Roman"/>
+        </w:rPr>
+        <w:t xml:space="preserve">” </w:t>
+      </w:r>
+      <w:r>
+        <w:rPr>
+          <w:rFonts w:ascii="Times New Roman" w:hAnsi="Times New Roman" w:cs="Times New Roman"/>
+        </w:rPr>
+        <w:t>Blue’</w:t>
+      </w:r>
+      <w:r>
+        <w:rPr>
+          <w:rFonts w:ascii="Times New Roman" w:hAnsi="Times New Roman" w:cs="Times New Roman"/>
+        </w:rPr>
+        <w:t>s voice sounded strange up close, without the veil of radio static between them.</w:t>
+      </w:r>
+    </w:p>
+    <w:p>
+      <w:pPr>
+        <w:spacing w:line="480" w:lineRule="auto"/>
+        <w:ind w:firstLine="720"/>
+        <w:rPr>
+          <w:rFonts w:ascii="Times New Roman" w:hAnsi="Times New Roman" w:cs="Times New Roman"/>
+        </w:rPr>
+      </w:pPr>
+      <w:r>
+        <w:rPr>
+          <w:rFonts w:ascii="Times New Roman" w:hAnsi="Times New Roman" w:cs="Times New Roman"/>
+        </w:rPr>
+        <w:lastRenderedPageBreak/>
+        <w:t xml:space="preserve">Ginger scanned the </w:t>
+      </w:r>
+      <w:r>
+        <w:rPr>
+          <w:rFonts w:ascii="Times New Roman" w:hAnsi="Times New Roman" w:cs="Times New Roman"/>
+        </w:rPr>
+        <w:t xml:space="preserve">truck’s </w:t>
+      </w:r>
+      <w:r>
+        <w:rPr>
+          <w:rFonts w:ascii="Times New Roman" w:hAnsi="Times New Roman" w:cs="Times New Roman"/>
+        </w:rPr>
+        <w:t>inventory and shift</w:t>
+      </w:r>
+      <w:r>
+        <w:rPr>
+          <w:rFonts w:ascii="Times New Roman" w:hAnsi="Times New Roman" w:cs="Times New Roman"/>
+        </w:rPr>
+        <w:t>ed</w:t>
+      </w:r>
+      <w:r>
+        <w:rPr>
+          <w:rFonts w:ascii="Times New Roman" w:hAnsi="Times New Roman" w:cs="Times New Roman"/>
+        </w:rPr>
+        <w:t xml:space="preserve"> boxes </w:t>
+      </w:r>
+      <w:r>
+        <w:rPr>
+          <w:rFonts w:ascii="Times New Roman" w:hAnsi="Times New Roman" w:cs="Times New Roman"/>
+        </w:rPr>
+        <w:t xml:space="preserve">up to the edge of the open </w:t>
+      </w:r>
+      <w:r>
+        <w:rPr>
+          <w:rFonts w:ascii="Times New Roman" w:hAnsi="Times New Roman" w:cs="Times New Roman"/>
+        </w:rPr>
+        <w:t>trailer. “How long?”</w:t>
+      </w:r>
+    </w:p>
+    <w:p>
+      <w:pPr>
+        <w:spacing w:line="480" w:lineRule="auto"/>
+        <w:ind w:firstLine="720"/>
+        <w:rPr>
+          <w:rFonts w:ascii="Times New Roman" w:hAnsi="Times New Roman" w:cs="Times New Roman"/>
+        </w:rPr>
+      </w:pPr>
+      <w:r>
+        <w:rPr>
+          <w:rFonts w:ascii="Times New Roman" w:hAnsi="Times New Roman" w:cs="Times New Roman"/>
+        </w:rPr>
+        <w:t xml:space="preserve">Bluebird collected the boxes from where Ginger had set them, two and three at a time if he could, and </w:t>
+      </w:r>
+      <w:r>
+        <w:rPr>
+          <w:rFonts w:ascii="Times New Roman" w:hAnsi="Times New Roman" w:cs="Times New Roman"/>
+        </w:rPr>
+        <w:t xml:space="preserve">delivered </w:t>
+      </w:r>
+      <w:r>
+        <w:rPr>
+          <w:rFonts w:ascii="Times New Roman" w:hAnsi="Times New Roman" w:cs="Times New Roman"/>
+        </w:rPr>
+        <w:t>them to the back of Ginger’s trailer. “A 2032 GM engine</w:t>
+      </w:r>
+      <w:r>
+        <w:rPr>
+          <w:rFonts w:ascii="Times New Roman" w:hAnsi="Times New Roman" w:cs="Times New Roman"/>
+        </w:rPr>
+        <w:t>. A 32</w:t>
+      </w:r>
+      <w:r>
+        <w:rPr>
+          <w:rFonts w:ascii="Times New Roman" w:hAnsi="Times New Roman" w:cs="Times New Roman"/>
+        </w:rPr>
+        <w:t>-gig Ryzen processor</w:t>
+      </w:r>
+      <w:r>
+        <w:rPr>
+          <w:rFonts w:ascii="Times New Roman" w:hAnsi="Times New Roman" w:cs="Times New Roman"/>
+        </w:rPr>
+        <w:t>.</w:t>
+      </w:r>
+      <w:r>
+        <w:rPr>
+          <w:rFonts w:ascii="Times New Roman" w:hAnsi="Times New Roman" w:cs="Times New Roman"/>
+        </w:rPr>
+        <w:t xml:space="preserve">” </w:t>
+      </w:r>
+      <w:r>
+        <w:rPr>
+          <w:rFonts w:ascii="Times New Roman" w:hAnsi="Times New Roman" w:cs="Times New Roman"/>
+        </w:rPr>
+        <w:t>H</w:t>
+      </w:r>
+      <w:r>
+        <w:rPr>
+          <w:rFonts w:ascii="Times New Roman" w:hAnsi="Times New Roman" w:cs="Times New Roman"/>
+        </w:rPr>
+        <w:t>e disappeared from the trailer’s doorway carrying a stack of video game consoles and returned a moment later empty-handed. “122 seconds on average.”</w:t>
+      </w:r>
+    </w:p>
+    <w:p>
+      <w:pPr>
+        <w:spacing w:line="480" w:lineRule="auto"/>
+        <w:ind w:firstLine="720"/>
+        <w:rPr>
+          <w:rFonts w:ascii="Times New Roman" w:hAnsi="Times New Roman" w:cs="Times New Roman"/>
+        </w:rPr>
+      </w:pPr>
+      <w:r>
+        <w:rPr>
+          <w:rFonts w:ascii="Times New Roman" w:hAnsi="Times New Roman" w:cs="Times New Roman"/>
+        </w:rPr>
+        <w:t>“</w:t>
+      </w:r>
+      <w:r>
+        <w:rPr>
+          <w:rFonts w:ascii="Times New Roman" w:hAnsi="Times New Roman" w:cs="Times New Roman"/>
+        </w:rPr>
+        <w:t>Call out</w:t>
+      </w:r>
+      <w:r>
+        <w:rPr>
+          <w:rFonts w:ascii="Times New Roman" w:hAnsi="Times New Roman" w:cs="Times New Roman"/>
+        </w:rPr>
+        <w:t xml:space="preserve"> </w:t>
+      </w:r>
+      <w:r>
+        <w:rPr>
+          <w:rFonts w:ascii="Times New Roman" w:hAnsi="Times New Roman" w:cs="Times New Roman"/>
+        </w:rPr>
+        <w:t xml:space="preserve">a minute </w:t>
+      </w:r>
+      <w:r>
+        <w:rPr>
+          <w:rFonts w:ascii="Times New Roman" w:hAnsi="Times New Roman" w:cs="Times New Roman"/>
+        </w:rPr>
+        <w:t>forty-five</w:t>
+      </w:r>
+      <w:r>
+        <w:rPr>
+          <w:rFonts w:ascii="Times New Roman" w:hAnsi="Times New Roman" w:cs="Times New Roman"/>
+        </w:rPr>
+        <w:t>.</w:t>
+      </w:r>
+      <w:r>
+        <w:rPr>
+          <w:rFonts w:ascii="Times New Roman" w:hAnsi="Times New Roman" w:cs="Times New Roman"/>
+        </w:rPr>
+        <w:t xml:space="preserve">” Ginger </w:t>
+      </w:r>
+      <w:r>
+        <w:rPr>
+          <w:rFonts w:ascii="Times New Roman" w:hAnsi="Times New Roman" w:cs="Times New Roman"/>
+        </w:rPr>
+        <w:t xml:space="preserve">delved </w:t>
+      </w:r>
+      <w:r>
+        <w:rPr>
+          <w:rFonts w:ascii="Times New Roman" w:hAnsi="Times New Roman" w:cs="Times New Roman"/>
+        </w:rPr>
+        <w:t>into the deepe</w:t>
+      </w:r>
+      <w:r>
+        <w:rPr>
+          <w:rFonts w:ascii="Times New Roman" w:hAnsi="Times New Roman" w:cs="Times New Roman"/>
+        </w:rPr>
+        <w:t>r</w:t>
+      </w:r>
+      <w:r>
+        <w:rPr>
+          <w:rFonts w:ascii="Times New Roman" w:hAnsi="Times New Roman" w:cs="Times New Roman"/>
+        </w:rPr>
+        <w:t xml:space="preserve"> parts of the trailer</w:t>
+      </w:r>
+      <w:r>
+        <w:rPr>
+          <w:rFonts w:ascii="Times New Roman" w:hAnsi="Times New Roman" w:cs="Times New Roman"/>
+        </w:rPr>
+        <w:t xml:space="preserve"> and, t</w:t>
+      </w:r>
+      <w:r>
+        <w:rPr>
+          <w:rFonts w:ascii="Times New Roman" w:hAnsi="Times New Roman" w:cs="Times New Roman"/>
+        </w:rPr>
+        <w:t>here</w:t>
       </w:r>
       <w:r>
         <w:rPr>
@@ -1527,7 +2022,422 @@
         <w:rPr>
           <w:rFonts w:ascii="Times New Roman" w:hAnsi="Times New Roman" w:cs="Times New Roman"/>
         </w:rPr>
-        <w:t xml:space="preserve"> it chimed </w:t>
+        <w:t xml:space="preserve"> packed in tight near the front</w:t>
+      </w:r>
+      <w:r>
+        <w:rPr>
+          <w:rFonts w:ascii="Times New Roman" w:hAnsi="Times New Roman" w:cs="Times New Roman"/>
+        </w:rPr>
+        <w:t>,</w:t>
+      </w:r>
+      <w:r>
+        <w:rPr>
+          <w:rFonts w:ascii="Times New Roman" w:hAnsi="Times New Roman" w:cs="Times New Roman"/>
+        </w:rPr>
+        <w:t xml:space="preserve"> Ginger saw something that made him clutch the bell hanging at his chest. He lifted his bandana to press the bell directly to his lips. A scaffolding of thin plastic tubes as tall and wide as a refrigerator held row upon row of little brown bottles with white caps. Ginger grabbed the whole thing and dragg</w:t>
+      </w:r>
+      <w:r>
+        <w:rPr>
+          <w:rFonts w:ascii="Times New Roman" w:hAnsi="Times New Roman" w:cs="Times New Roman"/>
+        </w:rPr>
+        <w:t xml:space="preserve">ed </w:t>
+      </w:r>
+      <w:r>
+        <w:rPr>
+          <w:rFonts w:ascii="Times New Roman" w:hAnsi="Times New Roman" w:cs="Times New Roman"/>
+        </w:rPr>
+        <w:t xml:space="preserve">it </w:t>
+      </w:r>
+      <w:r>
+        <w:rPr>
+          <w:rFonts w:ascii="Times New Roman" w:hAnsi="Times New Roman" w:cs="Times New Roman"/>
+        </w:rPr>
+        <w:t>through loose piles of blenders and coffee machines</w:t>
+      </w:r>
+      <w:r>
+        <w:rPr>
+          <w:rFonts w:ascii="Times New Roman" w:hAnsi="Times New Roman" w:cs="Times New Roman"/>
+        </w:rPr>
+        <w:t>.</w:t>
+      </w:r>
+    </w:p>
+    <w:p>
+      <w:pPr>
+        <w:spacing w:line="480" w:lineRule="auto"/>
+        <w:ind w:firstLine="720"/>
+        <w:rPr>
+          <w:rFonts w:ascii="Times New Roman" w:hAnsi="Times New Roman" w:cs="Times New Roman"/>
+        </w:rPr>
+      </w:pPr>
+      <w:r>
+        <w:rPr>
+          <w:rFonts w:ascii="Times New Roman" w:hAnsi="Times New Roman" w:cs="Times New Roman"/>
+        </w:rPr>
+        <w:t>“One minute,” Bluebird called.</w:t>
+      </w:r>
+    </w:p>
+    <w:p>
+      <w:pPr>
+        <w:spacing w:line="480" w:lineRule="auto"/>
+        <w:ind w:firstLine="720"/>
+        <w:rPr>
+          <w:rFonts w:ascii="Times New Roman" w:hAnsi="Times New Roman" w:cs="Times New Roman"/>
+        </w:rPr>
+      </w:pPr>
+      <w:r>
+        <w:rPr>
+          <w:rFonts w:ascii="Times New Roman" w:hAnsi="Times New Roman" w:cs="Times New Roman"/>
+        </w:rPr>
+        <w:t xml:space="preserve">“Forget the rest,” Ginger said. “This Walrus </w:t>
+      </w:r>
+      <w:r>
+        <w:rPr>
+          <w:rFonts w:ascii="Times New Roman" w:hAnsi="Times New Roman" w:cs="Times New Roman"/>
+        </w:rPr>
+        <w:t>i</w:t>
+      </w:r>
+      <w:r>
+        <w:rPr>
+          <w:rFonts w:ascii="Times New Roman" w:hAnsi="Times New Roman" w:cs="Times New Roman"/>
+        </w:rPr>
+        <w:t xml:space="preserve">s a T Rex.” He waddled the </w:t>
+      </w:r>
+      <w:r>
+        <w:rPr>
+          <w:rFonts w:ascii="Times New Roman" w:hAnsi="Times New Roman" w:cs="Times New Roman"/>
+        </w:rPr>
+        <w:t>tower</w:t>
+      </w:r>
+      <w:r>
+        <w:rPr>
+          <w:rFonts w:ascii="Times New Roman" w:hAnsi="Times New Roman" w:cs="Times New Roman"/>
+        </w:rPr>
+        <w:t xml:space="preserve"> </w:t>
+      </w:r>
+      <w:r>
+        <w:rPr>
+          <w:rFonts w:ascii="Times New Roman" w:hAnsi="Times New Roman" w:cs="Times New Roman"/>
+        </w:rPr>
+        <w:t xml:space="preserve">of prescription medications </w:t>
+      </w:r>
+      <w:r>
+        <w:rPr>
+          <w:rFonts w:ascii="Times New Roman" w:hAnsi="Times New Roman" w:cs="Times New Roman"/>
+        </w:rPr>
+        <w:t>to</w:t>
+      </w:r>
+      <w:r>
+        <w:rPr>
+          <w:rFonts w:ascii="Times New Roman" w:hAnsi="Times New Roman" w:cs="Times New Roman"/>
+        </w:rPr>
+        <w:t>ward</w:t>
+      </w:r>
+      <w:r>
+        <w:rPr>
+          <w:rFonts w:ascii="Times New Roman" w:hAnsi="Times New Roman" w:cs="Times New Roman"/>
+        </w:rPr>
+        <w:t xml:space="preserve"> the back of the trailer</w:t>
+      </w:r>
+      <w:r>
+        <w:rPr>
+          <w:rFonts w:ascii="Times New Roman" w:hAnsi="Times New Roman" w:cs="Times New Roman"/>
+        </w:rPr>
+        <w:t>.</w:t>
+      </w:r>
+    </w:p>
+    <w:p>
+      <w:pPr>
+        <w:spacing w:line="480" w:lineRule="auto"/>
+        <w:ind w:firstLine="720"/>
+        <w:rPr>
+          <w:rFonts w:ascii="Times New Roman" w:hAnsi="Times New Roman" w:cs="Times New Roman"/>
+        </w:rPr>
+      </w:pPr>
+      <w:r>
+        <w:rPr>
+          <w:rFonts w:ascii="Times New Roman" w:hAnsi="Times New Roman" w:cs="Times New Roman"/>
+        </w:rPr>
+        <w:t xml:space="preserve">The plastic cage was a modular thing and the rows snapped together and apart. Ginger pulled the top five rows off, about a third of the whole thing, and passed them down to Blue. He broke off about another five rows for himself, stood at the lip of the trailer and, adrenaline overwhelming good sense, leapt straight out of the back. When he hit the ground, his </w:t>
+      </w:r>
+      <w:r>
+        <w:rPr>
+          <w:rFonts w:ascii="Times New Roman" w:hAnsi="Times New Roman" w:cs="Times New Roman"/>
+        </w:rPr>
+        <w:t>aging</w:t>
+      </w:r>
+      <w:r>
+        <w:rPr>
+          <w:rFonts w:ascii="Times New Roman" w:hAnsi="Times New Roman" w:cs="Times New Roman"/>
+        </w:rPr>
+        <w:t xml:space="preserve"> knees folded </w:t>
+      </w:r>
+      <w:r>
+        <w:rPr>
+          <w:rFonts w:ascii="Times New Roman" w:hAnsi="Times New Roman" w:cs="Times New Roman"/>
+        </w:rPr>
+        <w:t>a</w:t>
+      </w:r>
+      <w:r>
+        <w:rPr>
+          <w:rFonts w:ascii="Times New Roman" w:hAnsi="Times New Roman" w:cs="Times New Roman"/>
+        </w:rPr>
+        <w:t xml:space="preserve">nd he spilled forward into the gravel. He dropped the stack he was carrying which was the only thing that kept him from rolling over it and spraying loose pill bottles all over the side of </w:t>
+      </w:r>
+      <w:r>
+        <w:rPr>
+          <w:rFonts w:ascii="Times New Roman" w:hAnsi="Times New Roman" w:cs="Times New Roman"/>
+        </w:rPr>
+        <w:lastRenderedPageBreak/>
+        <w:t xml:space="preserve">the road. Instead, he absorbed </w:t>
+      </w:r>
+      <w:proofErr w:type="gramStart"/>
+      <w:r>
+        <w:rPr>
+          <w:rFonts w:ascii="Times New Roman" w:hAnsi="Times New Roman" w:cs="Times New Roman"/>
+        </w:rPr>
+        <w:t>all of</w:t>
+      </w:r>
+      <w:proofErr w:type="gramEnd"/>
+      <w:r>
+        <w:rPr>
+          <w:rFonts w:ascii="Times New Roman" w:hAnsi="Times New Roman" w:cs="Times New Roman"/>
+        </w:rPr>
+        <w:t xml:space="preserve"> the impact with his knees and palms and then tumbled down hard on his shoulder. </w:t>
+      </w:r>
+    </w:p>
+    <w:p>
+      <w:pPr>
+        <w:spacing w:line="480" w:lineRule="auto"/>
+        <w:ind w:firstLine="720"/>
+        <w:rPr>
+          <w:rFonts w:ascii="Times New Roman" w:hAnsi="Times New Roman" w:cs="Times New Roman"/>
+        </w:rPr>
+      </w:pPr>
+      <w:r>
+        <w:rPr>
+          <w:rFonts w:ascii="Times New Roman" w:hAnsi="Times New Roman" w:cs="Times New Roman"/>
+        </w:rPr>
+        <w:t>Blue ran to his side. “</w:t>
+      </w:r>
+      <w:r>
+        <w:rPr>
+          <w:rFonts w:ascii="Times New Roman" w:hAnsi="Times New Roman" w:cs="Times New Roman"/>
+        </w:rPr>
+        <w:t>Ginger</w:t>
+      </w:r>
+      <w:r>
+        <w:rPr>
+          <w:rFonts w:ascii="Times New Roman" w:hAnsi="Times New Roman" w:cs="Times New Roman"/>
+        </w:rPr>
+        <w:t>, are you alright?”</w:t>
+      </w:r>
+    </w:p>
+    <w:p>
+      <w:pPr>
+        <w:spacing w:line="480" w:lineRule="auto"/>
+        <w:ind w:firstLine="720"/>
+        <w:rPr>
+          <w:rFonts w:ascii="Times New Roman" w:hAnsi="Times New Roman" w:cs="Times New Roman"/>
+        </w:rPr>
+      </w:pPr>
+      <w:r>
+        <w:rPr>
+          <w:rFonts w:ascii="Times New Roman" w:hAnsi="Times New Roman" w:cs="Times New Roman"/>
+        </w:rPr>
+        <w:t xml:space="preserve">“Get the last stack,” </w:t>
+      </w:r>
+      <w:r>
+        <w:rPr>
+          <w:rFonts w:ascii="Times New Roman" w:hAnsi="Times New Roman" w:cs="Times New Roman"/>
+        </w:rPr>
+        <w:t>Ginger</w:t>
+      </w:r>
+      <w:r>
+        <w:rPr>
+          <w:rFonts w:ascii="Times New Roman" w:hAnsi="Times New Roman" w:cs="Times New Roman"/>
+        </w:rPr>
+        <w:t xml:space="preserve"> rolled onto his back and let the hurt settle in. “Time?”</w:t>
+      </w:r>
+    </w:p>
+    <w:p>
+      <w:pPr>
+        <w:spacing w:line="480" w:lineRule="auto"/>
+        <w:ind w:firstLine="720"/>
+        <w:rPr>
+          <w:rFonts w:ascii="Times New Roman" w:hAnsi="Times New Roman" w:cs="Times New Roman"/>
+        </w:rPr>
+      </w:pPr>
+      <w:r>
+        <w:rPr>
+          <w:rFonts w:ascii="Times New Roman" w:hAnsi="Times New Roman" w:cs="Times New Roman"/>
+        </w:rPr>
+        <w:t>“One thirty-seven.”</w:t>
+      </w:r>
+    </w:p>
+    <w:p>
+      <w:pPr>
+        <w:spacing w:line="480" w:lineRule="auto"/>
+        <w:ind w:firstLine="720"/>
+        <w:rPr>
+          <w:rFonts w:ascii="Times New Roman" w:hAnsi="Times New Roman" w:cs="Times New Roman"/>
+        </w:rPr>
+      </w:pPr>
+      <w:r>
+        <w:rPr>
+          <w:rFonts w:ascii="Times New Roman" w:hAnsi="Times New Roman" w:cs="Times New Roman"/>
+        </w:rPr>
+        <w:t xml:space="preserve">“Get the last stack and shut the doors. I’ve got this one,” Ginger said and thought about climbing to his </w:t>
+      </w:r>
+      <w:proofErr w:type="gramStart"/>
+      <w:r>
+        <w:rPr>
+          <w:rFonts w:ascii="Times New Roman" w:hAnsi="Times New Roman" w:cs="Times New Roman"/>
+        </w:rPr>
+        <w:t>feet</w:t>
+      </w:r>
+      <w:proofErr w:type="gramEnd"/>
+      <w:r>
+        <w:rPr>
+          <w:rFonts w:ascii="Times New Roman" w:hAnsi="Times New Roman" w:cs="Times New Roman"/>
+        </w:rPr>
+        <w:t xml:space="preserve"> but the </w:t>
+      </w:r>
+      <w:r>
+        <w:rPr>
+          <w:rFonts w:ascii="Times New Roman" w:hAnsi="Times New Roman" w:cs="Times New Roman"/>
+        </w:rPr>
+        <w:t>maneuver</w:t>
+      </w:r>
+      <w:r>
+        <w:rPr>
+          <w:rFonts w:ascii="Times New Roman" w:hAnsi="Times New Roman" w:cs="Times New Roman"/>
+        </w:rPr>
+        <w:t xml:space="preserve"> seemed about as </w:t>
+      </w:r>
+      <w:r>
+        <w:rPr>
+          <w:rFonts w:ascii="Times New Roman" w:hAnsi="Times New Roman" w:cs="Times New Roman"/>
+        </w:rPr>
+        <w:t>likely</w:t>
+      </w:r>
+      <w:r>
+        <w:rPr>
+          <w:rFonts w:ascii="Times New Roman" w:hAnsi="Times New Roman" w:cs="Times New Roman"/>
+        </w:rPr>
+        <w:t xml:space="preserve"> as hurdling the Ohio River.</w:t>
+      </w:r>
+    </w:p>
+    <w:p>
+      <w:pPr>
+        <w:spacing w:line="480" w:lineRule="auto"/>
+        <w:ind w:firstLine="720"/>
+        <w:rPr>
+          <w:rFonts w:ascii="Times New Roman" w:hAnsi="Times New Roman" w:cs="Times New Roman"/>
+        </w:rPr>
+      </w:pPr>
+      <w:r>
+        <w:rPr>
+          <w:rFonts w:ascii="Times New Roman" w:hAnsi="Times New Roman" w:cs="Times New Roman"/>
+        </w:rPr>
+        <w:t xml:space="preserve">He heard Bluebird’s footsteps pass by from one trailer to the other. </w:t>
+      </w:r>
+      <w:r>
+        <w:rPr>
+          <w:rFonts w:ascii="Times New Roman" w:hAnsi="Times New Roman" w:cs="Times New Roman"/>
+        </w:rPr>
+        <w:t>T</w:t>
+      </w:r>
+      <w:r>
+        <w:rPr>
+          <w:rFonts w:ascii="Times New Roman" w:hAnsi="Times New Roman" w:cs="Times New Roman"/>
+        </w:rPr>
+        <w:t>he trailer doors slam</w:t>
+      </w:r>
+      <w:r>
+        <w:rPr>
+          <w:rFonts w:ascii="Times New Roman" w:hAnsi="Times New Roman" w:cs="Times New Roman"/>
+        </w:rPr>
+        <w:t>med</w:t>
+      </w:r>
+      <w:r>
+        <w:rPr>
+          <w:rFonts w:ascii="Times New Roman" w:hAnsi="Times New Roman" w:cs="Times New Roman"/>
+        </w:rPr>
+        <w:t xml:space="preserve"> shut.</w:t>
+      </w:r>
+      <w:r>
+        <w:rPr>
+          <w:rFonts w:ascii="Times New Roman" w:hAnsi="Times New Roman" w:cs="Times New Roman"/>
+        </w:rPr>
+        <w:t xml:space="preserve"> </w:t>
+      </w:r>
+      <w:r>
+        <w:rPr>
+          <w:rFonts w:ascii="Times New Roman" w:hAnsi="Times New Roman" w:cs="Times New Roman"/>
+        </w:rPr>
+        <w:t xml:space="preserve">“Are you sure </w:t>
+      </w:r>
+      <w:proofErr w:type="gramStart"/>
+      <w:r>
+        <w:rPr>
+          <w:rFonts w:ascii="Times New Roman" w:hAnsi="Times New Roman" w:cs="Times New Roman"/>
+        </w:rPr>
+        <w:t>you’re</w:t>
+      </w:r>
+      <w:proofErr w:type="gramEnd"/>
+      <w:r>
+        <w:rPr>
+          <w:rFonts w:ascii="Times New Roman" w:hAnsi="Times New Roman" w:cs="Times New Roman"/>
+        </w:rPr>
+        <w:t xml:space="preserve"> okay?”</w:t>
+      </w:r>
+    </w:p>
+    <w:p>
+      <w:pPr>
+        <w:spacing w:line="480" w:lineRule="auto"/>
+        <w:ind w:firstLine="720"/>
+        <w:rPr>
+          <w:rFonts w:ascii="Times New Roman" w:hAnsi="Times New Roman" w:cs="Times New Roman"/>
+        </w:rPr>
+      </w:pPr>
+      <w:r>
+        <w:rPr>
+          <w:rFonts w:ascii="Times New Roman" w:hAnsi="Times New Roman" w:cs="Times New Roman"/>
+        </w:rPr>
+        <w:t>“Just move the car,” Ginger said, “So when it starts back up this thing can get out of here. I’m just about back on my feet.”</w:t>
+      </w:r>
+    </w:p>
+    <w:p>
+      <w:pPr>
+        <w:spacing w:line="480" w:lineRule="auto"/>
+        <w:ind w:firstLine="720"/>
+        <w:rPr>
+          <w:rFonts w:ascii="Times New Roman" w:hAnsi="Times New Roman" w:cs="Times New Roman"/>
+        </w:rPr>
+      </w:pPr>
+      <w:r>
+        <w:rPr>
+          <w:rFonts w:ascii="Times New Roman" w:hAnsi="Times New Roman" w:cs="Times New Roman"/>
+        </w:rPr>
+        <w:t>Bluebird did as he was told</w:t>
+      </w:r>
+      <w:r>
+        <w:rPr>
+          <w:rFonts w:ascii="Times New Roman" w:hAnsi="Times New Roman" w:cs="Times New Roman"/>
+        </w:rPr>
+        <w:t xml:space="preserve">; </w:t>
+      </w:r>
+      <w:r>
+        <w:rPr>
+          <w:rFonts w:ascii="Times New Roman" w:hAnsi="Times New Roman" w:cs="Times New Roman"/>
+        </w:rPr>
+        <w:t>he always did</w:t>
+      </w:r>
+      <w:r>
+        <w:rPr>
+          <w:rFonts w:ascii="Times New Roman" w:hAnsi="Times New Roman" w:cs="Times New Roman"/>
+        </w:rPr>
+        <w:t xml:space="preserve">. And while he was gone, Ginger rolled and rocked and grunted his way up onto his feet in a way he would have been embarrassed to do if anyone was watching. He picked the stack of pills up off the ground, set them in the back of his trailer </w:t>
       </w:r>
       <w:r>
         <w:rPr>
@@ -1539,157 +2449,339 @@
         <w:rPr>
           <w:rFonts w:ascii="Times New Roman" w:hAnsi="Times New Roman" w:cs="Times New Roman"/>
         </w:rPr>
-        <w:t xml:space="preserve">a delicate sound. Ginger unlocked and opened the rear doors of his trailer while Bluebird stood with his hands resting on the handles of Walrus’s trailer. Ginger hurried over to the </w:t>
-      </w:r>
-      <w:r>
-        <w:rPr>
-          <w:rFonts w:ascii="Times New Roman" w:hAnsi="Times New Roman" w:cs="Times New Roman"/>
-        </w:rPr>
-        <w:t xml:space="preserve">driverless </w:t>
-      </w:r>
-      <w:r>
-        <w:rPr>
-          <w:rFonts w:ascii="Times New Roman" w:hAnsi="Times New Roman" w:cs="Times New Roman"/>
-        </w:rPr>
-        <w:t xml:space="preserve">truck and pressed his ear to the side of the trailer. </w:t>
-      </w:r>
-    </w:p>
-    <w:p>
-      <w:pPr>
-        <w:spacing w:line="480" w:lineRule="auto"/>
-        <w:ind w:firstLine="720"/>
-        <w:rPr>
-          <w:rFonts w:ascii="Times New Roman" w:hAnsi="Times New Roman" w:cs="Times New Roman"/>
-        </w:rPr>
-      </w:pPr>
-      <w:r>
-        <w:rPr>
-          <w:rFonts w:ascii="Times New Roman" w:hAnsi="Times New Roman" w:cs="Times New Roman"/>
-        </w:rPr>
-        <w:t xml:space="preserve">“Ready...” Ginger said. They waited and Ginger listened to his breath ragged and raspy against the bandana. He listened to the trailer hum softly against his ear. The hum dipped briefly into silence. “Now!” </w:t>
+        <w:t xml:space="preserve">raw and </w:t>
+      </w:r>
+      <w:r>
+        <w:rPr>
+          <w:rFonts w:ascii="Times New Roman" w:hAnsi="Times New Roman" w:cs="Times New Roman"/>
+        </w:rPr>
+        <w:t>throbbing</w:t>
+      </w:r>
+      <w:r>
+        <w:rPr>
+          <w:rFonts w:ascii="Times New Roman" w:hAnsi="Times New Roman" w:cs="Times New Roman"/>
+        </w:rPr>
+        <w:t xml:space="preserve"> </w:t>
+      </w:r>
+      <w:r>
+        <w:rPr>
+          <w:rFonts w:ascii="Times New Roman" w:hAnsi="Times New Roman" w:cs="Times New Roman"/>
+        </w:rPr>
+        <w:t xml:space="preserve">hands </w:t>
+      </w:r>
+      <w:r>
+        <w:rPr>
+          <w:rFonts w:ascii="Times New Roman" w:hAnsi="Times New Roman" w:cs="Times New Roman"/>
+        </w:rPr>
+        <w:t xml:space="preserve">and shut the doors.    </w:t>
+      </w:r>
+    </w:p>
+    <w:p>
+      <w:pPr>
+        <w:spacing w:line="480" w:lineRule="auto"/>
+        <w:ind w:firstLine="720"/>
+        <w:rPr>
+          <w:rFonts w:ascii="Times New Roman" w:hAnsi="Times New Roman" w:cs="Times New Roman"/>
+        </w:rPr>
+      </w:pPr>
+      <w:r>
+        <w:rPr>
+          <w:rFonts w:ascii="Times New Roman" w:hAnsi="Times New Roman" w:cs="Times New Roman"/>
+        </w:rPr>
+        <w:t>The Walrus’s engine started up</w:t>
+      </w:r>
+      <w:r>
+        <w:rPr>
+          <w:rFonts w:ascii="Times New Roman" w:hAnsi="Times New Roman" w:cs="Times New Roman"/>
+        </w:rPr>
+        <w:t>. I</w:t>
+      </w:r>
+      <w:r>
+        <w:rPr>
+          <w:rFonts w:ascii="Times New Roman" w:hAnsi="Times New Roman" w:cs="Times New Roman"/>
+        </w:rPr>
+        <w:t xml:space="preserve">t rolled forward until it located the solid white line then merged back onto the roadway and </w:t>
       </w:r>
       <w:proofErr w:type="gramStart"/>
       <w:r>
         <w:rPr>
           <w:rFonts w:ascii="Times New Roman" w:hAnsi="Times New Roman" w:cs="Times New Roman"/>
         </w:rPr>
-        <w:t>Bluebird</w:t>
+        <w:t>continued on</w:t>
       </w:r>
       <w:proofErr w:type="gramEnd"/>
       <w:r>
         <w:rPr>
           <w:rFonts w:ascii="Times New Roman" w:hAnsi="Times New Roman" w:cs="Times New Roman"/>
         </w:rPr>
-        <w:t xml:space="preserve"> jerked fiercely on the handles and heavy bolts disengaged. Already the hum had whirred up </w:t>
+        <w:t xml:space="preserve"> its course. A reset incident would be noted in the logs with a priority two </w:t>
       </w:r>
       <w:proofErr w:type="gramStart"/>
       <w:r>
         <w:rPr>
           <w:rFonts w:ascii="Times New Roman" w:hAnsi="Times New Roman" w:cs="Times New Roman"/>
         </w:rPr>
-        <w:t>again</w:t>
+        <w:t>alert</w:t>
       </w:r>
       <w:proofErr w:type="gramEnd"/>
       <w:r>
         <w:rPr>
           <w:rFonts w:ascii="Times New Roman" w:hAnsi="Times New Roman" w:cs="Times New Roman"/>
         </w:rPr>
-        <w:t xml:space="preserve"> but the doors were swinging open in Bluebird’s hands.</w:t>
-      </w:r>
-    </w:p>
-    <w:p>
-      <w:pPr>
-        <w:spacing w:line="480" w:lineRule="auto"/>
-        <w:ind w:firstLine="720"/>
-        <w:rPr>
-          <w:rFonts w:ascii="Times New Roman" w:hAnsi="Times New Roman" w:cs="Times New Roman"/>
-        </w:rPr>
-      </w:pPr>
-      <w:r>
-        <w:rPr>
-          <w:rFonts w:ascii="Times New Roman" w:hAnsi="Times New Roman" w:cs="Times New Roman"/>
-        </w:rPr>
-        <w:t>During the reset process, there was a gap of one to two seconds depending on the model</w:t>
-      </w:r>
-      <w:r>
-        <w:rPr>
-          <w:rFonts w:ascii="Times New Roman" w:hAnsi="Times New Roman" w:cs="Times New Roman"/>
-        </w:rPr>
-        <w:t>,</w:t>
-      </w:r>
-      <w:r>
-        <w:rPr>
-          <w:rFonts w:ascii="Times New Roman" w:hAnsi="Times New Roman" w:cs="Times New Roman"/>
-        </w:rPr>
-        <w:t xml:space="preserve"> where the locks didn’t open exactly but the servos powering them offered less resistance </w:t>
+        <w:t xml:space="preserve"> sent to the PA department. A tech would check the vehicle’s diagnostics when it reached its destination. But there was plenty of time and distance between that event and Ginger walking – here and now – across the shoulder of the road </w:t>
+      </w:r>
+      <w:r>
+        <w:rPr>
+          <w:rFonts w:ascii="Times New Roman" w:hAnsi="Times New Roman" w:cs="Times New Roman"/>
+        </w:rPr>
+        <w:t>up to</w:t>
+      </w:r>
+      <w:r>
+        <w:rPr>
+          <w:rFonts w:ascii="Times New Roman" w:hAnsi="Times New Roman" w:cs="Times New Roman"/>
+        </w:rPr>
+        <w:t xml:space="preserve"> Bluebird’s car.</w:t>
+      </w:r>
+    </w:p>
+    <w:p>
+      <w:pPr>
+        <w:spacing w:line="480" w:lineRule="auto"/>
+        <w:ind w:firstLine="720"/>
+        <w:rPr>
+          <w:rFonts w:ascii="Times New Roman" w:hAnsi="Times New Roman" w:cs="Times New Roman"/>
+        </w:rPr>
+      </w:pPr>
+      <w:r>
+        <w:rPr>
+          <w:rFonts w:ascii="Times New Roman" w:hAnsi="Times New Roman" w:cs="Times New Roman"/>
+        </w:rPr>
+        <w:lastRenderedPageBreak/>
+        <w:t>Bluebird leaned out the driver’s side window.</w:t>
+      </w:r>
+      <w:r>
+        <w:rPr>
+          <w:rFonts w:ascii="Times New Roman" w:hAnsi="Times New Roman" w:cs="Times New Roman"/>
+        </w:rPr>
+        <w:t xml:space="preserve"> </w:t>
+      </w:r>
+      <w:r>
+        <w:rPr>
+          <w:rFonts w:ascii="Times New Roman" w:hAnsi="Times New Roman" w:cs="Times New Roman"/>
+        </w:rPr>
+        <w:t>“Where are you headed?”</w:t>
+      </w:r>
+    </w:p>
+    <w:p>
+      <w:pPr>
+        <w:spacing w:line="480" w:lineRule="auto"/>
+        <w:ind w:firstLine="720"/>
+        <w:rPr>
+          <w:rFonts w:ascii="Times New Roman" w:hAnsi="Times New Roman" w:cs="Times New Roman"/>
+        </w:rPr>
+      </w:pPr>
+      <w:r>
+        <w:rPr>
+          <w:rFonts w:ascii="Times New Roman" w:hAnsi="Times New Roman" w:cs="Times New Roman"/>
+        </w:rPr>
+        <w:t>“</w:t>
       </w:r>
       <w:proofErr w:type="gramStart"/>
       <w:r>
         <w:rPr>
           <w:rFonts w:ascii="Times New Roman" w:hAnsi="Times New Roman" w:cs="Times New Roman"/>
         </w:rPr>
-        <w:t>as long as</w:t>
+        <w:t>Mercury</w:t>
+      </w:r>
+      <w:r>
+        <w:rPr>
+          <w:rFonts w:ascii="Times New Roman" w:hAnsi="Times New Roman" w:cs="Times New Roman"/>
+        </w:rPr>
+        <w:t>’s</w:t>
       </w:r>
       <w:proofErr w:type="gramEnd"/>
       <w:r>
         <w:rPr>
           <w:rFonts w:ascii="Times New Roman" w:hAnsi="Times New Roman" w:cs="Times New Roman"/>
         </w:rPr>
-        <w:t xml:space="preserve"> you applied enough pressure at just the right time. He’d seen flaggers screw it up</w:t>
-      </w:r>
-      <w:r>
-        <w:rPr>
-          <w:rFonts w:ascii="Times New Roman" w:hAnsi="Times New Roman" w:cs="Times New Roman"/>
-        </w:rPr>
-        <w:t xml:space="preserve"> – t</w:t>
-      </w:r>
-      <w:r>
-        <w:rPr>
-          <w:rFonts w:ascii="Times New Roman" w:hAnsi="Times New Roman" w:cs="Times New Roman"/>
-        </w:rPr>
-        <w:t xml:space="preserve">hey’d </w:t>
-      </w:r>
-      <w:r>
-        <w:rPr>
-          <w:rFonts w:ascii="Times New Roman" w:hAnsi="Times New Roman" w:cs="Times New Roman"/>
-        </w:rPr>
-        <w:t>hesitate,</w:t>
-      </w:r>
-      <w:r>
-        <w:rPr>
-          <w:rFonts w:ascii="Times New Roman" w:hAnsi="Times New Roman" w:cs="Times New Roman"/>
-        </w:rPr>
-        <w:t xml:space="preserve"> miss the gap </w:t>
-      </w:r>
-      <w:r>
-        <w:rPr>
-          <w:rFonts w:ascii="Times New Roman" w:hAnsi="Times New Roman" w:cs="Times New Roman"/>
-        </w:rPr>
-        <w:t>and the operation ha</w:t>
-      </w:r>
-      <w:r>
-        <w:rPr>
-          <w:rFonts w:ascii="Times New Roman" w:hAnsi="Times New Roman" w:cs="Times New Roman"/>
-        </w:rPr>
-        <w:t>d</w:t>
-      </w:r>
-      <w:r>
-        <w:rPr>
-          <w:rFonts w:ascii="Times New Roman" w:hAnsi="Times New Roman" w:cs="Times New Roman"/>
-        </w:rPr>
-        <w:t xml:space="preserve"> to be aborted</w:t>
-      </w:r>
-      <w:r>
-        <w:rPr>
-          <w:rFonts w:ascii="Times New Roman" w:hAnsi="Times New Roman" w:cs="Times New Roman"/>
-        </w:rPr>
-        <w:t xml:space="preserve"> –</w:t>
-      </w:r>
-      <w:r>
-        <w:rPr>
-          <w:rFonts w:ascii="Times New Roman" w:hAnsi="Times New Roman" w:cs="Times New Roman"/>
-        </w:rPr>
-        <w:t xml:space="preserve"> but</w:t>
+        <w:t xml:space="preserve"> got </w:t>
+      </w:r>
+      <w:r>
+        <w:rPr>
+          <w:rFonts w:ascii="Times New Roman" w:hAnsi="Times New Roman" w:cs="Times New Roman"/>
+        </w:rPr>
+        <w:t xml:space="preserve">me bound for Sacramento so I was thinking I’d </w:t>
+      </w:r>
+      <w:r>
+        <w:rPr>
+          <w:rFonts w:ascii="Times New Roman" w:hAnsi="Times New Roman" w:cs="Times New Roman"/>
+        </w:rPr>
+        <w:t>visit</w:t>
+      </w:r>
+      <w:r>
+        <w:rPr>
+          <w:rFonts w:ascii="Times New Roman" w:hAnsi="Times New Roman" w:cs="Times New Roman"/>
+        </w:rPr>
+        <w:t xml:space="preserve"> Trash</w:t>
+      </w:r>
+      <w:r>
+        <w:rPr>
+          <w:rFonts w:ascii="Times New Roman" w:hAnsi="Times New Roman" w:cs="Times New Roman"/>
+        </w:rPr>
+        <w:t>c</w:t>
+      </w:r>
+      <w:r>
+        <w:rPr>
+          <w:rFonts w:ascii="Times New Roman" w:hAnsi="Times New Roman" w:cs="Times New Roman"/>
+        </w:rPr>
+        <w:t>an Candy in Tucumcari</w:t>
+      </w:r>
+      <w:r>
+        <w:rPr>
+          <w:rFonts w:ascii="Times New Roman" w:hAnsi="Times New Roman" w:cs="Times New Roman"/>
+        </w:rPr>
+        <w:t>.</w:t>
+      </w:r>
+      <w:r>
+        <w:rPr>
+          <w:rFonts w:ascii="Times New Roman" w:hAnsi="Times New Roman" w:cs="Times New Roman"/>
+        </w:rPr>
+        <w:t>”</w:t>
+      </w:r>
+    </w:p>
+    <w:p>
+      <w:pPr>
+        <w:spacing w:line="480" w:lineRule="auto"/>
+        <w:ind w:firstLine="720"/>
+        <w:rPr>
+          <w:rFonts w:ascii="Times New Roman" w:hAnsi="Times New Roman" w:cs="Times New Roman"/>
+        </w:rPr>
+      </w:pPr>
+      <w:r>
+        <w:rPr>
+          <w:rFonts w:ascii="Times New Roman" w:hAnsi="Times New Roman" w:cs="Times New Roman"/>
+        </w:rPr>
+        <w:t>“</w:t>
+      </w:r>
+      <w:r>
+        <w:rPr>
+          <w:rFonts w:ascii="Times New Roman" w:hAnsi="Times New Roman" w:cs="Times New Roman"/>
+        </w:rPr>
+        <w:t>Y</w:t>
+      </w:r>
+      <w:r>
+        <w:rPr>
+          <w:rFonts w:ascii="Times New Roman" w:hAnsi="Times New Roman" w:cs="Times New Roman"/>
+        </w:rPr>
+        <w:t>ou get better rates from The Painted Lady. Particularly for pills. She</w:t>
+      </w:r>
+      <w:r>
+        <w:rPr>
+          <w:rFonts w:ascii="Times New Roman" w:hAnsi="Times New Roman" w:cs="Times New Roman"/>
+        </w:rPr>
+        <w:t xml:space="preserve"> what</w:t>
+      </w:r>
+      <w:r>
+        <w:rPr>
+          <w:rFonts w:ascii="Times New Roman" w:hAnsi="Times New Roman" w:cs="Times New Roman"/>
+        </w:rPr>
+        <w:t>’s</w:t>
+      </w:r>
+      <w:r>
+        <w:rPr>
+          <w:rFonts w:ascii="Times New Roman" w:hAnsi="Times New Roman" w:cs="Times New Roman"/>
+        </w:rPr>
+        <w:t xml:space="preserve"> called</w:t>
+      </w:r>
+      <w:r>
+        <w:rPr>
+          <w:rFonts w:ascii="Times New Roman" w:hAnsi="Times New Roman" w:cs="Times New Roman"/>
+        </w:rPr>
+        <w:t xml:space="preserve"> a connoisseur.”</w:t>
+      </w:r>
+    </w:p>
+    <w:p>
+      <w:pPr>
+        <w:spacing w:line="480" w:lineRule="auto"/>
+        <w:ind w:firstLine="720"/>
+        <w:rPr>
+          <w:rFonts w:ascii="Times New Roman" w:hAnsi="Times New Roman" w:cs="Times New Roman"/>
+        </w:rPr>
+      </w:pPr>
+      <w:r>
+        <w:rPr>
+          <w:rFonts w:ascii="Times New Roman" w:hAnsi="Times New Roman" w:cs="Times New Roman"/>
+        </w:rPr>
+        <w:t>“Yeah…but I know Candy</w:t>
+      </w:r>
+      <w:r>
+        <w:rPr>
+          <w:rFonts w:ascii="Times New Roman" w:hAnsi="Times New Roman" w:cs="Times New Roman"/>
+        </w:rPr>
+        <w:t xml:space="preserve"> better</w:t>
+      </w:r>
+      <w:r>
+        <w:rPr>
+          <w:rFonts w:ascii="Times New Roman" w:hAnsi="Times New Roman" w:cs="Times New Roman"/>
+        </w:rPr>
+        <w:t>….”</w:t>
+      </w:r>
+    </w:p>
+    <w:p>
+      <w:pPr>
+        <w:spacing w:line="480" w:lineRule="auto"/>
+        <w:ind w:firstLine="720"/>
+        <w:rPr>
+          <w:rFonts w:ascii="Times New Roman" w:hAnsi="Times New Roman" w:cs="Times New Roman"/>
+        </w:rPr>
+      </w:pPr>
+      <w:r>
+        <w:rPr>
+          <w:rFonts w:ascii="Times New Roman" w:hAnsi="Times New Roman" w:cs="Times New Roman"/>
+        </w:rPr>
+        <w:t xml:space="preserve">“Fair enough,” Bluebird extended his hand for shaking but Ginger just held up one red palm still studded with gravel and Blue turned the hand smoothly into a thumbs up as he pulled away.    </w:t>
+      </w:r>
+    </w:p>
+    <w:p>
+      <w:pPr>
+        <w:spacing w:line="480" w:lineRule="auto"/>
+        <w:ind w:firstLine="720"/>
+        <w:rPr>
+          <w:rFonts w:ascii="Times New Roman" w:hAnsi="Times New Roman" w:cs="Times New Roman"/>
+        </w:rPr>
+      </w:pPr>
+      <w:r>
+        <w:rPr>
+          <w:rFonts w:ascii="Times New Roman" w:hAnsi="Times New Roman" w:cs="Times New Roman"/>
+        </w:rPr>
+        <w:t xml:space="preserve">Ginger climbed back up into the cab of his truck, brushed his hands on his jeans and started her up. He took off his bandana which signaled that he was back to his straight job, the job that paid his taxes. He had eleven hours before his shipment, the one the trucking company paid him to haul, was due in Sacramento </w:t>
+      </w:r>
+      <w:proofErr w:type="gramStart"/>
+      <w:r>
+        <w:rPr>
+          <w:rFonts w:ascii="Times New Roman" w:hAnsi="Times New Roman" w:cs="Times New Roman"/>
+        </w:rPr>
+        <w:t>and in</w:t>
+      </w:r>
+      <w:proofErr w:type="gramEnd"/>
+      <w:r>
+        <w:rPr>
+          <w:rFonts w:ascii="Times New Roman" w:hAnsi="Times New Roman" w:cs="Times New Roman"/>
+        </w:rPr>
+        <w:t xml:space="preserve"> between him and </w:t>
+      </w:r>
+      <w:proofErr w:type="gramStart"/>
+      <w:r>
+        <w:rPr>
+          <w:rFonts w:ascii="Times New Roman" w:hAnsi="Times New Roman" w:cs="Times New Roman"/>
+        </w:rPr>
+        <w:t>there</w:t>
+      </w:r>
+      <w:proofErr w:type="gramEnd"/>
+      <w:r>
+        <w:rPr>
+          <w:rFonts w:ascii="Times New Roman" w:hAnsi="Times New Roman" w:cs="Times New Roman"/>
+        </w:rPr>
+        <w:t xml:space="preserve"> lay Candy’s house. He could stand to stop for a few hours, drop off his</w:t>
       </w:r>
       <w:r>
         <w:rPr>
@@ -1701,7 +2793,100 @@
         <w:rPr>
           <w:rFonts w:ascii="Times New Roman" w:hAnsi="Times New Roman" w:cs="Times New Roman"/>
         </w:rPr>
-        <w:t>not Blue.</w:t>
+        <w:t xml:space="preserve">cargo, maybe talk for </w:t>
+      </w:r>
+      <w:proofErr w:type="spellStart"/>
+      <w:r>
+        <w:rPr>
+          <w:rFonts w:ascii="Times New Roman" w:hAnsi="Times New Roman" w:cs="Times New Roman"/>
+        </w:rPr>
+        <w:t>awhile</w:t>
+      </w:r>
+      <w:proofErr w:type="spellEnd"/>
+      <w:r>
+        <w:rPr>
+          <w:rFonts w:ascii="Times New Roman" w:hAnsi="Times New Roman" w:cs="Times New Roman"/>
+        </w:rPr>
+        <w:t xml:space="preserve"> and head out around dawn.</w:t>
+      </w:r>
+    </w:p>
+    <w:p>
+      <w:pPr>
+        <w:spacing w:line="480" w:lineRule="auto"/>
+        <w:ind w:firstLine="720"/>
+        <w:jc w:val="center"/>
+        <w:rPr>
+          <w:rFonts w:ascii="Times New Roman" w:hAnsi="Times New Roman" w:cs="Times New Roman"/>
+        </w:rPr>
+      </w:pPr>
+      <w:r>
+        <w:rPr>
+          <w:rFonts w:ascii="Times New Roman" w:hAnsi="Times New Roman" w:cs="Times New Roman"/>
+        </w:rPr>
+        <w:t>*****</w:t>
+      </w:r>
+    </w:p>
+    <w:p>
+      <w:pPr>
+        <w:spacing w:line="480" w:lineRule="auto"/>
+        <w:ind w:firstLine="720"/>
+        <w:rPr>
+          <w:rFonts w:ascii="Times New Roman" w:hAnsi="Times New Roman" w:cs="Times New Roman"/>
+        </w:rPr>
+      </w:pPr>
+      <w:r>
+        <w:rPr>
+          <w:rFonts w:ascii="Times New Roman" w:hAnsi="Times New Roman" w:cs="Times New Roman"/>
+        </w:rPr>
+        <w:t xml:space="preserve">Ginger got about two hours sleep at Candy’s place and left feeling lighter having dropped off his haul. Candy would </w:t>
+      </w:r>
+      <w:r>
+        <w:rPr>
+          <w:rFonts w:ascii="Times New Roman" w:hAnsi="Times New Roman" w:cs="Times New Roman"/>
+        </w:rPr>
+        <w:t>appraise</w:t>
+      </w:r>
+      <w:r>
+        <w:rPr>
+          <w:rFonts w:ascii="Times New Roman" w:hAnsi="Times New Roman" w:cs="Times New Roman"/>
+        </w:rPr>
+        <w:t xml:space="preserve"> the goods and see that an appropriate cut </w:t>
+      </w:r>
+      <w:r>
+        <w:rPr>
+          <w:rFonts w:ascii="Times New Roman" w:hAnsi="Times New Roman" w:cs="Times New Roman"/>
+        </w:rPr>
+        <w:t xml:space="preserve">got </w:t>
+      </w:r>
+      <w:r>
+        <w:rPr>
+          <w:rFonts w:ascii="Times New Roman" w:hAnsi="Times New Roman" w:cs="Times New Roman"/>
+        </w:rPr>
+        <w:t>routed to Ginger and Bluebird. Typical rates were 20% for driver</w:t>
+      </w:r>
+      <w:r>
+        <w:rPr>
+          <w:rFonts w:ascii="Times New Roman" w:hAnsi="Times New Roman" w:cs="Times New Roman"/>
+        </w:rPr>
+        <w:t>s</w:t>
+      </w:r>
+      <w:r>
+        <w:rPr>
+          <w:rFonts w:ascii="Times New Roman" w:hAnsi="Times New Roman" w:cs="Times New Roman"/>
+        </w:rPr>
+        <w:t xml:space="preserve"> and 15% for flagger</w:t>
+      </w:r>
+      <w:r>
+        <w:rPr>
+          <w:rFonts w:ascii="Times New Roman" w:hAnsi="Times New Roman" w:cs="Times New Roman"/>
+        </w:rPr>
+        <w:t>s</w:t>
+      </w:r>
+      <w:r>
+        <w:rPr>
+          <w:rFonts w:ascii="Times New Roman" w:hAnsi="Times New Roman" w:cs="Times New Roman"/>
+        </w:rPr>
+        <w:t xml:space="preserve"> but Ginger asked her to make it 18% for Bluebird and take it out of his share because he’d been taught that you pay extra for quality. </w:t>
       </w:r>
     </w:p>
     <w:p>
@@ -1717,19 +2902,100 @@
           <w:rFonts w:ascii="Times New Roman" w:hAnsi="Times New Roman" w:cs="Times New Roman"/>
         </w:rPr>
         <w:lastRenderedPageBreak/>
+        <w:t xml:space="preserve">Fulfilling his contract with Mercury Trucking, Ginger arrived in Sacramento on time, dropped off his straight haul to a couple of </w:t>
+      </w:r>
+      <w:r>
+        <w:rPr>
+          <w:rFonts w:ascii="Times New Roman" w:hAnsi="Times New Roman" w:cs="Times New Roman"/>
+        </w:rPr>
+        <w:t xml:space="preserve">sweaty, dull-eyed </w:t>
+      </w:r>
+      <w:r>
+        <w:rPr>
+          <w:rFonts w:ascii="Times New Roman" w:hAnsi="Times New Roman" w:cs="Times New Roman"/>
+        </w:rPr>
+        <w:t xml:space="preserve">guys with none of the charm of Candy. They loaded him up with a shipment due in Baton Rouge the next morning and Ginger hit the road again. </w:t>
+      </w:r>
+    </w:p>
+    <w:p>
+      <w:pPr>
+        <w:spacing w:line="480" w:lineRule="auto"/>
+        <w:ind w:firstLine="720"/>
+        <w:rPr>
+          <w:rFonts w:ascii="Times New Roman" w:hAnsi="Times New Roman" w:cs="Times New Roman"/>
+        </w:rPr>
+      </w:pPr>
+      <w:r>
+        <w:rPr>
+          <w:rFonts w:ascii="Times New Roman" w:hAnsi="Times New Roman" w:cs="Times New Roman"/>
+        </w:rPr>
+        <w:t>“...</w:t>
+      </w:r>
+      <w:proofErr w:type="spellStart"/>
+      <w:r>
+        <w:rPr>
+          <w:rFonts w:ascii="Times New Roman" w:hAnsi="Times New Roman" w:cs="Times New Roman"/>
+        </w:rPr>
+        <w:t>Ginger</w:t>
+      </w:r>
+      <w:r>
+        <w:rPr>
+          <w:rFonts w:ascii="Times New Roman" w:hAnsi="Times New Roman" w:cs="Times New Roman"/>
+        </w:rPr>
+        <w:t>m</w:t>
+      </w:r>
+      <w:r>
+        <w:rPr>
+          <w:rFonts w:ascii="Times New Roman" w:hAnsi="Times New Roman" w:cs="Times New Roman"/>
+        </w:rPr>
+        <w:t>an</w:t>
+      </w:r>
+      <w:proofErr w:type="spellEnd"/>
+      <w:r>
+        <w:rPr>
+          <w:rFonts w:ascii="Times New Roman" w:hAnsi="Times New Roman" w:cs="Times New Roman"/>
+        </w:rPr>
+        <w:t xml:space="preserve"> here hoping to get a 10-13 on the road ahead....” He’d just been playing with the microphone in his hand all morning. He hadn’t really thought </w:t>
+      </w:r>
+      <w:proofErr w:type="gramStart"/>
+      <w:r>
+        <w:rPr>
+          <w:rFonts w:ascii="Times New Roman" w:hAnsi="Times New Roman" w:cs="Times New Roman"/>
+        </w:rPr>
+        <w:t>through</w:t>
+      </w:r>
+      <w:proofErr w:type="gramEnd"/>
+      <w:r>
+        <w:rPr>
+          <w:rFonts w:ascii="Times New Roman" w:hAnsi="Times New Roman" w:cs="Times New Roman"/>
+        </w:rPr>
         <w:t xml:space="preserve"> </w:t>
       </w:r>
-      <w:r>
-        <w:rPr>
-          <w:rFonts w:ascii="Times New Roman" w:hAnsi="Times New Roman" w:cs="Times New Roman"/>
-        </w:rPr>
-        <w:t>“Clock s</w:t>
-      </w:r>
-      <w:r>
-        <w:rPr>
-          <w:rFonts w:ascii="Times New Roman" w:hAnsi="Times New Roman" w:cs="Times New Roman"/>
-        </w:rPr>
-        <w:t>tarted</w:t>
+      <w:proofErr w:type="gramStart"/>
+      <w:r>
+        <w:rPr>
+          <w:rFonts w:ascii="Times New Roman" w:hAnsi="Times New Roman" w:cs="Times New Roman"/>
+        </w:rPr>
+        <w:t>if</w:t>
+      </w:r>
+      <w:proofErr w:type="gramEnd"/>
+      <w:r>
+        <w:rPr>
+          <w:rFonts w:ascii="Times New Roman" w:hAnsi="Times New Roman" w:cs="Times New Roman"/>
+        </w:rPr>
+        <w:t xml:space="preserve"> he wanted to pull another job so soon and so close to the last one</w:t>
+      </w:r>
+      <w:r>
+        <w:rPr>
+          <w:rFonts w:ascii="Times New Roman" w:hAnsi="Times New Roman" w:cs="Times New Roman"/>
+        </w:rPr>
+        <w:t>. B</w:t>
+      </w:r>
+      <w:r>
+        <w:rPr>
+          <w:rFonts w:ascii="Times New Roman" w:hAnsi="Times New Roman" w:cs="Times New Roman"/>
+        </w:rPr>
+        <w:t>ut he was still in Bluebird’s territory and that thing yesterday had gone so smooth aside from falling flat on his ass. And without thinking much about it, he found himself asking for road conditions ahead. It didn’t hurt to ask</w:t>
       </w:r>
       <w:r>
         <w:rPr>
@@ -1737,138 +3003,6 @@
         </w:rPr>
         <w:t>.</w:t>
       </w:r>
-      <w:r>
-        <w:rPr>
-          <w:rFonts w:ascii="Times New Roman" w:hAnsi="Times New Roman" w:cs="Times New Roman"/>
-        </w:rPr>
-        <w:t xml:space="preserve">” </w:t>
-      </w:r>
-      <w:r>
-        <w:rPr>
-          <w:rFonts w:ascii="Times New Roman" w:hAnsi="Times New Roman" w:cs="Times New Roman"/>
-        </w:rPr>
-        <w:t>Blue’</w:t>
-      </w:r>
-      <w:r>
-        <w:rPr>
-          <w:rFonts w:ascii="Times New Roman" w:hAnsi="Times New Roman" w:cs="Times New Roman"/>
-        </w:rPr>
-        <w:t>s voice sounded strange up close, without the veil of radio static between them.</w:t>
-      </w:r>
-    </w:p>
-    <w:p>
-      <w:pPr>
-        <w:spacing w:line="480" w:lineRule="auto"/>
-        <w:ind w:firstLine="720"/>
-        <w:rPr>
-          <w:rFonts w:ascii="Times New Roman" w:hAnsi="Times New Roman" w:cs="Times New Roman"/>
-        </w:rPr>
-      </w:pPr>
-      <w:r>
-        <w:rPr>
-          <w:rFonts w:ascii="Times New Roman" w:hAnsi="Times New Roman" w:cs="Times New Roman"/>
-        </w:rPr>
-        <w:t xml:space="preserve">Ginger scanned the </w:t>
-      </w:r>
-      <w:r>
-        <w:rPr>
-          <w:rFonts w:ascii="Times New Roman" w:hAnsi="Times New Roman" w:cs="Times New Roman"/>
-        </w:rPr>
-        <w:t xml:space="preserve">truck’s </w:t>
-      </w:r>
-      <w:r>
-        <w:rPr>
-          <w:rFonts w:ascii="Times New Roman" w:hAnsi="Times New Roman" w:cs="Times New Roman"/>
-        </w:rPr>
-        <w:t>inventory and shift</w:t>
-      </w:r>
-      <w:r>
-        <w:rPr>
-          <w:rFonts w:ascii="Times New Roman" w:hAnsi="Times New Roman" w:cs="Times New Roman"/>
-        </w:rPr>
-        <w:t>ed</w:t>
-      </w:r>
-      <w:r>
-        <w:rPr>
-          <w:rFonts w:ascii="Times New Roman" w:hAnsi="Times New Roman" w:cs="Times New Roman"/>
-        </w:rPr>
-        <w:t xml:space="preserve"> boxes </w:t>
-      </w:r>
-      <w:r>
-        <w:rPr>
-          <w:rFonts w:ascii="Times New Roman" w:hAnsi="Times New Roman" w:cs="Times New Roman"/>
-        </w:rPr>
-        <w:t xml:space="preserve">up to the edge of the open </w:t>
-      </w:r>
-      <w:r>
-        <w:rPr>
-          <w:rFonts w:ascii="Times New Roman" w:hAnsi="Times New Roman" w:cs="Times New Roman"/>
-        </w:rPr>
-        <w:t>trailer. “How long?”</w:t>
-      </w:r>
-    </w:p>
-    <w:p>
-      <w:pPr>
-        <w:spacing w:line="480" w:lineRule="auto"/>
-        <w:ind w:firstLine="720"/>
-        <w:rPr>
-          <w:rFonts w:ascii="Times New Roman" w:hAnsi="Times New Roman" w:cs="Times New Roman"/>
-        </w:rPr>
-      </w:pPr>
-      <w:r>
-        <w:rPr>
-          <w:rFonts w:ascii="Times New Roman" w:hAnsi="Times New Roman" w:cs="Times New Roman"/>
-        </w:rPr>
-        <w:t xml:space="preserve">Bluebird collected the boxes from where Ginger had set them, two and three at a time if he could, and </w:t>
-      </w:r>
-      <w:r>
-        <w:rPr>
-          <w:rFonts w:ascii="Times New Roman" w:hAnsi="Times New Roman" w:cs="Times New Roman"/>
-        </w:rPr>
-        <w:t xml:space="preserve">delivered </w:t>
-      </w:r>
-      <w:r>
-        <w:rPr>
-          <w:rFonts w:ascii="Times New Roman" w:hAnsi="Times New Roman" w:cs="Times New Roman"/>
-        </w:rPr>
-        <w:t>them to the back of Ginger’s trailer. “A 2032 GM engine</w:t>
-      </w:r>
-      <w:r>
-        <w:rPr>
-          <w:rFonts w:ascii="Times New Roman" w:hAnsi="Times New Roman" w:cs="Times New Roman"/>
-        </w:rPr>
-        <w:t>. A 32</w:t>
-      </w:r>
-      <w:r>
-        <w:rPr>
-          <w:rFonts w:ascii="Times New Roman" w:hAnsi="Times New Roman" w:cs="Times New Roman"/>
-        </w:rPr>
-        <w:t>-gig Ryzen processor</w:t>
-      </w:r>
-      <w:r>
-        <w:rPr>
-          <w:rFonts w:ascii="Times New Roman" w:hAnsi="Times New Roman" w:cs="Times New Roman"/>
-        </w:rPr>
-        <w:t>.</w:t>
-      </w:r>
-      <w:r>
-        <w:rPr>
-          <w:rFonts w:ascii="Times New Roman" w:hAnsi="Times New Roman" w:cs="Times New Roman"/>
-        </w:rPr>
-        <w:t xml:space="preserve">” </w:t>
-      </w:r>
-      <w:r>
-        <w:rPr>
-          <w:rFonts w:ascii="Times New Roman" w:hAnsi="Times New Roman" w:cs="Times New Roman"/>
-        </w:rPr>
-        <w:t>H</w:t>
-      </w:r>
-      <w:r>
-        <w:rPr>
-          <w:rFonts w:ascii="Times New Roman" w:hAnsi="Times New Roman" w:cs="Times New Roman"/>
-        </w:rPr>
-        <w:t>e disappeared from the trailer’s doorway carrying a stack of video game consoles and returned a moment later empty-handed. “122 seconds on average.”</w:t>
-      </w:r>
     </w:p>
     <w:p>
       <w:pPr>
@@ -1884,1250 +3018,160 @@
         </w:rPr>
         <w:t>“</w:t>
       </w:r>
-      <w:r>
-        <w:rPr>
-          <w:rFonts w:ascii="Times New Roman" w:hAnsi="Times New Roman" w:cs="Times New Roman"/>
-        </w:rPr>
-        <w:t>Call out</w:t>
-      </w:r>
-      <w:r>
-        <w:rPr>
-          <w:rFonts w:ascii="Times New Roman" w:hAnsi="Times New Roman" w:cs="Times New Roman"/>
-        </w:rPr>
-        <w:t xml:space="preserve"> </w:t>
-      </w:r>
-      <w:r>
-        <w:rPr>
-          <w:rFonts w:ascii="Times New Roman" w:hAnsi="Times New Roman" w:cs="Times New Roman"/>
-        </w:rPr>
-        <w:t xml:space="preserve">a minute </w:t>
-      </w:r>
-      <w:r>
-        <w:rPr>
-          <w:rFonts w:ascii="Times New Roman" w:hAnsi="Times New Roman" w:cs="Times New Roman"/>
-        </w:rPr>
-        <w:t>forty-five</w:t>
-      </w:r>
-      <w:r>
-        <w:rPr>
-          <w:rFonts w:ascii="Times New Roman" w:hAnsi="Times New Roman" w:cs="Times New Roman"/>
-        </w:rPr>
-        <w:t>.</w:t>
-      </w:r>
-      <w:r>
-        <w:rPr>
-          <w:rFonts w:ascii="Times New Roman" w:hAnsi="Times New Roman" w:cs="Times New Roman"/>
-        </w:rPr>
-        <w:t xml:space="preserve">” Ginger </w:t>
-      </w:r>
-      <w:r>
-        <w:rPr>
-          <w:rFonts w:ascii="Times New Roman" w:hAnsi="Times New Roman" w:cs="Times New Roman"/>
-        </w:rPr>
-        <w:t xml:space="preserve">delved </w:t>
-      </w:r>
-      <w:r>
-        <w:rPr>
-          <w:rFonts w:ascii="Times New Roman" w:hAnsi="Times New Roman" w:cs="Times New Roman"/>
-        </w:rPr>
-        <w:t>into the deepe</w:t>
-      </w:r>
-      <w:r>
-        <w:rPr>
-          <w:rFonts w:ascii="Times New Roman" w:hAnsi="Times New Roman" w:cs="Times New Roman"/>
-        </w:rPr>
-        <w:t>r</w:t>
-      </w:r>
-      <w:r>
-        <w:rPr>
-          <w:rFonts w:ascii="Times New Roman" w:hAnsi="Times New Roman" w:cs="Times New Roman"/>
-        </w:rPr>
-        <w:t xml:space="preserve"> parts of the trailer</w:t>
-      </w:r>
-      <w:r>
-        <w:rPr>
-          <w:rFonts w:ascii="Times New Roman" w:hAnsi="Times New Roman" w:cs="Times New Roman"/>
-        </w:rPr>
-        <w:t xml:space="preserve"> and, t</w:t>
-      </w:r>
-      <w:r>
-        <w:rPr>
-          <w:rFonts w:ascii="Times New Roman" w:hAnsi="Times New Roman" w:cs="Times New Roman"/>
-        </w:rPr>
-        <w:t>here</w:t>
-      </w:r>
-      <w:r>
-        <w:rPr>
-          <w:rFonts w:ascii="Times New Roman" w:hAnsi="Times New Roman" w:cs="Times New Roman"/>
-        </w:rPr>
-        <w:t>,</w:t>
-      </w:r>
-      <w:r>
-        <w:rPr>
-          <w:rFonts w:ascii="Times New Roman" w:hAnsi="Times New Roman" w:cs="Times New Roman"/>
-        </w:rPr>
-        <w:t xml:space="preserve"> packed in tight near the front</w:t>
-      </w:r>
-      <w:r>
-        <w:rPr>
-          <w:rFonts w:ascii="Times New Roman" w:hAnsi="Times New Roman" w:cs="Times New Roman"/>
-        </w:rPr>
-        <w:t>,</w:t>
-      </w:r>
-      <w:r>
-        <w:rPr>
-          <w:rFonts w:ascii="Times New Roman" w:hAnsi="Times New Roman" w:cs="Times New Roman"/>
-        </w:rPr>
-        <w:t xml:space="preserve"> Ginger saw something that made him clutch the bell hanging at his chest. He lifted his bandana to press the bell directly to his lips. A scaffolding of thin plastic tubes as tall and wide as a refrigerator held row upon row of little brown bottles with white caps. Ginger grabbed the whole thing and dragg</w:t>
-      </w:r>
-      <w:r>
-        <w:rPr>
-          <w:rFonts w:ascii="Times New Roman" w:hAnsi="Times New Roman" w:cs="Times New Roman"/>
-        </w:rPr>
-        <w:t xml:space="preserve">ed </w:t>
-      </w:r>
-      <w:r>
-        <w:rPr>
-          <w:rFonts w:ascii="Times New Roman" w:hAnsi="Times New Roman" w:cs="Times New Roman"/>
-        </w:rPr>
-        <w:t xml:space="preserve">it </w:t>
-      </w:r>
-      <w:r>
-        <w:rPr>
-          <w:rFonts w:ascii="Times New Roman" w:hAnsi="Times New Roman" w:cs="Times New Roman"/>
-        </w:rPr>
-        <w:t>through loose piles of blenders and coffee machines</w:t>
-      </w:r>
-      <w:r>
-        <w:rPr>
-          <w:rFonts w:ascii="Times New Roman" w:hAnsi="Times New Roman" w:cs="Times New Roman"/>
-        </w:rPr>
-        <w:t>.</w:t>
-      </w:r>
-    </w:p>
-    <w:p>
-      <w:pPr>
-        <w:spacing w:line="480" w:lineRule="auto"/>
-        <w:ind w:firstLine="720"/>
-        <w:rPr>
-          <w:rFonts w:ascii="Times New Roman" w:hAnsi="Times New Roman" w:cs="Times New Roman"/>
-        </w:rPr>
-      </w:pPr>
-      <w:r>
-        <w:rPr>
-          <w:rFonts w:ascii="Times New Roman" w:hAnsi="Times New Roman" w:cs="Times New Roman"/>
-        </w:rPr>
-        <w:t>“One minute,” Bluebird called.</w:t>
-      </w:r>
-    </w:p>
-    <w:p>
-      <w:pPr>
-        <w:spacing w:line="480" w:lineRule="auto"/>
-        <w:ind w:firstLine="720"/>
-        <w:rPr>
-          <w:rFonts w:ascii="Times New Roman" w:hAnsi="Times New Roman" w:cs="Times New Roman"/>
-        </w:rPr>
-      </w:pPr>
-      <w:r>
-        <w:rPr>
-          <w:rFonts w:ascii="Times New Roman" w:hAnsi="Times New Roman" w:cs="Times New Roman"/>
-        </w:rPr>
-        <w:t xml:space="preserve">“Forget the rest,” Ginger said. “This Walrus </w:t>
-      </w:r>
-      <w:r>
-        <w:rPr>
-          <w:rFonts w:ascii="Times New Roman" w:hAnsi="Times New Roman" w:cs="Times New Roman"/>
-        </w:rPr>
-        <w:t>i</w:t>
-      </w:r>
-      <w:r>
-        <w:rPr>
-          <w:rFonts w:ascii="Times New Roman" w:hAnsi="Times New Roman" w:cs="Times New Roman"/>
-        </w:rPr>
-        <w:t xml:space="preserve">s a T Rex.” He waddled the </w:t>
-      </w:r>
-      <w:r>
-        <w:rPr>
-          <w:rFonts w:ascii="Times New Roman" w:hAnsi="Times New Roman" w:cs="Times New Roman"/>
-        </w:rPr>
-        <w:t>tower</w:t>
-      </w:r>
-      <w:r>
-        <w:rPr>
-          <w:rFonts w:ascii="Times New Roman" w:hAnsi="Times New Roman" w:cs="Times New Roman"/>
-        </w:rPr>
-        <w:t xml:space="preserve"> </w:t>
-      </w:r>
-      <w:r>
-        <w:rPr>
-          <w:rFonts w:ascii="Times New Roman" w:hAnsi="Times New Roman" w:cs="Times New Roman"/>
-        </w:rPr>
-        <w:t xml:space="preserve">of prescription medications </w:t>
-      </w:r>
-      <w:r>
-        <w:rPr>
-          <w:rFonts w:ascii="Times New Roman" w:hAnsi="Times New Roman" w:cs="Times New Roman"/>
-        </w:rPr>
-        <w:t>to</w:t>
-      </w:r>
-      <w:r>
-        <w:rPr>
-          <w:rFonts w:ascii="Times New Roman" w:hAnsi="Times New Roman" w:cs="Times New Roman"/>
-        </w:rPr>
-        <w:t>ward</w:t>
-      </w:r>
-      <w:r>
-        <w:rPr>
-          <w:rFonts w:ascii="Times New Roman" w:hAnsi="Times New Roman" w:cs="Times New Roman"/>
-        </w:rPr>
-        <w:t xml:space="preserve"> the back of the trailer</w:t>
-      </w:r>
-      <w:r>
-        <w:rPr>
-          <w:rFonts w:ascii="Times New Roman" w:hAnsi="Times New Roman" w:cs="Times New Roman"/>
-        </w:rPr>
-        <w:t>.</w:t>
-      </w:r>
-    </w:p>
-    <w:p>
-      <w:pPr>
-        <w:spacing w:line="480" w:lineRule="auto"/>
-        <w:ind w:firstLine="720"/>
-        <w:rPr>
-          <w:rFonts w:ascii="Times New Roman" w:hAnsi="Times New Roman" w:cs="Times New Roman"/>
-        </w:rPr>
-      </w:pPr>
-      <w:r>
-        <w:rPr>
-          <w:rFonts w:ascii="Times New Roman" w:hAnsi="Times New Roman" w:cs="Times New Roman"/>
-        </w:rPr>
-        <w:t xml:space="preserve">The plastic cage was a modular thing and the rows snapped together and apart. Ginger pulled the top five rows off, about a third of the whole thing, and passed them down to Blue. He broke off about another five rows for himself, stood at the lip of the trailer and, adrenaline overwhelming good sense, leapt straight out of the back. When he hit the ground, his </w:t>
-      </w:r>
-      <w:r>
-        <w:rPr>
-          <w:rFonts w:ascii="Times New Roman" w:hAnsi="Times New Roman" w:cs="Times New Roman"/>
-        </w:rPr>
-        <w:t>aging</w:t>
-      </w:r>
-      <w:r>
-        <w:rPr>
-          <w:rFonts w:ascii="Times New Roman" w:hAnsi="Times New Roman" w:cs="Times New Roman"/>
-        </w:rPr>
-        <w:t xml:space="preserve"> knees folded </w:t>
-      </w:r>
-      <w:r>
-        <w:rPr>
-          <w:rFonts w:ascii="Times New Roman" w:hAnsi="Times New Roman" w:cs="Times New Roman"/>
-        </w:rPr>
-        <w:t>a</w:t>
-      </w:r>
-      <w:r>
-        <w:rPr>
-          <w:rFonts w:ascii="Times New Roman" w:hAnsi="Times New Roman" w:cs="Times New Roman"/>
-        </w:rPr>
-        <w:t xml:space="preserve">nd he spilled forward into the gravel. He dropped the stack he was carrying which was </w:t>
-      </w:r>
+      <w:proofErr w:type="spellStart"/>
+      <w:r>
+        <w:rPr>
+          <w:rFonts w:ascii="Times New Roman" w:hAnsi="Times New Roman" w:cs="Times New Roman"/>
+        </w:rPr>
+        <w:t>SwampHopper</w:t>
+      </w:r>
+      <w:proofErr w:type="spellEnd"/>
+      <w:r>
+        <w:rPr>
+          <w:rFonts w:ascii="Times New Roman" w:hAnsi="Times New Roman" w:cs="Times New Roman"/>
+        </w:rPr>
+        <w:t xml:space="preserve">, here. What’s your 20, </w:t>
+      </w:r>
+      <w:r>
+        <w:rPr>
+          <w:rFonts w:ascii="Times New Roman" w:hAnsi="Times New Roman" w:cs="Times New Roman"/>
+        </w:rPr>
+        <w:t>Ginger</w:t>
+      </w:r>
+      <w:r>
+        <w:rPr>
+          <w:rFonts w:ascii="Times New Roman" w:hAnsi="Times New Roman" w:cs="Times New Roman"/>
+        </w:rPr>
+        <w:t xml:space="preserve">?”  </w:t>
+      </w:r>
+    </w:p>
+    <w:p>
+      <w:pPr>
+        <w:spacing w:line="480" w:lineRule="auto"/>
+        <w:ind w:firstLine="720"/>
+        <w:rPr>
+          <w:rFonts w:ascii="Times New Roman" w:hAnsi="Times New Roman" w:cs="Times New Roman"/>
+        </w:rPr>
+      </w:pPr>
+      <w:r>
+        <w:rPr>
+          <w:rFonts w:ascii="Times New Roman" w:hAnsi="Times New Roman" w:cs="Times New Roman"/>
+        </w:rPr>
+        <w:t>“Eastward bound on the Ike Highway leaving Victorville, Swampy.”</w:t>
+      </w:r>
+    </w:p>
+    <w:p>
+      <w:pPr>
+        <w:spacing w:line="480" w:lineRule="auto"/>
+        <w:ind w:firstLine="720"/>
+        <w:rPr>
+          <w:rFonts w:ascii="Times New Roman" w:hAnsi="Times New Roman" w:cs="Times New Roman"/>
+        </w:rPr>
+      </w:pPr>
+      <w:r>
+        <w:rPr>
+          <w:rFonts w:ascii="Times New Roman" w:hAnsi="Times New Roman" w:cs="Times New Roman"/>
+        </w:rPr>
+        <w:t>“Sorry, I’m not in your vicinity. I can’t....”</w:t>
+      </w:r>
+    </w:p>
+    <w:p>
+      <w:pPr>
+        <w:spacing w:line="480" w:lineRule="auto"/>
+        <w:ind w:firstLine="720"/>
+        <w:rPr>
+          <w:rFonts w:ascii="Times New Roman" w:hAnsi="Times New Roman" w:cs="Times New Roman"/>
+        </w:rPr>
+      </w:pPr>
+      <w:r>
+        <w:rPr>
+          <w:rFonts w:ascii="Times New Roman" w:hAnsi="Times New Roman" w:cs="Times New Roman"/>
+        </w:rPr>
+        <w:t xml:space="preserve">“Red Eyes on the line,” a voice suddenly cut in. “I believe I can be of some assistance, Ginger. I swear the bears are all hibernating or something. Just through that way and didn’t see a thing. </w:t>
+      </w:r>
+      <w:r>
+        <w:rPr>
+          <w:rFonts w:ascii="Times New Roman" w:hAnsi="Times New Roman" w:cs="Times New Roman"/>
+        </w:rPr>
+        <w:t>Y</w:t>
+      </w:r>
+      <w:r>
+        <w:rPr>
+          <w:rFonts w:ascii="Times New Roman" w:hAnsi="Times New Roman" w:cs="Times New Roman"/>
+        </w:rPr>
+        <w:t>our path is clear and the skies are sunny.”</w:t>
+      </w:r>
+    </w:p>
+    <w:p>
+      <w:pPr>
+        <w:spacing w:line="480" w:lineRule="auto"/>
+        <w:ind w:firstLine="720"/>
+        <w:rPr>
+          <w:rFonts w:ascii="Times New Roman" w:hAnsi="Times New Roman" w:cs="Times New Roman"/>
+        </w:rPr>
+      </w:pPr>
+      <w:r>
+        <w:rPr>
+          <w:rFonts w:ascii="Times New Roman" w:hAnsi="Times New Roman" w:cs="Times New Roman"/>
+        </w:rPr>
+        <w:t>“Thank you both,” Ginger said. “I appreciate the information. I’m 10-27. Good driving to you, Swampy, and you too, Red.”</w:t>
+      </w:r>
+    </w:p>
+    <w:p>
+      <w:pPr>
+        <w:spacing w:line="480" w:lineRule="auto"/>
+        <w:ind w:firstLine="720"/>
+        <w:rPr>
+          <w:rFonts w:ascii="Times New Roman" w:hAnsi="Times New Roman" w:cs="Times New Roman"/>
+        </w:rPr>
+      </w:pPr>
+      <w:r>
+        <w:rPr>
+          <w:rFonts w:ascii="Times New Roman" w:hAnsi="Times New Roman" w:cs="Times New Roman"/>
+        </w:rPr>
+        <w:t>Ginger opened the glovebox, clicked on the second radio and called out for Bluebird.</w:t>
+      </w:r>
+    </w:p>
+    <w:p>
+      <w:pPr>
+        <w:spacing w:line="480" w:lineRule="auto"/>
+        <w:ind w:firstLine="720"/>
+        <w:rPr>
+          <w:rFonts w:ascii="Times New Roman" w:hAnsi="Times New Roman" w:cs="Times New Roman"/>
+        </w:rPr>
+      </w:pPr>
+      <w:r>
+        <w:rPr>
+          <w:rFonts w:ascii="Times New Roman" w:hAnsi="Times New Roman" w:cs="Times New Roman"/>
+        </w:rPr>
+        <w:t xml:space="preserve">“Been waiting by the phone, Ginger,” Bluebird said. “I thought you’d never call. I’ve had my eye on a </w:t>
+      </w:r>
+      <w:r>
+        <w:rPr>
+          <w:rFonts w:ascii="Times New Roman" w:hAnsi="Times New Roman" w:cs="Times New Roman"/>
+        </w:rPr>
+        <w:t>Smiler</w:t>
+      </w:r>
+      <w:r>
+        <w:rPr>
+          <w:rFonts w:ascii="Times New Roman" w:hAnsi="Times New Roman" w:cs="Times New Roman"/>
+        </w:rPr>
+        <w:t xml:space="preserve"> since it entered my geofence. You’ll see it in about five minutes at your current rate. Are we on?”</w:t>
+      </w:r>
+    </w:p>
+    <w:p>
+      <w:pPr>
+        <w:spacing w:line="480" w:lineRule="auto"/>
+        <w:ind w:firstLine="720"/>
+        <w:rPr>
+          <w:rFonts w:ascii="Times New Roman" w:hAnsi="Times New Roman" w:cs="Times New Roman"/>
+        </w:rPr>
+      </w:pPr>
       <w:r>
         <w:rPr>
           <w:rFonts w:ascii="Times New Roman" w:hAnsi="Times New Roman" w:cs="Times New Roman"/>
         </w:rPr>
         <w:lastRenderedPageBreak/>
-        <w:t xml:space="preserve">the only thing that kept him from rolling over it and spraying loose pill bottles all over the side of the road. Instead, he absorbed </w:t>
-      </w:r>
-      <w:proofErr w:type="gramStart"/>
-      <w:r>
-        <w:rPr>
-          <w:rFonts w:ascii="Times New Roman" w:hAnsi="Times New Roman" w:cs="Times New Roman"/>
-        </w:rPr>
-        <w:t>all of</w:t>
-      </w:r>
-      <w:proofErr w:type="gramEnd"/>
-      <w:r>
-        <w:rPr>
-          <w:rFonts w:ascii="Times New Roman" w:hAnsi="Times New Roman" w:cs="Times New Roman"/>
-        </w:rPr>
-        <w:t xml:space="preserve"> the impact with his knees and palms and then tumbled down hard on his shoulder. </w:t>
-      </w:r>
-    </w:p>
-    <w:p>
-      <w:pPr>
-        <w:spacing w:line="480" w:lineRule="auto"/>
-        <w:ind w:firstLine="720"/>
-        <w:rPr>
-          <w:rFonts w:ascii="Times New Roman" w:hAnsi="Times New Roman" w:cs="Times New Roman"/>
-        </w:rPr>
-      </w:pPr>
-      <w:r>
-        <w:rPr>
-          <w:rFonts w:ascii="Times New Roman" w:hAnsi="Times New Roman" w:cs="Times New Roman"/>
-        </w:rPr>
-        <w:t>Blue ran to his side. “</w:t>
-      </w:r>
-      <w:r>
-        <w:rPr>
-          <w:rFonts w:ascii="Times New Roman" w:hAnsi="Times New Roman" w:cs="Times New Roman"/>
-        </w:rPr>
-        <w:t>Ginger</w:t>
-      </w:r>
-      <w:r>
-        <w:rPr>
-          <w:rFonts w:ascii="Times New Roman" w:hAnsi="Times New Roman" w:cs="Times New Roman"/>
-        </w:rPr>
-        <w:t>, are you alright?”</w:t>
-      </w:r>
-    </w:p>
-    <w:p>
-      <w:pPr>
-        <w:spacing w:line="480" w:lineRule="auto"/>
-        <w:ind w:firstLine="720"/>
-        <w:rPr>
-          <w:rFonts w:ascii="Times New Roman" w:hAnsi="Times New Roman" w:cs="Times New Roman"/>
-        </w:rPr>
-      </w:pPr>
-      <w:r>
-        <w:rPr>
-          <w:rFonts w:ascii="Times New Roman" w:hAnsi="Times New Roman" w:cs="Times New Roman"/>
-        </w:rPr>
-        <w:t xml:space="preserve">“Get the last stack,” </w:t>
-      </w:r>
-      <w:r>
-        <w:rPr>
-          <w:rFonts w:ascii="Times New Roman" w:hAnsi="Times New Roman" w:cs="Times New Roman"/>
-        </w:rPr>
-        <w:t>Ginger</w:t>
-      </w:r>
-      <w:r>
-        <w:rPr>
-          <w:rFonts w:ascii="Times New Roman" w:hAnsi="Times New Roman" w:cs="Times New Roman"/>
-        </w:rPr>
-        <w:t xml:space="preserve"> rolled onto his back and let the hurt settle in. “Time?”</w:t>
-      </w:r>
-    </w:p>
-    <w:p>
-      <w:pPr>
-        <w:spacing w:line="480" w:lineRule="auto"/>
-        <w:ind w:firstLine="720"/>
-        <w:rPr>
-          <w:rFonts w:ascii="Times New Roman" w:hAnsi="Times New Roman" w:cs="Times New Roman"/>
-        </w:rPr>
-      </w:pPr>
-      <w:r>
-        <w:rPr>
-          <w:rFonts w:ascii="Times New Roman" w:hAnsi="Times New Roman" w:cs="Times New Roman"/>
-        </w:rPr>
-        <w:t>“One thirty-seven.”</w:t>
-      </w:r>
-    </w:p>
-    <w:p>
-      <w:pPr>
-        <w:spacing w:line="480" w:lineRule="auto"/>
-        <w:ind w:firstLine="720"/>
-        <w:rPr>
-          <w:rFonts w:ascii="Times New Roman" w:hAnsi="Times New Roman" w:cs="Times New Roman"/>
-        </w:rPr>
-      </w:pPr>
-      <w:r>
-        <w:rPr>
-          <w:rFonts w:ascii="Times New Roman" w:hAnsi="Times New Roman" w:cs="Times New Roman"/>
-        </w:rPr>
-        <w:t xml:space="preserve">“Get the last stack and shut the doors. I’ve got this one,” Ginger said and thought about climbing to his </w:t>
-      </w:r>
-      <w:proofErr w:type="gramStart"/>
-      <w:r>
-        <w:rPr>
-          <w:rFonts w:ascii="Times New Roman" w:hAnsi="Times New Roman" w:cs="Times New Roman"/>
-        </w:rPr>
-        <w:t>feet</w:t>
-      </w:r>
-      <w:proofErr w:type="gramEnd"/>
-      <w:r>
-        <w:rPr>
-          <w:rFonts w:ascii="Times New Roman" w:hAnsi="Times New Roman" w:cs="Times New Roman"/>
-        </w:rPr>
-        <w:t xml:space="preserve"> but the </w:t>
-      </w:r>
-      <w:r>
-        <w:rPr>
-          <w:rFonts w:ascii="Times New Roman" w:hAnsi="Times New Roman" w:cs="Times New Roman"/>
-        </w:rPr>
-        <w:t>maneuver</w:t>
-      </w:r>
-      <w:r>
-        <w:rPr>
-          <w:rFonts w:ascii="Times New Roman" w:hAnsi="Times New Roman" w:cs="Times New Roman"/>
-        </w:rPr>
-        <w:t xml:space="preserve"> seemed about as </w:t>
-      </w:r>
-      <w:r>
-        <w:rPr>
-          <w:rFonts w:ascii="Times New Roman" w:hAnsi="Times New Roman" w:cs="Times New Roman"/>
-        </w:rPr>
-        <w:t>likely</w:t>
-      </w:r>
-      <w:r>
-        <w:rPr>
-          <w:rFonts w:ascii="Times New Roman" w:hAnsi="Times New Roman" w:cs="Times New Roman"/>
-        </w:rPr>
-        <w:t xml:space="preserve"> as hurdling the Ohio River.</w:t>
-      </w:r>
-    </w:p>
-    <w:p>
-      <w:pPr>
-        <w:spacing w:line="480" w:lineRule="auto"/>
-        <w:ind w:firstLine="720"/>
-        <w:rPr>
-          <w:rFonts w:ascii="Times New Roman" w:hAnsi="Times New Roman" w:cs="Times New Roman"/>
-        </w:rPr>
-      </w:pPr>
-      <w:r>
-        <w:rPr>
-          <w:rFonts w:ascii="Times New Roman" w:hAnsi="Times New Roman" w:cs="Times New Roman"/>
-        </w:rPr>
-        <w:t xml:space="preserve">He heard Bluebird’s footsteps pass by from one trailer to the other. </w:t>
-      </w:r>
-      <w:r>
-        <w:rPr>
-          <w:rFonts w:ascii="Times New Roman" w:hAnsi="Times New Roman" w:cs="Times New Roman"/>
-        </w:rPr>
-        <w:t>T</w:t>
-      </w:r>
-      <w:r>
-        <w:rPr>
-          <w:rFonts w:ascii="Times New Roman" w:hAnsi="Times New Roman" w:cs="Times New Roman"/>
-        </w:rPr>
-        <w:t>he trailer doors slam</w:t>
-      </w:r>
-      <w:r>
-        <w:rPr>
-          <w:rFonts w:ascii="Times New Roman" w:hAnsi="Times New Roman" w:cs="Times New Roman"/>
-        </w:rPr>
-        <w:t>med</w:t>
-      </w:r>
-      <w:r>
-        <w:rPr>
-          <w:rFonts w:ascii="Times New Roman" w:hAnsi="Times New Roman" w:cs="Times New Roman"/>
-        </w:rPr>
-        <w:t xml:space="preserve"> shut.</w:t>
-      </w:r>
-      <w:r>
-        <w:rPr>
-          <w:rFonts w:ascii="Times New Roman" w:hAnsi="Times New Roman" w:cs="Times New Roman"/>
-        </w:rPr>
-        <w:t xml:space="preserve"> </w:t>
-      </w:r>
-      <w:r>
-        <w:rPr>
-          <w:rFonts w:ascii="Times New Roman" w:hAnsi="Times New Roman" w:cs="Times New Roman"/>
-        </w:rPr>
-        <w:t xml:space="preserve">“Are you sure </w:t>
-      </w:r>
-      <w:proofErr w:type="gramStart"/>
-      <w:r>
-        <w:rPr>
-          <w:rFonts w:ascii="Times New Roman" w:hAnsi="Times New Roman" w:cs="Times New Roman"/>
-        </w:rPr>
-        <w:t>you’re</w:t>
-      </w:r>
-      <w:proofErr w:type="gramEnd"/>
-      <w:r>
-        <w:rPr>
-          <w:rFonts w:ascii="Times New Roman" w:hAnsi="Times New Roman" w:cs="Times New Roman"/>
-        </w:rPr>
-        <w:t xml:space="preserve"> okay?”</w:t>
-      </w:r>
-    </w:p>
-    <w:p>
-      <w:pPr>
-        <w:spacing w:line="480" w:lineRule="auto"/>
-        <w:ind w:firstLine="720"/>
-        <w:rPr>
-          <w:rFonts w:ascii="Times New Roman" w:hAnsi="Times New Roman" w:cs="Times New Roman"/>
-        </w:rPr>
-      </w:pPr>
-      <w:r>
-        <w:rPr>
-          <w:rFonts w:ascii="Times New Roman" w:hAnsi="Times New Roman" w:cs="Times New Roman"/>
-        </w:rPr>
-        <w:t>“Just move the car,” Ginger said, “So when it starts back up this thing can get out of here. I’m just about back on my feet.”</w:t>
-      </w:r>
-    </w:p>
-    <w:p>
-      <w:pPr>
-        <w:spacing w:line="480" w:lineRule="auto"/>
-        <w:ind w:firstLine="720"/>
-        <w:rPr>
-          <w:rFonts w:ascii="Times New Roman" w:hAnsi="Times New Roman" w:cs="Times New Roman"/>
-        </w:rPr>
-      </w:pPr>
-      <w:r>
-        <w:rPr>
-          <w:rFonts w:ascii="Times New Roman" w:hAnsi="Times New Roman" w:cs="Times New Roman"/>
-        </w:rPr>
-        <w:t>Bluebird did as he was told</w:t>
-      </w:r>
-      <w:r>
-        <w:rPr>
-          <w:rFonts w:ascii="Times New Roman" w:hAnsi="Times New Roman" w:cs="Times New Roman"/>
-        </w:rPr>
-        <w:t xml:space="preserve">; </w:t>
-      </w:r>
-      <w:r>
-        <w:rPr>
-          <w:rFonts w:ascii="Times New Roman" w:hAnsi="Times New Roman" w:cs="Times New Roman"/>
-        </w:rPr>
-        <w:t>he always did</w:t>
-      </w:r>
-      <w:r>
-        <w:rPr>
-          <w:rFonts w:ascii="Times New Roman" w:hAnsi="Times New Roman" w:cs="Times New Roman"/>
-        </w:rPr>
-        <w:t xml:space="preserve">. And while he was gone, Ginger rolled and rocked and grunted his way up onto his feet in a way he would have been embarrassed to do if anyone was watching. He picked the stack of pills up off the ground, set them in the back of his trailer </w:t>
-      </w:r>
-      <w:r>
-        <w:rPr>
-          <w:rFonts w:ascii="Times New Roman" w:hAnsi="Times New Roman" w:cs="Times New Roman"/>
-        </w:rPr>
-        <w:t xml:space="preserve">with </w:t>
-      </w:r>
-      <w:r>
-        <w:rPr>
-          <w:rFonts w:ascii="Times New Roman" w:hAnsi="Times New Roman" w:cs="Times New Roman"/>
-        </w:rPr>
-        <w:t xml:space="preserve">raw and </w:t>
-      </w:r>
-      <w:r>
-        <w:rPr>
-          <w:rFonts w:ascii="Times New Roman" w:hAnsi="Times New Roman" w:cs="Times New Roman"/>
-        </w:rPr>
-        <w:t>throbbing</w:t>
-      </w:r>
-      <w:r>
-        <w:rPr>
-          <w:rFonts w:ascii="Times New Roman" w:hAnsi="Times New Roman" w:cs="Times New Roman"/>
-        </w:rPr>
-        <w:t xml:space="preserve"> </w:t>
-      </w:r>
-      <w:r>
-        <w:rPr>
-          <w:rFonts w:ascii="Times New Roman" w:hAnsi="Times New Roman" w:cs="Times New Roman"/>
-        </w:rPr>
-        <w:t xml:space="preserve">hands </w:t>
-      </w:r>
-      <w:r>
-        <w:rPr>
-          <w:rFonts w:ascii="Times New Roman" w:hAnsi="Times New Roman" w:cs="Times New Roman"/>
-        </w:rPr>
-        <w:t xml:space="preserve">and shut the doors.    </w:t>
-      </w:r>
-    </w:p>
-    <w:p>
-      <w:pPr>
-        <w:spacing w:line="480" w:lineRule="auto"/>
-        <w:ind w:firstLine="720"/>
-        <w:rPr>
-          <w:rFonts w:ascii="Times New Roman" w:hAnsi="Times New Roman" w:cs="Times New Roman"/>
-        </w:rPr>
-      </w:pPr>
-      <w:r>
-        <w:rPr>
-          <w:rFonts w:ascii="Times New Roman" w:hAnsi="Times New Roman" w:cs="Times New Roman"/>
-        </w:rPr>
-        <w:t>The Walrus’s engine started up</w:t>
-      </w:r>
-      <w:r>
-        <w:rPr>
-          <w:rFonts w:ascii="Times New Roman" w:hAnsi="Times New Roman" w:cs="Times New Roman"/>
-        </w:rPr>
-        <w:t>. I</w:t>
-      </w:r>
-      <w:r>
-        <w:rPr>
-          <w:rFonts w:ascii="Times New Roman" w:hAnsi="Times New Roman" w:cs="Times New Roman"/>
-        </w:rPr>
-        <w:t xml:space="preserve">t rolled forward until it located the solid white line then merged back onto the roadway and </w:t>
-      </w:r>
-      <w:proofErr w:type="gramStart"/>
-      <w:r>
-        <w:rPr>
-          <w:rFonts w:ascii="Times New Roman" w:hAnsi="Times New Roman" w:cs="Times New Roman"/>
-        </w:rPr>
-        <w:t>continued on</w:t>
-      </w:r>
-      <w:proofErr w:type="gramEnd"/>
-      <w:r>
-        <w:rPr>
-          <w:rFonts w:ascii="Times New Roman" w:hAnsi="Times New Roman" w:cs="Times New Roman"/>
-        </w:rPr>
-        <w:t xml:space="preserve"> its course. A reset incident would be noted in the logs with a priority two </w:t>
-      </w:r>
-      <w:proofErr w:type="gramStart"/>
-      <w:r>
-        <w:rPr>
-          <w:rFonts w:ascii="Times New Roman" w:hAnsi="Times New Roman" w:cs="Times New Roman"/>
-        </w:rPr>
-        <w:t>alert</w:t>
-      </w:r>
-      <w:proofErr w:type="gramEnd"/>
-      <w:r>
-        <w:rPr>
-          <w:rFonts w:ascii="Times New Roman" w:hAnsi="Times New Roman" w:cs="Times New Roman"/>
-        </w:rPr>
-        <w:t xml:space="preserve"> sent to the PA department. A tech would check the vehicle’s diagnostics when it reached its destination. But there was plenty of time and distance between </w:t>
-      </w:r>
-      <w:r>
-        <w:rPr>
-          <w:rFonts w:ascii="Times New Roman" w:hAnsi="Times New Roman" w:cs="Times New Roman"/>
-        </w:rPr>
-        <w:lastRenderedPageBreak/>
-        <w:t xml:space="preserve">that event and Ginger walking – here and now – across the shoulder of the road </w:t>
-      </w:r>
-      <w:r>
-        <w:rPr>
-          <w:rFonts w:ascii="Times New Roman" w:hAnsi="Times New Roman" w:cs="Times New Roman"/>
-        </w:rPr>
-        <w:t>up to</w:t>
-      </w:r>
-      <w:r>
-        <w:rPr>
-          <w:rFonts w:ascii="Times New Roman" w:hAnsi="Times New Roman" w:cs="Times New Roman"/>
-        </w:rPr>
-        <w:t xml:space="preserve"> Bluebird’s car.</w:t>
-      </w:r>
-    </w:p>
-    <w:p>
-      <w:pPr>
-        <w:spacing w:line="480" w:lineRule="auto"/>
-        <w:ind w:firstLine="720"/>
-        <w:rPr>
-          <w:rFonts w:ascii="Times New Roman" w:hAnsi="Times New Roman" w:cs="Times New Roman"/>
-        </w:rPr>
-      </w:pPr>
-      <w:r>
-        <w:rPr>
-          <w:rFonts w:ascii="Times New Roman" w:hAnsi="Times New Roman" w:cs="Times New Roman"/>
-        </w:rPr>
-        <w:t>Bluebird leaned out the driver’s side window.</w:t>
-      </w:r>
-      <w:r>
-        <w:rPr>
-          <w:rFonts w:ascii="Times New Roman" w:hAnsi="Times New Roman" w:cs="Times New Roman"/>
-        </w:rPr>
-        <w:t xml:space="preserve"> </w:t>
-      </w:r>
-      <w:r>
-        <w:rPr>
-          <w:rFonts w:ascii="Times New Roman" w:hAnsi="Times New Roman" w:cs="Times New Roman"/>
-        </w:rPr>
-        <w:t>“Where are you headed?”</w:t>
-      </w:r>
-    </w:p>
-    <w:p>
-      <w:pPr>
-        <w:spacing w:line="480" w:lineRule="auto"/>
-        <w:ind w:firstLine="720"/>
-        <w:rPr>
-          <w:rFonts w:ascii="Times New Roman" w:hAnsi="Times New Roman" w:cs="Times New Roman"/>
-        </w:rPr>
-      </w:pPr>
-      <w:r>
-        <w:rPr>
-          <w:rFonts w:ascii="Times New Roman" w:hAnsi="Times New Roman" w:cs="Times New Roman"/>
-        </w:rPr>
-        <w:t>“</w:t>
-      </w:r>
-      <w:proofErr w:type="gramStart"/>
-      <w:r>
-        <w:rPr>
-          <w:rFonts w:ascii="Times New Roman" w:hAnsi="Times New Roman" w:cs="Times New Roman"/>
-        </w:rPr>
-        <w:t>Mercury</w:t>
-      </w:r>
-      <w:r>
-        <w:rPr>
-          <w:rFonts w:ascii="Times New Roman" w:hAnsi="Times New Roman" w:cs="Times New Roman"/>
-        </w:rPr>
-        <w:t>’s</w:t>
-      </w:r>
-      <w:proofErr w:type="gramEnd"/>
-      <w:r>
-        <w:rPr>
-          <w:rFonts w:ascii="Times New Roman" w:hAnsi="Times New Roman" w:cs="Times New Roman"/>
-        </w:rPr>
-        <w:t xml:space="preserve"> got </w:t>
-      </w:r>
-      <w:r>
-        <w:rPr>
-          <w:rFonts w:ascii="Times New Roman" w:hAnsi="Times New Roman" w:cs="Times New Roman"/>
-        </w:rPr>
-        <w:t xml:space="preserve">me bound for Sacramento so I was thinking I’d </w:t>
-      </w:r>
-      <w:r>
-        <w:rPr>
-          <w:rFonts w:ascii="Times New Roman" w:hAnsi="Times New Roman" w:cs="Times New Roman"/>
-        </w:rPr>
-        <w:t>visit</w:t>
-      </w:r>
-      <w:r>
-        <w:rPr>
-          <w:rFonts w:ascii="Times New Roman" w:hAnsi="Times New Roman" w:cs="Times New Roman"/>
-        </w:rPr>
-        <w:t xml:space="preserve"> Trash</w:t>
-      </w:r>
-      <w:r>
-        <w:rPr>
-          <w:rFonts w:ascii="Times New Roman" w:hAnsi="Times New Roman" w:cs="Times New Roman"/>
-        </w:rPr>
-        <w:t>c</w:t>
-      </w:r>
-      <w:r>
-        <w:rPr>
-          <w:rFonts w:ascii="Times New Roman" w:hAnsi="Times New Roman" w:cs="Times New Roman"/>
-        </w:rPr>
-        <w:t>an Candy in Tucumcari</w:t>
-      </w:r>
-      <w:r>
-        <w:rPr>
-          <w:rFonts w:ascii="Times New Roman" w:hAnsi="Times New Roman" w:cs="Times New Roman"/>
-        </w:rPr>
-        <w:t>.</w:t>
-      </w:r>
-      <w:r>
-        <w:rPr>
-          <w:rFonts w:ascii="Times New Roman" w:hAnsi="Times New Roman" w:cs="Times New Roman"/>
-        </w:rPr>
-        <w:t>”</w:t>
-      </w:r>
-    </w:p>
-    <w:p>
-      <w:pPr>
-        <w:spacing w:line="480" w:lineRule="auto"/>
-        <w:ind w:firstLine="720"/>
-        <w:rPr>
-          <w:rFonts w:ascii="Times New Roman" w:hAnsi="Times New Roman" w:cs="Times New Roman"/>
-        </w:rPr>
-      </w:pPr>
-      <w:r>
-        <w:rPr>
-          <w:rFonts w:ascii="Times New Roman" w:hAnsi="Times New Roman" w:cs="Times New Roman"/>
-        </w:rPr>
-        <w:t>“</w:t>
-      </w:r>
-      <w:r>
-        <w:rPr>
-          <w:rFonts w:ascii="Times New Roman" w:hAnsi="Times New Roman" w:cs="Times New Roman"/>
-        </w:rPr>
-        <w:t>Y</w:t>
-      </w:r>
-      <w:r>
-        <w:rPr>
-          <w:rFonts w:ascii="Times New Roman" w:hAnsi="Times New Roman" w:cs="Times New Roman"/>
-        </w:rPr>
-        <w:t>ou get better rates from The Painted Lady. Particularly for pills. She</w:t>
-      </w:r>
-      <w:r>
-        <w:rPr>
-          <w:rFonts w:ascii="Times New Roman" w:hAnsi="Times New Roman" w:cs="Times New Roman"/>
-        </w:rPr>
-        <w:t xml:space="preserve"> what</w:t>
-      </w:r>
-      <w:r>
-        <w:rPr>
-          <w:rFonts w:ascii="Times New Roman" w:hAnsi="Times New Roman" w:cs="Times New Roman"/>
-        </w:rPr>
-        <w:t>’s</w:t>
-      </w:r>
-      <w:r>
-        <w:rPr>
-          <w:rFonts w:ascii="Times New Roman" w:hAnsi="Times New Roman" w:cs="Times New Roman"/>
-        </w:rPr>
-        <w:t xml:space="preserve"> called</w:t>
-      </w:r>
-      <w:r>
-        <w:rPr>
-          <w:rFonts w:ascii="Times New Roman" w:hAnsi="Times New Roman" w:cs="Times New Roman"/>
-        </w:rPr>
-        <w:t xml:space="preserve"> a connoisseur.”</w:t>
-      </w:r>
-    </w:p>
-    <w:p>
-      <w:pPr>
-        <w:spacing w:line="480" w:lineRule="auto"/>
-        <w:ind w:firstLine="720"/>
-        <w:rPr>
-          <w:rFonts w:ascii="Times New Roman" w:hAnsi="Times New Roman" w:cs="Times New Roman"/>
-        </w:rPr>
-      </w:pPr>
-      <w:r>
-        <w:rPr>
-          <w:rFonts w:ascii="Times New Roman" w:hAnsi="Times New Roman" w:cs="Times New Roman"/>
-        </w:rPr>
-        <w:t>“Yeah…but I know Candy</w:t>
-      </w:r>
-      <w:r>
-        <w:rPr>
-          <w:rFonts w:ascii="Times New Roman" w:hAnsi="Times New Roman" w:cs="Times New Roman"/>
-        </w:rPr>
-        <w:t xml:space="preserve"> better</w:t>
-      </w:r>
-      <w:r>
-        <w:rPr>
-          <w:rFonts w:ascii="Times New Roman" w:hAnsi="Times New Roman" w:cs="Times New Roman"/>
-        </w:rPr>
-        <w:t>….”</w:t>
-      </w:r>
-    </w:p>
-    <w:p>
-      <w:pPr>
-        <w:spacing w:line="480" w:lineRule="auto"/>
-        <w:ind w:firstLine="720"/>
-        <w:rPr>
-          <w:rFonts w:ascii="Times New Roman" w:hAnsi="Times New Roman" w:cs="Times New Roman"/>
-        </w:rPr>
-      </w:pPr>
-      <w:r>
-        <w:rPr>
-          <w:rFonts w:ascii="Times New Roman" w:hAnsi="Times New Roman" w:cs="Times New Roman"/>
-        </w:rPr>
-        <w:t xml:space="preserve">“Fair enough,” Bluebird extended his hand for shaking but Ginger just held up one red palm still studded with gravel and Blue turned the hand smoothly into a thumbs up as he pulled away.    </w:t>
-      </w:r>
-    </w:p>
-    <w:p>
-      <w:pPr>
-        <w:spacing w:line="480" w:lineRule="auto"/>
-        <w:ind w:firstLine="720"/>
-        <w:rPr>
-          <w:rFonts w:ascii="Times New Roman" w:hAnsi="Times New Roman" w:cs="Times New Roman"/>
-        </w:rPr>
-      </w:pPr>
-      <w:r>
-        <w:rPr>
-          <w:rFonts w:ascii="Times New Roman" w:hAnsi="Times New Roman" w:cs="Times New Roman"/>
-        </w:rPr>
-        <w:t xml:space="preserve">Ginger climbed back up into the cab of his truck, brushed his hands on his jeans and started her up. He took off his bandana which signaled that he was back to his straight job, the job that paid his taxes. He had eleven hours before his shipment, the one the trucking company paid him to haul, was due in Sacramento </w:t>
-      </w:r>
-      <w:proofErr w:type="gramStart"/>
-      <w:r>
-        <w:rPr>
-          <w:rFonts w:ascii="Times New Roman" w:hAnsi="Times New Roman" w:cs="Times New Roman"/>
-        </w:rPr>
-        <w:t>and in</w:t>
-      </w:r>
-      <w:proofErr w:type="gramEnd"/>
-      <w:r>
-        <w:rPr>
-          <w:rFonts w:ascii="Times New Roman" w:hAnsi="Times New Roman" w:cs="Times New Roman"/>
-        </w:rPr>
-        <w:t xml:space="preserve"> between him and </w:t>
-      </w:r>
-      <w:proofErr w:type="gramStart"/>
-      <w:r>
-        <w:rPr>
-          <w:rFonts w:ascii="Times New Roman" w:hAnsi="Times New Roman" w:cs="Times New Roman"/>
-        </w:rPr>
-        <w:t>there</w:t>
-      </w:r>
-      <w:proofErr w:type="gramEnd"/>
-      <w:r>
-        <w:rPr>
-          <w:rFonts w:ascii="Times New Roman" w:hAnsi="Times New Roman" w:cs="Times New Roman"/>
-        </w:rPr>
-        <w:t xml:space="preserve"> lay Candy’s house. He could stand to stop for a few hours, drop off his</w:t>
-      </w:r>
-      <w:r>
-        <w:rPr>
-          <w:rFonts w:ascii="Times New Roman" w:hAnsi="Times New Roman" w:cs="Times New Roman"/>
-        </w:rPr>
-        <w:t xml:space="preserve"> </w:t>
-      </w:r>
-      <w:r>
-        <w:rPr>
-          <w:rFonts w:ascii="Times New Roman" w:hAnsi="Times New Roman" w:cs="Times New Roman"/>
-        </w:rPr>
-        <w:t xml:space="preserve">cargo, maybe talk for </w:t>
-      </w:r>
-      <w:proofErr w:type="spellStart"/>
-      <w:r>
-        <w:rPr>
-          <w:rFonts w:ascii="Times New Roman" w:hAnsi="Times New Roman" w:cs="Times New Roman"/>
-        </w:rPr>
-        <w:t>awhile</w:t>
-      </w:r>
-      <w:proofErr w:type="spellEnd"/>
-      <w:r>
-        <w:rPr>
-          <w:rFonts w:ascii="Times New Roman" w:hAnsi="Times New Roman" w:cs="Times New Roman"/>
-        </w:rPr>
-        <w:t xml:space="preserve"> and head out around dawn.</w:t>
-      </w:r>
-    </w:p>
-    <w:p>
-      <w:pPr>
-        <w:spacing w:line="480" w:lineRule="auto"/>
-        <w:ind w:firstLine="720"/>
-        <w:jc w:val="center"/>
-        <w:rPr>
-          <w:rFonts w:ascii="Times New Roman" w:hAnsi="Times New Roman" w:cs="Times New Roman"/>
-        </w:rPr>
-      </w:pPr>
-      <w:r>
-        <w:rPr>
-          <w:rFonts w:ascii="Times New Roman" w:hAnsi="Times New Roman" w:cs="Times New Roman"/>
-        </w:rPr>
-        <w:t>*****</w:t>
-      </w:r>
-    </w:p>
-    <w:p>
-      <w:pPr>
-        <w:spacing w:line="480" w:lineRule="auto"/>
-        <w:ind w:firstLine="720"/>
-        <w:rPr>
-          <w:rFonts w:ascii="Times New Roman" w:hAnsi="Times New Roman" w:cs="Times New Roman"/>
-        </w:rPr>
-      </w:pPr>
-      <w:r>
-        <w:rPr>
-          <w:rFonts w:ascii="Times New Roman" w:hAnsi="Times New Roman" w:cs="Times New Roman"/>
-        </w:rPr>
-        <w:t xml:space="preserve">Ginger got about two hours sleep at Candy’s place and left feeling lighter having dropped off his haul. Candy would </w:t>
-      </w:r>
-      <w:r>
-        <w:rPr>
-          <w:rFonts w:ascii="Times New Roman" w:hAnsi="Times New Roman" w:cs="Times New Roman"/>
-        </w:rPr>
-        <w:t>appraise</w:t>
-      </w:r>
-      <w:r>
-        <w:rPr>
-          <w:rFonts w:ascii="Times New Roman" w:hAnsi="Times New Roman" w:cs="Times New Roman"/>
-        </w:rPr>
-        <w:t xml:space="preserve"> the goods and see that an appropriate cut </w:t>
-      </w:r>
-      <w:r>
-        <w:rPr>
-          <w:rFonts w:ascii="Times New Roman" w:hAnsi="Times New Roman" w:cs="Times New Roman"/>
-        </w:rPr>
-        <w:t xml:space="preserve">got </w:t>
-      </w:r>
-      <w:r>
-        <w:rPr>
-          <w:rFonts w:ascii="Times New Roman" w:hAnsi="Times New Roman" w:cs="Times New Roman"/>
-        </w:rPr>
-        <w:t>routed to Ginger and Bluebird. Typical rates were 20% for driver</w:t>
-      </w:r>
-      <w:r>
-        <w:rPr>
-          <w:rFonts w:ascii="Times New Roman" w:hAnsi="Times New Roman" w:cs="Times New Roman"/>
-        </w:rPr>
-        <w:t>s</w:t>
-      </w:r>
-      <w:r>
-        <w:rPr>
-          <w:rFonts w:ascii="Times New Roman" w:hAnsi="Times New Roman" w:cs="Times New Roman"/>
-        </w:rPr>
-        <w:t xml:space="preserve"> and 15% for flagger</w:t>
-      </w:r>
-      <w:r>
-        <w:rPr>
-          <w:rFonts w:ascii="Times New Roman" w:hAnsi="Times New Roman" w:cs="Times New Roman"/>
-        </w:rPr>
-        <w:t>s</w:t>
-      </w:r>
-      <w:r>
-        <w:rPr>
-          <w:rFonts w:ascii="Times New Roman" w:hAnsi="Times New Roman" w:cs="Times New Roman"/>
-        </w:rPr>
-        <w:t xml:space="preserve"> but Ginger asked her to </w:t>
-      </w:r>
-      <w:r>
-        <w:rPr>
-          <w:rFonts w:ascii="Times New Roman" w:hAnsi="Times New Roman" w:cs="Times New Roman"/>
-        </w:rPr>
-        <w:lastRenderedPageBreak/>
-        <w:t xml:space="preserve">make it 18% for Bluebird and take it out of his share because he’d been taught that you pay extra for quality. </w:t>
-      </w:r>
-    </w:p>
-    <w:p>
-      <w:pPr>
-        <w:spacing w:line="480" w:lineRule="auto"/>
-        <w:ind w:firstLine="720"/>
-        <w:rPr>
-          <w:rFonts w:ascii="Times New Roman" w:hAnsi="Times New Roman" w:cs="Times New Roman"/>
-        </w:rPr>
-      </w:pPr>
-      <w:r>
-        <w:rPr>
-          <w:rFonts w:ascii="Times New Roman" w:hAnsi="Times New Roman" w:cs="Times New Roman"/>
-        </w:rPr>
-        <w:t xml:space="preserve">Fulfilling his contract with Mercury Trucking, Ginger arrived in Sacramento on time, dropped off his straight haul to a couple of </w:t>
-      </w:r>
-      <w:r>
-        <w:rPr>
-          <w:rFonts w:ascii="Times New Roman" w:hAnsi="Times New Roman" w:cs="Times New Roman"/>
-        </w:rPr>
-        <w:t xml:space="preserve">sweaty, dull-eyed </w:t>
-      </w:r>
-      <w:r>
-        <w:rPr>
-          <w:rFonts w:ascii="Times New Roman" w:hAnsi="Times New Roman" w:cs="Times New Roman"/>
-        </w:rPr>
-        <w:t xml:space="preserve">guys with none of the charm of Candy. They loaded him up with a shipment due in Baton Rouge the next morning and Ginger hit the road again. </w:t>
-      </w:r>
-    </w:p>
-    <w:p>
-      <w:pPr>
-        <w:spacing w:line="480" w:lineRule="auto"/>
-        <w:ind w:firstLine="720"/>
-        <w:rPr>
-          <w:rFonts w:ascii="Times New Roman" w:hAnsi="Times New Roman" w:cs="Times New Roman"/>
-        </w:rPr>
-      </w:pPr>
-      <w:r>
-        <w:rPr>
-          <w:rFonts w:ascii="Times New Roman" w:hAnsi="Times New Roman" w:cs="Times New Roman"/>
-        </w:rPr>
-        <w:t>“...</w:t>
-      </w:r>
-      <w:proofErr w:type="spellStart"/>
-      <w:r>
-        <w:rPr>
-          <w:rFonts w:ascii="Times New Roman" w:hAnsi="Times New Roman" w:cs="Times New Roman"/>
-        </w:rPr>
-        <w:t>Ginger</w:t>
-      </w:r>
-      <w:r>
-        <w:rPr>
-          <w:rFonts w:ascii="Times New Roman" w:hAnsi="Times New Roman" w:cs="Times New Roman"/>
-        </w:rPr>
-        <w:t>m</w:t>
-      </w:r>
-      <w:r>
-        <w:rPr>
-          <w:rFonts w:ascii="Times New Roman" w:hAnsi="Times New Roman" w:cs="Times New Roman"/>
-        </w:rPr>
-        <w:t>an</w:t>
-      </w:r>
-      <w:proofErr w:type="spellEnd"/>
-      <w:r>
-        <w:rPr>
-          <w:rFonts w:ascii="Times New Roman" w:hAnsi="Times New Roman" w:cs="Times New Roman"/>
-        </w:rPr>
-        <w:t xml:space="preserve"> here hoping to get a 10-13 on the road ahead....” He’d just been playing with the microphone in his hand all morning. He hadn’t really thought </w:t>
-      </w:r>
-      <w:proofErr w:type="gramStart"/>
-      <w:r>
-        <w:rPr>
-          <w:rFonts w:ascii="Times New Roman" w:hAnsi="Times New Roman" w:cs="Times New Roman"/>
-        </w:rPr>
-        <w:t>through</w:t>
-      </w:r>
-      <w:proofErr w:type="gramEnd"/>
-      <w:r>
-        <w:rPr>
-          <w:rFonts w:ascii="Times New Roman" w:hAnsi="Times New Roman" w:cs="Times New Roman"/>
-        </w:rPr>
-        <w:t xml:space="preserve"> </w:t>
-      </w:r>
-      <w:proofErr w:type="gramStart"/>
-      <w:r>
-        <w:rPr>
-          <w:rFonts w:ascii="Times New Roman" w:hAnsi="Times New Roman" w:cs="Times New Roman"/>
-        </w:rPr>
-        <w:t>if</w:t>
-      </w:r>
-      <w:proofErr w:type="gramEnd"/>
-      <w:r>
-        <w:rPr>
-          <w:rFonts w:ascii="Times New Roman" w:hAnsi="Times New Roman" w:cs="Times New Roman"/>
-        </w:rPr>
-        <w:t xml:space="preserve"> he wanted to pull another job so soon and so close to the last one</w:t>
-      </w:r>
-      <w:r>
-        <w:rPr>
-          <w:rFonts w:ascii="Times New Roman" w:hAnsi="Times New Roman" w:cs="Times New Roman"/>
-        </w:rPr>
-        <w:t>. B</w:t>
-      </w:r>
-      <w:r>
-        <w:rPr>
-          <w:rFonts w:ascii="Times New Roman" w:hAnsi="Times New Roman" w:cs="Times New Roman"/>
-        </w:rPr>
-        <w:t>ut he was still in Bluebird’s territory and that thing yesterday had gone so smooth aside from falling flat on his ass. And without thinking much about it, he found himself asking for road conditions ahead. It didn’t hurt to ask</w:t>
-      </w:r>
-      <w:r>
-        <w:rPr>
-          <w:rFonts w:ascii="Times New Roman" w:hAnsi="Times New Roman" w:cs="Times New Roman"/>
-        </w:rPr>
-        <w:t>.</w:t>
-      </w:r>
-    </w:p>
-    <w:p>
-      <w:pPr>
-        <w:spacing w:line="480" w:lineRule="auto"/>
-        <w:ind w:firstLine="720"/>
-        <w:rPr>
-          <w:rFonts w:ascii="Times New Roman" w:hAnsi="Times New Roman" w:cs="Times New Roman"/>
-        </w:rPr>
-      </w:pPr>
-      <w:r>
-        <w:rPr>
-          <w:rFonts w:ascii="Times New Roman" w:hAnsi="Times New Roman" w:cs="Times New Roman"/>
-        </w:rPr>
-        <w:t>“</w:t>
-      </w:r>
-      <w:proofErr w:type="spellStart"/>
-      <w:r>
-        <w:rPr>
-          <w:rFonts w:ascii="Times New Roman" w:hAnsi="Times New Roman" w:cs="Times New Roman"/>
-        </w:rPr>
-        <w:t>SwampHopper</w:t>
-      </w:r>
-      <w:proofErr w:type="spellEnd"/>
-      <w:r>
-        <w:rPr>
-          <w:rFonts w:ascii="Times New Roman" w:hAnsi="Times New Roman" w:cs="Times New Roman"/>
-        </w:rPr>
-        <w:t xml:space="preserve">, here. What’s your 20, </w:t>
-      </w:r>
-      <w:r>
-        <w:rPr>
-          <w:rFonts w:ascii="Times New Roman" w:hAnsi="Times New Roman" w:cs="Times New Roman"/>
-        </w:rPr>
-        <w:t>Ginger</w:t>
-      </w:r>
-      <w:r>
-        <w:rPr>
-          <w:rFonts w:ascii="Times New Roman" w:hAnsi="Times New Roman" w:cs="Times New Roman"/>
-        </w:rPr>
-        <w:t xml:space="preserve">?”  </w:t>
-      </w:r>
-    </w:p>
-    <w:p>
-      <w:pPr>
-        <w:spacing w:line="480" w:lineRule="auto"/>
-        <w:ind w:firstLine="720"/>
-        <w:rPr>
-          <w:rFonts w:ascii="Times New Roman" w:hAnsi="Times New Roman" w:cs="Times New Roman"/>
-        </w:rPr>
-      </w:pPr>
-      <w:r>
-        <w:rPr>
-          <w:rFonts w:ascii="Times New Roman" w:hAnsi="Times New Roman" w:cs="Times New Roman"/>
-        </w:rPr>
-        <w:t>“Eastward bound on the Ike Highway leaving Victorville, Swampy.”</w:t>
-      </w:r>
-    </w:p>
-    <w:p>
-      <w:pPr>
-        <w:spacing w:line="480" w:lineRule="auto"/>
-        <w:ind w:firstLine="720"/>
-        <w:rPr>
-          <w:rFonts w:ascii="Times New Roman" w:hAnsi="Times New Roman" w:cs="Times New Roman"/>
-        </w:rPr>
-      </w:pPr>
-      <w:r>
-        <w:rPr>
-          <w:rFonts w:ascii="Times New Roman" w:hAnsi="Times New Roman" w:cs="Times New Roman"/>
-        </w:rPr>
-        <w:t>“Sorry, I’m not in your vicinity. I can’t....”</w:t>
-      </w:r>
-    </w:p>
-    <w:p>
-      <w:pPr>
-        <w:spacing w:line="480" w:lineRule="auto"/>
-        <w:ind w:firstLine="720"/>
-        <w:rPr>
-          <w:rFonts w:ascii="Times New Roman" w:hAnsi="Times New Roman" w:cs="Times New Roman"/>
-        </w:rPr>
-      </w:pPr>
-      <w:r>
-        <w:rPr>
-          <w:rFonts w:ascii="Times New Roman" w:hAnsi="Times New Roman" w:cs="Times New Roman"/>
-        </w:rPr>
-        <w:t xml:space="preserve">“Red Eyes on the line,” a voice suddenly cut in. “I believe I can be of some assistance, Ginger. I swear the bears are all hibernating or something. Just through that way and didn’t see a thing. </w:t>
-      </w:r>
-      <w:r>
-        <w:rPr>
-          <w:rFonts w:ascii="Times New Roman" w:hAnsi="Times New Roman" w:cs="Times New Roman"/>
-        </w:rPr>
-        <w:t>Y</w:t>
-      </w:r>
-      <w:r>
-        <w:rPr>
-          <w:rFonts w:ascii="Times New Roman" w:hAnsi="Times New Roman" w:cs="Times New Roman"/>
-        </w:rPr>
-        <w:t>our path is clear and the skies are sunny.”</w:t>
-      </w:r>
-    </w:p>
-    <w:p>
-      <w:pPr>
-        <w:spacing w:line="480" w:lineRule="auto"/>
-        <w:ind w:firstLine="720"/>
-        <w:rPr>
-          <w:rFonts w:ascii="Times New Roman" w:hAnsi="Times New Roman" w:cs="Times New Roman"/>
-        </w:rPr>
-      </w:pPr>
-      <w:r>
-        <w:rPr>
-          <w:rFonts w:ascii="Times New Roman" w:hAnsi="Times New Roman" w:cs="Times New Roman"/>
-        </w:rPr>
-        <w:t>“Thank you both,” Ginger said. “I appreciate the information. I’m 10-27. Good driving to you, Swampy, and you too, Red.”</w:t>
-      </w:r>
-    </w:p>
-    <w:p>
-      <w:pPr>
-        <w:spacing w:line="480" w:lineRule="auto"/>
-        <w:ind w:firstLine="720"/>
-        <w:rPr>
-          <w:rFonts w:ascii="Times New Roman" w:hAnsi="Times New Roman" w:cs="Times New Roman"/>
-        </w:rPr>
-      </w:pPr>
-      <w:r>
-        <w:rPr>
-          <w:rFonts w:ascii="Times New Roman" w:hAnsi="Times New Roman" w:cs="Times New Roman"/>
-        </w:rPr>
-        <w:t>Ginger opened the glovebox, clicked on the second radio and called out for Bluebird.</w:t>
-      </w:r>
-    </w:p>
-    <w:p>
-      <w:pPr>
-        <w:spacing w:line="480" w:lineRule="auto"/>
-        <w:ind w:firstLine="720"/>
-        <w:rPr>
-          <w:rFonts w:ascii="Times New Roman" w:hAnsi="Times New Roman" w:cs="Times New Roman"/>
-        </w:rPr>
-      </w:pPr>
-      <w:r>
-        <w:rPr>
-          <w:rFonts w:ascii="Times New Roman" w:hAnsi="Times New Roman" w:cs="Times New Roman"/>
-        </w:rPr>
-        <w:lastRenderedPageBreak/>
-        <w:t xml:space="preserve">“Been waiting by the phone, Ginger,” Bluebird said. “I thought you’d never call. I’ve had my eye on a </w:t>
-      </w:r>
-      <w:r>
-        <w:rPr>
-          <w:rFonts w:ascii="Times New Roman" w:hAnsi="Times New Roman" w:cs="Times New Roman"/>
-        </w:rPr>
-        <w:t>Smiler</w:t>
-      </w:r>
-      <w:r>
-        <w:rPr>
-          <w:rFonts w:ascii="Times New Roman" w:hAnsi="Times New Roman" w:cs="Times New Roman"/>
-        </w:rPr>
-        <w:t xml:space="preserve"> since it entered my geofence. You’ll see it in about five minutes at your current rate. Are we on?”</w:t>
-      </w:r>
-    </w:p>
-    <w:p>
-      <w:pPr>
-        <w:spacing w:line="480" w:lineRule="auto"/>
-        <w:ind w:firstLine="720"/>
-        <w:rPr>
-          <w:rFonts w:ascii="Times New Roman" w:hAnsi="Times New Roman" w:cs="Times New Roman"/>
-        </w:rPr>
-      </w:pPr>
-      <w:r>
-        <w:rPr>
-          <w:rFonts w:ascii="Times New Roman" w:hAnsi="Times New Roman" w:cs="Times New Roman"/>
-        </w:rPr>
         <w:t>“That’s a 10-4, Blue. We’re on.”</w:t>
       </w:r>
     </w:p>
@@ -3321,26 +3365,664 @@
         <w:rPr>
           <w:rFonts w:ascii="Times New Roman" w:hAnsi="Times New Roman" w:cs="Times New Roman"/>
         </w:rPr>
-        <w:t xml:space="preserve">inger was reaching for the microphone still not entirely sure if he should tell Bluebird he was ready or if he should try to describe what he was looking at when a sound like a mix </w:t>
+        <w:t xml:space="preserve">inger was reaching for the microphone still not entirely sure if he should tell Bluebird he was ready or if he should try to describe what he was looking at when a sound like a mix between the roar of an engine and the bleat of a horn rose up beside him. Bluebird’s taillights flashed for just a second </w:t>
+      </w:r>
+      <w:r>
+        <w:rPr>
+          <w:rFonts w:ascii="Times New Roman" w:hAnsi="Times New Roman" w:cs="Times New Roman"/>
+        </w:rPr>
+        <w:t>–</w:t>
+      </w:r>
+      <w:r>
+        <w:rPr>
+          <w:rFonts w:ascii="Times New Roman" w:hAnsi="Times New Roman" w:cs="Times New Roman"/>
+        </w:rPr>
+        <w:t xml:space="preserve"> the</w:t>
+      </w:r>
+      <w:r>
+        <w:rPr>
+          <w:rFonts w:ascii="Times New Roman" w:hAnsi="Times New Roman" w:cs="Times New Roman"/>
+        </w:rPr>
+        <w:t xml:space="preserve"> </w:t>
+      </w:r>
+      <w:r>
+        <w:rPr>
+          <w:rFonts w:ascii="Times New Roman" w:hAnsi="Times New Roman" w:cs="Times New Roman"/>
+        </w:rPr>
+        <w:t xml:space="preserve">sound must have startled him – and the tractor surged forward. </w:t>
+      </w:r>
+    </w:p>
+    <w:p>
+      <w:pPr>
+        <w:spacing w:line="480" w:lineRule="auto"/>
+        <w:ind w:firstLine="720"/>
+        <w:rPr>
+          <w:rFonts w:ascii="Times New Roman" w:hAnsi="Times New Roman" w:cs="Times New Roman"/>
+        </w:rPr>
+      </w:pPr>
+      <w:r>
+        <w:rPr>
+          <w:rFonts w:ascii="Times New Roman" w:hAnsi="Times New Roman" w:cs="Times New Roman"/>
+        </w:rPr>
+        <w:t xml:space="preserve">The first impact flipped the Volvo up into the air. Taillights smashed, the bumper </w:t>
+      </w:r>
+      <w:r>
+        <w:rPr>
+          <w:rFonts w:ascii="Times New Roman" w:hAnsi="Times New Roman" w:cs="Times New Roman"/>
+        </w:rPr>
+        <w:t>folded</w:t>
+      </w:r>
+      <w:r>
+        <w:rPr>
+          <w:rFonts w:ascii="Times New Roman" w:hAnsi="Times New Roman" w:cs="Times New Roman"/>
+        </w:rPr>
+        <w:t xml:space="preserve"> and the hood jerked up and back like it was pulled on a chain. It seemed to h</w:t>
+      </w:r>
+      <w:r>
+        <w:rPr>
+          <w:rFonts w:ascii="Times New Roman" w:hAnsi="Times New Roman" w:cs="Times New Roman"/>
+        </w:rPr>
+        <w:t xml:space="preserve">ang </w:t>
+      </w:r>
+      <w:r>
+        <w:rPr>
+          <w:rFonts w:ascii="Times New Roman" w:hAnsi="Times New Roman" w:cs="Times New Roman"/>
+        </w:rPr>
+        <w:t xml:space="preserve">there for a </w:t>
       </w:r>
       <w:r>
         <w:rPr>
           <w:rFonts w:ascii="Times New Roman" w:hAnsi="Times New Roman" w:cs="Times New Roman"/>
         </w:rPr>
         <w:lastRenderedPageBreak/>
-        <w:t xml:space="preserve">between the roar of an engine and the bleat of a horn rose up beside him. Bluebird’s taillights flashed for just a second </w:t>
-      </w:r>
-      <w:r>
-        <w:rPr>
-          <w:rFonts w:ascii="Times New Roman" w:hAnsi="Times New Roman" w:cs="Times New Roman"/>
-        </w:rPr>
-        <w:t>–</w:t>
-      </w:r>
-      <w:r>
-        <w:rPr>
-          <w:rFonts w:ascii="Times New Roman" w:hAnsi="Times New Roman" w:cs="Times New Roman"/>
-        </w:rPr>
-        <w:t xml:space="preserve"> the</w:t>
+        <w:t>minute almost straight up and down like Bluebird was driving the hammer lane up into the clouds</w:t>
+      </w:r>
+      <w:r>
+        <w:rPr>
+          <w:rFonts w:ascii="Times New Roman" w:hAnsi="Times New Roman" w:cs="Times New Roman"/>
+        </w:rPr>
+        <w:t>. T</w:t>
+      </w:r>
+      <w:r>
+        <w:rPr>
+          <w:rFonts w:ascii="Times New Roman" w:hAnsi="Times New Roman" w:cs="Times New Roman"/>
+        </w:rPr>
+        <w:t xml:space="preserve">hen </w:t>
+      </w:r>
+      <w:r>
+        <w:rPr>
+          <w:rFonts w:ascii="Times New Roman" w:hAnsi="Times New Roman" w:cs="Times New Roman"/>
+        </w:rPr>
+        <w:t>a</w:t>
+      </w:r>
+      <w:r>
+        <w:rPr>
+          <w:rFonts w:ascii="Times New Roman" w:hAnsi="Times New Roman" w:cs="Times New Roman"/>
+        </w:rPr>
+        <w:t xml:space="preserve"> second impact </w:t>
+      </w:r>
+      <w:r>
+        <w:rPr>
+          <w:rFonts w:ascii="Times New Roman" w:hAnsi="Times New Roman" w:cs="Times New Roman"/>
+        </w:rPr>
+        <w:t xml:space="preserve">as </w:t>
+      </w:r>
+      <w:r>
+        <w:rPr>
+          <w:rFonts w:ascii="Times New Roman" w:hAnsi="Times New Roman" w:cs="Times New Roman"/>
+        </w:rPr>
+        <w:t xml:space="preserve">the tractor’s grill hit the Volvo’s roof and tossed it off onto the shoulder like an empty beer can. </w:t>
+      </w:r>
+      <w:r>
+        <w:rPr>
+          <w:rFonts w:ascii="Times New Roman" w:hAnsi="Times New Roman" w:cs="Times New Roman"/>
+        </w:rPr>
+        <w:t>T</w:t>
+      </w:r>
+      <w:r>
+        <w:rPr>
+          <w:rFonts w:ascii="Times New Roman" w:hAnsi="Times New Roman" w:cs="Times New Roman"/>
+        </w:rPr>
+        <w:t xml:space="preserve">he tall blue trailer </w:t>
+      </w:r>
+      <w:r>
+        <w:rPr>
+          <w:rFonts w:ascii="Times New Roman" w:hAnsi="Times New Roman" w:cs="Times New Roman"/>
+        </w:rPr>
+        <w:t>did</w:t>
+      </w:r>
+      <w:r>
+        <w:rPr>
+          <w:rFonts w:ascii="Times New Roman" w:hAnsi="Times New Roman" w:cs="Times New Roman"/>
+        </w:rPr>
+        <w:t xml:space="preserve">n’t slow, only picked up speed.   </w:t>
+      </w:r>
+    </w:p>
+    <w:p>
+      <w:pPr>
+        <w:spacing w:line="480" w:lineRule="auto"/>
+        <w:ind w:firstLine="720"/>
+        <w:rPr>
+          <w:rFonts w:ascii="Times New Roman" w:hAnsi="Times New Roman" w:cs="Times New Roman"/>
+        </w:rPr>
+      </w:pPr>
+      <w:r>
+        <w:rPr>
+          <w:rFonts w:ascii="Times New Roman" w:hAnsi="Times New Roman" w:cs="Times New Roman"/>
+        </w:rPr>
+        <w:t>The deep rumble of air brakes shook the cab. From behind and beside him, flatulent horns protest</w:t>
+      </w:r>
+      <w:r>
+        <w:rPr>
+          <w:rFonts w:ascii="Times New Roman" w:hAnsi="Times New Roman" w:cs="Times New Roman"/>
+        </w:rPr>
+        <w:t xml:space="preserve">ed </w:t>
+      </w:r>
+      <w:r>
+        <w:rPr>
+          <w:rFonts w:ascii="Times New Roman" w:hAnsi="Times New Roman" w:cs="Times New Roman"/>
+        </w:rPr>
+        <w:t xml:space="preserve">the move </w:t>
+      </w:r>
+      <w:r>
+        <w:rPr>
+          <w:rFonts w:ascii="Times New Roman" w:hAnsi="Times New Roman" w:cs="Times New Roman"/>
+        </w:rPr>
+        <w:t>Ginger</w:t>
+      </w:r>
+      <w:r>
+        <w:rPr>
+          <w:rFonts w:ascii="Times New Roman" w:hAnsi="Times New Roman" w:cs="Times New Roman"/>
+        </w:rPr>
+        <w:t xml:space="preserve"> was making</w:t>
+      </w:r>
+      <w:r>
+        <w:rPr>
+          <w:rFonts w:ascii="Times New Roman" w:hAnsi="Times New Roman" w:cs="Times New Roman"/>
+        </w:rPr>
+        <w:t>,</w:t>
+      </w:r>
+      <w:r>
+        <w:rPr>
+          <w:rFonts w:ascii="Times New Roman" w:hAnsi="Times New Roman" w:cs="Times New Roman"/>
+        </w:rPr>
+        <w:t xml:space="preserve"> sliding through the right lane toward the shoulder but soon they were lost under his truck’s bellowing brakes, the shriek of stressed metal. The truck came to a juddering stop and Ginger flung himself out of the cab.</w:t>
+      </w:r>
+    </w:p>
+    <w:p>
+      <w:pPr>
+        <w:spacing w:line="480" w:lineRule="auto"/>
+        <w:ind w:firstLine="720"/>
+        <w:rPr>
+          <w:rFonts w:ascii="Times New Roman" w:hAnsi="Times New Roman" w:cs="Times New Roman"/>
+        </w:rPr>
+      </w:pPr>
+      <w:r>
+        <w:rPr>
+          <w:rFonts w:ascii="Times New Roman" w:hAnsi="Times New Roman" w:cs="Times New Roman"/>
+        </w:rPr>
+        <w:t xml:space="preserve">The tinkling of bells swarmed around his head as Ginger ran on aching knees back toward where the Volvo lay wadded against the guardrail. He couldn’t find the door at first. Every part of the vehicle had </w:t>
+      </w:r>
+      <w:proofErr w:type="gramStart"/>
+      <w:r>
+        <w:rPr>
+          <w:rFonts w:ascii="Times New Roman" w:hAnsi="Times New Roman" w:cs="Times New Roman"/>
+        </w:rPr>
+        <w:t>been collapsed</w:t>
+      </w:r>
+      <w:proofErr w:type="gramEnd"/>
+      <w:r>
+        <w:rPr>
+          <w:rFonts w:ascii="Times New Roman" w:hAnsi="Times New Roman" w:cs="Times New Roman"/>
+        </w:rPr>
+        <w:t xml:space="preserve">, twisted or ripped until it bore no resemblance to a car. Ginger finally discovered a window and looked </w:t>
+      </w:r>
+      <w:proofErr w:type="gramStart"/>
+      <w:r>
+        <w:rPr>
+          <w:rFonts w:ascii="Times New Roman" w:hAnsi="Times New Roman" w:cs="Times New Roman"/>
+        </w:rPr>
+        <w:t>inside</w:t>
+      </w:r>
+      <w:proofErr w:type="gramEnd"/>
+      <w:r>
+        <w:rPr>
+          <w:rFonts w:ascii="Times New Roman" w:hAnsi="Times New Roman" w:cs="Times New Roman"/>
+        </w:rPr>
+        <w:t xml:space="preserve"> and Bluebird had been similarly </w:t>
+      </w:r>
+      <w:r>
+        <w:rPr>
+          <w:rFonts w:ascii="Times New Roman" w:hAnsi="Times New Roman" w:cs="Times New Roman"/>
+        </w:rPr>
+        <w:t>defile</w:t>
+      </w:r>
+      <w:r>
+        <w:rPr>
+          <w:rFonts w:ascii="Times New Roman" w:hAnsi="Times New Roman" w:cs="Times New Roman"/>
+        </w:rPr>
+        <w:t>d – slashed, broken, crushed. The remains of the Volvo resembled a massive fruit with a steel shell and Bluebird the soft pulpy interior.</w:t>
+      </w:r>
+    </w:p>
+    <w:p>
+      <w:pPr>
+        <w:spacing w:line="480" w:lineRule="auto"/>
+        <w:ind w:firstLine="720"/>
+        <w:rPr>
+          <w:rFonts w:ascii="Times New Roman" w:hAnsi="Times New Roman" w:cs="Times New Roman"/>
+        </w:rPr>
+      </w:pPr>
+      <w:r>
+        <w:rPr>
+          <w:rFonts w:ascii="Times New Roman" w:hAnsi="Times New Roman" w:cs="Times New Roman"/>
+        </w:rPr>
+        <w:t xml:space="preserve">Ginger sprinted back to his truck. “10-42. Reporting an accident. We have a loose bogey headed east on one,” he screamed into the mic </w:t>
+      </w:r>
+      <w:r>
+        <w:rPr>
+          <w:rFonts w:ascii="Times New Roman" w:hAnsi="Times New Roman" w:cs="Times New Roman"/>
+        </w:rPr>
+        <w:t>stepping all over</w:t>
+      </w:r>
+      <w:r>
+        <w:rPr>
+          <w:rFonts w:ascii="Times New Roman" w:hAnsi="Times New Roman" w:cs="Times New Roman"/>
+        </w:rPr>
+        <w:t xml:space="preserve"> some </w:t>
+      </w:r>
+      <w:r>
+        <w:rPr>
+          <w:rFonts w:ascii="Times New Roman" w:hAnsi="Times New Roman" w:cs="Times New Roman"/>
+        </w:rPr>
+        <w:t>h</w:t>
+      </w:r>
+      <w:r>
+        <w:rPr>
+          <w:rFonts w:ascii="Times New Roman" w:hAnsi="Times New Roman" w:cs="Times New Roman"/>
+        </w:rPr>
+        <w:t xml:space="preserve">and’s tearjerker about bitching up a turnaround in Minneapolis on account of black ice. Ginger rolled back out on the roadway and </w:t>
+      </w:r>
+      <w:r>
+        <w:rPr>
+          <w:rFonts w:ascii="Times New Roman" w:hAnsi="Times New Roman" w:cs="Times New Roman"/>
+        </w:rPr>
+        <w:t>poured on</w:t>
+      </w:r>
+      <w:r>
+        <w:rPr>
+          <w:rFonts w:ascii="Times New Roman" w:hAnsi="Times New Roman" w:cs="Times New Roman"/>
+        </w:rPr>
+        <w:t xml:space="preserve"> speed weaving in and out of traffic. “In pursuit. Will have a license soon. This RC truck was just involved in a serious collision. 10-200. Send police. Send ambulance to exit 74....”</w:t>
+      </w:r>
+    </w:p>
+    <w:p>
+      <w:pPr>
+        <w:spacing w:line="480" w:lineRule="auto"/>
+        <w:ind w:firstLine="720"/>
+        <w:rPr>
+          <w:rFonts w:ascii="Times New Roman" w:hAnsi="Times New Roman" w:cs="Times New Roman"/>
+        </w:rPr>
+      </w:pPr>
+      <w:r>
+        <w:rPr>
+          <w:rFonts w:ascii="Times New Roman" w:hAnsi="Times New Roman" w:cs="Times New Roman"/>
+        </w:rPr>
+        <w:t xml:space="preserve">“Ginger,” the radio in his glovebox purred. </w:t>
+      </w:r>
+    </w:p>
+    <w:p>
+      <w:pPr>
+        <w:spacing w:line="480" w:lineRule="auto"/>
+        <w:ind w:firstLine="720"/>
+        <w:rPr>
+          <w:rFonts w:ascii="Times New Roman" w:hAnsi="Times New Roman" w:cs="Times New Roman"/>
+        </w:rPr>
+      </w:pPr>
+      <w:r>
+        <w:rPr>
+          <w:rFonts w:ascii="Times New Roman" w:hAnsi="Times New Roman" w:cs="Times New Roman"/>
+        </w:rPr>
+        <w:lastRenderedPageBreak/>
+        <w:t xml:space="preserve">Ginger set down the microphone attached to his straight radio which </w:t>
+      </w:r>
+      <w:r>
+        <w:rPr>
+          <w:rFonts w:ascii="Times New Roman" w:hAnsi="Times New Roman" w:cs="Times New Roman"/>
+        </w:rPr>
+        <w:t xml:space="preserve">had become </w:t>
+      </w:r>
+      <w:r>
+        <w:rPr>
+          <w:rFonts w:ascii="Times New Roman" w:hAnsi="Times New Roman" w:cs="Times New Roman"/>
+        </w:rPr>
+        <w:t>a riot of overlapping voices expressing alarm and support</w:t>
+      </w:r>
+      <w:r>
+        <w:rPr>
+          <w:rFonts w:ascii="Times New Roman" w:hAnsi="Times New Roman" w:cs="Times New Roman"/>
+        </w:rPr>
+        <w:t xml:space="preserve"> and picked up</w:t>
+      </w:r>
+      <w:r>
+        <w:rPr>
+          <w:rFonts w:ascii="Times New Roman" w:hAnsi="Times New Roman" w:cs="Times New Roman"/>
+        </w:rPr>
+        <w:t xml:space="preserve"> the mic connected to his outlaw radio.</w:t>
+      </w:r>
+    </w:p>
+    <w:p>
+      <w:pPr>
+        <w:spacing w:line="480" w:lineRule="auto"/>
+        <w:ind w:firstLine="720"/>
+        <w:rPr>
+          <w:rFonts w:ascii="Times New Roman" w:hAnsi="Times New Roman" w:cs="Times New Roman"/>
+        </w:rPr>
+      </w:pPr>
+      <w:r>
+        <w:rPr>
+          <w:rFonts w:ascii="Times New Roman" w:hAnsi="Times New Roman" w:cs="Times New Roman"/>
+        </w:rPr>
+        <w:t>“Ginger, are you there?”</w:t>
+      </w:r>
+    </w:p>
+    <w:p>
+      <w:pPr>
+        <w:spacing w:line="480" w:lineRule="auto"/>
+        <w:ind w:firstLine="720"/>
+        <w:rPr>
+          <w:rFonts w:ascii="Times New Roman" w:hAnsi="Times New Roman" w:cs="Times New Roman"/>
+        </w:rPr>
+      </w:pPr>
+      <w:r>
+        <w:rPr>
+          <w:rFonts w:ascii="Times New Roman" w:hAnsi="Times New Roman" w:cs="Times New Roman"/>
+        </w:rPr>
+        <w:t>“Who</w:t>
+      </w:r>
+      <w:r>
+        <w:rPr>
+          <w:rFonts w:ascii="Times New Roman" w:hAnsi="Times New Roman" w:cs="Times New Roman"/>
+        </w:rPr>
+        <w:t>’s</w:t>
+      </w:r>
+      <w:r>
+        <w:rPr>
+          <w:rFonts w:ascii="Times New Roman" w:hAnsi="Times New Roman" w:cs="Times New Roman"/>
+        </w:rPr>
+        <w:t xml:space="preserve"> this?” Ginger rounded a curve and he saw the </w:t>
+      </w:r>
+      <w:r>
+        <w:rPr>
+          <w:rFonts w:ascii="Times New Roman" w:hAnsi="Times New Roman" w:cs="Times New Roman"/>
+        </w:rPr>
+        <w:t>Smiler</w:t>
+      </w:r>
+      <w:r>
+        <w:rPr>
+          <w:rFonts w:ascii="Times New Roman" w:hAnsi="Times New Roman" w:cs="Times New Roman"/>
+        </w:rPr>
+        <w:t xml:space="preserve"> truck up ahead now, about a half mile away. </w:t>
+      </w:r>
+    </w:p>
+    <w:p>
+      <w:pPr>
+        <w:spacing w:line="480" w:lineRule="auto"/>
+        <w:ind w:firstLine="720"/>
+        <w:rPr>
+          <w:rFonts w:ascii="Times New Roman" w:hAnsi="Times New Roman" w:cs="Times New Roman"/>
+        </w:rPr>
+      </w:pPr>
+      <w:r>
+        <w:rPr>
+          <w:rFonts w:ascii="Times New Roman" w:hAnsi="Times New Roman" w:cs="Times New Roman"/>
+        </w:rPr>
+        <w:t xml:space="preserve">“This is Red Eyes, Ginger. </w:t>
+      </w:r>
+      <w:r>
+        <w:rPr>
+          <w:rFonts w:ascii="Times New Roman" w:hAnsi="Times New Roman" w:cs="Times New Roman"/>
+        </w:rPr>
+        <w:t>G</w:t>
+      </w:r>
+      <w:r>
+        <w:rPr>
+          <w:rFonts w:ascii="Times New Roman" w:hAnsi="Times New Roman" w:cs="Times New Roman"/>
+        </w:rPr>
+        <w:t>ot you in our rearview.” The stretch of highway under Ginger’s tires was empty aside from Ginger and the truck ahead.</w:t>
+      </w:r>
+    </w:p>
+    <w:p>
+      <w:pPr>
+        <w:spacing w:line="480" w:lineRule="auto"/>
+        <w:ind w:firstLine="720"/>
+        <w:rPr>
+          <w:rFonts w:ascii="Times New Roman" w:hAnsi="Times New Roman" w:cs="Times New Roman"/>
+        </w:rPr>
+      </w:pPr>
+      <w:r>
+        <w:rPr>
+          <w:rFonts w:ascii="Times New Roman" w:hAnsi="Times New Roman" w:cs="Times New Roman"/>
+        </w:rPr>
+        <w:t xml:space="preserve">“You’re controlling that rig? Wherever you’re at, that was hit and run. I will make sure the cops </w:t>
+      </w:r>
+      <w:r>
+        <w:rPr>
+          <w:rFonts w:ascii="Times New Roman" w:hAnsi="Times New Roman" w:cs="Times New Roman"/>
+        </w:rPr>
+        <w:t xml:space="preserve">find </w:t>
+      </w:r>
+      <w:r>
+        <w:rPr>
+          <w:rFonts w:ascii="Times New Roman" w:hAnsi="Times New Roman" w:cs="Times New Roman"/>
+        </w:rPr>
+        <w:t>you....”</w:t>
+      </w:r>
+    </w:p>
+    <w:p>
+      <w:pPr>
+        <w:spacing w:line="480" w:lineRule="auto"/>
+        <w:ind w:firstLine="720"/>
+        <w:rPr>
+          <w:rFonts w:ascii="Times New Roman" w:hAnsi="Times New Roman" w:cs="Times New Roman"/>
+        </w:rPr>
+      </w:pPr>
+      <w:r>
+        <w:rPr>
+          <w:rFonts w:ascii="Times New Roman" w:hAnsi="Times New Roman" w:cs="Times New Roman"/>
+        </w:rPr>
+        <w:t xml:space="preserve">“Statute C, section 207 of the Fair Highway Commerce Act, good buddy. Your friend was interfering with the efficient transport of commercial goods subservient to the mission, interests or values of a corporate entity. Any action </w:t>
+      </w:r>
+      <w:r>
+        <w:rPr>
+          <w:rFonts w:ascii="Times New Roman" w:hAnsi="Times New Roman" w:cs="Times New Roman"/>
+        </w:rPr>
+        <w:t>taken</w:t>
+      </w:r>
+      <w:r>
+        <w:rPr>
+          <w:rFonts w:ascii="Times New Roman" w:hAnsi="Times New Roman" w:cs="Times New Roman"/>
+        </w:rPr>
+        <w:t xml:space="preserve"> in such a scenario overweens and is immune from judicial review.”</w:t>
+      </w:r>
+    </w:p>
+    <w:p>
+      <w:pPr>
+        <w:spacing w:line="480" w:lineRule="auto"/>
+        <w:ind w:firstLine="720"/>
+        <w:rPr>
+          <w:rFonts w:ascii="Times New Roman" w:hAnsi="Times New Roman" w:cs="Times New Roman"/>
+        </w:rPr>
+      </w:pPr>
+      <w:r>
+        <w:rPr>
+          <w:rFonts w:ascii="Times New Roman" w:hAnsi="Times New Roman" w:cs="Times New Roman"/>
+        </w:rPr>
+        <w:t xml:space="preserve">Ginger clicked off the radio and </w:t>
+      </w:r>
+      <w:r>
+        <w:rPr>
+          <w:rFonts w:ascii="Times New Roman" w:hAnsi="Times New Roman" w:cs="Times New Roman"/>
+        </w:rPr>
+        <w:t>slammed</w:t>
+      </w:r>
+      <w:r>
+        <w:rPr>
+          <w:rFonts w:ascii="Times New Roman" w:hAnsi="Times New Roman" w:cs="Times New Roman"/>
+        </w:rPr>
+        <w:t xml:space="preserve"> the glovebox.</w:t>
+      </w:r>
+    </w:p>
+    <w:p>
+      <w:pPr>
+        <w:spacing w:line="480" w:lineRule="auto"/>
+        <w:ind w:firstLine="720"/>
+        <w:rPr>
+          <w:rFonts w:ascii="Times New Roman" w:hAnsi="Times New Roman" w:cs="Times New Roman"/>
+        </w:rPr>
+      </w:pPr>
+      <w:r>
+        <w:rPr>
+          <w:rFonts w:ascii="Times New Roman" w:hAnsi="Times New Roman" w:cs="Times New Roman"/>
+        </w:rPr>
+        <w:t>Stomping the clutch, working the range shift with his index, wrenching the stick from four back and up to five when the transmission started to shriek, Ginger had pulled up close enough to read the license plate and grabbed the microphone mounted under the dash.</w:t>
+      </w:r>
+    </w:p>
+    <w:p>
+      <w:pPr>
+        <w:spacing w:line="480" w:lineRule="auto"/>
+        <w:ind w:firstLine="720"/>
+        <w:rPr>
+          <w:rFonts w:ascii="Times New Roman" w:hAnsi="Times New Roman" w:cs="Times New Roman"/>
+        </w:rPr>
+      </w:pPr>
+      <w:r>
+        <w:rPr>
+          <w:rFonts w:ascii="Times New Roman" w:hAnsi="Times New Roman" w:cs="Times New Roman"/>
+        </w:rPr>
+        <w:t>“License AZ20061. This autonomous vehicle has just been in a hit and run accident. Driver was seriously injured. Send police. Call customer service and have this vehicle remotely disabled.”</w:t>
+      </w:r>
+    </w:p>
+    <w:p>
+      <w:pPr>
+        <w:spacing w:line="480" w:lineRule="auto"/>
+        <w:ind w:firstLine="720"/>
+        <w:rPr>
+          <w:rFonts w:ascii="Times New Roman" w:hAnsi="Times New Roman" w:cs="Times New Roman"/>
+        </w:rPr>
+      </w:pPr>
+      <w:r>
+        <w:rPr>
+          <w:rFonts w:ascii="Times New Roman" w:hAnsi="Times New Roman" w:cs="Times New Roman"/>
+        </w:rPr>
+        <w:lastRenderedPageBreak/>
+        <w:t xml:space="preserve">The radio had gone silent. </w:t>
+      </w:r>
+      <w:proofErr w:type="gramStart"/>
+      <w:r>
+        <w:rPr>
+          <w:rFonts w:ascii="Times New Roman" w:hAnsi="Times New Roman" w:cs="Times New Roman"/>
+        </w:rPr>
+        <w:t>All of</w:t>
+      </w:r>
+      <w:proofErr w:type="gramEnd"/>
+      <w:r>
+        <w:rPr>
+          <w:rFonts w:ascii="Times New Roman" w:hAnsi="Times New Roman" w:cs="Times New Roman"/>
+        </w:rPr>
+        <w:t xml:space="preserve"> the competing </w:t>
+      </w:r>
+      <w:r>
+        <w:rPr>
+          <w:rFonts w:ascii="Times New Roman" w:hAnsi="Times New Roman" w:cs="Times New Roman"/>
+        </w:rPr>
+        <w:t>rowdy</w:t>
+      </w:r>
+      <w:r>
+        <w:rPr>
+          <w:rFonts w:ascii="Times New Roman" w:hAnsi="Times New Roman" w:cs="Times New Roman"/>
+        </w:rPr>
+        <w:t xml:space="preserve"> voices he’d grown so accustomed to. </w:t>
+      </w:r>
+      <w:proofErr w:type="gramStart"/>
+      <w:r>
+        <w:rPr>
+          <w:rFonts w:ascii="Times New Roman" w:hAnsi="Times New Roman" w:cs="Times New Roman"/>
+        </w:rPr>
+        <w:t>All of</w:t>
+      </w:r>
+      <w:proofErr w:type="gramEnd"/>
+      <w:r>
+        <w:rPr>
+          <w:rFonts w:ascii="Times New Roman" w:hAnsi="Times New Roman" w:cs="Times New Roman"/>
+        </w:rPr>
+        <w:t xml:space="preserve"> the </w:t>
+      </w:r>
+      <w:proofErr w:type="spellStart"/>
+      <w:r>
+        <w:rPr>
+          <w:rFonts w:ascii="Times New Roman" w:hAnsi="Times New Roman" w:cs="Times New Roman"/>
+        </w:rPr>
+        <w:t>bucketmouths</w:t>
+      </w:r>
+      <w:proofErr w:type="spellEnd"/>
+      <w:r>
+        <w:rPr>
+          <w:rFonts w:ascii="Times New Roman" w:hAnsi="Times New Roman" w:cs="Times New Roman"/>
+        </w:rPr>
+        <w:t xml:space="preserve"> with their stories of lot lizards and slugging contests in honky-tonk bars. </w:t>
+      </w:r>
+      <w:proofErr w:type="gramStart"/>
+      <w:r>
+        <w:rPr>
+          <w:rFonts w:ascii="Times New Roman" w:hAnsi="Times New Roman" w:cs="Times New Roman"/>
+        </w:rPr>
+        <w:t>All of</w:t>
+      </w:r>
+      <w:proofErr w:type="gramEnd"/>
+      <w:r>
+        <w:rPr>
+          <w:rFonts w:ascii="Times New Roman" w:hAnsi="Times New Roman" w:cs="Times New Roman"/>
+        </w:rPr>
+        <w:t xml:space="preserve"> the chatter that had become peanut butter in Ginger’s ears was gone. Just </w:t>
+      </w:r>
+      <w:r>
+        <w:rPr>
+          <w:rFonts w:ascii="Times New Roman" w:hAnsi="Times New Roman" w:cs="Times New Roman"/>
+        </w:rPr>
+        <w:t>a</w:t>
+      </w:r>
+      <w:r>
+        <w:rPr>
+          <w:rFonts w:ascii="Times New Roman" w:hAnsi="Times New Roman" w:cs="Times New Roman"/>
+        </w:rPr>
+        <w:t xml:space="preserve"> soft hiss </w:t>
+      </w:r>
+      <w:r>
+        <w:rPr>
+          <w:rFonts w:ascii="Times New Roman" w:hAnsi="Times New Roman" w:cs="Times New Roman"/>
+        </w:rPr>
+        <w:t>like</w:t>
+      </w:r>
+      <w:r>
+        <w:rPr>
+          <w:rFonts w:ascii="Times New Roman" w:hAnsi="Times New Roman" w:cs="Times New Roman"/>
+        </w:rPr>
+        <w:t xml:space="preserve"> punctured tires.</w:t>
+      </w:r>
+    </w:p>
+    <w:p>
+      <w:pPr>
+        <w:spacing w:line="480" w:lineRule="auto"/>
+        <w:ind w:firstLine="720"/>
+        <w:rPr>
+          <w:rFonts w:ascii="Times New Roman" w:hAnsi="Times New Roman" w:cs="Times New Roman"/>
+        </w:rPr>
+      </w:pPr>
+      <w:r>
+        <w:rPr>
+          <w:rFonts w:ascii="Times New Roman" w:hAnsi="Times New Roman" w:cs="Times New Roman"/>
+        </w:rPr>
+        <w:t>Ginger changed the channel.</w:t>
       </w:r>
       <w:r>
         <w:rPr>
@@ -3352,134 +4034,573 @@
         <w:rPr>
           <w:rFonts w:ascii="Times New Roman" w:hAnsi="Times New Roman" w:cs="Times New Roman"/>
         </w:rPr>
-        <w:t xml:space="preserve">sound must have startled him – and the tractor surged forward. </w:t>
-      </w:r>
-    </w:p>
-    <w:p>
-      <w:pPr>
-        <w:spacing w:line="480" w:lineRule="auto"/>
-        <w:ind w:firstLine="720"/>
-        <w:rPr>
-          <w:rFonts w:ascii="Times New Roman" w:hAnsi="Times New Roman" w:cs="Times New Roman"/>
-        </w:rPr>
-      </w:pPr>
-      <w:r>
-        <w:rPr>
-          <w:rFonts w:ascii="Times New Roman" w:hAnsi="Times New Roman" w:cs="Times New Roman"/>
-        </w:rPr>
-        <w:t xml:space="preserve">The first impact flipped the Volvo up into the air. Taillights smashed, the bumper </w:t>
-      </w:r>
-      <w:r>
-        <w:rPr>
-          <w:rFonts w:ascii="Times New Roman" w:hAnsi="Times New Roman" w:cs="Times New Roman"/>
-        </w:rPr>
-        <w:t>folded</w:t>
-      </w:r>
-      <w:r>
-        <w:rPr>
-          <w:rFonts w:ascii="Times New Roman" w:hAnsi="Times New Roman" w:cs="Times New Roman"/>
-        </w:rPr>
-        <w:t xml:space="preserve"> and the hood jerked up and back like it was pulled on a chain. It seemed to h</w:t>
-      </w:r>
-      <w:r>
-        <w:rPr>
-          <w:rFonts w:ascii="Times New Roman" w:hAnsi="Times New Roman" w:cs="Times New Roman"/>
-        </w:rPr>
-        <w:t xml:space="preserve">ang </w:t>
-      </w:r>
-      <w:r>
-        <w:rPr>
-          <w:rFonts w:ascii="Times New Roman" w:hAnsi="Times New Roman" w:cs="Times New Roman"/>
-        </w:rPr>
-        <w:t>there for a minute almost straight up and down like Bluebird was driving the hammer lane up into the clouds</w:t>
-      </w:r>
-      <w:r>
-        <w:rPr>
-          <w:rFonts w:ascii="Times New Roman" w:hAnsi="Times New Roman" w:cs="Times New Roman"/>
-        </w:rPr>
-        <w:t>. T</w:t>
-      </w:r>
-      <w:r>
-        <w:rPr>
-          <w:rFonts w:ascii="Times New Roman" w:hAnsi="Times New Roman" w:cs="Times New Roman"/>
-        </w:rPr>
-        <w:t xml:space="preserve">hen </w:t>
-      </w:r>
-      <w:r>
-        <w:rPr>
-          <w:rFonts w:ascii="Times New Roman" w:hAnsi="Times New Roman" w:cs="Times New Roman"/>
-        </w:rPr>
-        <w:t>a</w:t>
-      </w:r>
-      <w:r>
-        <w:rPr>
-          <w:rFonts w:ascii="Times New Roman" w:hAnsi="Times New Roman" w:cs="Times New Roman"/>
-        </w:rPr>
-        <w:t xml:space="preserve"> second impact </w:t>
-      </w:r>
-      <w:r>
-        <w:rPr>
-          <w:rFonts w:ascii="Times New Roman" w:hAnsi="Times New Roman" w:cs="Times New Roman"/>
-        </w:rPr>
-        <w:t xml:space="preserve">as </w:t>
-      </w:r>
-      <w:r>
-        <w:rPr>
-          <w:rFonts w:ascii="Times New Roman" w:hAnsi="Times New Roman" w:cs="Times New Roman"/>
-        </w:rPr>
-        <w:t xml:space="preserve">the tractor’s grill hit the Volvo’s roof and tossed it off onto the shoulder like an empty beer can. </w:t>
-      </w:r>
-      <w:r>
-        <w:rPr>
-          <w:rFonts w:ascii="Times New Roman" w:hAnsi="Times New Roman" w:cs="Times New Roman"/>
-        </w:rPr>
-        <w:t>T</w:t>
-      </w:r>
-      <w:r>
-        <w:rPr>
-          <w:rFonts w:ascii="Times New Roman" w:hAnsi="Times New Roman" w:cs="Times New Roman"/>
-        </w:rPr>
-        <w:t xml:space="preserve">he tall blue trailer </w:t>
-      </w:r>
-      <w:r>
-        <w:rPr>
-          <w:rFonts w:ascii="Times New Roman" w:hAnsi="Times New Roman" w:cs="Times New Roman"/>
-        </w:rPr>
-        <w:t>did</w:t>
-      </w:r>
-      <w:r>
-        <w:rPr>
-          <w:rFonts w:ascii="Times New Roman" w:hAnsi="Times New Roman" w:cs="Times New Roman"/>
-        </w:rPr>
-        <w:t xml:space="preserve">n’t slow, only picked up speed.   </w:t>
-      </w:r>
-    </w:p>
-    <w:p>
-      <w:pPr>
-        <w:spacing w:line="480" w:lineRule="auto"/>
-        <w:ind w:firstLine="720"/>
-        <w:rPr>
-          <w:rFonts w:ascii="Times New Roman" w:hAnsi="Times New Roman" w:cs="Times New Roman"/>
-        </w:rPr>
-      </w:pPr>
-      <w:r>
-        <w:rPr>
-          <w:rFonts w:ascii="Times New Roman" w:hAnsi="Times New Roman" w:cs="Times New Roman"/>
-        </w:rPr>
-        <w:t>The deep rumble of air brakes shook the cab. From behind and beside him, flatulent horns protest</w:t>
-      </w:r>
-      <w:r>
-        <w:rPr>
-          <w:rFonts w:ascii="Times New Roman" w:hAnsi="Times New Roman" w:cs="Times New Roman"/>
-        </w:rPr>
-        <w:t xml:space="preserve">ed </w:t>
-      </w:r>
-      <w:r>
-        <w:rPr>
-          <w:rFonts w:ascii="Times New Roman" w:hAnsi="Times New Roman" w:cs="Times New Roman"/>
-        </w:rPr>
-        <w:t xml:space="preserve">the move </w:t>
-      </w:r>
+        <w:t>“10-32. Comms check. Is anyone reading?”</w:t>
+      </w:r>
+    </w:p>
+    <w:p>
+      <w:pPr>
+        <w:spacing w:line="480" w:lineRule="auto"/>
+        <w:ind w:firstLine="720"/>
+        <w:rPr>
+          <w:rFonts w:ascii="Times New Roman" w:hAnsi="Times New Roman" w:cs="Times New Roman"/>
+        </w:rPr>
+      </w:pPr>
+      <w:r>
+        <w:rPr>
+          <w:rFonts w:ascii="Times New Roman" w:hAnsi="Times New Roman" w:cs="Times New Roman"/>
+        </w:rPr>
+        <w:t xml:space="preserve">When </w:t>
+      </w:r>
+      <w:r>
+        <w:rPr>
+          <w:rFonts w:ascii="Times New Roman" w:hAnsi="Times New Roman" w:cs="Times New Roman"/>
+        </w:rPr>
+        <w:t xml:space="preserve">three more channels </w:t>
+      </w:r>
+      <w:r>
+        <w:rPr>
+          <w:rFonts w:ascii="Times New Roman" w:hAnsi="Times New Roman" w:cs="Times New Roman"/>
+        </w:rPr>
+        <w:t xml:space="preserve">returned </w:t>
+      </w:r>
+      <w:r>
+        <w:rPr>
+          <w:rFonts w:ascii="Times New Roman" w:hAnsi="Times New Roman" w:cs="Times New Roman"/>
+        </w:rPr>
+        <w:t>nothing back but static</w:t>
+      </w:r>
+      <w:r>
+        <w:rPr>
+          <w:rFonts w:ascii="Times New Roman" w:hAnsi="Times New Roman" w:cs="Times New Roman"/>
+        </w:rPr>
+        <w:t>, h</w:t>
+      </w:r>
+      <w:r>
+        <w:rPr>
+          <w:rFonts w:ascii="Times New Roman" w:hAnsi="Times New Roman" w:cs="Times New Roman"/>
+        </w:rPr>
+        <w:t xml:space="preserve">e hung up the straight mic and opened the glovebox. As soon as he </w:t>
+      </w:r>
+      <w:r>
+        <w:rPr>
+          <w:rFonts w:ascii="Times New Roman" w:hAnsi="Times New Roman" w:cs="Times New Roman"/>
+        </w:rPr>
+        <w:t>f</w:t>
+      </w:r>
+      <w:r>
+        <w:rPr>
+          <w:rFonts w:ascii="Times New Roman" w:hAnsi="Times New Roman" w:cs="Times New Roman"/>
+        </w:rPr>
+        <w:t xml:space="preserve">licked </w:t>
+      </w:r>
+      <w:proofErr w:type="gramStart"/>
+      <w:r>
+        <w:rPr>
+          <w:rFonts w:ascii="Times New Roman" w:hAnsi="Times New Roman" w:cs="Times New Roman"/>
+        </w:rPr>
+        <w:t>on</w:t>
+      </w:r>
+      <w:proofErr w:type="gramEnd"/>
+      <w:r>
+        <w:rPr>
+          <w:rFonts w:ascii="Times New Roman" w:hAnsi="Times New Roman" w:cs="Times New Roman"/>
+        </w:rPr>
+        <w:t xml:space="preserve"> the second radio a voice came over the speaker. “Got </w:t>
+      </w:r>
+      <w:proofErr w:type="gramStart"/>
+      <w:r>
+        <w:rPr>
+          <w:rFonts w:ascii="Times New Roman" w:hAnsi="Times New Roman" w:cs="Times New Roman"/>
+        </w:rPr>
+        <w:t>you five-by,</w:t>
+      </w:r>
+      <w:proofErr w:type="gramEnd"/>
+      <w:r>
+        <w:rPr>
+          <w:rFonts w:ascii="Times New Roman" w:hAnsi="Times New Roman" w:cs="Times New Roman"/>
+        </w:rPr>
+        <w:t xml:space="preserve"> Ginger. Red Eyes reading you wall to wall and treetop tall.”</w:t>
+      </w:r>
+    </w:p>
+    <w:p>
+      <w:pPr>
+        <w:spacing w:line="480" w:lineRule="auto"/>
+        <w:ind w:firstLine="720"/>
+        <w:rPr>
+          <w:rFonts w:ascii="Times New Roman" w:hAnsi="Times New Roman" w:cs="Times New Roman"/>
+        </w:rPr>
+      </w:pPr>
+      <w:r>
+        <w:rPr>
+          <w:rFonts w:ascii="Times New Roman" w:hAnsi="Times New Roman" w:cs="Times New Roman"/>
+        </w:rPr>
+        <w:t xml:space="preserve">Ginger rode side by side with the driverless truck. “You </w:t>
+      </w:r>
+      <w:proofErr w:type="gramStart"/>
+      <w:r>
+        <w:rPr>
+          <w:rFonts w:ascii="Times New Roman" w:hAnsi="Times New Roman" w:cs="Times New Roman"/>
+        </w:rPr>
+        <w:t>blocking</w:t>
+      </w:r>
+      <w:proofErr w:type="gramEnd"/>
+      <w:r>
+        <w:rPr>
+          <w:rFonts w:ascii="Times New Roman" w:hAnsi="Times New Roman" w:cs="Times New Roman"/>
+        </w:rPr>
+        <w:t xml:space="preserve"> my radio?”</w:t>
+      </w:r>
+    </w:p>
+    <w:p>
+      <w:pPr>
+        <w:spacing w:line="480" w:lineRule="auto"/>
+        <w:ind w:firstLine="720"/>
+        <w:rPr>
+          <w:rFonts w:ascii="Times New Roman" w:hAnsi="Times New Roman" w:cs="Times New Roman"/>
+        </w:rPr>
+      </w:pPr>
+      <w:r>
+        <w:rPr>
+          <w:rFonts w:ascii="Times New Roman" w:hAnsi="Times New Roman" w:cs="Times New Roman"/>
+        </w:rPr>
+        <w:t xml:space="preserve">“Your communications were deemed disruptive and inflammatory. </w:t>
+      </w:r>
+      <w:proofErr w:type="gramStart"/>
+      <w:r>
+        <w:rPr>
+          <w:rFonts w:ascii="Times New Roman" w:hAnsi="Times New Roman" w:cs="Times New Roman"/>
+        </w:rPr>
+        <w:t>As long as</w:t>
+      </w:r>
+      <w:proofErr w:type="gramEnd"/>
+      <w:r>
+        <w:rPr>
+          <w:rFonts w:ascii="Times New Roman" w:hAnsi="Times New Roman" w:cs="Times New Roman"/>
+        </w:rPr>
+        <w:t xml:space="preserve"> you’re within the range of our suppressor, we are within our rights to mute you. </w:t>
+      </w:r>
+      <w:r>
+        <w:rPr>
+          <w:rFonts w:ascii="Times New Roman" w:hAnsi="Times New Roman" w:cs="Times New Roman"/>
+        </w:rPr>
+        <w:t>H</w:t>
+      </w:r>
+      <w:r>
+        <w:rPr>
+          <w:rFonts w:ascii="Times New Roman" w:hAnsi="Times New Roman" w:cs="Times New Roman"/>
+        </w:rPr>
+        <w:t>ere on the Triple Nickel, we’re reading you loud and clear.”</w:t>
+      </w:r>
+    </w:p>
+    <w:p>
+      <w:pPr>
+        <w:spacing w:line="480" w:lineRule="auto"/>
+        <w:ind w:firstLine="720"/>
+        <w:rPr>
+          <w:rFonts w:ascii="Times New Roman" w:hAnsi="Times New Roman" w:cs="Times New Roman"/>
+        </w:rPr>
+      </w:pPr>
+      <w:r>
+        <w:rPr>
+          <w:rFonts w:ascii="Times New Roman" w:hAnsi="Times New Roman" w:cs="Times New Roman"/>
+        </w:rPr>
+        <w:t xml:space="preserve">Ginger jerked the wheel to the right. </w:t>
+      </w:r>
+      <w:r>
+        <w:rPr>
+          <w:rFonts w:ascii="Times New Roman" w:hAnsi="Times New Roman" w:cs="Times New Roman"/>
+        </w:rPr>
+        <w:t>Forget</w:t>
+      </w:r>
+      <w:r>
+        <w:rPr>
+          <w:rFonts w:ascii="Times New Roman" w:hAnsi="Times New Roman" w:cs="Times New Roman"/>
+        </w:rPr>
+        <w:t xml:space="preserve"> the collision-avoidance system</w:t>
+      </w:r>
+      <w:r>
+        <w:rPr>
+          <w:rFonts w:ascii="Times New Roman" w:hAnsi="Times New Roman" w:cs="Times New Roman"/>
+        </w:rPr>
+        <w:t xml:space="preserve">, he would </w:t>
+      </w:r>
+      <w:r>
+        <w:rPr>
+          <w:rFonts w:ascii="Times New Roman" w:hAnsi="Times New Roman" w:cs="Times New Roman"/>
+        </w:rPr>
+        <w:t xml:space="preserve">bump it, knock the truck off balance and then ride it into the ditch. But the truck moved with Ginger’s. Keeping an even three feet of distance between them, it slid right as fast as he did – maybe faster. </w:t>
+      </w:r>
+    </w:p>
+    <w:p>
+      <w:pPr>
+        <w:spacing w:line="480" w:lineRule="auto"/>
+        <w:ind w:firstLine="720"/>
+        <w:rPr>
+          <w:rFonts w:ascii="Times New Roman" w:hAnsi="Times New Roman" w:cs="Times New Roman"/>
+        </w:rPr>
+      </w:pPr>
+      <w:r>
+        <w:rPr>
+          <w:rFonts w:ascii="Times New Roman" w:hAnsi="Times New Roman" w:cs="Times New Roman"/>
+        </w:rPr>
+        <w:t>“</w:t>
+      </w:r>
+      <w:r>
+        <w:rPr>
+          <w:rFonts w:ascii="Times New Roman" w:hAnsi="Times New Roman" w:cs="Times New Roman"/>
+        </w:rPr>
+        <w:t>Bad</w:t>
+      </w:r>
+      <w:r>
+        <w:rPr>
+          <w:rFonts w:ascii="Times New Roman" w:hAnsi="Times New Roman" w:cs="Times New Roman"/>
+        </w:rPr>
+        <w:t xml:space="preserve"> idea. If you threaten the security of our cargo, we are authorized through the rights granted to Mercury Trucking Inc. to neutralize….”</w:t>
+      </w:r>
+    </w:p>
+    <w:p>
+      <w:pPr>
+        <w:spacing w:line="480" w:lineRule="auto"/>
+        <w:ind w:firstLine="720"/>
+        <w:rPr>
+          <w:rFonts w:ascii="Times New Roman" w:hAnsi="Times New Roman" w:cs="Times New Roman"/>
+        </w:rPr>
+      </w:pPr>
+      <w:r>
+        <w:rPr>
+          <w:rFonts w:ascii="Times New Roman" w:hAnsi="Times New Roman" w:cs="Times New Roman"/>
+        </w:rPr>
+        <w:t xml:space="preserve">“You’re Mercury?”  </w:t>
+      </w:r>
+    </w:p>
+    <w:p>
+      <w:pPr>
+        <w:spacing w:line="480" w:lineRule="auto"/>
+        <w:ind w:firstLine="720"/>
+        <w:rPr>
+          <w:rFonts w:ascii="Times New Roman" w:hAnsi="Times New Roman" w:cs="Times New Roman"/>
+        </w:rPr>
+      </w:pPr>
+      <w:r>
+        <w:rPr>
+          <w:rFonts w:ascii="Times New Roman" w:hAnsi="Times New Roman" w:cs="Times New Roman"/>
+        </w:rPr>
+        <w:t xml:space="preserve">“Affirmative. Red Eyes is currently contracted with Mercury Trucking Inc. </w:t>
+      </w:r>
+      <w:r>
+        <w:rPr>
+          <w:rFonts w:ascii="Times New Roman" w:hAnsi="Times New Roman" w:cs="Times New Roman"/>
+        </w:rPr>
+        <w:t xml:space="preserve">Expected </w:t>
+      </w:r>
+      <w:r>
+        <w:rPr>
+          <w:rFonts w:ascii="Times New Roman" w:hAnsi="Times New Roman" w:cs="Times New Roman"/>
+        </w:rPr>
+        <w:t xml:space="preserve">to expand into additional territories in Q3 and Q4, according to </w:t>
+      </w:r>
+      <w:r>
+        <w:rPr>
+          <w:rFonts w:ascii="Times New Roman" w:hAnsi="Times New Roman" w:cs="Times New Roman"/>
+        </w:rPr>
+        <w:t>the</w:t>
+      </w:r>
+      <w:r>
+        <w:rPr>
+          <w:rFonts w:ascii="Times New Roman" w:hAnsi="Times New Roman" w:cs="Times New Roman"/>
+        </w:rPr>
+        <w:t xml:space="preserve"> PR team.”</w:t>
+      </w:r>
+    </w:p>
+    <w:p>
+      <w:pPr>
+        <w:spacing w:line="480" w:lineRule="auto"/>
+        <w:ind w:firstLine="720"/>
+        <w:rPr>
+          <w:rFonts w:ascii="Times New Roman" w:hAnsi="Times New Roman" w:cs="Times New Roman"/>
+        </w:rPr>
+      </w:pPr>
+      <w:r>
+        <w:rPr>
+          <w:rFonts w:ascii="Times New Roman" w:hAnsi="Times New Roman" w:cs="Times New Roman"/>
+        </w:rPr>
+        <w:lastRenderedPageBreak/>
+        <w:t xml:space="preserve">“Hey, good buddy....” Ginger had a question he </w:t>
+      </w:r>
+      <w:r>
+        <w:rPr>
+          <w:rFonts w:ascii="Times New Roman" w:hAnsi="Times New Roman" w:cs="Times New Roman"/>
+        </w:rPr>
+        <w:t>often asked other drivers</w:t>
+      </w:r>
+      <w:r>
+        <w:rPr>
+          <w:rFonts w:ascii="Times New Roman" w:hAnsi="Times New Roman" w:cs="Times New Roman"/>
+        </w:rPr>
+        <w:t>. “Where you bound for?”</w:t>
+      </w:r>
+    </w:p>
+    <w:p>
+      <w:pPr>
+        <w:spacing w:line="480" w:lineRule="auto"/>
+        <w:ind w:firstLine="720"/>
+        <w:rPr>
+          <w:rFonts w:ascii="Times New Roman" w:hAnsi="Times New Roman" w:cs="Times New Roman"/>
+        </w:rPr>
+      </w:pPr>
+      <w:r>
+        <w:rPr>
+          <w:rFonts w:ascii="Times New Roman" w:hAnsi="Times New Roman" w:cs="Times New Roman"/>
+        </w:rPr>
+        <w:t xml:space="preserve">“Got a date with Red Stick. </w:t>
+      </w:r>
+      <w:proofErr w:type="spellStart"/>
+      <w:r>
+        <w:rPr>
+          <w:rFonts w:ascii="Times New Roman" w:hAnsi="Times New Roman" w:cs="Times New Roman"/>
+        </w:rPr>
+        <w:t>Gonna</w:t>
+      </w:r>
+      <w:proofErr w:type="spellEnd"/>
+      <w:r>
+        <w:rPr>
+          <w:rFonts w:ascii="Times New Roman" w:hAnsi="Times New Roman" w:cs="Times New Roman"/>
+        </w:rPr>
+        <w:t xml:space="preserve"> be a tight </w:t>
+      </w:r>
+      <w:proofErr w:type="gramStart"/>
+      <w:r>
+        <w:rPr>
+          <w:rFonts w:ascii="Times New Roman" w:hAnsi="Times New Roman" w:cs="Times New Roman"/>
+        </w:rPr>
+        <w:t>one</w:t>
+      </w:r>
+      <w:proofErr w:type="gramEnd"/>
+      <w:r>
+        <w:rPr>
+          <w:rFonts w:ascii="Times New Roman" w:hAnsi="Times New Roman" w:cs="Times New Roman"/>
+        </w:rPr>
+        <w:t xml:space="preserve"> but we’ve got plenty of go juice and we're </w:t>
+      </w:r>
+      <w:proofErr w:type="gramStart"/>
+      <w:r>
+        <w:rPr>
+          <w:rFonts w:ascii="Times New Roman" w:hAnsi="Times New Roman" w:cs="Times New Roman"/>
+        </w:rPr>
+        <w:t>making</w:t>
+      </w:r>
+      <w:proofErr w:type="gramEnd"/>
+      <w:r>
+        <w:rPr>
+          <w:rFonts w:ascii="Times New Roman" w:hAnsi="Times New Roman" w:cs="Times New Roman"/>
+        </w:rPr>
+        <w:t xml:space="preserve"> good time. </w:t>
+      </w:r>
+      <w:proofErr w:type="gramStart"/>
+      <w:r>
+        <w:rPr>
+          <w:rFonts w:ascii="Times New Roman" w:hAnsi="Times New Roman" w:cs="Times New Roman"/>
+        </w:rPr>
+        <w:t>Just as long as</w:t>
+      </w:r>
+      <w:proofErr w:type="gramEnd"/>
+      <w:r>
+        <w:rPr>
+          <w:rFonts w:ascii="Times New Roman" w:hAnsi="Times New Roman" w:cs="Times New Roman"/>
+        </w:rPr>
+        <w:t xml:space="preserve"> we don’t run into any more</w:t>
+      </w:r>
+      <w:r>
+        <w:rPr>
+          <w:rFonts w:ascii="Times New Roman" w:hAnsi="Times New Roman" w:cs="Times New Roman"/>
+        </w:rPr>
+        <w:t xml:space="preserve"> obstacles</w:t>
+      </w:r>
+      <w:r>
+        <w:rPr>
+          <w:rFonts w:ascii="Times New Roman" w:hAnsi="Times New Roman" w:cs="Times New Roman"/>
+        </w:rPr>
+        <w:t>.”</w:t>
+      </w:r>
+    </w:p>
+    <w:p>
+      <w:pPr>
+        <w:spacing w:line="480" w:lineRule="auto"/>
+        <w:ind w:firstLine="720"/>
+        <w:rPr>
+          <w:rFonts w:ascii="Times New Roman" w:hAnsi="Times New Roman" w:cs="Times New Roman"/>
+        </w:rPr>
+      </w:pPr>
+      <w:r>
+        <w:rPr>
+          <w:rFonts w:ascii="Times New Roman" w:hAnsi="Times New Roman" w:cs="Times New Roman"/>
+        </w:rPr>
+        <w:t xml:space="preserve">Red Stick…Baton Rouge. Ginger’s run. </w:t>
+      </w:r>
+    </w:p>
+    <w:p>
+      <w:pPr>
+        <w:spacing w:line="480" w:lineRule="auto"/>
+        <w:ind w:firstLine="720"/>
+        <w:rPr>
+          <w:rFonts w:ascii="Times New Roman" w:hAnsi="Times New Roman" w:cs="Times New Roman"/>
+        </w:rPr>
+      </w:pPr>
+      <w:r>
+        <w:rPr>
+          <w:rFonts w:ascii="Times New Roman" w:hAnsi="Times New Roman" w:cs="Times New Roman"/>
+        </w:rPr>
+        <w:t xml:space="preserve">Ginger clicked off the outlaw radio and stepped on the gas so hard it </w:t>
+      </w:r>
+      <w:r>
+        <w:rPr>
+          <w:rFonts w:ascii="Times New Roman" w:hAnsi="Times New Roman" w:cs="Times New Roman"/>
+        </w:rPr>
+        <w:t xml:space="preserve">set off the ache in </w:t>
+      </w:r>
+      <w:r>
+        <w:rPr>
+          <w:rFonts w:ascii="Times New Roman" w:hAnsi="Times New Roman" w:cs="Times New Roman"/>
+        </w:rPr>
+        <w:t xml:space="preserve">his knee. He surged ahead of the </w:t>
+      </w:r>
+      <w:r>
+        <w:rPr>
+          <w:rFonts w:ascii="Times New Roman" w:hAnsi="Times New Roman" w:cs="Times New Roman"/>
+        </w:rPr>
+        <w:t>Red Eyes’</w:t>
+      </w:r>
+      <w:r>
+        <w:rPr>
+          <w:rFonts w:ascii="Times New Roman" w:hAnsi="Times New Roman" w:cs="Times New Roman"/>
+        </w:rPr>
+        <w:t xml:space="preserve"> truck and pulled over into the right lane. Nothing to do now but go. Get there first. Drive for himself and all the other poor hands out there fighting to make a living. Yeah, a lot of them were loudmouths but they were drivers. Real drivers, like Ginger himself.</w:t>
+      </w:r>
+    </w:p>
+    <w:p>
+      <w:pPr>
+        <w:spacing w:line="480" w:lineRule="auto"/>
+        <w:ind w:firstLine="720"/>
+        <w:rPr>
+          <w:rFonts w:ascii="Times New Roman" w:hAnsi="Times New Roman" w:cs="Times New Roman"/>
+        </w:rPr>
+      </w:pPr>
+      <w:r>
+        <w:rPr>
+          <w:rFonts w:ascii="Times New Roman" w:hAnsi="Times New Roman" w:cs="Times New Roman"/>
+        </w:rPr>
+        <w:t xml:space="preserve">Through the afternoon and into the evening, Ginger never looked back, just kept cruising onward through Taco Town to lands beyond with him in the lead and Red Eyes behind. </w:t>
+      </w:r>
+      <w:r>
+        <w:rPr>
+          <w:rFonts w:ascii="Times New Roman" w:hAnsi="Times New Roman" w:cs="Times New Roman"/>
+        </w:rPr>
+        <w:t>W</w:t>
+      </w:r>
+      <w:r>
+        <w:rPr>
+          <w:rFonts w:ascii="Times New Roman" w:hAnsi="Times New Roman" w:cs="Times New Roman"/>
+        </w:rPr>
+        <w:t>hile he maintained a steady speed</w:t>
+      </w:r>
+      <w:r>
+        <w:rPr>
+          <w:rFonts w:ascii="Times New Roman" w:hAnsi="Times New Roman" w:cs="Times New Roman"/>
+        </w:rPr>
+        <w:t>,</w:t>
+      </w:r>
+      <w:r>
+        <w:rPr>
+          <w:rFonts w:ascii="Times New Roman" w:hAnsi="Times New Roman" w:cs="Times New Roman"/>
+        </w:rPr>
+        <w:t xml:space="preserve"> drifting in and out of any traffic they encountered</w:t>
+      </w:r>
+      <w:r>
+        <w:rPr>
+          <w:rFonts w:ascii="Times New Roman" w:hAnsi="Times New Roman" w:cs="Times New Roman"/>
+        </w:rPr>
+        <w:t xml:space="preserve">, Ginger’s </w:t>
+      </w:r>
+      <w:r>
+        <w:rPr>
+          <w:rFonts w:ascii="Times New Roman" w:hAnsi="Times New Roman" w:cs="Times New Roman"/>
+        </w:rPr>
+        <w:t>feet were so busy working the clutch and gas – never the brakes –</w:t>
+      </w:r>
+      <w:r>
+        <w:rPr>
+          <w:rFonts w:ascii="Times New Roman" w:hAnsi="Times New Roman" w:cs="Times New Roman"/>
+        </w:rPr>
+        <w:t xml:space="preserve"> that t</w:t>
+      </w:r>
+      <w:r>
+        <w:rPr>
+          <w:rFonts w:ascii="Times New Roman" w:hAnsi="Times New Roman" w:cs="Times New Roman"/>
+        </w:rPr>
+        <w:t xml:space="preserve">he pain in his knees migrated down through his shins and </w:t>
+      </w:r>
+      <w:r>
+        <w:rPr>
+          <w:rFonts w:ascii="Times New Roman" w:hAnsi="Times New Roman" w:cs="Times New Roman"/>
+        </w:rPr>
+        <w:t xml:space="preserve">into his </w:t>
+      </w:r>
+      <w:r>
+        <w:rPr>
+          <w:rFonts w:ascii="Times New Roman" w:hAnsi="Times New Roman" w:cs="Times New Roman"/>
+        </w:rPr>
+        <w:t>ankles.</w:t>
+      </w:r>
+    </w:p>
+    <w:p>
+      <w:pPr>
+        <w:spacing w:line="480" w:lineRule="auto"/>
+        <w:ind w:firstLine="720"/>
+        <w:rPr>
+          <w:rFonts w:ascii="Times New Roman" w:hAnsi="Times New Roman" w:cs="Times New Roman"/>
+        </w:rPr>
+      </w:pPr>
+      <w:r>
+        <w:rPr>
+          <w:rFonts w:ascii="Times New Roman" w:hAnsi="Times New Roman" w:cs="Times New Roman"/>
+        </w:rPr>
+        <w:t xml:space="preserve">As dusk settled around them, his gas gauge sat just a hair or two to the right of E. He needed gas. He needed sleep too but </w:t>
+      </w:r>
+      <w:r>
+        <w:rPr>
+          <w:rFonts w:ascii="Times New Roman" w:hAnsi="Times New Roman" w:cs="Times New Roman"/>
+        </w:rPr>
+        <w:t xml:space="preserve">the first </w:t>
+      </w:r>
+      <w:r>
+        <w:rPr>
+          <w:rFonts w:ascii="Times New Roman" w:hAnsi="Times New Roman" w:cs="Times New Roman"/>
+        </w:rPr>
+        <w:t xml:space="preserve">problem he could fix </w:t>
+      </w:r>
+      <w:proofErr w:type="gramStart"/>
+      <w:r>
+        <w:rPr>
+          <w:rFonts w:ascii="Times New Roman" w:hAnsi="Times New Roman" w:cs="Times New Roman"/>
+        </w:rPr>
+        <w:t>at</w:t>
+      </w:r>
+      <w:proofErr w:type="gramEnd"/>
+      <w:r>
+        <w:rPr>
+          <w:rFonts w:ascii="Times New Roman" w:hAnsi="Times New Roman" w:cs="Times New Roman"/>
+        </w:rPr>
+        <w:t xml:space="preserve"> a station six miles up the road. The other would have to wait. </w:t>
+      </w:r>
+    </w:p>
+    <w:p>
+      <w:pPr>
+        <w:spacing w:line="480" w:lineRule="auto"/>
+        <w:ind w:firstLine="720"/>
+        <w:rPr>
+          <w:rFonts w:ascii="Times New Roman" w:hAnsi="Times New Roman" w:cs="Times New Roman"/>
+        </w:rPr>
+      </w:pPr>
       <w:r>
         <w:rPr>
           <w:rFonts w:ascii="Times New Roman" w:hAnsi="Times New Roman" w:cs="Times New Roman"/>
@@ -3490,7 +4611,19 @@
         <w:rPr>
           <w:rFonts w:ascii="Times New Roman" w:hAnsi="Times New Roman" w:cs="Times New Roman"/>
         </w:rPr>
-        <w:t xml:space="preserve"> was making</w:t>
+        <w:t xml:space="preserve"> </w:t>
+      </w:r>
+      <w:r>
+        <w:rPr>
+          <w:rFonts w:ascii="Times New Roman" w:hAnsi="Times New Roman" w:cs="Times New Roman"/>
+        </w:rPr>
+        <w:t xml:space="preserve">shouldered </w:t>
+      </w:r>
+      <w:r>
+        <w:rPr>
+          <w:rFonts w:ascii="Times New Roman" w:hAnsi="Times New Roman" w:cs="Times New Roman"/>
+        </w:rPr>
+        <w:t>his way through the glass double doors</w:t>
       </w:r>
       <w:r>
         <w:rPr>
@@ -3502,1413 +4635,88 @@
         <w:rPr>
           <w:rFonts w:ascii="Times New Roman" w:hAnsi="Times New Roman" w:cs="Times New Roman"/>
         </w:rPr>
-        <w:t xml:space="preserve"> sliding through the right lane toward the shoulder but soon they were lost under his truck’s bellowing brakes, the shriek of stressed metal. The truck came to a juddering stop and Ginger flung himself out of the cab.</w:t>
-      </w:r>
-    </w:p>
-    <w:p>
-      <w:pPr>
-        <w:spacing w:line="480" w:lineRule="auto"/>
-        <w:ind w:firstLine="720"/>
-        <w:rPr>
-          <w:rFonts w:ascii="Times New Roman" w:hAnsi="Times New Roman" w:cs="Times New Roman"/>
-        </w:rPr>
-      </w:pPr>
-      <w:r>
-        <w:rPr>
-          <w:rFonts w:ascii="Times New Roman" w:hAnsi="Times New Roman" w:cs="Times New Roman"/>
-        </w:rPr>
-        <w:t xml:space="preserve">The tinkling of bells swarmed around his head as Ginger ran on aching knees back toward where the Volvo lay wadded against the guardrail. He couldn’t find the door at first. Every part of the vehicle had </w:t>
+        <w:t xml:space="preserve"> bells ringing </w:t>
+      </w:r>
+      <w:r>
+        <w:rPr>
+          <w:rFonts w:ascii="Times New Roman" w:hAnsi="Times New Roman" w:cs="Times New Roman"/>
+        </w:rPr>
+        <w:t>over his head,</w:t>
+      </w:r>
+      <w:r>
+        <w:rPr>
+          <w:rFonts w:ascii="Times New Roman" w:hAnsi="Times New Roman" w:cs="Times New Roman"/>
+        </w:rPr>
+        <w:t xml:space="preserve"> </w:t>
+      </w:r>
+      <w:r>
+        <w:rPr>
+          <w:rFonts w:ascii="Times New Roman" w:hAnsi="Times New Roman" w:cs="Times New Roman"/>
+        </w:rPr>
+        <w:t>and</w:t>
+      </w:r>
+      <w:r>
+        <w:rPr>
+          <w:rFonts w:ascii="Times New Roman" w:hAnsi="Times New Roman" w:cs="Times New Roman"/>
+        </w:rPr>
+        <w:t xml:space="preserve"> got back on the road </w:t>
+      </w:r>
+      <w:r>
+        <w:rPr>
+          <w:rFonts w:ascii="Times New Roman" w:hAnsi="Times New Roman" w:cs="Times New Roman"/>
+        </w:rPr>
+        <w:t xml:space="preserve">with </w:t>
+      </w:r>
+      <w:r>
+        <w:rPr>
+          <w:rFonts w:ascii="Times New Roman" w:hAnsi="Times New Roman" w:cs="Times New Roman"/>
+        </w:rPr>
+        <w:t>his tank full</w:t>
+      </w:r>
+      <w:r>
+        <w:rPr>
+          <w:rFonts w:ascii="Times New Roman" w:hAnsi="Times New Roman" w:cs="Times New Roman"/>
+        </w:rPr>
+        <w:t>,</w:t>
+      </w:r>
+      <w:r>
+        <w:rPr>
+          <w:rFonts w:ascii="Times New Roman" w:hAnsi="Times New Roman" w:cs="Times New Roman"/>
+        </w:rPr>
+        <w:t xml:space="preserve"> his body trembling and weak. </w:t>
+      </w:r>
+      <w:r>
+        <w:rPr>
+          <w:rFonts w:ascii="Times New Roman" w:hAnsi="Times New Roman" w:cs="Times New Roman"/>
+        </w:rPr>
+        <w:t>The</w:t>
+      </w:r>
+      <w:r>
+        <w:rPr>
+          <w:rFonts w:ascii="Times New Roman" w:hAnsi="Times New Roman" w:cs="Times New Roman"/>
+        </w:rPr>
+        <w:t xml:space="preserve"> odometer climbed to 75...80 until he saw the truck up ahead. Ginger pulled up next to and then </w:t>
       </w:r>
       <w:proofErr w:type="gramStart"/>
       <w:r>
         <w:rPr>
           <w:rFonts w:ascii="Times New Roman" w:hAnsi="Times New Roman" w:cs="Times New Roman"/>
         </w:rPr>
-        <w:t>been collapsed</w:t>
+        <w:t>past</w:t>
       </w:r>
       <w:proofErr w:type="gramEnd"/>
       <w:r>
         <w:rPr>
           <w:rFonts w:ascii="Times New Roman" w:hAnsi="Times New Roman" w:cs="Times New Roman"/>
         </w:rPr>
-        <w:t xml:space="preserve">, twisted or ripped until it bore no resemblance to a car. Ginger finally discovered a window and looked </w:t>
-      </w:r>
-      <w:proofErr w:type="gramStart"/>
-      <w:r>
-        <w:rPr>
-          <w:rFonts w:ascii="Times New Roman" w:hAnsi="Times New Roman" w:cs="Times New Roman"/>
-        </w:rPr>
-        <w:t>inside</w:t>
-      </w:r>
-      <w:proofErr w:type="gramEnd"/>
-      <w:r>
-        <w:rPr>
-          <w:rFonts w:ascii="Times New Roman" w:hAnsi="Times New Roman" w:cs="Times New Roman"/>
-        </w:rPr>
-        <w:t xml:space="preserve"> and Bluebird had been similarly </w:t>
-      </w:r>
-      <w:r>
-        <w:rPr>
-          <w:rFonts w:ascii="Times New Roman" w:hAnsi="Times New Roman" w:cs="Times New Roman"/>
-        </w:rPr>
-        <w:t>defile</w:t>
-      </w:r>
-      <w:r>
-        <w:rPr>
-          <w:rFonts w:ascii="Times New Roman" w:hAnsi="Times New Roman" w:cs="Times New Roman"/>
-        </w:rPr>
-        <w:t>d – slashed, broken, crushed. The remains of the Volvo resembled a massive fruit with a steel shell and Bluebird the soft pulpy interior.</w:t>
-      </w:r>
-    </w:p>
-    <w:p>
-      <w:pPr>
-        <w:spacing w:line="480" w:lineRule="auto"/>
-        <w:ind w:firstLine="720"/>
-        <w:rPr>
-          <w:rFonts w:ascii="Times New Roman" w:hAnsi="Times New Roman" w:cs="Times New Roman"/>
-        </w:rPr>
-      </w:pPr>
-      <w:r>
-        <w:rPr>
-          <w:rFonts w:ascii="Times New Roman" w:hAnsi="Times New Roman" w:cs="Times New Roman"/>
-        </w:rPr>
-        <w:t xml:space="preserve">Ginger sprinted back to his truck. “10-42. Reporting an accident. We have a loose bogey headed east on one,” he screamed into the mic </w:t>
-      </w:r>
-      <w:r>
-        <w:rPr>
-          <w:rFonts w:ascii="Times New Roman" w:hAnsi="Times New Roman" w:cs="Times New Roman"/>
-        </w:rPr>
-        <w:t>stepping all over</w:t>
-      </w:r>
-      <w:r>
-        <w:rPr>
-          <w:rFonts w:ascii="Times New Roman" w:hAnsi="Times New Roman" w:cs="Times New Roman"/>
-        </w:rPr>
-        <w:t xml:space="preserve"> some </w:t>
-      </w:r>
-      <w:r>
-        <w:rPr>
-          <w:rFonts w:ascii="Times New Roman" w:hAnsi="Times New Roman" w:cs="Times New Roman"/>
-        </w:rPr>
-        <w:t>h</w:t>
-      </w:r>
-      <w:r>
-        <w:rPr>
-          <w:rFonts w:ascii="Times New Roman" w:hAnsi="Times New Roman" w:cs="Times New Roman"/>
-        </w:rPr>
-        <w:t xml:space="preserve">and’s tearjerker about bitching up a turnaround in Minneapolis on account of black ice. Ginger rolled back out on the roadway and </w:t>
-      </w:r>
-      <w:r>
-        <w:rPr>
-          <w:rFonts w:ascii="Times New Roman" w:hAnsi="Times New Roman" w:cs="Times New Roman"/>
-        </w:rPr>
-        <w:t>poured on</w:t>
-      </w:r>
-      <w:r>
-        <w:rPr>
-          <w:rFonts w:ascii="Times New Roman" w:hAnsi="Times New Roman" w:cs="Times New Roman"/>
-        </w:rPr>
-        <w:t xml:space="preserve"> speed weaving in and out of traffic. “In pursuit. Will have a license soon. </w:t>
+        <w:t xml:space="preserve"> it. As he moved right, taking his place in front of the driverless truck, he saw something in the cab he hadn’t seen </w:t>
       </w:r>
       <w:r>
         <w:rPr>
           <w:rFonts w:ascii="Times New Roman" w:hAnsi="Times New Roman" w:cs="Times New Roman"/>
         </w:rPr>
         <w:lastRenderedPageBreak/>
-        <w:t>This RC truck was just involved in a serious collision. 10-200. Send police. Send ambulance to exit 74....”</w:t>
-      </w:r>
-    </w:p>
-    <w:p>
-      <w:pPr>
-        <w:spacing w:line="480" w:lineRule="auto"/>
-        <w:ind w:firstLine="720"/>
-        <w:rPr>
-          <w:rFonts w:ascii="Times New Roman" w:hAnsi="Times New Roman" w:cs="Times New Roman"/>
-        </w:rPr>
-      </w:pPr>
-      <w:r>
-        <w:rPr>
-          <w:rFonts w:ascii="Times New Roman" w:hAnsi="Times New Roman" w:cs="Times New Roman"/>
-        </w:rPr>
-        <w:t xml:space="preserve">“Ginger,” the radio in his glovebox purred. </w:t>
-      </w:r>
-    </w:p>
-    <w:p>
-      <w:pPr>
-        <w:spacing w:line="480" w:lineRule="auto"/>
-        <w:ind w:firstLine="720"/>
-        <w:rPr>
-          <w:rFonts w:ascii="Times New Roman" w:hAnsi="Times New Roman" w:cs="Times New Roman"/>
-        </w:rPr>
-      </w:pPr>
-      <w:r>
-        <w:rPr>
-          <w:rFonts w:ascii="Times New Roman" w:hAnsi="Times New Roman" w:cs="Times New Roman"/>
-        </w:rPr>
-        <w:t xml:space="preserve">Ginger set down the microphone attached to his straight radio which </w:t>
-      </w:r>
-      <w:r>
-        <w:rPr>
-          <w:rFonts w:ascii="Times New Roman" w:hAnsi="Times New Roman" w:cs="Times New Roman"/>
-        </w:rPr>
-        <w:t xml:space="preserve">had become </w:t>
-      </w:r>
-      <w:r>
-        <w:rPr>
-          <w:rFonts w:ascii="Times New Roman" w:hAnsi="Times New Roman" w:cs="Times New Roman"/>
-        </w:rPr>
-        <w:t>a riot of overlapping voices expressing alarm and support</w:t>
-      </w:r>
-      <w:r>
-        <w:rPr>
-          <w:rFonts w:ascii="Times New Roman" w:hAnsi="Times New Roman" w:cs="Times New Roman"/>
-        </w:rPr>
-        <w:t xml:space="preserve"> and picked up</w:t>
-      </w:r>
-      <w:r>
-        <w:rPr>
-          <w:rFonts w:ascii="Times New Roman" w:hAnsi="Times New Roman" w:cs="Times New Roman"/>
-        </w:rPr>
-        <w:t xml:space="preserve"> the mic connected to his outlaw radio.</w:t>
-      </w:r>
-    </w:p>
-    <w:p>
-      <w:pPr>
-        <w:spacing w:line="480" w:lineRule="auto"/>
-        <w:ind w:firstLine="720"/>
-        <w:rPr>
-          <w:rFonts w:ascii="Times New Roman" w:hAnsi="Times New Roman" w:cs="Times New Roman"/>
-        </w:rPr>
-      </w:pPr>
-      <w:r>
-        <w:rPr>
-          <w:rFonts w:ascii="Times New Roman" w:hAnsi="Times New Roman" w:cs="Times New Roman"/>
-        </w:rPr>
-        <w:t>“Ginger, are you there?”</w:t>
-      </w:r>
-    </w:p>
-    <w:p>
-      <w:pPr>
-        <w:spacing w:line="480" w:lineRule="auto"/>
-        <w:ind w:firstLine="720"/>
-        <w:rPr>
-          <w:rFonts w:ascii="Times New Roman" w:hAnsi="Times New Roman" w:cs="Times New Roman"/>
-        </w:rPr>
-      </w:pPr>
-      <w:r>
-        <w:rPr>
-          <w:rFonts w:ascii="Times New Roman" w:hAnsi="Times New Roman" w:cs="Times New Roman"/>
-        </w:rPr>
-        <w:t xml:space="preserve">“Yeah. Who is this?” Ginger rounded a curve and he saw the </w:t>
-      </w:r>
-      <w:r>
-        <w:rPr>
-          <w:rFonts w:ascii="Times New Roman" w:hAnsi="Times New Roman" w:cs="Times New Roman"/>
-        </w:rPr>
-        <w:t>Smiler</w:t>
-      </w:r>
-      <w:r>
-        <w:rPr>
-          <w:rFonts w:ascii="Times New Roman" w:hAnsi="Times New Roman" w:cs="Times New Roman"/>
-        </w:rPr>
-        <w:t xml:space="preserve"> truck up ahead now, about a half mile away. </w:t>
-      </w:r>
-    </w:p>
-    <w:p>
-      <w:pPr>
-        <w:spacing w:line="480" w:lineRule="auto"/>
-        <w:ind w:firstLine="720"/>
-        <w:rPr>
-          <w:rFonts w:ascii="Times New Roman" w:hAnsi="Times New Roman" w:cs="Times New Roman"/>
-        </w:rPr>
-      </w:pPr>
-      <w:r>
-        <w:rPr>
-          <w:rFonts w:ascii="Times New Roman" w:hAnsi="Times New Roman" w:cs="Times New Roman"/>
-        </w:rPr>
-        <w:t xml:space="preserve">“This is Red Eyes, Ginger. </w:t>
-      </w:r>
-      <w:r>
-        <w:rPr>
-          <w:rFonts w:ascii="Times New Roman" w:hAnsi="Times New Roman" w:cs="Times New Roman"/>
-        </w:rPr>
-        <w:t>G</w:t>
-      </w:r>
-      <w:r>
-        <w:rPr>
-          <w:rFonts w:ascii="Times New Roman" w:hAnsi="Times New Roman" w:cs="Times New Roman"/>
-        </w:rPr>
-        <w:t>ot you in our rearview.” The stretch of highway under Ginger’s tires was empty aside from Ginger and the truck ahead.</w:t>
-      </w:r>
-    </w:p>
-    <w:p>
-      <w:pPr>
-        <w:spacing w:line="480" w:lineRule="auto"/>
-        <w:ind w:firstLine="720"/>
-        <w:rPr>
-          <w:rFonts w:ascii="Times New Roman" w:hAnsi="Times New Roman" w:cs="Times New Roman"/>
-        </w:rPr>
-      </w:pPr>
-      <w:r>
-        <w:rPr>
-          <w:rFonts w:ascii="Times New Roman" w:hAnsi="Times New Roman" w:cs="Times New Roman"/>
-        </w:rPr>
-        <w:t xml:space="preserve">“You’re controlling that rig? Wherever you’re at, that was hit and run. I will make sure the cops </w:t>
-      </w:r>
-      <w:r>
-        <w:rPr>
-          <w:rFonts w:ascii="Times New Roman" w:hAnsi="Times New Roman" w:cs="Times New Roman"/>
-        </w:rPr>
-        <w:t xml:space="preserve">find </w:t>
-      </w:r>
-      <w:r>
-        <w:rPr>
-          <w:rFonts w:ascii="Times New Roman" w:hAnsi="Times New Roman" w:cs="Times New Roman"/>
-        </w:rPr>
-        <w:t>you....”</w:t>
-      </w:r>
-    </w:p>
-    <w:p>
-      <w:pPr>
-        <w:spacing w:line="480" w:lineRule="auto"/>
-        <w:ind w:firstLine="720"/>
-        <w:rPr>
-          <w:rFonts w:ascii="Times New Roman" w:hAnsi="Times New Roman" w:cs="Times New Roman"/>
-        </w:rPr>
-      </w:pPr>
-      <w:r>
-        <w:rPr>
-          <w:rFonts w:ascii="Times New Roman" w:hAnsi="Times New Roman" w:cs="Times New Roman"/>
-        </w:rPr>
-        <w:t>“Statute C, section 207 of the Fair Highway Commerce Act, good buddy. Your friend was interfering with the efficient transport of commercial goods subservient to the mission, interests or values of a corporate entity. Any action a driver takes in such a scenario overweens and is immune from judicial review.”</w:t>
-      </w:r>
-    </w:p>
-    <w:p>
-      <w:pPr>
-        <w:spacing w:line="480" w:lineRule="auto"/>
-        <w:ind w:firstLine="720"/>
-        <w:rPr>
-          <w:rFonts w:ascii="Times New Roman" w:hAnsi="Times New Roman" w:cs="Times New Roman"/>
-        </w:rPr>
-      </w:pPr>
-      <w:r>
-        <w:rPr>
-          <w:rFonts w:ascii="Times New Roman" w:hAnsi="Times New Roman" w:cs="Times New Roman"/>
-        </w:rPr>
-        <w:t xml:space="preserve">Ginger clicked off the radio and </w:t>
-      </w:r>
-      <w:r>
-        <w:rPr>
-          <w:rFonts w:ascii="Times New Roman" w:hAnsi="Times New Roman" w:cs="Times New Roman"/>
-        </w:rPr>
-        <w:t>slammed</w:t>
-      </w:r>
-      <w:r>
-        <w:rPr>
-          <w:rFonts w:ascii="Times New Roman" w:hAnsi="Times New Roman" w:cs="Times New Roman"/>
-        </w:rPr>
-        <w:t xml:space="preserve"> the glovebox.</w:t>
-      </w:r>
-    </w:p>
-    <w:p>
-      <w:pPr>
-        <w:spacing w:line="480" w:lineRule="auto"/>
-        <w:ind w:firstLine="720"/>
-        <w:rPr>
-          <w:rFonts w:ascii="Times New Roman" w:hAnsi="Times New Roman" w:cs="Times New Roman"/>
-        </w:rPr>
-      </w:pPr>
-      <w:r>
-        <w:rPr>
-          <w:rFonts w:ascii="Times New Roman" w:hAnsi="Times New Roman" w:cs="Times New Roman"/>
-        </w:rPr>
-        <w:t>Stomping the clutch, working the range shift with his index, wrenching the stick from four back and up to five when the transmission started to shriek, Ginger had pulled up close enough to read the license plate and grabbed the microphone mounted under the dash.</w:t>
-      </w:r>
-    </w:p>
-    <w:p>
-      <w:pPr>
-        <w:spacing w:line="480" w:lineRule="auto"/>
-        <w:ind w:firstLine="720"/>
-        <w:rPr>
-          <w:rFonts w:ascii="Times New Roman" w:hAnsi="Times New Roman" w:cs="Times New Roman"/>
-        </w:rPr>
-      </w:pPr>
-      <w:r>
-        <w:rPr>
-          <w:rFonts w:ascii="Times New Roman" w:hAnsi="Times New Roman" w:cs="Times New Roman"/>
-        </w:rPr>
-        <w:lastRenderedPageBreak/>
-        <w:t>“License AZ20061. This autonomous vehicle has just been in a hit and run accident. Driver was seriously injured. Send police. Call customer service and have this vehicle remotely disabled.”</w:t>
-      </w:r>
-    </w:p>
-    <w:p>
-      <w:pPr>
-        <w:spacing w:line="480" w:lineRule="auto"/>
-        <w:ind w:firstLine="720"/>
-        <w:rPr>
-          <w:rFonts w:ascii="Times New Roman" w:hAnsi="Times New Roman" w:cs="Times New Roman"/>
-        </w:rPr>
-      </w:pPr>
-      <w:r>
-        <w:rPr>
-          <w:rFonts w:ascii="Times New Roman" w:hAnsi="Times New Roman" w:cs="Times New Roman"/>
-        </w:rPr>
-        <w:t xml:space="preserve">The radio had gone silent. </w:t>
-      </w:r>
-      <w:proofErr w:type="gramStart"/>
-      <w:r>
-        <w:rPr>
-          <w:rFonts w:ascii="Times New Roman" w:hAnsi="Times New Roman" w:cs="Times New Roman"/>
-        </w:rPr>
-        <w:t>All of</w:t>
-      </w:r>
-      <w:proofErr w:type="gramEnd"/>
-      <w:r>
-        <w:rPr>
-          <w:rFonts w:ascii="Times New Roman" w:hAnsi="Times New Roman" w:cs="Times New Roman"/>
-        </w:rPr>
-        <w:t xml:space="preserve"> the competing </w:t>
-      </w:r>
-      <w:r>
-        <w:rPr>
-          <w:rFonts w:ascii="Times New Roman" w:hAnsi="Times New Roman" w:cs="Times New Roman"/>
-        </w:rPr>
-        <w:t>rowdy</w:t>
-      </w:r>
-      <w:r>
-        <w:rPr>
-          <w:rFonts w:ascii="Times New Roman" w:hAnsi="Times New Roman" w:cs="Times New Roman"/>
-        </w:rPr>
-        <w:t xml:space="preserve"> voices he’d grown so accustomed to. </w:t>
-      </w:r>
-      <w:proofErr w:type="gramStart"/>
-      <w:r>
-        <w:rPr>
-          <w:rFonts w:ascii="Times New Roman" w:hAnsi="Times New Roman" w:cs="Times New Roman"/>
-        </w:rPr>
-        <w:t>All of</w:t>
-      </w:r>
-      <w:proofErr w:type="gramEnd"/>
-      <w:r>
-        <w:rPr>
-          <w:rFonts w:ascii="Times New Roman" w:hAnsi="Times New Roman" w:cs="Times New Roman"/>
-        </w:rPr>
-        <w:t xml:space="preserve"> the </w:t>
-      </w:r>
-      <w:proofErr w:type="spellStart"/>
-      <w:r>
-        <w:rPr>
-          <w:rFonts w:ascii="Times New Roman" w:hAnsi="Times New Roman" w:cs="Times New Roman"/>
-        </w:rPr>
-        <w:t>bucketmouths</w:t>
-      </w:r>
-      <w:proofErr w:type="spellEnd"/>
-      <w:r>
-        <w:rPr>
-          <w:rFonts w:ascii="Times New Roman" w:hAnsi="Times New Roman" w:cs="Times New Roman"/>
-        </w:rPr>
-        <w:t xml:space="preserve"> with their stories of lot lizards and slugging contests in honky-tonk bars. </w:t>
-      </w:r>
-      <w:proofErr w:type="gramStart"/>
-      <w:r>
-        <w:rPr>
-          <w:rFonts w:ascii="Times New Roman" w:hAnsi="Times New Roman" w:cs="Times New Roman"/>
-        </w:rPr>
-        <w:t>All of</w:t>
-      </w:r>
-      <w:proofErr w:type="gramEnd"/>
-      <w:r>
-        <w:rPr>
-          <w:rFonts w:ascii="Times New Roman" w:hAnsi="Times New Roman" w:cs="Times New Roman"/>
-        </w:rPr>
-        <w:t xml:space="preserve"> the chatter that had become peanut butter in Ginger’s ears was gone. Just </w:t>
-      </w:r>
-      <w:r>
-        <w:rPr>
-          <w:rFonts w:ascii="Times New Roman" w:hAnsi="Times New Roman" w:cs="Times New Roman"/>
-        </w:rPr>
-        <w:t>a</w:t>
-      </w:r>
-      <w:r>
-        <w:rPr>
-          <w:rFonts w:ascii="Times New Roman" w:hAnsi="Times New Roman" w:cs="Times New Roman"/>
-        </w:rPr>
-        <w:t xml:space="preserve"> soft hiss </w:t>
-      </w:r>
-      <w:r>
-        <w:rPr>
-          <w:rFonts w:ascii="Times New Roman" w:hAnsi="Times New Roman" w:cs="Times New Roman"/>
-        </w:rPr>
-        <w:t>like</w:t>
-      </w:r>
-      <w:r>
-        <w:rPr>
-          <w:rFonts w:ascii="Times New Roman" w:hAnsi="Times New Roman" w:cs="Times New Roman"/>
-        </w:rPr>
-        <w:t xml:space="preserve"> punctured tires.</w:t>
-      </w:r>
-    </w:p>
-    <w:p>
-      <w:pPr>
-        <w:spacing w:line="480" w:lineRule="auto"/>
-        <w:ind w:firstLine="720"/>
-        <w:rPr>
-          <w:rFonts w:ascii="Times New Roman" w:hAnsi="Times New Roman" w:cs="Times New Roman"/>
-        </w:rPr>
-      </w:pPr>
-      <w:r>
-        <w:rPr>
-          <w:rFonts w:ascii="Times New Roman" w:hAnsi="Times New Roman" w:cs="Times New Roman"/>
-        </w:rPr>
-        <w:t>Ginger changed the channel.</w:t>
-      </w:r>
-      <w:r>
-        <w:rPr>
-          <w:rFonts w:ascii="Times New Roman" w:hAnsi="Times New Roman" w:cs="Times New Roman"/>
-        </w:rPr>
-        <w:t xml:space="preserve"> </w:t>
-      </w:r>
-      <w:r>
-        <w:rPr>
-          <w:rFonts w:ascii="Times New Roman" w:hAnsi="Times New Roman" w:cs="Times New Roman"/>
-        </w:rPr>
-        <w:t>“10-32. Comms check. Is anyone reading?”</w:t>
-      </w:r>
-    </w:p>
-    <w:p>
-      <w:pPr>
-        <w:spacing w:line="480" w:lineRule="auto"/>
-        <w:ind w:firstLine="720"/>
-        <w:rPr>
-          <w:rFonts w:ascii="Times New Roman" w:hAnsi="Times New Roman" w:cs="Times New Roman"/>
-        </w:rPr>
-      </w:pPr>
-      <w:r>
-        <w:rPr>
-          <w:rFonts w:ascii="Times New Roman" w:hAnsi="Times New Roman" w:cs="Times New Roman"/>
-        </w:rPr>
-        <w:t xml:space="preserve">When </w:t>
-      </w:r>
-      <w:r>
-        <w:rPr>
-          <w:rFonts w:ascii="Times New Roman" w:hAnsi="Times New Roman" w:cs="Times New Roman"/>
-        </w:rPr>
-        <w:t xml:space="preserve">three more channels </w:t>
-      </w:r>
-      <w:r>
-        <w:rPr>
-          <w:rFonts w:ascii="Times New Roman" w:hAnsi="Times New Roman" w:cs="Times New Roman"/>
-        </w:rPr>
-        <w:t xml:space="preserve">returned </w:t>
-      </w:r>
-      <w:r>
-        <w:rPr>
-          <w:rFonts w:ascii="Times New Roman" w:hAnsi="Times New Roman" w:cs="Times New Roman"/>
-        </w:rPr>
-        <w:t>nothing back but static</w:t>
-      </w:r>
-      <w:r>
-        <w:rPr>
-          <w:rFonts w:ascii="Times New Roman" w:hAnsi="Times New Roman" w:cs="Times New Roman"/>
-        </w:rPr>
-        <w:t>, h</w:t>
-      </w:r>
-      <w:r>
-        <w:rPr>
-          <w:rFonts w:ascii="Times New Roman" w:hAnsi="Times New Roman" w:cs="Times New Roman"/>
-        </w:rPr>
-        <w:t xml:space="preserve">e hung up the straight mic and opened the glovebox. As soon as he </w:t>
-      </w:r>
-      <w:r>
-        <w:rPr>
-          <w:rFonts w:ascii="Times New Roman" w:hAnsi="Times New Roman" w:cs="Times New Roman"/>
-        </w:rPr>
-        <w:t>f</w:t>
-      </w:r>
-      <w:r>
-        <w:rPr>
-          <w:rFonts w:ascii="Times New Roman" w:hAnsi="Times New Roman" w:cs="Times New Roman"/>
-        </w:rPr>
-        <w:t xml:space="preserve">licked </w:t>
-      </w:r>
-      <w:proofErr w:type="gramStart"/>
-      <w:r>
-        <w:rPr>
-          <w:rFonts w:ascii="Times New Roman" w:hAnsi="Times New Roman" w:cs="Times New Roman"/>
-        </w:rPr>
-        <w:t>on</w:t>
-      </w:r>
-      <w:proofErr w:type="gramEnd"/>
-      <w:r>
-        <w:rPr>
-          <w:rFonts w:ascii="Times New Roman" w:hAnsi="Times New Roman" w:cs="Times New Roman"/>
-        </w:rPr>
-        <w:t xml:space="preserve"> the second radio a voice came over the speaker. “Got </w:t>
-      </w:r>
-      <w:proofErr w:type="gramStart"/>
-      <w:r>
-        <w:rPr>
-          <w:rFonts w:ascii="Times New Roman" w:hAnsi="Times New Roman" w:cs="Times New Roman"/>
-        </w:rPr>
-        <w:t>you five-by,</w:t>
-      </w:r>
-      <w:proofErr w:type="gramEnd"/>
-      <w:r>
-        <w:rPr>
-          <w:rFonts w:ascii="Times New Roman" w:hAnsi="Times New Roman" w:cs="Times New Roman"/>
-        </w:rPr>
-        <w:t xml:space="preserve"> Ginger. Red Eyes reading you wall to wall and treetop tall.”</w:t>
-      </w:r>
-    </w:p>
-    <w:p>
-      <w:pPr>
-        <w:spacing w:line="480" w:lineRule="auto"/>
-        <w:ind w:firstLine="720"/>
-        <w:rPr>
-          <w:rFonts w:ascii="Times New Roman" w:hAnsi="Times New Roman" w:cs="Times New Roman"/>
-        </w:rPr>
-      </w:pPr>
-      <w:r>
-        <w:rPr>
-          <w:rFonts w:ascii="Times New Roman" w:hAnsi="Times New Roman" w:cs="Times New Roman"/>
-        </w:rPr>
-        <w:t xml:space="preserve">Ginger rode side by side with the driverless truck. “You </w:t>
-      </w:r>
-      <w:proofErr w:type="gramStart"/>
-      <w:r>
-        <w:rPr>
-          <w:rFonts w:ascii="Times New Roman" w:hAnsi="Times New Roman" w:cs="Times New Roman"/>
-        </w:rPr>
-        <w:t>blocking</w:t>
-      </w:r>
-      <w:proofErr w:type="gramEnd"/>
-      <w:r>
-        <w:rPr>
-          <w:rFonts w:ascii="Times New Roman" w:hAnsi="Times New Roman" w:cs="Times New Roman"/>
-        </w:rPr>
-        <w:t xml:space="preserve"> my radio?”</w:t>
-      </w:r>
-    </w:p>
-    <w:p>
-      <w:pPr>
-        <w:spacing w:line="480" w:lineRule="auto"/>
-        <w:ind w:firstLine="720"/>
-        <w:rPr>
-          <w:rFonts w:ascii="Times New Roman" w:hAnsi="Times New Roman" w:cs="Times New Roman"/>
-        </w:rPr>
-      </w:pPr>
-      <w:r>
-        <w:rPr>
-          <w:rFonts w:ascii="Times New Roman" w:hAnsi="Times New Roman" w:cs="Times New Roman"/>
-        </w:rPr>
-        <w:t xml:space="preserve">“Your communications were deemed disruptive and inflammatory. </w:t>
-      </w:r>
-      <w:proofErr w:type="gramStart"/>
-      <w:r>
-        <w:rPr>
-          <w:rFonts w:ascii="Times New Roman" w:hAnsi="Times New Roman" w:cs="Times New Roman"/>
-        </w:rPr>
-        <w:t>As long as</w:t>
-      </w:r>
-      <w:proofErr w:type="gramEnd"/>
-      <w:r>
-        <w:rPr>
-          <w:rFonts w:ascii="Times New Roman" w:hAnsi="Times New Roman" w:cs="Times New Roman"/>
-        </w:rPr>
-        <w:t xml:space="preserve"> you’re within the range of our suppressor, we are within our rights to mute you. </w:t>
-      </w:r>
-      <w:r>
-        <w:rPr>
-          <w:rFonts w:ascii="Times New Roman" w:hAnsi="Times New Roman" w:cs="Times New Roman"/>
-        </w:rPr>
-        <w:t>H</w:t>
-      </w:r>
-      <w:r>
-        <w:rPr>
-          <w:rFonts w:ascii="Times New Roman" w:hAnsi="Times New Roman" w:cs="Times New Roman"/>
-        </w:rPr>
-        <w:t>ere on the Triple Nickel, we’re reading you loud and clear.”</w:t>
-      </w:r>
-    </w:p>
-    <w:p>
-      <w:pPr>
-        <w:spacing w:line="480" w:lineRule="auto"/>
-        <w:ind w:firstLine="720"/>
-        <w:rPr>
-          <w:rFonts w:ascii="Times New Roman" w:hAnsi="Times New Roman" w:cs="Times New Roman"/>
-        </w:rPr>
-      </w:pPr>
-      <w:r>
-        <w:rPr>
-          <w:rFonts w:ascii="Times New Roman" w:hAnsi="Times New Roman" w:cs="Times New Roman"/>
-        </w:rPr>
-        <w:t xml:space="preserve">Ginger jerked the wheel to the right. </w:t>
-      </w:r>
-      <w:r>
-        <w:rPr>
-          <w:rFonts w:ascii="Times New Roman" w:hAnsi="Times New Roman" w:cs="Times New Roman"/>
-        </w:rPr>
-        <w:t>Forget</w:t>
-      </w:r>
-      <w:r>
-        <w:rPr>
-          <w:rFonts w:ascii="Times New Roman" w:hAnsi="Times New Roman" w:cs="Times New Roman"/>
-        </w:rPr>
-        <w:t xml:space="preserve"> the collision-avoidance system</w:t>
-      </w:r>
-      <w:r>
-        <w:rPr>
-          <w:rFonts w:ascii="Times New Roman" w:hAnsi="Times New Roman" w:cs="Times New Roman"/>
-        </w:rPr>
-        <w:t xml:space="preserve">, he would </w:t>
-      </w:r>
-      <w:r>
-        <w:rPr>
-          <w:rFonts w:ascii="Times New Roman" w:hAnsi="Times New Roman" w:cs="Times New Roman"/>
-        </w:rPr>
-        <w:t xml:space="preserve">bump it, knock the truck off balance and then ride it into the ditch. But the truck moved with Ginger’s. Keeping an even three feet of distance between them, it slid right as fast as he did – maybe faster. </w:t>
-      </w:r>
-    </w:p>
-    <w:p>
-      <w:pPr>
-        <w:spacing w:line="480" w:lineRule="auto"/>
-        <w:ind w:firstLine="720"/>
-        <w:rPr>
-          <w:rFonts w:ascii="Times New Roman" w:hAnsi="Times New Roman" w:cs="Times New Roman"/>
-        </w:rPr>
-      </w:pPr>
-      <w:r>
-        <w:rPr>
-          <w:rFonts w:ascii="Times New Roman" w:hAnsi="Times New Roman" w:cs="Times New Roman"/>
-        </w:rPr>
-        <w:t>“</w:t>
-      </w:r>
-      <w:r>
-        <w:rPr>
-          <w:rFonts w:ascii="Times New Roman" w:hAnsi="Times New Roman" w:cs="Times New Roman"/>
-        </w:rPr>
-        <w:t>Bad</w:t>
-      </w:r>
-      <w:r>
-        <w:rPr>
-          <w:rFonts w:ascii="Times New Roman" w:hAnsi="Times New Roman" w:cs="Times New Roman"/>
-        </w:rPr>
-        <w:t xml:space="preserve"> idea. If you threaten the security of our cargo, we are authorized through the rights granted to Mercury Trucking Inc. to neutralize….”</w:t>
-      </w:r>
-    </w:p>
-    <w:p>
-      <w:pPr>
-        <w:spacing w:line="480" w:lineRule="auto"/>
-        <w:ind w:firstLine="720"/>
-        <w:rPr>
-          <w:rFonts w:ascii="Times New Roman" w:hAnsi="Times New Roman" w:cs="Times New Roman"/>
-        </w:rPr>
-      </w:pPr>
-      <w:r>
-        <w:rPr>
-          <w:rFonts w:ascii="Times New Roman" w:hAnsi="Times New Roman" w:cs="Times New Roman"/>
-        </w:rPr>
-        <w:lastRenderedPageBreak/>
-        <w:t xml:space="preserve">“You’re Mercury?”  </w:t>
-      </w:r>
-    </w:p>
-    <w:p>
-      <w:pPr>
-        <w:spacing w:line="480" w:lineRule="auto"/>
-        <w:ind w:firstLine="720"/>
-        <w:rPr>
-          <w:rFonts w:ascii="Times New Roman" w:hAnsi="Times New Roman" w:cs="Times New Roman"/>
-        </w:rPr>
-      </w:pPr>
-      <w:r>
-        <w:rPr>
-          <w:rFonts w:ascii="Times New Roman" w:hAnsi="Times New Roman" w:cs="Times New Roman"/>
-        </w:rPr>
-        <w:t xml:space="preserve">“Affirmative. Red Eyes is currently contracted with Mercury Trucking Inc. </w:t>
-      </w:r>
-      <w:r>
-        <w:rPr>
-          <w:rFonts w:ascii="Times New Roman" w:hAnsi="Times New Roman" w:cs="Times New Roman"/>
-        </w:rPr>
-        <w:t xml:space="preserve">Expected </w:t>
-      </w:r>
-      <w:r>
-        <w:rPr>
-          <w:rFonts w:ascii="Times New Roman" w:hAnsi="Times New Roman" w:cs="Times New Roman"/>
-        </w:rPr>
-        <w:t xml:space="preserve">to expand into additional territories in Q3 and Q4, according to </w:t>
-      </w:r>
-      <w:r>
-        <w:rPr>
-          <w:rFonts w:ascii="Times New Roman" w:hAnsi="Times New Roman" w:cs="Times New Roman"/>
-        </w:rPr>
-        <w:t>the</w:t>
-      </w:r>
-      <w:r>
-        <w:rPr>
-          <w:rFonts w:ascii="Times New Roman" w:hAnsi="Times New Roman" w:cs="Times New Roman"/>
-        </w:rPr>
-        <w:t xml:space="preserve"> PR team.”</w:t>
-      </w:r>
-    </w:p>
-    <w:p>
-      <w:pPr>
-        <w:spacing w:line="480" w:lineRule="auto"/>
-        <w:ind w:firstLine="720"/>
-        <w:rPr>
-          <w:rFonts w:ascii="Times New Roman" w:hAnsi="Times New Roman" w:cs="Times New Roman"/>
-        </w:rPr>
-      </w:pPr>
-      <w:r>
-        <w:rPr>
-          <w:rFonts w:ascii="Times New Roman" w:hAnsi="Times New Roman" w:cs="Times New Roman"/>
-        </w:rPr>
-        <w:t xml:space="preserve">“Hey, good buddy....” Ginger had a question he </w:t>
-      </w:r>
-      <w:r>
-        <w:rPr>
-          <w:rFonts w:ascii="Times New Roman" w:hAnsi="Times New Roman" w:cs="Times New Roman"/>
-        </w:rPr>
-        <w:t>often asked other drivers</w:t>
-      </w:r>
-      <w:r>
-        <w:rPr>
-          <w:rFonts w:ascii="Times New Roman" w:hAnsi="Times New Roman" w:cs="Times New Roman"/>
-        </w:rPr>
-        <w:t>. “Where you bound for?”</w:t>
-      </w:r>
-    </w:p>
-    <w:p>
-      <w:pPr>
-        <w:spacing w:line="480" w:lineRule="auto"/>
-        <w:ind w:firstLine="720"/>
-        <w:rPr>
-          <w:rFonts w:ascii="Times New Roman" w:hAnsi="Times New Roman" w:cs="Times New Roman"/>
-        </w:rPr>
-      </w:pPr>
-      <w:r>
-        <w:rPr>
-          <w:rFonts w:ascii="Times New Roman" w:hAnsi="Times New Roman" w:cs="Times New Roman"/>
-        </w:rPr>
-        <w:t xml:space="preserve">“Got a date with Red Stick. </w:t>
-      </w:r>
-      <w:proofErr w:type="spellStart"/>
-      <w:r>
-        <w:rPr>
-          <w:rFonts w:ascii="Times New Roman" w:hAnsi="Times New Roman" w:cs="Times New Roman"/>
-        </w:rPr>
-        <w:t>Gonna</w:t>
-      </w:r>
-      <w:proofErr w:type="spellEnd"/>
-      <w:r>
-        <w:rPr>
-          <w:rFonts w:ascii="Times New Roman" w:hAnsi="Times New Roman" w:cs="Times New Roman"/>
-        </w:rPr>
-        <w:t xml:space="preserve"> be a tight </w:t>
-      </w:r>
-      <w:proofErr w:type="gramStart"/>
-      <w:r>
-        <w:rPr>
-          <w:rFonts w:ascii="Times New Roman" w:hAnsi="Times New Roman" w:cs="Times New Roman"/>
-        </w:rPr>
-        <w:t>one</w:t>
-      </w:r>
-      <w:proofErr w:type="gramEnd"/>
-      <w:r>
-        <w:rPr>
-          <w:rFonts w:ascii="Times New Roman" w:hAnsi="Times New Roman" w:cs="Times New Roman"/>
-        </w:rPr>
-        <w:t xml:space="preserve"> but we’ve got plenty of go juice and we're </w:t>
-      </w:r>
-      <w:proofErr w:type="gramStart"/>
-      <w:r>
-        <w:rPr>
-          <w:rFonts w:ascii="Times New Roman" w:hAnsi="Times New Roman" w:cs="Times New Roman"/>
-        </w:rPr>
-        <w:t>making</w:t>
-      </w:r>
-      <w:proofErr w:type="gramEnd"/>
-      <w:r>
-        <w:rPr>
-          <w:rFonts w:ascii="Times New Roman" w:hAnsi="Times New Roman" w:cs="Times New Roman"/>
-        </w:rPr>
-        <w:t xml:space="preserve"> good time. </w:t>
-      </w:r>
-      <w:proofErr w:type="gramStart"/>
-      <w:r>
-        <w:rPr>
-          <w:rFonts w:ascii="Times New Roman" w:hAnsi="Times New Roman" w:cs="Times New Roman"/>
-        </w:rPr>
-        <w:t>Just as long as</w:t>
-      </w:r>
-      <w:proofErr w:type="gramEnd"/>
-      <w:r>
-        <w:rPr>
-          <w:rFonts w:ascii="Times New Roman" w:hAnsi="Times New Roman" w:cs="Times New Roman"/>
-        </w:rPr>
-        <w:t xml:space="preserve"> we don’t run into any more</w:t>
-      </w:r>
-      <w:r>
-        <w:rPr>
-          <w:rFonts w:ascii="Times New Roman" w:hAnsi="Times New Roman" w:cs="Times New Roman"/>
-        </w:rPr>
-        <w:t xml:space="preserve"> obstacles</w:t>
-      </w:r>
-      <w:r>
-        <w:rPr>
-          <w:rFonts w:ascii="Times New Roman" w:hAnsi="Times New Roman" w:cs="Times New Roman"/>
-        </w:rPr>
-        <w:t>.”</w:t>
-      </w:r>
-    </w:p>
-    <w:p>
-      <w:pPr>
-        <w:spacing w:line="480" w:lineRule="auto"/>
-        <w:ind w:firstLine="720"/>
-        <w:rPr>
-          <w:rFonts w:ascii="Times New Roman" w:hAnsi="Times New Roman" w:cs="Times New Roman"/>
-        </w:rPr>
-      </w:pPr>
-      <w:r>
-        <w:rPr>
-          <w:rFonts w:ascii="Times New Roman" w:hAnsi="Times New Roman" w:cs="Times New Roman"/>
-        </w:rPr>
-        <w:t xml:space="preserve">Red Stick…Baton Rouge. Ginger’s run. </w:t>
-      </w:r>
-    </w:p>
-    <w:p>
-      <w:pPr>
-        <w:spacing w:line="480" w:lineRule="auto"/>
-        <w:ind w:firstLine="720"/>
-        <w:rPr>
-          <w:rFonts w:ascii="Times New Roman" w:hAnsi="Times New Roman" w:cs="Times New Roman"/>
-        </w:rPr>
-      </w:pPr>
-      <w:r>
-        <w:rPr>
-          <w:rFonts w:ascii="Times New Roman" w:hAnsi="Times New Roman" w:cs="Times New Roman"/>
-        </w:rPr>
-        <w:t xml:space="preserve">Ginger clicked off the outlaw radio and stepped on the gas so hard it </w:t>
-      </w:r>
-      <w:r>
-        <w:rPr>
-          <w:rFonts w:ascii="Times New Roman" w:hAnsi="Times New Roman" w:cs="Times New Roman"/>
-        </w:rPr>
-        <w:t xml:space="preserve">set off the ache in </w:t>
-      </w:r>
-      <w:r>
-        <w:rPr>
-          <w:rFonts w:ascii="Times New Roman" w:hAnsi="Times New Roman" w:cs="Times New Roman"/>
-        </w:rPr>
-        <w:t xml:space="preserve">his knee. He surged ahead of the </w:t>
-      </w:r>
-      <w:r>
-        <w:rPr>
-          <w:rFonts w:ascii="Times New Roman" w:hAnsi="Times New Roman" w:cs="Times New Roman"/>
-        </w:rPr>
-        <w:t>Red Eyes’</w:t>
-      </w:r>
-      <w:r>
-        <w:rPr>
-          <w:rFonts w:ascii="Times New Roman" w:hAnsi="Times New Roman" w:cs="Times New Roman"/>
-        </w:rPr>
-        <w:t xml:space="preserve"> truck and pulled over into the right lane. Nothing to do now but go. Get there first. Drive for himself and all the other poor hands out there fighting to make a living. Yeah, a lot of them were loudmouths but they were drivers. Real drivers, like Ginger himself.</w:t>
-      </w:r>
-    </w:p>
-    <w:p>
-      <w:pPr>
-        <w:spacing w:line="480" w:lineRule="auto"/>
-        <w:ind w:firstLine="720"/>
-        <w:rPr>
-          <w:rFonts w:ascii="Times New Roman" w:hAnsi="Times New Roman" w:cs="Times New Roman"/>
-        </w:rPr>
-      </w:pPr>
-      <w:r>
-        <w:rPr>
-          <w:rFonts w:ascii="Times New Roman" w:hAnsi="Times New Roman" w:cs="Times New Roman"/>
-        </w:rPr>
-        <w:t xml:space="preserve">Through the afternoon and into the evening, Ginger never looked back, just kept cruising onward through Taco Town to lands beyond with him in the lead and Red Eyes behind. </w:t>
-      </w:r>
-      <w:r>
-        <w:rPr>
-          <w:rFonts w:ascii="Times New Roman" w:hAnsi="Times New Roman" w:cs="Times New Roman"/>
-        </w:rPr>
-        <w:t>W</w:t>
-      </w:r>
-      <w:r>
-        <w:rPr>
-          <w:rFonts w:ascii="Times New Roman" w:hAnsi="Times New Roman" w:cs="Times New Roman"/>
-        </w:rPr>
-        <w:t>hile he maintained a steady speed</w:t>
-      </w:r>
-      <w:r>
-        <w:rPr>
-          <w:rFonts w:ascii="Times New Roman" w:hAnsi="Times New Roman" w:cs="Times New Roman"/>
-        </w:rPr>
-        <w:t>,</w:t>
-      </w:r>
-      <w:r>
-        <w:rPr>
-          <w:rFonts w:ascii="Times New Roman" w:hAnsi="Times New Roman" w:cs="Times New Roman"/>
-        </w:rPr>
-        <w:t xml:space="preserve"> drifting in and out of any traffic they encountered</w:t>
-      </w:r>
-      <w:r>
-        <w:rPr>
-          <w:rFonts w:ascii="Times New Roman" w:hAnsi="Times New Roman" w:cs="Times New Roman"/>
-        </w:rPr>
-        <w:t xml:space="preserve">, Ginger’s </w:t>
-      </w:r>
-      <w:r>
-        <w:rPr>
-          <w:rFonts w:ascii="Times New Roman" w:hAnsi="Times New Roman" w:cs="Times New Roman"/>
-        </w:rPr>
-        <w:t>feet were so busy working the clutch and gas – never the brakes –</w:t>
-      </w:r>
-      <w:r>
-        <w:rPr>
-          <w:rFonts w:ascii="Times New Roman" w:hAnsi="Times New Roman" w:cs="Times New Roman"/>
-        </w:rPr>
-        <w:t xml:space="preserve"> that t</w:t>
-      </w:r>
-      <w:r>
-        <w:rPr>
-          <w:rFonts w:ascii="Times New Roman" w:hAnsi="Times New Roman" w:cs="Times New Roman"/>
-        </w:rPr>
-        <w:t xml:space="preserve">he pain in his knees migrated down through his shins and </w:t>
-      </w:r>
-      <w:r>
-        <w:rPr>
-          <w:rFonts w:ascii="Times New Roman" w:hAnsi="Times New Roman" w:cs="Times New Roman"/>
-        </w:rPr>
-        <w:t xml:space="preserve">into his </w:t>
-      </w:r>
-      <w:r>
-        <w:rPr>
-          <w:rFonts w:ascii="Times New Roman" w:hAnsi="Times New Roman" w:cs="Times New Roman"/>
-        </w:rPr>
-        <w:t>ankles.</w:t>
-      </w:r>
-    </w:p>
-    <w:p>
-      <w:pPr>
-        <w:spacing w:line="480" w:lineRule="auto"/>
-        <w:ind w:firstLine="720"/>
-        <w:rPr>
-          <w:rFonts w:ascii="Times New Roman" w:hAnsi="Times New Roman" w:cs="Times New Roman"/>
-        </w:rPr>
-      </w:pPr>
-      <w:r>
-        <w:rPr>
-          <w:rFonts w:ascii="Times New Roman" w:hAnsi="Times New Roman" w:cs="Times New Roman"/>
-        </w:rPr>
-        <w:t xml:space="preserve">As dusk settled around them, his gas gauge sat just a hair or two to the right of E. He needed gas. He needed sleep too but </w:t>
-      </w:r>
-      <w:r>
-        <w:rPr>
-          <w:rFonts w:ascii="Times New Roman" w:hAnsi="Times New Roman" w:cs="Times New Roman"/>
-        </w:rPr>
-        <w:t xml:space="preserve">the first </w:t>
-      </w:r>
-      <w:r>
-        <w:rPr>
-          <w:rFonts w:ascii="Times New Roman" w:hAnsi="Times New Roman" w:cs="Times New Roman"/>
-        </w:rPr>
-        <w:t xml:space="preserve">problem he could fix </w:t>
-      </w:r>
-      <w:proofErr w:type="gramStart"/>
-      <w:r>
-        <w:rPr>
-          <w:rFonts w:ascii="Times New Roman" w:hAnsi="Times New Roman" w:cs="Times New Roman"/>
-        </w:rPr>
-        <w:t>at</w:t>
-      </w:r>
-      <w:proofErr w:type="gramEnd"/>
-      <w:r>
-        <w:rPr>
-          <w:rFonts w:ascii="Times New Roman" w:hAnsi="Times New Roman" w:cs="Times New Roman"/>
-        </w:rPr>
-        <w:t xml:space="preserve"> a station six miles up the road. The other would have to wait. </w:t>
-      </w:r>
-    </w:p>
-    <w:p>
-      <w:pPr>
-        <w:spacing w:line="480" w:lineRule="auto"/>
-        <w:ind w:firstLine="720"/>
-        <w:rPr>
-          <w:rFonts w:ascii="Times New Roman" w:hAnsi="Times New Roman" w:cs="Times New Roman"/>
-        </w:rPr>
-      </w:pPr>
-      <w:r>
-        <w:rPr>
-          <w:rFonts w:ascii="Times New Roman" w:hAnsi="Times New Roman" w:cs="Times New Roman"/>
-        </w:rPr>
-        <w:lastRenderedPageBreak/>
-        <w:t xml:space="preserve">Ginger coasted into the Sunoco station. He hobbled out of the cab </w:t>
-      </w:r>
-      <w:r>
-        <w:rPr>
-          <w:rFonts w:ascii="Times New Roman" w:hAnsi="Times New Roman" w:cs="Times New Roman"/>
-        </w:rPr>
-        <w:t xml:space="preserve">and squinted hard at the station’s </w:t>
-      </w:r>
-      <w:r>
-        <w:rPr>
-          <w:rFonts w:ascii="Times New Roman" w:hAnsi="Times New Roman" w:cs="Times New Roman"/>
-        </w:rPr>
-        <w:t>loud</w:t>
-      </w:r>
-      <w:r>
-        <w:rPr>
-          <w:rFonts w:ascii="Times New Roman" w:hAnsi="Times New Roman" w:cs="Times New Roman"/>
-        </w:rPr>
-        <w:t xml:space="preserve"> fluorescent light</w:t>
-      </w:r>
-      <w:r>
-        <w:rPr>
-          <w:rFonts w:ascii="Times New Roman" w:hAnsi="Times New Roman" w:cs="Times New Roman"/>
-        </w:rPr>
-        <w:t>s. H</w:t>
-      </w:r>
-      <w:r>
-        <w:rPr>
-          <w:rFonts w:ascii="Times New Roman" w:hAnsi="Times New Roman" w:cs="Times New Roman"/>
-        </w:rPr>
-        <w:t xml:space="preserve">is eyes </w:t>
-      </w:r>
-      <w:r>
-        <w:rPr>
-          <w:rFonts w:ascii="Times New Roman" w:hAnsi="Times New Roman" w:cs="Times New Roman"/>
-        </w:rPr>
-        <w:t xml:space="preserve">had </w:t>
-      </w:r>
-      <w:r>
-        <w:rPr>
-          <w:rFonts w:ascii="Times New Roman" w:hAnsi="Times New Roman" w:cs="Times New Roman"/>
-        </w:rPr>
-        <w:t xml:space="preserve">gotten </w:t>
-      </w:r>
-      <w:r>
-        <w:rPr>
-          <w:rFonts w:ascii="Times New Roman" w:hAnsi="Times New Roman" w:cs="Times New Roman"/>
-        </w:rPr>
-        <w:t xml:space="preserve">accustomed </w:t>
-      </w:r>
-      <w:r>
-        <w:rPr>
-          <w:rFonts w:ascii="Times New Roman" w:hAnsi="Times New Roman" w:cs="Times New Roman"/>
-        </w:rPr>
-        <w:t xml:space="preserve">to staring at grey asphalt. </w:t>
-      </w:r>
-    </w:p>
-    <w:p>
-      <w:pPr>
-        <w:spacing w:line="480" w:lineRule="auto"/>
-        <w:ind w:firstLine="720"/>
-        <w:rPr>
-          <w:rFonts w:ascii="Times New Roman" w:hAnsi="Times New Roman" w:cs="Times New Roman"/>
-        </w:rPr>
-      </w:pPr>
-      <w:r>
-        <w:rPr>
-          <w:rFonts w:ascii="Times New Roman" w:hAnsi="Times New Roman" w:cs="Times New Roman"/>
-        </w:rPr>
-        <w:t xml:space="preserve">“Pump 3,” Ginger </w:t>
-      </w:r>
-      <w:r>
-        <w:rPr>
-          <w:rFonts w:ascii="Times New Roman" w:hAnsi="Times New Roman" w:cs="Times New Roman"/>
-        </w:rPr>
-        <w:t>laid a $100 bill on the counter</w:t>
-      </w:r>
-      <w:r>
-        <w:rPr>
-          <w:rFonts w:ascii="Times New Roman" w:hAnsi="Times New Roman" w:cs="Times New Roman"/>
-        </w:rPr>
-        <w:t>.</w:t>
-      </w:r>
-    </w:p>
-    <w:p>
-      <w:pPr>
-        <w:spacing w:line="480" w:lineRule="auto"/>
-        <w:ind w:firstLine="720"/>
-        <w:rPr>
-          <w:rFonts w:ascii="Times New Roman" w:hAnsi="Times New Roman" w:cs="Times New Roman"/>
-        </w:rPr>
-      </w:pPr>
-      <w:r>
-        <w:rPr>
-          <w:rFonts w:ascii="Times New Roman" w:hAnsi="Times New Roman" w:cs="Times New Roman"/>
-        </w:rPr>
-        <w:t xml:space="preserve">“You can pay at the pump, you know.” </w:t>
-      </w:r>
-    </w:p>
-    <w:p>
-      <w:pPr>
-        <w:spacing w:line="480" w:lineRule="auto"/>
-        <w:ind w:firstLine="720"/>
-        <w:rPr>
-          <w:rFonts w:ascii="Times New Roman" w:hAnsi="Times New Roman" w:cs="Times New Roman"/>
-        </w:rPr>
-      </w:pPr>
-      <w:r>
-        <w:rPr>
-          <w:rFonts w:ascii="Times New Roman" w:hAnsi="Times New Roman" w:cs="Times New Roman"/>
-        </w:rPr>
-        <w:t>“I know.”</w:t>
-      </w:r>
-    </w:p>
-    <w:p>
-      <w:pPr>
-        <w:spacing w:line="480" w:lineRule="auto"/>
-        <w:ind w:firstLine="720"/>
-        <w:rPr>
-          <w:rFonts w:ascii="Times New Roman" w:hAnsi="Times New Roman" w:cs="Times New Roman"/>
-        </w:rPr>
-      </w:pPr>
-      <w:r>
-        <w:rPr>
-          <w:rFonts w:ascii="Times New Roman" w:hAnsi="Times New Roman" w:cs="Times New Roman"/>
-        </w:rPr>
-        <w:t xml:space="preserve">The young lady behind the counter was </w:t>
-      </w:r>
-      <w:r>
-        <w:rPr>
-          <w:rFonts w:ascii="Times New Roman" w:hAnsi="Times New Roman" w:cs="Times New Roman"/>
-        </w:rPr>
-        <w:t xml:space="preserve">counting out </w:t>
-      </w:r>
-      <w:r>
-        <w:rPr>
-          <w:rFonts w:ascii="Times New Roman" w:hAnsi="Times New Roman" w:cs="Times New Roman"/>
-        </w:rPr>
-        <w:t>his</w:t>
-      </w:r>
-      <w:r>
-        <w:rPr>
-          <w:rFonts w:ascii="Times New Roman" w:hAnsi="Times New Roman" w:cs="Times New Roman"/>
-        </w:rPr>
-        <w:t xml:space="preserve"> </w:t>
-      </w:r>
-      <w:r>
-        <w:rPr>
-          <w:rFonts w:ascii="Times New Roman" w:hAnsi="Times New Roman" w:cs="Times New Roman"/>
-        </w:rPr>
-        <w:t xml:space="preserve">change when </w:t>
-      </w:r>
-      <w:r>
-        <w:rPr>
-          <w:rFonts w:ascii="Times New Roman" w:hAnsi="Times New Roman" w:cs="Times New Roman"/>
-        </w:rPr>
-        <w:t>Ginger</w:t>
-      </w:r>
-      <w:r>
-        <w:rPr>
-          <w:rFonts w:ascii="Times New Roman" w:hAnsi="Times New Roman" w:cs="Times New Roman"/>
-        </w:rPr>
-        <w:t xml:space="preserve"> stopped her.</w:t>
-      </w:r>
-      <w:r>
-        <w:rPr>
-          <w:rFonts w:ascii="Times New Roman" w:hAnsi="Times New Roman" w:cs="Times New Roman"/>
-        </w:rPr>
-        <w:t xml:space="preserve"> “</w:t>
-      </w:r>
-      <w:r>
-        <w:rPr>
-          <w:rFonts w:ascii="Times New Roman" w:hAnsi="Times New Roman" w:cs="Times New Roman"/>
-        </w:rPr>
-        <w:t xml:space="preserve">Could you make that two 20s and a 10? A $50 is bad luck and I don’t need any of that tonight.” </w:t>
-      </w:r>
-    </w:p>
-    <w:p>
-      <w:pPr>
-        <w:spacing w:line="480" w:lineRule="auto"/>
-        <w:ind w:firstLine="720"/>
-        <w:rPr>
-          <w:rFonts w:ascii="Times New Roman" w:hAnsi="Times New Roman" w:cs="Times New Roman"/>
-        </w:rPr>
-      </w:pPr>
-      <w:r>
-        <w:rPr>
-          <w:rFonts w:ascii="Times New Roman" w:hAnsi="Times New Roman" w:cs="Times New Roman"/>
-        </w:rPr>
-        <w:t xml:space="preserve">She </w:t>
-      </w:r>
-      <w:r>
-        <w:rPr>
-          <w:rFonts w:ascii="Times New Roman" w:hAnsi="Times New Roman" w:cs="Times New Roman"/>
-        </w:rPr>
-        <w:t>returned</w:t>
-      </w:r>
-      <w:r>
-        <w:rPr>
-          <w:rFonts w:ascii="Times New Roman" w:hAnsi="Times New Roman" w:cs="Times New Roman"/>
-        </w:rPr>
-        <w:t xml:space="preserve"> to the register and pushed</w:t>
-      </w:r>
-      <w:r>
-        <w:rPr>
-          <w:rFonts w:ascii="Times New Roman" w:hAnsi="Times New Roman" w:cs="Times New Roman"/>
-        </w:rPr>
-        <w:t xml:space="preserve"> </w:t>
-      </w:r>
-      <w:r>
-        <w:rPr>
-          <w:rFonts w:ascii="Times New Roman" w:hAnsi="Times New Roman" w:cs="Times New Roman"/>
-        </w:rPr>
-        <w:t>three bills</w:t>
-      </w:r>
-      <w:r>
-        <w:rPr>
-          <w:rFonts w:ascii="Times New Roman" w:hAnsi="Times New Roman" w:cs="Times New Roman"/>
-        </w:rPr>
-        <w:t xml:space="preserve"> across the counter to him.</w:t>
-      </w:r>
-      <w:r>
-        <w:rPr>
-          <w:rFonts w:ascii="Times New Roman" w:hAnsi="Times New Roman" w:cs="Times New Roman"/>
-        </w:rPr>
-        <w:t xml:space="preserve"> </w:t>
-      </w:r>
-      <w:proofErr w:type="gramStart"/>
-      <w:r>
-        <w:rPr>
-          <w:rFonts w:ascii="Times New Roman" w:hAnsi="Times New Roman" w:cs="Times New Roman"/>
-        </w:rPr>
-        <w:t>“</w:t>
-      </w:r>
-      <w:proofErr w:type="gramEnd"/>
-      <w:r>
-        <w:rPr>
-          <w:rFonts w:ascii="Times New Roman" w:hAnsi="Times New Roman" w:cs="Times New Roman"/>
-        </w:rPr>
-        <w:t>Good luck.”</w:t>
-      </w:r>
-    </w:p>
-    <w:p>
-      <w:pPr>
-        <w:spacing w:line="480" w:lineRule="auto"/>
-        <w:ind w:firstLine="720"/>
-        <w:rPr>
-          <w:rFonts w:ascii="Times New Roman" w:hAnsi="Times New Roman" w:cs="Times New Roman"/>
-        </w:rPr>
-      </w:pPr>
-      <w:r>
-        <w:rPr>
-          <w:rFonts w:ascii="Times New Roman" w:hAnsi="Times New Roman" w:cs="Times New Roman"/>
-        </w:rPr>
-        <w:t>Ginger</w:t>
-      </w:r>
-      <w:r>
-        <w:rPr>
-          <w:rFonts w:ascii="Times New Roman" w:hAnsi="Times New Roman" w:cs="Times New Roman"/>
-        </w:rPr>
-        <w:t xml:space="preserve"> </w:t>
-      </w:r>
-      <w:r>
-        <w:rPr>
-          <w:rFonts w:ascii="Times New Roman" w:hAnsi="Times New Roman" w:cs="Times New Roman"/>
-        </w:rPr>
-        <w:t>shoulder</w:t>
-      </w:r>
-      <w:r>
-        <w:rPr>
-          <w:rFonts w:ascii="Times New Roman" w:hAnsi="Times New Roman" w:cs="Times New Roman"/>
-        </w:rPr>
-        <w:t xml:space="preserve">ed </w:t>
-      </w:r>
-      <w:r>
-        <w:rPr>
-          <w:rFonts w:ascii="Times New Roman" w:hAnsi="Times New Roman" w:cs="Times New Roman"/>
-        </w:rPr>
-        <w:t>his way through the glass double doors</w:t>
-      </w:r>
-      <w:r>
-        <w:rPr>
-          <w:rFonts w:ascii="Times New Roman" w:hAnsi="Times New Roman" w:cs="Times New Roman"/>
-        </w:rPr>
-        <w:t>,</w:t>
-      </w:r>
-      <w:r>
-        <w:rPr>
-          <w:rFonts w:ascii="Times New Roman" w:hAnsi="Times New Roman" w:cs="Times New Roman"/>
-        </w:rPr>
-        <w:t xml:space="preserve"> bells ringing </w:t>
-      </w:r>
-      <w:r>
-        <w:rPr>
-          <w:rFonts w:ascii="Times New Roman" w:hAnsi="Times New Roman" w:cs="Times New Roman"/>
-        </w:rPr>
-        <w:t>over his head,</w:t>
-      </w:r>
-      <w:r>
-        <w:rPr>
-          <w:rFonts w:ascii="Times New Roman" w:hAnsi="Times New Roman" w:cs="Times New Roman"/>
-        </w:rPr>
-        <w:t xml:space="preserve"> </w:t>
-      </w:r>
-      <w:r>
-        <w:rPr>
-          <w:rFonts w:ascii="Times New Roman" w:hAnsi="Times New Roman" w:cs="Times New Roman"/>
-        </w:rPr>
-        <w:t>and</w:t>
-      </w:r>
-      <w:r>
-        <w:rPr>
-          <w:rFonts w:ascii="Times New Roman" w:hAnsi="Times New Roman" w:cs="Times New Roman"/>
-        </w:rPr>
-        <w:t xml:space="preserve"> got back on the road </w:t>
-      </w:r>
-      <w:r>
-        <w:rPr>
-          <w:rFonts w:ascii="Times New Roman" w:hAnsi="Times New Roman" w:cs="Times New Roman"/>
-        </w:rPr>
-        <w:t xml:space="preserve">with </w:t>
-      </w:r>
-      <w:r>
-        <w:rPr>
-          <w:rFonts w:ascii="Times New Roman" w:hAnsi="Times New Roman" w:cs="Times New Roman"/>
-        </w:rPr>
-        <w:t>his tank full</w:t>
-      </w:r>
-      <w:r>
-        <w:rPr>
-          <w:rFonts w:ascii="Times New Roman" w:hAnsi="Times New Roman" w:cs="Times New Roman"/>
-        </w:rPr>
-        <w:t>,</w:t>
-      </w:r>
-      <w:r>
-        <w:rPr>
-          <w:rFonts w:ascii="Times New Roman" w:hAnsi="Times New Roman" w:cs="Times New Roman"/>
-        </w:rPr>
-        <w:t xml:space="preserve"> his body trembling and weak. </w:t>
-      </w:r>
-      <w:r>
-        <w:rPr>
-          <w:rFonts w:ascii="Times New Roman" w:hAnsi="Times New Roman" w:cs="Times New Roman"/>
-        </w:rPr>
-        <w:t>The</w:t>
-      </w:r>
-      <w:r>
-        <w:rPr>
-          <w:rFonts w:ascii="Times New Roman" w:hAnsi="Times New Roman" w:cs="Times New Roman"/>
-        </w:rPr>
-        <w:t xml:space="preserve"> odometer climbed to 75...80 until he saw the truck up ahead. Ginger pulled up next to and then </w:t>
-      </w:r>
-      <w:proofErr w:type="gramStart"/>
-      <w:r>
-        <w:rPr>
-          <w:rFonts w:ascii="Times New Roman" w:hAnsi="Times New Roman" w:cs="Times New Roman"/>
-        </w:rPr>
-        <w:t>past</w:t>
-      </w:r>
-      <w:proofErr w:type="gramEnd"/>
-      <w:r>
-        <w:rPr>
-          <w:rFonts w:ascii="Times New Roman" w:hAnsi="Times New Roman" w:cs="Times New Roman"/>
-        </w:rPr>
-        <w:t xml:space="preserve"> it. As he moved right, taking his place in front of the driverless truck, he saw something in the cab he hadn’t seen before. Darkness had fallen and the truck had its headlights on. There in the cab above the yellow headlights where a driver should sit, Ginger saw two glowing red dots. </w:t>
+        <w:t xml:space="preserve">before. Darkness had fallen and the truck had its headlights on. There in the cab above the yellow headlights where a driver should sit, Ginger saw two glowing red dots. </w:t>
       </w:r>
     </w:p>
     <w:p>
@@ -4983,7 +4791,6 @@
         <w:rPr>
           <w:rFonts w:ascii="Times New Roman" w:hAnsi="Times New Roman" w:cs="Times New Roman"/>
         </w:rPr>
-        <w:lastRenderedPageBreak/>
         <w:t>The truck in the left lane came up alongside and then passed Ginger. In the side mirror, another truck had taken its place, another set of red eyes.</w:t>
       </w:r>
     </w:p>

--- a/docs/red-eyes.docx
+++ b/docs/red-eyes.docx
@@ -1,6 +1,6 @@
 
 <file path=word/document.xml><?xml version="1.0" encoding="utf-8"?>
-<w:document xmlns:wpc="http://schemas.microsoft.com/office/word/2010/wordprocessingCanvas" xmlns:cx="http://schemas.microsoft.com/office/drawing/2014/chartex" xmlns:cx1="http://schemas.microsoft.com/office/drawing/2015/9/8/chartex" xmlns:cx2="http://schemas.microsoft.com/office/drawing/2015/10/21/chartex" xmlns:cx3="http://schemas.microsoft.com/office/drawing/2016/5/9/chartex" xmlns:cx4="http://schemas.microsoft.com/office/drawing/2016/5/10/chartex" xmlns:cx5="http://schemas.microsoft.com/office/drawing/2016/5/11/chartex" xmlns:cx6="http://schemas.microsoft.com/office/drawing/2016/5/12/chartex" xmlns:cx7="http://schemas.microsoft.com/office/drawing/2016/5/13/chartex" xmlns:cx8="http://schemas.microsoft.com/office/drawing/2016/5/14/chartex" xmlns:mc="http://schemas.openxmlformats.org/markup-compatibility/2006" xmlns:aink="http://schemas.microsoft.com/office/drawing/2016/ink" xmlns:am3d="http://schemas.microsoft.com/office/drawing/2017/model3d" xmlns:o="urn:schemas-microsoft-com:office:office" xmlns:oel="http://schemas.microsoft.com/office/2019/extlst" xmlns:r="http://schemas.openxmlformats.org/officeDocument/2006/relationships" xmlns:m="http://schemas.openxmlformats.org/officeDocument/2006/math" xmlns:v="urn:schemas-microsoft-com:vml" xmlns:wp14="http://schemas.microsoft.com/office/word/2010/wordprocessingDrawing" xmlns:wp="http://schemas.openxmlformats.org/drawingml/2006/wordprocessingDrawing" xmlns:w10="urn:schemas-microsoft-com:office:word" xmlns:w="http://schemas.openxmlformats.org/wordprocessingml/2006/main" xmlns:w14="http://schemas.microsoft.com/office/word/2010/wordml" xmlns:w15="http://schemas.microsoft.com/office/word/2012/wordml" xmlns:w16cei="http://schemas.microsoft.com/office/word/2026/wordml/cei" xmlns:w16cex="http://schemas.microsoft.com/office/word/2018/wordml/cex" xmlns:w16cid="http://schemas.microsoft.com/office/word/2016/wordml/cid" xmlns:w16="http://schemas.microsoft.com/office/word/2018/wordml" xmlns:w16du="http://schemas.microsoft.com/office/word/2023/wordml/word16du" xmlns:w16sdtdh="http://schemas.microsoft.com/office/word/2020/wordml/sdtdatahash" xmlns:w16sdtfl="http://schemas.microsoft.com/office/word/2024/wordml/sdtformatlock" xmlns:w16se="http://schemas.microsoft.com/office/word/2015/wordml/symex" xmlns:wpg="http://schemas.microsoft.com/office/word/2010/wordprocessingGroup" xmlns:wpi="http://schemas.microsoft.com/office/word/2010/wordprocessingInk" xmlns:wne="http://schemas.microsoft.com/office/word/2006/wordml" xmlns:wps="http://schemas.microsoft.com/office/word/2010/wordprocessingShape" mc:Ignorable="w14 w15 w16se w16cid w16 w16cex w16sdtdh w16sdtfl w16du wp14">
+<w:document xmlns:wpc="http://schemas.microsoft.com/office/word/2010/wordprocessingCanvas" xmlns:cx="http://schemas.microsoft.com/office/drawing/2014/chartex" xmlns:cx1="http://schemas.microsoft.com/office/drawing/2015/9/8/chartex" xmlns:cx2="http://schemas.microsoft.com/office/drawing/2015/10/21/chartex" xmlns:cx3="http://schemas.microsoft.com/office/drawing/2016/5/9/chartex" xmlns:cx4="http://schemas.microsoft.com/office/drawing/2016/5/10/chartex" xmlns:cx5="http://schemas.microsoft.com/office/drawing/2016/5/11/chartex" xmlns:cx6="http://schemas.microsoft.com/office/drawing/2016/5/12/chartex" xmlns:cx7="http://schemas.microsoft.com/office/drawing/2016/5/13/chartex" xmlns:cx8="http://schemas.microsoft.com/office/drawing/2016/5/14/chartex" xmlns:mc="http://schemas.openxmlformats.org/markup-compatibility/2006" xmlns:aink="http://schemas.microsoft.com/office/drawing/2016/ink" xmlns:am3d="http://schemas.microsoft.com/office/drawing/2017/model3d" xmlns:o="urn:schemas-microsoft-com:office:office" xmlns:oel="http://schemas.microsoft.com/office/2019/extlst" xmlns:r="http://schemas.openxmlformats.org/officeDocument/2006/relationships" xmlns:m="http://schemas.openxmlformats.org/officeDocument/2006/math" xmlns:v="urn:schemas-microsoft-com:vml" xmlns:wp14="http://schemas.microsoft.com/office/word/2010/wordprocessingDrawing" xmlns:wp="http://schemas.openxmlformats.org/drawingml/2006/wordprocessingDrawing" xmlns:w10="urn:schemas-microsoft-com:office:word" xmlns:w="http://schemas.openxmlformats.org/wordprocessingml/2006/main" xmlns:w14="http://schemas.microsoft.com/office/word/2010/wordml" xmlns:w15="http://schemas.microsoft.com/office/word/2012/wordml" xmlns:w16cex="http://schemas.microsoft.com/office/word/2018/wordml/cex" xmlns:w16cid="http://schemas.microsoft.com/office/word/2016/wordml/cid" xmlns:w16="http://schemas.microsoft.com/office/word/2018/wordml" xmlns:w16du="http://schemas.microsoft.com/office/word/2023/wordml/word16du" xmlns:w16sdtdh="http://schemas.microsoft.com/office/word/2020/wordml/sdtdatahash" xmlns:w16sdtfl="http://schemas.microsoft.com/office/word/2024/wordml/sdtformatlock" xmlns:w16se="http://schemas.microsoft.com/office/word/2015/wordml/symex" xmlns:wpg="http://schemas.microsoft.com/office/word/2010/wordprocessingGroup" xmlns:wpi="http://schemas.microsoft.com/office/word/2010/wordprocessingInk" xmlns:wne="http://schemas.microsoft.com/office/word/2006/wordml" xmlns:wps="http://schemas.microsoft.com/office/word/2010/wordprocessingShape" mc:Ignorable="w14 w15 w16se w16cid w16 w16cex w16sdtdh w16sdtfl w16du wp14">
   <w:body>
     <w:p>
       <w:pPr>
@@ -1189,21 +1189,7 @@
         <w:rPr>
           <w:rFonts w:ascii="Times New Roman" w:hAnsi="Times New Roman" w:cs="Times New Roman"/>
         </w:rPr>
-        <w:t xml:space="preserve"> and Bluebird operated in perfect harmony - Ginger pushing and </w:t>
-      </w:r>
-      <w:proofErr w:type="gramStart"/>
-      <w:r>
-        <w:rPr>
-          <w:rFonts w:ascii="Times New Roman" w:hAnsi="Times New Roman" w:cs="Times New Roman"/>
-        </w:rPr>
-        <w:t>Blue</w:t>
-      </w:r>
-      <w:proofErr w:type="gramEnd"/>
-      <w:r>
-        <w:rPr>
-          <w:rFonts w:ascii="Times New Roman" w:hAnsi="Times New Roman" w:cs="Times New Roman"/>
-        </w:rPr>
-        <w:t xml:space="preserve"> pulling. Ginger continued to slide right, edging the Walrus off the road while Bluebird matched each move keeping his traffic cone always in front of and just to the right of the </w:t>
+        <w:t xml:space="preserve"> and Bluebird operated in perfect harmony - Ginger pushing and Blue pulling. Ginger continued to slide right, edging the Walrus off the road while Bluebird matched each move keeping his traffic cone always in front of and just to the right of the </w:t>
       </w:r>
       <w:r>
         <w:rPr>
@@ -1783,19 +1769,188 @@
         <w:rPr>
           <w:rFonts w:ascii="Times New Roman" w:hAnsi="Times New Roman" w:cs="Times New Roman"/>
         </w:rPr>
+        <w:t xml:space="preserve">Ginger </w:t>
+      </w:r>
+      <w:r>
+        <w:rPr>
+          <w:rFonts w:ascii="Times New Roman" w:hAnsi="Times New Roman" w:cs="Times New Roman"/>
+        </w:rPr>
+        <w:t>climbed into the truck, s</w:t>
+      </w:r>
+      <w:r>
+        <w:rPr>
+          <w:rFonts w:ascii="Times New Roman" w:hAnsi="Times New Roman" w:cs="Times New Roman"/>
+        </w:rPr>
+        <w:t>canned the inventory and shift</w:t>
+      </w:r>
+      <w:r>
+        <w:rPr>
+          <w:rFonts w:ascii="Times New Roman" w:hAnsi="Times New Roman" w:cs="Times New Roman"/>
+        </w:rPr>
+        <w:t>ed</w:t>
+      </w:r>
+      <w:r>
+        <w:rPr>
+          <w:rFonts w:ascii="Times New Roman" w:hAnsi="Times New Roman" w:cs="Times New Roman"/>
+        </w:rPr>
+        <w:t xml:space="preserve"> boxes </w:t>
+      </w:r>
+      <w:r>
+        <w:rPr>
+          <w:rFonts w:ascii="Times New Roman" w:hAnsi="Times New Roman" w:cs="Times New Roman"/>
+        </w:rPr>
+        <w:t xml:space="preserve">up to the edge of the open </w:t>
+      </w:r>
+      <w:r>
+        <w:rPr>
+          <w:rFonts w:ascii="Times New Roman" w:hAnsi="Times New Roman" w:cs="Times New Roman"/>
+        </w:rPr>
+        <w:t>trailer.</w:t>
+      </w:r>
+      <w:r>
+        <w:rPr>
+          <w:rFonts w:ascii="Times New Roman" w:hAnsi="Times New Roman" w:cs="Times New Roman"/>
+        </w:rPr>
         <w:t xml:space="preserve"> </w:t>
       </w:r>
       <w:r>
         <w:rPr>
           <w:rFonts w:ascii="Times New Roman" w:hAnsi="Times New Roman" w:cs="Times New Roman"/>
         </w:rPr>
-        <w:t>“Clock s</w:t>
-      </w:r>
-      <w:r>
-        <w:rPr>
-          <w:rFonts w:ascii="Times New Roman" w:hAnsi="Times New Roman" w:cs="Times New Roman"/>
-        </w:rPr>
-        <w:t>tarted</w:t>
+        <w:t xml:space="preserve">Bluebird collected the boxes from where Ginger had set them, two and three at a time if he could, and </w:t>
+      </w:r>
+      <w:r>
+        <w:rPr>
+          <w:rFonts w:ascii="Times New Roman" w:hAnsi="Times New Roman" w:cs="Times New Roman"/>
+        </w:rPr>
+        <w:t xml:space="preserve">delivered </w:t>
+      </w:r>
+      <w:r>
+        <w:rPr>
+          <w:rFonts w:ascii="Times New Roman" w:hAnsi="Times New Roman" w:cs="Times New Roman"/>
+        </w:rPr>
+        <w:t xml:space="preserve">them to the back of Ginger’s trailer. </w:t>
+      </w:r>
+      <w:r>
+        <w:rPr>
+          <w:rFonts w:ascii="Times New Roman" w:hAnsi="Times New Roman" w:cs="Times New Roman"/>
+        </w:rPr>
+        <w:t>H</w:t>
+      </w:r>
+      <w:r>
+        <w:rPr>
+          <w:rFonts w:ascii="Times New Roman" w:hAnsi="Times New Roman" w:cs="Times New Roman"/>
+        </w:rPr>
+        <w:t>e disappeared from the trailer’s doorway carrying a stack of video game consoles and returned a moment later empty-handed.</w:t>
+      </w:r>
+    </w:p>
+    <w:p>
+      <w:pPr>
+        <w:spacing w:line="480" w:lineRule="auto"/>
+        <w:ind w:firstLine="720"/>
+        <w:rPr>
+          <w:rFonts w:ascii="Times New Roman" w:hAnsi="Times New Roman" w:cs="Times New Roman"/>
+        </w:rPr>
+      </w:pPr>
+      <w:r>
+        <w:rPr>
+          <w:rFonts w:ascii="Times New Roman" w:hAnsi="Times New Roman" w:cs="Times New Roman"/>
+        </w:rPr>
+        <w:t>“One minute,” Bluebird called.</w:t>
+      </w:r>
+    </w:p>
+    <w:p>
+      <w:pPr>
+        <w:spacing w:line="480" w:lineRule="auto"/>
+        <w:ind w:firstLine="720"/>
+        <w:rPr>
+          <w:rFonts w:ascii="Times New Roman" w:hAnsi="Times New Roman" w:cs="Times New Roman"/>
+        </w:rPr>
+      </w:pPr>
+      <w:r>
+        <w:rPr>
+          <w:rFonts w:ascii="Times New Roman" w:hAnsi="Times New Roman" w:cs="Times New Roman"/>
+        </w:rPr>
+        <w:lastRenderedPageBreak/>
+        <w:t xml:space="preserve">Ginger </w:t>
+      </w:r>
+      <w:r>
+        <w:rPr>
+          <w:rFonts w:ascii="Times New Roman" w:hAnsi="Times New Roman" w:cs="Times New Roman"/>
+        </w:rPr>
+        <w:t xml:space="preserve">delved </w:t>
+      </w:r>
+      <w:r>
+        <w:rPr>
+          <w:rFonts w:ascii="Times New Roman" w:hAnsi="Times New Roman" w:cs="Times New Roman"/>
+        </w:rPr>
+        <w:t>into the deepe</w:t>
+      </w:r>
+      <w:r>
+        <w:rPr>
+          <w:rFonts w:ascii="Times New Roman" w:hAnsi="Times New Roman" w:cs="Times New Roman"/>
+        </w:rPr>
+        <w:t>r</w:t>
+      </w:r>
+      <w:r>
+        <w:rPr>
+          <w:rFonts w:ascii="Times New Roman" w:hAnsi="Times New Roman" w:cs="Times New Roman"/>
+        </w:rPr>
+        <w:t xml:space="preserve"> parts of the trailer</w:t>
+      </w:r>
+      <w:r>
+        <w:rPr>
+          <w:rFonts w:ascii="Times New Roman" w:hAnsi="Times New Roman" w:cs="Times New Roman"/>
+        </w:rPr>
+        <w:t xml:space="preserve"> and, t</w:t>
+      </w:r>
+      <w:r>
+        <w:rPr>
+          <w:rFonts w:ascii="Times New Roman" w:hAnsi="Times New Roman" w:cs="Times New Roman"/>
+        </w:rPr>
+        <w:t>here</w:t>
+      </w:r>
+      <w:r>
+        <w:rPr>
+          <w:rFonts w:ascii="Times New Roman" w:hAnsi="Times New Roman" w:cs="Times New Roman"/>
+        </w:rPr>
+        <w:t>,</w:t>
+      </w:r>
+      <w:r>
+        <w:rPr>
+          <w:rFonts w:ascii="Times New Roman" w:hAnsi="Times New Roman" w:cs="Times New Roman"/>
+        </w:rPr>
+        <w:t xml:space="preserve"> packed in tight near the front</w:t>
+      </w:r>
+      <w:r>
+        <w:rPr>
+          <w:rFonts w:ascii="Times New Roman" w:hAnsi="Times New Roman" w:cs="Times New Roman"/>
+        </w:rPr>
+        <w:t>,</w:t>
+      </w:r>
+      <w:r>
+        <w:rPr>
+          <w:rFonts w:ascii="Times New Roman" w:hAnsi="Times New Roman" w:cs="Times New Roman"/>
+        </w:rPr>
+        <w:t xml:space="preserve"> Ginger saw something that made him clutch the bell hanging at his chest. He lifted his bandana to press the bell directly to his lips. A scaffolding of thin plastic tubes as tall and wide as a refrigerator held row upon row of little brown bottles with white caps. Ginger grabbed the whole thing and dragg</w:t>
+      </w:r>
+      <w:r>
+        <w:rPr>
+          <w:rFonts w:ascii="Times New Roman" w:hAnsi="Times New Roman" w:cs="Times New Roman"/>
+        </w:rPr>
+        <w:t xml:space="preserve">ed </w:t>
+      </w:r>
+      <w:r>
+        <w:rPr>
+          <w:rFonts w:ascii="Times New Roman" w:hAnsi="Times New Roman" w:cs="Times New Roman"/>
+        </w:rPr>
+        <w:t xml:space="preserve">it </w:t>
+      </w:r>
+      <w:r>
+        <w:rPr>
+          <w:rFonts w:ascii="Times New Roman" w:hAnsi="Times New Roman" w:cs="Times New Roman"/>
+        </w:rPr>
+        <w:t>through loose piles of blenders and coffee machines</w:t>
       </w:r>
       <w:r>
         <w:rPr>
@@ -1803,120 +1958,602 @@
         </w:rPr>
         <w:t>.</w:t>
       </w:r>
-      <w:r>
-        <w:rPr>
-          <w:rFonts w:ascii="Times New Roman" w:hAnsi="Times New Roman" w:cs="Times New Roman"/>
-        </w:rPr>
-        <w:t xml:space="preserve">” </w:t>
-      </w:r>
-      <w:r>
-        <w:rPr>
-          <w:rFonts w:ascii="Times New Roman" w:hAnsi="Times New Roman" w:cs="Times New Roman"/>
-        </w:rPr>
-        <w:t>Blue’</w:t>
-      </w:r>
-      <w:r>
-        <w:rPr>
-          <w:rFonts w:ascii="Times New Roman" w:hAnsi="Times New Roman" w:cs="Times New Roman"/>
-        </w:rPr>
-        <w:t>s voice sounded strange up close, without the veil of radio static between them.</w:t>
-      </w:r>
-    </w:p>
-    <w:p>
-      <w:pPr>
-        <w:spacing w:line="480" w:lineRule="auto"/>
-        <w:ind w:firstLine="720"/>
-        <w:rPr>
-          <w:rFonts w:ascii="Times New Roman" w:hAnsi="Times New Roman" w:cs="Times New Roman"/>
-        </w:rPr>
-      </w:pPr>
-      <w:r>
-        <w:rPr>
-          <w:rFonts w:ascii="Times New Roman" w:hAnsi="Times New Roman" w:cs="Times New Roman"/>
-        </w:rPr>
-        <w:t xml:space="preserve">Ginger scanned the </w:t>
-      </w:r>
-      <w:r>
-        <w:rPr>
-          <w:rFonts w:ascii="Times New Roman" w:hAnsi="Times New Roman" w:cs="Times New Roman"/>
-        </w:rPr>
-        <w:t xml:space="preserve">truck’s </w:t>
-      </w:r>
-      <w:r>
-        <w:rPr>
-          <w:rFonts w:ascii="Times New Roman" w:hAnsi="Times New Roman" w:cs="Times New Roman"/>
-        </w:rPr>
-        <w:t>inventory and shift</w:t>
-      </w:r>
-      <w:r>
-        <w:rPr>
-          <w:rFonts w:ascii="Times New Roman" w:hAnsi="Times New Roman" w:cs="Times New Roman"/>
-        </w:rPr>
-        <w:t>ed</w:t>
-      </w:r>
-      <w:r>
-        <w:rPr>
-          <w:rFonts w:ascii="Times New Roman" w:hAnsi="Times New Roman" w:cs="Times New Roman"/>
-        </w:rPr>
-        <w:t xml:space="preserve"> boxes </w:t>
-      </w:r>
-      <w:r>
-        <w:rPr>
-          <w:rFonts w:ascii="Times New Roman" w:hAnsi="Times New Roman" w:cs="Times New Roman"/>
-        </w:rPr>
-        <w:t xml:space="preserve">up to the edge of the open </w:t>
-      </w:r>
-      <w:r>
-        <w:rPr>
-          <w:rFonts w:ascii="Times New Roman" w:hAnsi="Times New Roman" w:cs="Times New Roman"/>
-        </w:rPr>
-        <w:t>trailer. “How long?”</w:t>
-      </w:r>
-    </w:p>
-    <w:p>
-      <w:pPr>
-        <w:spacing w:line="480" w:lineRule="auto"/>
-        <w:ind w:firstLine="720"/>
-        <w:rPr>
-          <w:rFonts w:ascii="Times New Roman" w:hAnsi="Times New Roman" w:cs="Times New Roman"/>
-        </w:rPr>
-      </w:pPr>
-      <w:r>
-        <w:rPr>
-          <w:rFonts w:ascii="Times New Roman" w:hAnsi="Times New Roman" w:cs="Times New Roman"/>
-        </w:rPr>
-        <w:t xml:space="preserve">Bluebird collected the boxes from where Ginger had set them, two and three at a time if he could, and </w:t>
-      </w:r>
-      <w:r>
-        <w:rPr>
-          <w:rFonts w:ascii="Times New Roman" w:hAnsi="Times New Roman" w:cs="Times New Roman"/>
-        </w:rPr>
-        <w:t xml:space="preserve">delivered </w:t>
-      </w:r>
-      <w:r>
-        <w:rPr>
-          <w:rFonts w:ascii="Times New Roman" w:hAnsi="Times New Roman" w:cs="Times New Roman"/>
-        </w:rPr>
-        <w:t>them to the back of Ginger’s trailer. “A 2032 GM engine</w:t>
-      </w:r>
-      <w:r>
-        <w:rPr>
-          <w:rFonts w:ascii="Times New Roman" w:hAnsi="Times New Roman" w:cs="Times New Roman"/>
-        </w:rPr>
-        <w:t>. A 32</w:t>
-      </w:r>
-      <w:r>
-        <w:rPr>
-          <w:rFonts w:ascii="Times New Roman" w:hAnsi="Times New Roman" w:cs="Times New Roman"/>
-        </w:rPr>
-        <w:t xml:space="preserve">-gig </w:t>
-      </w:r>
+    </w:p>
+    <w:p>
+      <w:pPr>
+        <w:spacing w:line="480" w:lineRule="auto"/>
+        <w:ind w:firstLine="720"/>
+        <w:rPr>
+          <w:rFonts w:ascii="Times New Roman" w:hAnsi="Times New Roman" w:cs="Times New Roman"/>
+        </w:rPr>
+      </w:pPr>
+      <w:r>
+        <w:rPr>
+          <w:rFonts w:ascii="Times New Roman" w:hAnsi="Times New Roman" w:cs="Times New Roman"/>
+        </w:rPr>
+        <w:t xml:space="preserve">“Forget the rest,” Ginger said. “This Walrus </w:t>
+      </w:r>
+      <w:r>
+        <w:rPr>
+          <w:rFonts w:ascii="Times New Roman" w:hAnsi="Times New Roman" w:cs="Times New Roman"/>
+        </w:rPr>
+        <w:t>i</w:t>
+      </w:r>
+      <w:r>
+        <w:rPr>
+          <w:rFonts w:ascii="Times New Roman" w:hAnsi="Times New Roman" w:cs="Times New Roman"/>
+        </w:rPr>
+        <w:t xml:space="preserve">s a T Rex.” He waddled the </w:t>
+      </w:r>
+      <w:r>
+        <w:rPr>
+          <w:rFonts w:ascii="Times New Roman" w:hAnsi="Times New Roman" w:cs="Times New Roman"/>
+        </w:rPr>
+        <w:t>tower</w:t>
+      </w:r>
+      <w:r>
+        <w:rPr>
+          <w:rFonts w:ascii="Times New Roman" w:hAnsi="Times New Roman" w:cs="Times New Roman"/>
+        </w:rPr>
+        <w:t xml:space="preserve"> </w:t>
+      </w:r>
+      <w:r>
+        <w:rPr>
+          <w:rFonts w:ascii="Times New Roman" w:hAnsi="Times New Roman" w:cs="Times New Roman"/>
+        </w:rPr>
+        <w:t xml:space="preserve">of prescription medications </w:t>
+      </w:r>
+      <w:r>
+        <w:rPr>
+          <w:rFonts w:ascii="Times New Roman" w:hAnsi="Times New Roman" w:cs="Times New Roman"/>
+        </w:rPr>
+        <w:t>to</w:t>
+      </w:r>
+      <w:r>
+        <w:rPr>
+          <w:rFonts w:ascii="Times New Roman" w:hAnsi="Times New Roman" w:cs="Times New Roman"/>
+        </w:rPr>
+        <w:t>ward</w:t>
+      </w:r>
+      <w:r>
+        <w:rPr>
+          <w:rFonts w:ascii="Times New Roman" w:hAnsi="Times New Roman" w:cs="Times New Roman"/>
+        </w:rPr>
+        <w:t xml:space="preserve"> the back of the trailer</w:t>
+      </w:r>
+      <w:r>
+        <w:rPr>
+          <w:rFonts w:ascii="Times New Roman" w:hAnsi="Times New Roman" w:cs="Times New Roman"/>
+        </w:rPr>
+        <w:t>.</w:t>
+      </w:r>
+    </w:p>
+    <w:p>
+      <w:pPr>
+        <w:spacing w:line="480" w:lineRule="auto"/>
+        <w:ind w:firstLine="720"/>
+        <w:rPr>
+          <w:rFonts w:ascii="Times New Roman" w:hAnsi="Times New Roman" w:cs="Times New Roman"/>
+        </w:rPr>
+      </w:pPr>
+      <w:r>
+        <w:rPr>
+          <w:rFonts w:ascii="Times New Roman" w:hAnsi="Times New Roman" w:cs="Times New Roman"/>
+        </w:rPr>
+        <w:t xml:space="preserve">The plastic cage was a modular thing and the rows snapped together and apart. Ginger pulled the top five rows off, about a third of the whole thing, and passed them down to Blue. He broke off about another five rows for himself, stood at the lip of the trailer and, adrenaline overwhelming good sense, leapt straight out of the back. When he hit the ground, his </w:t>
+      </w:r>
+      <w:r>
+        <w:rPr>
+          <w:rFonts w:ascii="Times New Roman" w:hAnsi="Times New Roman" w:cs="Times New Roman"/>
+        </w:rPr>
+        <w:t>worn-out</w:t>
+      </w:r>
+      <w:r>
+        <w:rPr>
+          <w:rFonts w:ascii="Times New Roman" w:hAnsi="Times New Roman" w:cs="Times New Roman"/>
+        </w:rPr>
+        <w:t xml:space="preserve"> knees folded </w:t>
+      </w:r>
+      <w:r>
+        <w:rPr>
+          <w:rFonts w:ascii="Times New Roman" w:hAnsi="Times New Roman" w:cs="Times New Roman"/>
+        </w:rPr>
+        <w:t>a</w:t>
+      </w:r>
+      <w:r>
+        <w:rPr>
+          <w:rFonts w:ascii="Times New Roman" w:hAnsi="Times New Roman" w:cs="Times New Roman"/>
+        </w:rPr>
+        <w:t xml:space="preserve">nd he spilled forward into the gravel. He dropped the stack he was carrying which was the only thing that kept him from rolling over it and spraying loose pill bottles all over the side of the road. Instead, he absorbed </w:t>
+      </w:r>
+      <w:proofErr w:type="gramStart"/>
+      <w:r>
+        <w:rPr>
+          <w:rFonts w:ascii="Times New Roman" w:hAnsi="Times New Roman" w:cs="Times New Roman"/>
+        </w:rPr>
+        <w:t>all of</w:t>
+      </w:r>
+      <w:proofErr w:type="gramEnd"/>
+      <w:r>
+        <w:rPr>
+          <w:rFonts w:ascii="Times New Roman" w:hAnsi="Times New Roman" w:cs="Times New Roman"/>
+        </w:rPr>
+        <w:t xml:space="preserve"> the impact with his knees and palms and then tumbled down hard on his shoulder. </w:t>
+      </w:r>
+    </w:p>
+    <w:p>
+      <w:pPr>
+        <w:spacing w:line="480" w:lineRule="auto"/>
+        <w:ind w:firstLine="720"/>
+        <w:rPr>
+          <w:rFonts w:ascii="Times New Roman" w:hAnsi="Times New Roman" w:cs="Times New Roman"/>
+        </w:rPr>
+      </w:pPr>
+      <w:r>
+        <w:rPr>
+          <w:rFonts w:ascii="Times New Roman" w:hAnsi="Times New Roman" w:cs="Times New Roman"/>
+        </w:rPr>
+        <w:t>Blue ran to his side. “</w:t>
+      </w:r>
+      <w:r>
+        <w:rPr>
+          <w:rFonts w:ascii="Times New Roman" w:hAnsi="Times New Roman" w:cs="Times New Roman"/>
+        </w:rPr>
+        <w:t>Ginger</w:t>
+      </w:r>
+      <w:r>
+        <w:rPr>
+          <w:rFonts w:ascii="Times New Roman" w:hAnsi="Times New Roman" w:cs="Times New Roman"/>
+        </w:rPr>
+        <w:t>, are you alright?”</w:t>
+      </w:r>
+    </w:p>
+    <w:p>
+      <w:pPr>
+        <w:spacing w:line="480" w:lineRule="auto"/>
+        <w:ind w:firstLine="720"/>
+        <w:rPr>
+          <w:rFonts w:ascii="Times New Roman" w:hAnsi="Times New Roman" w:cs="Times New Roman"/>
+        </w:rPr>
+      </w:pPr>
+      <w:r>
+        <w:rPr>
+          <w:rFonts w:ascii="Times New Roman" w:hAnsi="Times New Roman" w:cs="Times New Roman"/>
+        </w:rPr>
+        <w:t xml:space="preserve">“Get the last stack,” </w:t>
+      </w:r>
+      <w:r>
+        <w:rPr>
+          <w:rFonts w:ascii="Times New Roman" w:hAnsi="Times New Roman" w:cs="Times New Roman"/>
+        </w:rPr>
+        <w:t>Ginger</w:t>
+      </w:r>
+      <w:r>
+        <w:rPr>
+          <w:rFonts w:ascii="Times New Roman" w:hAnsi="Times New Roman" w:cs="Times New Roman"/>
+        </w:rPr>
+        <w:t xml:space="preserve"> rolled onto his back and let the hurt settle in. “Time?”</w:t>
+      </w:r>
+    </w:p>
+    <w:p>
+      <w:pPr>
+        <w:spacing w:line="480" w:lineRule="auto"/>
+        <w:ind w:firstLine="720"/>
+        <w:rPr>
+          <w:rFonts w:ascii="Times New Roman" w:hAnsi="Times New Roman" w:cs="Times New Roman"/>
+        </w:rPr>
+      </w:pPr>
+      <w:r>
+        <w:rPr>
+          <w:rFonts w:ascii="Times New Roman" w:hAnsi="Times New Roman" w:cs="Times New Roman"/>
+        </w:rPr>
+        <w:t>“One thirty-seven.”</w:t>
+      </w:r>
+    </w:p>
+    <w:p>
+      <w:pPr>
+        <w:spacing w:line="480" w:lineRule="auto"/>
+        <w:ind w:firstLine="720"/>
+        <w:rPr>
+          <w:rFonts w:ascii="Times New Roman" w:hAnsi="Times New Roman" w:cs="Times New Roman"/>
+        </w:rPr>
+      </w:pPr>
+      <w:r>
+        <w:rPr>
+          <w:rFonts w:ascii="Times New Roman" w:hAnsi="Times New Roman" w:cs="Times New Roman"/>
+        </w:rPr>
+        <w:t xml:space="preserve">“Get the last stack and shut the doors. I’ve got this one,” Ginger said and thought about climbing to his </w:t>
+      </w:r>
+      <w:proofErr w:type="gramStart"/>
+      <w:r>
+        <w:rPr>
+          <w:rFonts w:ascii="Times New Roman" w:hAnsi="Times New Roman" w:cs="Times New Roman"/>
+        </w:rPr>
+        <w:t>feet</w:t>
+      </w:r>
+      <w:proofErr w:type="gramEnd"/>
+      <w:r>
+        <w:rPr>
+          <w:rFonts w:ascii="Times New Roman" w:hAnsi="Times New Roman" w:cs="Times New Roman"/>
+        </w:rPr>
+        <w:t xml:space="preserve"> but the </w:t>
+      </w:r>
+      <w:r>
+        <w:rPr>
+          <w:rFonts w:ascii="Times New Roman" w:hAnsi="Times New Roman" w:cs="Times New Roman"/>
+        </w:rPr>
+        <w:t>maneuver</w:t>
+      </w:r>
+      <w:r>
+        <w:rPr>
+          <w:rFonts w:ascii="Times New Roman" w:hAnsi="Times New Roman" w:cs="Times New Roman"/>
+        </w:rPr>
+        <w:t xml:space="preserve"> seemed about as </w:t>
+      </w:r>
+      <w:r>
+        <w:rPr>
+          <w:rFonts w:ascii="Times New Roman" w:hAnsi="Times New Roman" w:cs="Times New Roman"/>
+        </w:rPr>
+        <w:t>likely</w:t>
+      </w:r>
+      <w:r>
+        <w:rPr>
+          <w:rFonts w:ascii="Times New Roman" w:hAnsi="Times New Roman" w:cs="Times New Roman"/>
+        </w:rPr>
+        <w:t xml:space="preserve"> as hurdling the Ohio River.</w:t>
+      </w:r>
+    </w:p>
+    <w:p>
+      <w:pPr>
+        <w:spacing w:line="480" w:lineRule="auto"/>
+        <w:ind w:firstLine="720"/>
+        <w:rPr>
+          <w:rFonts w:ascii="Times New Roman" w:hAnsi="Times New Roman" w:cs="Times New Roman"/>
+        </w:rPr>
+      </w:pPr>
       <w:r>
         <w:rPr>
           <w:rFonts w:ascii="Times New Roman" w:hAnsi="Times New Roman" w:cs="Times New Roman"/>
         </w:rPr>
         <w:lastRenderedPageBreak/>
-        <w:t>Ryzen processor</w:t>
+        <w:t xml:space="preserve">He heard Bluebird’s footsteps pass from one trailer to the other. </w:t>
+      </w:r>
+      <w:r>
+        <w:rPr>
+          <w:rFonts w:ascii="Times New Roman" w:hAnsi="Times New Roman" w:cs="Times New Roman"/>
+        </w:rPr>
+        <w:t>T</w:t>
+      </w:r>
+      <w:r>
+        <w:rPr>
+          <w:rFonts w:ascii="Times New Roman" w:hAnsi="Times New Roman" w:cs="Times New Roman"/>
+        </w:rPr>
+        <w:t>he trailer doors slam</w:t>
+      </w:r>
+      <w:r>
+        <w:rPr>
+          <w:rFonts w:ascii="Times New Roman" w:hAnsi="Times New Roman" w:cs="Times New Roman"/>
+        </w:rPr>
+        <w:t>med</w:t>
+      </w:r>
+      <w:r>
+        <w:rPr>
+          <w:rFonts w:ascii="Times New Roman" w:hAnsi="Times New Roman" w:cs="Times New Roman"/>
+        </w:rPr>
+        <w:t xml:space="preserve"> shut.</w:t>
+      </w:r>
+      <w:r>
+        <w:rPr>
+          <w:rFonts w:ascii="Times New Roman" w:hAnsi="Times New Roman" w:cs="Times New Roman"/>
+        </w:rPr>
+        <w:t xml:space="preserve"> </w:t>
+      </w:r>
+      <w:r>
+        <w:rPr>
+          <w:rFonts w:ascii="Times New Roman" w:hAnsi="Times New Roman" w:cs="Times New Roman"/>
+        </w:rPr>
+        <w:t>“</w:t>
+      </w:r>
+      <w:proofErr w:type="gramStart"/>
+      <w:r>
+        <w:rPr>
+          <w:rFonts w:ascii="Times New Roman" w:hAnsi="Times New Roman" w:cs="Times New Roman"/>
+        </w:rPr>
+        <w:t>Y</w:t>
+      </w:r>
+      <w:r>
+        <w:rPr>
+          <w:rFonts w:ascii="Times New Roman" w:hAnsi="Times New Roman" w:cs="Times New Roman"/>
+        </w:rPr>
+        <w:t>ou</w:t>
+      </w:r>
+      <w:proofErr w:type="gramEnd"/>
+      <w:r>
+        <w:rPr>
+          <w:rFonts w:ascii="Times New Roman" w:hAnsi="Times New Roman" w:cs="Times New Roman"/>
+        </w:rPr>
+        <w:t xml:space="preserve"> sure </w:t>
+      </w:r>
+      <w:proofErr w:type="gramStart"/>
+      <w:r>
+        <w:rPr>
+          <w:rFonts w:ascii="Times New Roman" w:hAnsi="Times New Roman" w:cs="Times New Roman"/>
+        </w:rPr>
+        <w:t>you’re</w:t>
+      </w:r>
+      <w:proofErr w:type="gramEnd"/>
+      <w:r>
+        <w:rPr>
+          <w:rFonts w:ascii="Times New Roman" w:hAnsi="Times New Roman" w:cs="Times New Roman"/>
+        </w:rPr>
+        <w:t xml:space="preserve"> okay?”</w:t>
+      </w:r>
+    </w:p>
+    <w:p>
+      <w:pPr>
+        <w:spacing w:line="480" w:lineRule="auto"/>
+        <w:ind w:firstLine="720"/>
+        <w:rPr>
+          <w:rFonts w:ascii="Times New Roman" w:hAnsi="Times New Roman" w:cs="Times New Roman"/>
+        </w:rPr>
+      </w:pPr>
+      <w:r>
+        <w:rPr>
+          <w:rFonts w:ascii="Times New Roman" w:hAnsi="Times New Roman" w:cs="Times New Roman"/>
+        </w:rPr>
+        <w:t>“Just move the car,” Ginger said, “So when it starts back up this thing can get out of here. I’m just about back on my feet.”</w:t>
+      </w:r>
+    </w:p>
+    <w:p>
+      <w:pPr>
+        <w:spacing w:line="480" w:lineRule="auto"/>
+        <w:ind w:firstLine="720"/>
+        <w:rPr>
+          <w:rFonts w:ascii="Times New Roman" w:hAnsi="Times New Roman" w:cs="Times New Roman"/>
+        </w:rPr>
+      </w:pPr>
+      <w:r>
+        <w:rPr>
+          <w:rFonts w:ascii="Times New Roman" w:hAnsi="Times New Roman" w:cs="Times New Roman"/>
+        </w:rPr>
+        <w:t>Bluebird did as he was told</w:t>
+      </w:r>
+      <w:r>
+        <w:rPr>
+          <w:rFonts w:ascii="Times New Roman" w:hAnsi="Times New Roman" w:cs="Times New Roman"/>
+        </w:rPr>
+        <w:t xml:space="preserve">; </w:t>
+      </w:r>
+      <w:r>
+        <w:rPr>
+          <w:rFonts w:ascii="Times New Roman" w:hAnsi="Times New Roman" w:cs="Times New Roman"/>
+        </w:rPr>
+        <w:t>he always did</w:t>
+      </w:r>
+      <w:r>
+        <w:rPr>
+          <w:rFonts w:ascii="Times New Roman" w:hAnsi="Times New Roman" w:cs="Times New Roman"/>
+        </w:rPr>
+        <w:t xml:space="preserve">. And while he was gone, Ginger rolled and rocked and grunted his way up onto his feet in a way he would have been embarrassed to do if anyone was watching. He picked the stack of pills up off the ground, set them in the back of his trailer </w:t>
+      </w:r>
+      <w:r>
+        <w:rPr>
+          <w:rFonts w:ascii="Times New Roman" w:hAnsi="Times New Roman" w:cs="Times New Roman"/>
+        </w:rPr>
+        <w:t xml:space="preserve">with </w:t>
+      </w:r>
+      <w:r>
+        <w:rPr>
+          <w:rFonts w:ascii="Times New Roman" w:hAnsi="Times New Roman" w:cs="Times New Roman"/>
+        </w:rPr>
+        <w:t>raw</w:t>
+      </w:r>
+      <w:r>
+        <w:rPr>
+          <w:rFonts w:ascii="Times New Roman" w:hAnsi="Times New Roman" w:cs="Times New Roman"/>
+        </w:rPr>
+        <w:t>,</w:t>
+      </w:r>
+      <w:r>
+        <w:rPr>
+          <w:rFonts w:ascii="Times New Roman" w:hAnsi="Times New Roman" w:cs="Times New Roman"/>
+        </w:rPr>
+        <w:t xml:space="preserve"> </w:t>
+      </w:r>
+      <w:r>
+        <w:rPr>
+          <w:rFonts w:ascii="Times New Roman" w:hAnsi="Times New Roman" w:cs="Times New Roman"/>
+        </w:rPr>
+        <w:t>throbbing</w:t>
+      </w:r>
+      <w:r>
+        <w:rPr>
+          <w:rFonts w:ascii="Times New Roman" w:hAnsi="Times New Roman" w:cs="Times New Roman"/>
+        </w:rPr>
+        <w:t xml:space="preserve"> </w:t>
+      </w:r>
+      <w:r>
+        <w:rPr>
+          <w:rFonts w:ascii="Times New Roman" w:hAnsi="Times New Roman" w:cs="Times New Roman"/>
+        </w:rPr>
+        <w:t xml:space="preserve">hands </w:t>
+      </w:r>
+      <w:r>
+        <w:rPr>
+          <w:rFonts w:ascii="Times New Roman" w:hAnsi="Times New Roman" w:cs="Times New Roman"/>
+        </w:rPr>
+        <w:t xml:space="preserve">and shut the doors.    </w:t>
+      </w:r>
+    </w:p>
+    <w:p>
+      <w:pPr>
+        <w:spacing w:line="480" w:lineRule="auto"/>
+        <w:ind w:firstLine="720"/>
+        <w:rPr>
+          <w:rFonts w:ascii="Times New Roman" w:hAnsi="Times New Roman" w:cs="Times New Roman"/>
+        </w:rPr>
+      </w:pPr>
+      <w:r>
+        <w:rPr>
+          <w:rFonts w:ascii="Times New Roman" w:hAnsi="Times New Roman" w:cs="Times New Roman"/>
+        </w:rPr>
+        <w:t>The Walrus’s engine started up</w:t>
+      </w:r>
+      <w:r>
+        <w:rPr>
+          <w:rFonts w:ascii="Times New Roman" w:hAnsi="Times New Roman" w:cs="Times New Roman"/>
+        </w:rPr>
+        <w:t>. I</w:t>
+      </w:r>
+      <w:r>
+        <w:rPr>
+          <w:rFonts w:ascii="Times New Roman" w:hAnsi="Times New Roman" w:cs="Times New Roman"/>
+        </w:rPr>
+        <w:t xml:space="preserve">t rolled forward until it located the solid white line then merged back onto the roadway and </w:t>
+      </w:r>
+      <w:proofErr w:type="gramStart"/>
+      <w:r>
+        <w:rPr>
+          <w:rFonts w:ascii="Times New Roman" w:hAnsi="Times New Roman" w:cs="Times New Roman"/>
+        </w:rPr>
+        <w:t>continued on</w:t>
+      </w:r>
+      <w:proofErr w:type="gramEnd"/>
+      <w:r>
+        <w:rPr>
+          <w:rFonts w:ascii="Times New Roman" w:hAnsi="Times New Roman" w:cs="Times New Roman"/>
+        </w:rPr>
+        <w:t xml:space="preserve"> its course. A reset incident would be noted in the logs with a priority two </w:t>
+      </w:r>
+      <w:proofErr w:type="gramStart"/>
+      <w:r>
+        <w:rPr>
+          <w:rFonts w:ascii="Times New Roman" w:hAnsi="Times New Roman" w:cs="Times New Roman"/>
+        </w:rPr>
+        <w:t>alert</w:t>
+      </w:r>
+      <w:proofErr w:type="gramEnd"/>
+      <w:r>
+        <w:rPr>
+          <w:rFonts w:ascii="Times New Roman" w:hAnsi="Times New Roman" w:cs="Times New Roman"/>
+        </w:rPr>
+        <w:t xml:space="preserve"> sent to the PA department. A tech would check the vehicle’s diagnostics when it reached its destination. But there was plenty of time and distance between that event and Ginger walking – here and now – across the shoulder of the road </w:t>
+      </w:r>
+      <w:r>
+        <w:rPr>
+          <w:rFonts w:ascii="Times New Roman" w:hAnsi="Times New Roman" w:cs="Times New Roman"/>
+        </w:rPr>
+        <w:t>up to</w:t>
+      </w:r>
+      <w:r>
+        <w:rPr>
+          <w:rFonts w:ascii="Times New Roman" w:hAnsi="Times New Roman" w:cs="Times New Roman"/>
+        </w:rPr>
+        <w:t xml:space="preserve"> Bluebird’s car.</w:t>
+      </w:r>
+    </w:p>
+    <w:p>
+      <w:pPr>
+        <w:spacing w:line="480" w:lineRule="auto"/>
+        <w:ind w:firstLine="720"/>
+        <w:rPr>
+          <w:rFonts w:ascii="Times New Roman" w:hAnsi="Times New Roman" w:cs="Times New Roman"/>
+        </w:rPr>
+      </w:pPr>
+      <w:r>
+        <w:rPr>
+          <w:rFonts w:ascii="Times New Roman" w:hAnsi="Times New Roman" w:cs="Times New Roman"/>
+        </w:rPr>
+        <w:t>Bluebird leaned out the driver’s side window.</w:t>
+      </w:r>
+      <w:r>
+        <w:rPr>
+          <w:rFonts w:ascii="Times New Roman" w:hAnsi="Times New Roman" w:cs="Times New Roman"/>
+        </w:rPr>
+        <w:t xml:space="preserve"> </w:t>
+      </w:r>
+      <w:r>
+        <w:rPr>
+          <w:rFonts w:ascii="Times New Roman" w:hAnsi="Times New Roman" w:cs="Times New Roman"/>
+        </w:rPr>
+        <w:t>“Where you headed?”</w:t>
+      </w:r>
+      <w:r>
+        <w:rPr>
+          <w:rFonts w:ascii="Times New Roman" w:hAnsi="Times New Roman" w:cs="Times New Roman"/>
+        </w:rPr>
+        <w:t xml:space="preserve"> His </w:t>
+      </w:r>
+      <w:r>
+        <w:rPr>
+          <w:rFonts w:ascii="Times New Roman" w:hAnsi="Times New Roman" w:cs="Times New Roman"/>
+        </w:rPr>
+        <w:t>voice sounded strange up close, without the veil of radio static between them.</w:t>
+      </w:r>
+    </w:p>
+    <w:p>
+      <w:pPr>
+        <w:spacing w:line="480" w:lineRule="auto"/>
+        <w:ind w:firstLine="720"/>
+        <w:rPr>
+          <w:rFonts w:ascii="Times New Roman" w:hAnsi="Times New Roman" w:cs="Times New Roman"/>
+        </w:rPr>
+      </w:pPr>
+      <w:r>
+        <w:rPr>
+          <w:rFonts w:ascii="Times New Roman" w:hAnsi="Times New Roman" w:cs="Times New Roman"/>
+        </w:rPr>
+        <w:t>“</w:t>
+      </w:r>
+      <w:proofErr w:type="gramStart"/>
+      <w:r>
+        <w:rPr>
+          <w:rFonts w:ascii="Times New Roman" w:hAnsi="Times New Roman" w:cs="Times New Roman"/>
+        </w:rPr>
+        <w:t>Mercury</w:t>
+      </w:r>
+      <w:r>
+        <w:rPr>
+          <w:rFonts w:ascii="Times New Roman" w:hAnsi="Times New Roman" w:cs="Times New Roman"/>
+        </w:rPr>
+        <w:t>’s</w:t>
+      </w:r>
+      <w:proofErr w:type="gramEnd"/>
+      <w:r>
+        <w:rPr>
+          <w:rFonts w:ascii="Times New Roman" w:hAnsi="Times New Roman" w:cs="Times New Roman"/>
+        </w:rPr>
+        <w:t xml:space="preserve"> got </w:t>
+      </w:r>
+      <w:r>
+        <w:rPr>
+          <w:rFonts w:ascii="Times New Roman" w:hAnsi="Times New Roman" w:cs="Times New Roman"/>
+        </w:rPr>
+        <w:t xml:space="preserve">me bound for Sacramento so I was thinking I’d </w:t>
+      </w:r>
+      <w:r>
+        <w:rPr>
+          <w:rFonts w:ascii="Times New Roman" w:hAnsi="Times New Roman" w:cs="Times New Roman"/>
+        </w:rPr>
+        <w:t>visit</w:t>
+      </w:r>
+      <w:r>
+        <w:rPr>
+          <w:rFonts w:ascii="Times New Roman" w:hAnsi="Times New Roman" w:cs="Times New Roman"/>
+        </w:rPr>
+        <w:t xml:space="preserve"> Trash</w:t>
+      </w:r>
+      <w:r>
+        <w:rPr>
+          <w:rFonts w:ascii="Times New Roman" w:hAnsi="Times New Roman" w:cs="Times New Roman"/>
+        </w:rPr>
+        <w:t>c</w:t>
+      </w:r>
+      <w:r>
+        <w:rPr>
+          <w:rFonts w:ascii="Times New Roman" w:hAnsi="Times New Roman" w:cs="Times New Roman"/>
+        </w:rPr>
+        <w:t>an Candy in Tucumcari</w:t>
       </w:r>
       <w:r>
         <w:rPr>
@@ -1928,19 +2565,7 @@
         <w:rPr>
           <w:rFonts w:ascii="Times New Roman" w:hAnsi="Times New Roman" w:cs="Times New Roman"/>
         </w:rPr>
-        <w:t xml:space="preserve">” </w:t>
-      </w:r>
-      <w:r>
-        <w:rPr>
-          <w:rFonts w:ascii="Times New Roman" w:hAnsi="Times New Roman" w:cs="Times New Roman"/>
-        </w:rPr>
-        <w:t>H</w:t>
-      </w:r>
-      <w:r>
-        <w:rPr>
-          <w:rFonts w:ascii="Times New Roman" w:hAnsi="Times New Roman" w:cs="Times New Roman"/>
-        </w:rPr>
-        <w:t>e disappeared from the trailer’s doorway carrying a stack of video game consoles and returned a moment later empty-handed. “122 seconds on average.”</w:t>
+        <w:t>”</w:t>
       </w:r>
     </w:p>
     <w:p>
@@ -1961,7 +2586,109 @@
         <w:rPr>
           <w:rFonts w:ascii="Times New Roman" w:hAnsi="Times New Roman" w:cs="Times New Roman"/>
         </w:rPr>
-        <w:t>Call out</w:t>
+        <w:t>Y</w:t>
+      </w:r>
+      <w:r>
+        <w:rPr>
+          <w:rFonts w:ascii="Times New Roman" w:hAnsi="Times New Roman" w:cs="Times New Roman"/>
+        </w:rPr>
+        <w:t>ou get better rates from The Painted Lady. Particularly for pills. She</w:t>
+      </w:r>
+      <w:r>
+        <w:rPr>
+          <w:rFonts w:ascii="Times New Roman" w:hAnsi="Times New Roman" w:cs="Times New Roman"/>
+        </w:rPr>
+        <w:t xml:space="preserve"> what</w:t>
+      </w:r>
+      <w:r>
+        <w:rPr>
+          <w:rFonts w:ascii="Times New Roman" w:hAnsi="Times New Roman" w:cs="Times New Roman"/>
+        </w:rPr>
+        <w:t>’s</w:t>
+      </w:r>
+      <w:r>
+        <w:rPr>
+          <w:rFonts w:ascii="Times New Roman" w:hAnsi="Times New Roman" w:cs="Times New Roman"/>
+        </w:rPr>
+        <w:t xml:space="preserve"> called</w:t>
+      </w:r>
+      <w:r>
+        <w:rPr>
+          <w:rFonts w:ascii="Times New Roman" w:hAnsi="Times New Roman" w:cs="Times New Roman"/>
+        </w:rPr>
+        <w:t xml:space="preserve"> a connoisseur.”</w:t>
+      </w:r>
+    </w:p>
+    <w:p>
+      <w:pPr>
+        <w:spacing w:line="480" w:lineRule="auto"/>
+        <w:ind w:firstLine="720"/>
+        <w:rPr>
+          <w:rFonts w:ascii="Times New Roman" w:hAnsi="Times New Roman" w:cs="Times New Roman"/>
+        </w:rPr>
+      </w:pPr>
+      <w:r>
+        <w:rPr>
+          <w:rFonts w:ascii="Times New Roman" w:hAnsi="Times New Roman" w:cs="Times New Roman"/>
+        </w:rPr>
+        <w:t>“Yeah…but I know Candy</w:t>
+      </w:r>
+      <w:r>
+        <w:rPr>
+          <w:rFonts w:ascii="Times New Roman" w:hAnsi="Times New Roman" w:cs="Times New Roman"/>
+        </w:rPr>
+        <w:t xml:space="preserve"> better</w:t>
+      </w:r>
+      <w:r>
+        <w:rPr>
+          <w:rFonts w:ascii="Times New Roman" w:hAnsi="Times New Roman" w:cs="Times New Roman"/>
+        </w:rPr>
+        <w:t>….”</w:t>
+      </w:r>
+    </w:p>
+    <w:p>
+      <w:pPr>
+        <w:spacing w:line="480" w:lineRule="auto"/>
+        <w:ind w:firstLine="720"/>
+        <w:rPr>
+          <w:rFonts w:ascii="Times New Roman" w:hAnsi="Times New Roman" w:cs="Times New Roman"/>
+        </w:rPr>
+      </w:pPr>
+      <w:r>
+        <w:rPr>
+          <w:rFonts w:ascii="Times New Roman" w:hAnsi="Times New Roman" w:cs="Times New Roman"/>
+        </w:rPr>
+        <w:lastRenderedPageBreak/>
+        <w:t xml:space="preserve">“Fair enough,” Bluebird extended his hand for shaking but Ginger just held up one red palm still studded with gravel and Blue turned the hand smoothly into a thumbs up as he pulled away.    </w:t>
+      </w:r>
+    </w:p>
+    <w:p>
+      <w:pPr>
+        <w:spacing w:line="480" w:lineRule="auto"/>
+        <w:ind w:firstLine="720"/>
+        <w:rPr>
+          <w:rFonts w:ascii="Times New Roman" w:hAnsi="Times New Roman" w:cs="Times New Roman"/>
+        </w:rPr>
+      </w:pPr>
+      <w:r>
+        <w:rPr>
+          <w:rFonts w:ascii="Times New Roman" w:hAnsi="Times New Roman" w:cs="Times New Roman"/>
+        </w:rPr>
+        <w:t xml:space="preserve">Ginger climbed back up into the cab of his truck, brushed his hands on his jeans and started her up. He took off his bandana which signaled that he was back to his straight job, the job that paid his taxes. He had eleven hours before his shipment was due in Sacramento and in between him and </w:t>
+      </w:r>
+      <w:proofErr w:type="gramStart"/>
+      <w:r>
+        <w:rPr>
+          <w:rFonts w:ascii="Times New Roman" w:hAnsi="Times New Roman" w:cs="Times New Roman"/>
+        </w:rPr>
+        <w:t>there</w:t>
+      </w:r>
+      <w:proofErr w:type="gramEnd"/>
+      <w:r>
+        <w:rPr>
+          <w:rFonts w:ascii="Times New Roman" w:hAnsi="Times New Roman" w:cs="Times New Roman"/>
+        </w:rPr>
+        <w:t xml:space="preserve"> lay Candy’s house. He could stand to stop for a few hours, drop off his</w:t>
       </w:r>
       <w:r>
         <w:rPr>
@@ -1973,13 +2700,230 @@
         <w:rPr>
           <w:rFonts w:ascii="Times New Roman" w:hAnsi="Times New Roman" w:cs="Times New Roman"/>
         </w:rPr>
-        <w:t xml:space="preserve">a minute </w:t>
-      </w:r>
-      <w:r>
-        <w:rPr>
-          <w:rFonts w:ascii="Times New Roman" w:hAnsi="Times New Roman" w:cs="Times New Roman"/>
-        </w:rPr>
-        <w:t>forty-five</w:t>
+        <w:t xml:space="preserve">cargo, maybe talk for </w:t>
+      </w:r>
+      <w:proofErr w:type="spellStart"/>
+      <w:r>
+        <w:rPr>
+          <w:rFonts w:ascii="Times New Roman" w:hAnsi="Times New Roman" w:cs="Times New Roman"/>
+        </w:rPr>
+        <w:t>awhile</w:t>
+      </w:r>
+      <w:proofErr w:type="spellEnd"/>
+      <w:r>
+        <w:rPr>
+          <w:rFonts w:ascii="Times New Roman" w:hAnsi="Times New Roman" w:cs="Times New Roman"/>
+        </w:rPr>
+        <w:t xml:space="preserve"> and head out around dawn.</w:t>
+      </w:r>
+    </w:p>
+    <w:p>
+      <w:pPr>
+        <w:spacing w:line="480" w:lineRule="auto"/>
+        <w:ind w:firstLine="720"/>
+        <w:jc w:val="center"/>
+        <w:rPr>
+          <w:rFonts w:ascii="Times New Roman" w:hAnsi="Times New Roman" w:cs="Times New Roman"/>
+        </w:rPr>
+      </w:pPr>
+      <w:r>
+        <w:rPr>
+          <w:rFonts w:ascii="Times New Roman" w:hAnsi="Times New Roman" w:cs="Times New Roman"/>
+        </w:rPr>
+        <w:t>*****</w:t>
+      </w:r>
+    </w:p>
+    <w:p>
+      <w:pPr>
+        <w:spacing w:line="480" w:lineRule="auto"/>
+        <w:ind w:firstLine="720"/>
+        <w:rPr>
+          <w:rFonts w:ascii="Times New Roman" w:hAnsi="Times New Roman" w:cs="Times New Roman"/>
+        </w:rPr>
+      </w:pPr>
+      <w:r>
+        <w:rPr>
+          <w:rFonts w:ascii="Times New Roman" w:hAnsi="Times New Roman" w:cs="Times New Roman"/>
+        </w:rPr>
+        <w:t xml:space="preserve">Ginger got about two hours sleep at Candy’s place and left feeling lighter. Candy would </w:t>
+      </w:r>
+      <w:r>
+        <w:rPr>
+          <w:rFonts w:ascii="Times New Roman" w:hAnsi="Times New Roman" w:cs="Times New Roman"/>
+        </w:rPr>
+        <w:t>appraise</w:t>
+      </w:r>
+      <w:r>
+        <w:rPr>
+          <w:rFonts w:ascii="Times New Roman" w:hAnsi="Times New Roman" w:cs="Times New Roman"/>
+        </w:rPr>
+        <w:t xml:space="preserve"> the goods and see that an appropriate cut </w:t>
+      </w:r>
+      <w:r>
+        <w:rPr>
+          <w:rFonts w:ascii="Times New Roman" w:hAnsi="Times New Roman" w:cs="Times New Roman"/>
+        </w:rPr>
+        <w:t xml:space="preserve">got </w:t>
+      </w:r>
+      <w:r>
+        <w:rPr>
+          <w:rFonts w:ascii="Times New Roman" w:hAnsi="Times New Roman" w:cs="Times New Roman"/>
+        </w:rPr>
+        <w:t>routed to Ginger and Bluebird. Typical rates were 20% for driver</w:t>
+      </w:r>
+      <w:r>
+        <w:rPr>
+          <w:rFonts w:ascii="Times New Roman" w:hAnsi="Times New Roman" w:cs="Times New Roman"/>
+        </w:rPr>
+        <w:t>s</w:t>
+      </w:r>
+      <w:r>
+        <w:rPr>
+          <w:rFonts w:ascii="Times New Roman" w:hAnsi="Times New Roman" w:cs="Times New Roman"/>
+        </w:rPr>
+        <w:t xml:space="preserve"> and 15% for flagger</w:t>
+      </w:r>
+      <w:r>
+        <w:rPr>
+          <w:rFonts w:ascii="Times New Roman" w:hAnsi="Times New Roman" w:cs="Times New Roman"/>
+        </w:rPr>
+        <w:t>s</w:t>
+      </w:r>
+      <w:r>
+        <w:rPr>
+          <w:rFonts w:ascii="Times New Roman" w:hAnsi="Times New Roman" w:cs="Times New Roman"/>
+        </w:rPr>
+        <w:t xml:space="preserve"> but Ginger asked her to make it 18% for Bluebird and take it out of his share because he’d been taught that you pay extra for quality. </w:t>
+      </w:r>
+    </w:p>
+    <w:p>
+      <w:pPr>
+        <w:spacing w:line="480" w:lineRule="auto"/>
+        <w:ind w:firstLine="720"/>
+        <w:rPr>
+          <w:rFonts w:ascii="Times New Roman" w:hAnsi="Times New Roman" w:cs="Times New Roman"/>
+        </w:rPr>
+      </w:pPr>
+      <w:r>
+        <w:rPr>
+          <w:rFonts w:ascii="Times New Roman" w:hAnsi="Times New Roman" w:cs="Times New Roman"/>
+        </w:rPr>
+        <w:t xml:space="preserve">Fulfilling his contract with Mercury Trucking, Ginger arrived in Sacramento on time, dropped off his straight haul to a couple of </w:t>
+      </w:r>
+      <w:r>
+        <w:rPr>
+          <w:rFonts w:ascii="Times New Roman" w:hAnsi="Times New Roman" w:cs="Times New Roman"/>
+        </w:rPr>
+        <w:t xml:space="preserve">sweaty, dull-eyed </w:t>
+      </w:r>
+      <w:r>
+        <w:rPr>
+          <w:rFonts w:ascii="Times New Roman" w:hAnsi="Times New Roman" w:cs="Times New Roman"/>
+        </w:rPr>
+        <w:t xml:space="preserve">guys with none of the charm of Candy. They loaded him up with a shipment due in Baton Rouge the next morning and Ginger hit the road again. </w:t>
+      </w:r>
+    </w:p>
+    <w:p>
+      <w:pPr>
+        <w:spacing w:line="480" w:lineRule="auto"/>
+        <w:ind w:firstLine="720"/>
+        <w:rPr>
+          <w:rFonts w:ascii="Times New Roman" w:hAnsi="Times New Roman" w:cs="Times New Roman"/>
+        </w:rPr>
+      </w:pPr>
+      <w:r>
+        <w:rPr>
+          <w:rFonts w:ascii="Times New Roman" w:hAnsi="Times New Roman" w:cs="Times New Roman"/>
+        </w:rPr>
+        <w:t>“...</w:t>
+      </w:r>
+      <w:proofErr w:type="spellStart"/>
+      <w:r>
+        <w:rPr>
+          <w:rFonts w:ascii="Times New Roman" w:hAnsi="Times New Roman" w:cs="Times New Roman"/>
+        </w:rPr>
+        <w:t>Ginger</w:t>
+      </w:r>
+      <w:r>
+        <w:rPr>
+          <w:rFonts w:ascii="Times New Roman" w:hAnsi="Times New Roman" w:cs="Times New Roman"/>
+        </w:rPr>
+        <w:t>m</w:t>
+      </w:r>
+      <w:r>
+        <w:rPr>
+          <w:rFonts w:ascii="Times New Roman" w:hAnsi="Times New Roman" w:cs="Times New Roman"/>
+        </w:rPr>
+        <w:t>an</w:t>
+      </w:r>
+      <w:proofErr w:type="spellEnd"/>
+      <w:r>
+        <w:rPr>
+          <w:rFonts w:ascii="Times New Roman" w:hAnsi="Times New Roman" w:cs="Times New Roman"/>
+        </w:rPr>
+        <w:t xml:space="preserve"> here hoping to get a 10-13 on the road ahead....” </w:t>
+      </w:r>
+    </w:p>
+    <w:p>
+      <w:pPr>
+        <w:spacing w:line="480" w:lineRule="auto"/>
+        <w:ind w:firstLine="720"/>
+        <w:rPr>
+          <w:rFonts w:ascii="Times New Roman" w:hAnsi="Times New Roman" w:cs="Times New Roman"/>
+        </w:rPr>
+      </w:pPr>
+      <w:r>
+        <w:rPr>
+          <w:rFonts w:ascii="Times New Roman" w:hAnsi="Times New Roman" w:cs="Times New Roman"/>
+        </w:rPr>
+        <w:t xml:space="preserve">He’d just been playing with the microphone in his hand all morning. He hadn’t really thought </w:t>
+      </w:r>
+      <w:proofErr w:type="gramStart"/>
+      <w:r>
+        <w:rPr>
+          <w:rFonts w:ascii="Times New Roman" w:hAnsi="Times New Roman" w:cs="Times New Roman"/>
+        </w:rPr>
+        <w:t>through</w:t>
+      </w:r>
+      <w:proofErr w:type="gramEnd"/>
+      <w:r>
+        <w:rPr>
+          <w:rFonts w:ascii="Times New Roman" w:hAnsi="Times New Roman" w:cs="Times New Roman"/>
+        </w:rPr>
+        <w:t xml:space="preserve"> </w:t>
+      </w:r>
+      <w:proofErr w:type="gramStart"/>
+      <w:r>
+        <w:rPr>
+          <w:rFonts w:ascii="Times New Roman" w:hAnsi="Times New Roman" w:cs="Times New Roman"/>
+        </w:rPr>
+        <w:t>if</w:t>
+      </w:r>
+      <w:proofErr w:type="gramEnd"/>
+      <w:r>
+        <w:rPr>
+          <w:rFonts w:ascii="Times New Roman" w:hAnsi="Times New Roman" w:cs="Times New Roman"/>
+        </w:rPr>
+        <w:t xml:space="preserve"> he wanted to pull another job so soon and so close to the last one</w:t>
+      </w:r>
+      <w:r>
+        <w:rPr>
+          <w:rFonts w:ascii="Times New Roman" w:hAnsi="Times New Roman" w:cs="Times New Roman"/>
+        </w:rPr>
+        <w:t>. B</w:t>
+      </w:r>
+      <w:r>
+        <w:rPr>
+          <w:rFonts w:ascii="Times New Roman" w:hAnsi="Times New Roman" w:cs="Times New Roman"/>
+        </w:rPr>
+        <w:t xml:space="preserve">ut he was still in Bluebird’s territory and that thing yesterday had gone so smooth aside from falling flat on </w:t>
+      </w:r>
+      <w:r>
+        <w:rPr>
+          <w:rFonts w:ascii="Times New Roman" w:hAnsi="Times New Roman" w:cs="Times New Roman"/>
+        </w:rPr>
+        <w:lastRenderedPageBreak/>
+        <w:t>his ass. And without thinking much about it, he found himself asking for road conditions ahead. It didn’t hurt to ask</w:t>
       </w:r>
       <w:r>
         <w:rPr>
@@ -1987,1334 +2931,282 @@
         </w:rPr>
         <w:t>.</w:t>
       </w:r>
-      <w:r>
-        <w:rPr>
-          <w:rFonts w:ascii="Times New Roman" w:hAnsi="Times New Roman" w:cs="Times New Roman"/>
-        </w:rPr>
-        <w:t xml:space="preserve">” Ginger </w:t>
-      </w:r>
-      <w:r>
-        <w:rPr>
-          <w:rFonts w:ascii="Times New Roman" w:hAnsi="Times New Roman" w:cs="Times New Roman"/>
-        </w:rPr>
-        <w:t xml:space="preserve">delved </w:t>
-      </w:r>
-      <w:r>
-        <w:rPr>
-          <w:rFonts w:ascii="Times New Roman" w:hAnsi="Times New Roman" w:cs="Times New Roman"/>
-        </w:rPr>
-        <w:t>into the deepe</w:t>
-      </w:r>
-      <w:r>
-        <w:rPr>
-          <w:rFonts w:ascii="Times New Roman" w:hAnsi="Times New Roman" w:cs="Times New Roman"/>
-        </w:rPr>
-        <w:t>r</w:t>
-      </w:r>
-      <w:r>
-        <w:rPr>
-          <w:rFonts w:ascii="Times New Roman" w:hAnsi="Times New Roman" w:cs="Times New Roman"/>
-        </w:rPr>
-        <w:t xml:space="preserve"> parts of the trailer</w:t>
-      </w:r>
-      <w:r>
-        <w:rPr>
-          <w:rFonts w:ascii="Times New Roman" w:hAnsi="Times New Roman" w:cs="Times New Roman"/>
-        </w:rPr>
-        <w:t xml:space="preserve"> and, t</w:t>
-      </w:r>
-      <w:r>
-        <w:rPr>
-          <w:rFonts w:ascii="Times New Roman" w:hAnsi="Times New Roman" w:cs="Times New Roman"/>
-        </w:rPr>
-        <w:t>here</w:t>
-      </w:r>
-      <w:r>
-        <w:rPr>
-          <w:rFonts w:ascii="Times New Roman" w:hAnsi="Times New Roman" w:cs="Times New Roman"/>
-        </w:rPr>
-        <w:t>,</w:t>
-      </w:r>
-      <w:r>
-        <w:rPr>
-          <w:rFonts w:ascii="Times New Roman" w:hAnsi="Times New Roman" w:cs="Times New Roman"/>
-        </w:rPr>
-        <w:t xml:space="preserve"> packed in tight near the front</w:t>
-      </w:r>
-      <w:r>
-        <w:rPr>
-          <w:rFonts w:ascii="Times New Roman" w:hAnsi="Times New Roman" w:cs="Times New Roman"/>
-        </w:rPr>
-        <w:t>,</w:t>
-      </w:r>
-      <w:r>
-        <w:rPr>
-          <w:rFonts w:ascii="Times New Roman" w:hAnsi="Times New Roman" w:cs="Times New Roman"/>
-        </w:rPr>
-        <w:t xml:space="preserve"> Ginger saw something that made him clutch the bell hanging at his chest. He lifted his bandana to press the bell directly to his lips. A scaffolding of thin plastic tubes as tall and wide as a refrigerator held row upon row of little brown bottles with white caps. Ginger grabbed the whole thing and dragg</w:t>
-      </w:r>
-      <w:r>
-        <w:rPr>
-          <w:rFonts w:ascii="Times New Roman" w:hAnsi="Times New Roman" w:cs="Times New Roman"/>
-        </w:rPr>
-        <w:t xml:space="preserve">ed </w:t>
-      </w:r>
-      <w:r>
-        <w:rPr>
-          <w:rFonts w:ascii="Times New Roman" w:hAnsi="Times New Roman" w:cs="Times New Roman"/>
-        </w:rPr>
-        <w:t xml:space="preserve">it </w:t>
-      </w:r>
-      <w:r>
-        <w:rPr>
-          <w:rFonts w:ascii="Times New Roman" w:hAnsi="Times New Roman" w:cs="Times New Roman"/>
-        </w:rPr>
-        <w:t>through loose piles of blenders and coffee machines</w:t>
-      </w:r>
-      <w:r>
-        <w:rPr>
-          <w:rFonts w:ascii="Times New Roman" w:hAnsi="Times New Roman" w:cs="Times New Roman"/>
-        </w:rPr>
-        <w:t>.</w:t>
-      </w:r>
-    </w:p>
-    <w:p>
-      <w:pPr>
-        <w:spacing w:line="480" w:lineRule="auto"/>
-        <w:ind w:firstLine="720"/>
-        <w:rPr>
-          <w:rFonts w:ascii="Times New Roman" w:hAnsi="Times New Roman" w:cs="Times New Roman"/>
-        </w:rPr>
-      </w:pPr>
-      <w:r>
-        <w:rPr>
-          <w:rFonts w:ascii="Times New Roman" w:hAnsi="Times New Roman" w:cs="Times New Roman"/>
-        </w:rPr>
-        <w:t>“One minute,” Bluebird called.</w:t>
-      </w:r>
-    </w:p>
-    <w:p>
-      <w:pPr>
-        <w:spacing w:line="480" w:lineRule="auto"/>
-        <w:ind w:firstLine="720"/>
-        <w:rPr>
-          <w:rFonts w:ascii="Times New Roman" w:hAnsi="Times New Roman" w:cs="Times New Roman"/>
-        </w:rPr>
-      </w:pPr>
-      <w:r>
-        <w:rPr>
-          <w:rFonts w:ascii="Times New Roman" w:hAnsi="Times New Roman" w:cs="Times New Roman"/>
-        </w:rPr>
-        <w:t xml:space="preserve">“Forget the rest,” Ginger said. “This Walrus </w:t>
-      </w:r>
-      <w:r>
-        <w:rPr>
-          <w:rFonts w:ascii="Times New Roman" w:hAnsi="Times New Roman" w:cs="Times New Roman"/>
-        </w:rPr>
-        <w:t>i</w:t>
-      </w:r>
-      <w:r>
-        <w:rPr>
-          <w:rFonts w:ascii="Times New Roman" w:hAnsi="Times New Roman" w:cs="Times New Roman"/>
-        </w:rPr>
-        <w:t xml:space="preserve">s a T Rex.” He waddled the </w:t>
-      </w:r>
-      <w:r>
-        <w:rPr>
-          <w:rFonts w:ascii="Times New Roman" w:hAnsi="Times New Roman" w:cs="Times New Roman"/>
-        </w:rPr>
-        <w:t>tower</w:t>
-      </w:r>
-      <w:r>
-        <w:rPr>
-          <w:rFonts w:ascii="Times New Roman" w:hAnsi="Times New Roman" w:cs="Times New Roman"/>
-        </w:rPr>
-        <w:t xml:space="preserve"> </w:t>
-      </w:r>
-      <w:r>
-        <w:rPr>
-          <w:rFonts w:ascii="Times New Roman" w:hAnsi="Times New Roman" w:cs="Times New Roman"/>
-        </w:rPr>
-        <w:t xml:space="preserve">of prescription medications </w:t>
-      </w:r>
-      <w:r>
-        <w:rPr>
-          <w:rFonts w:ascii="Times New Roman" w:hAnsi="Times New Roman" w:cs="Times New Roman"/>
-        </w:rPr>
-        <w:t>to</w:t>
-      </w:r>
-      <w:r>
-        <w:rPr>
-          <w:rFonts w:ascii="Times New Roman" w:hAnsi="Times New Roman" w:cs="Times New Roman"/>
-        </w:rPr>
-        <w:t>ward</w:t>
-      </w:r>
-      <w:r>
-        <w:rPr>
-          <w:rFonts w:ascii="Times New Roman" w:hAnsi="Times New Roman" w:cs="Times New Roman"/>
-        </w:rPr>
-        <w:t xml:space="preserve"> the back of the trailer</w:t>
-      </w:r>
-      <w:r>
-        <w:rPr>
-          <w:rFonts w:ascii="Times New Roman" w:hAnsi="Times New Roman" w:cs="Times New Roman"/>
-        </w:rPr>
-        <w:t>.</w:t>
-      </w:r>
-    </w:p>
-    <w:p>
-      <w:pPr>
-        <w:spacing w:line="480" w:lineRule="auto"/>
-        <w:ind w:firstLine="720"/>
-        <w:rPr>
-          <w:rFonts w:ascii="Times New Roman" w:hAnsi="Times New Roman" w:cs="Times New Roman"/>
-        </w:rPr>
-      </w:pPr>
-      <w:r>
-        <w:rPr>
-          <w:rFonts w:ascii="Times New Roman" w:hAnsi="Times New Roman" w:cs="Times New Roman"/>
-        </w:rPr>
-        <w:t xml:space="preserve">The plastic cage was a modular thing and the rows snapped together and apart. Ginger pulled the top five rows off, about a third of the whole thing, and passed them down to Blue. He broke off about another five rows for himself, stood at the lip of the trailer and, adrenaline overwhelming good sense, leapt straight out of the back. When he hit the ground, his </w:t>
-      </w:r>
-      <w:r>
-        <w:rPr>
-          <w:rFonts w:ascii="Times New Roman" w:hAnsi="Times New Roman" w:cs="Times New Roman"/>
-        </w:rPr>
-        <w:t>aging</w:t>
-      </w:r>
-      <w:r>
-        <w:rPr>
-          <w:rFonts w:ascii="Times New Roman" w:hAnsi="Times New Roman" w:cs="Times New Roman"/>
-        </w:rPr>
-        <w:t xml:space="preserve"> knees folded </w:t>
-      </w:r>
-      <w:r>
-        <w:rPr>
-          <w:rFonts w:ascii="Times New Roman" w:hAnsi="Times New Roman" w:cs="Times New Roman"/>
-        </w:rPr>
-        <w:t>a</w:t>
-      </w:r>
-      <w:r>
-        <w:rPr>
-          <w:rFonts w:ascii="Times New Roman" w:hAnsi="Times New Roman" w:cs="Times New Roman"/>
-        </w:rPr>
-        <w:t xml:space="preserve">nd he spilled forward into the gravel. He dropped the stack he was carrying which was the only thing that kept him from rolling over it and spraying loose pill bottles all over the side of the road. Instead, he absorbed </w:t>
+    </w:p>
+    <w:p>
+      <w:pPr>
+        <w:spacing w:line="480" w:lineRule="auto"/>
+        <w:ind w:firstLine="720"/>
+        <w:rPr>
+          <w:rFonts w:ascii="Times New Roman" w:hAnsi="Times New Roman" w:cs="Times New Roman"/>
+        </w:rPr>
+      </w:pPr>
+      <w:r>
+        <w:rPr>
+          <w:rFonts w:ascii="Times New Roman" w:hAnsi="Times New Roman" w:cs="Times New Roman"/>
+        </w:rPr>
+        <w:t>“</w:t>
+      </w:r>
+      <w:proofErr w:type="spellStart"/>
+      <w:r>
+        <w:rPr>
+          <w:rFonts w:ascii="Times New Roman" w:hAnsi="Times New Roman" w:cs="Times New Roman"/>
+        </w:rPr>
+        <w:t>SwampHopper</w:t>
+      </w:r>
+      <w:proofErr w:type="spellEnd"/>
+      <w:r>
+        <w:rPr>
+          <w:rFonts w:ascii="Times New Roman" w:hAnsi="Times New Roman" w:cs="Times New Roman"/>
+        </w:rPr>
+        <w:t xml:space="preserve">, here. What’s your 20, </w:t>
+      </w:r>
+      <w:r>
+        <w:rPr>
+          <w:rFonts w:ascii="Times New Roman" w:hAnsi="Times New Roman" w:cs="Times New Roman"/>
+        </w:rPr>
+        <w:t>Ginger</w:t>
+      </w:r>
+      <w:r>
+        <w:rPr>
+          <w:rFonts w:ascii="Times New Roman" w:hAnsi="Times New Roman" w:cs="Times New Roman"/>
+        </w:rPr>
+        <w:t xml:space="preserve">?”  </w:t>
+      </w:r>
+    </w:p>
+    <w:p>
+      <w:pPr>
+        <w:spacing w:line="480" w:lineRule="auto"/>
+        <w:ind w:firstLine="720"/>
+        <w:rPr>
+          <w:rFonts w:ascii="Times New Roman" w:hAnsi="Times New Roman" w:cs="Times New Roman"/>
+        </w:rPr>
+      </w:pPr>
+      <w:r>
+        <w:rPr>
+          <w:rFonts w:ascii="Times New Roman" w:hAnsi="Times New Roman" w:cs="Times New Roman"/>
+        </w:rPr>
+        <w:t>“Eastward bound on the Ike Highway leaving Victorville, Swampy.”</w:t>
+      </w:r>
+    </w:p>
+    <w:p>
+      <w:pPr>
+        <w:spacing w:line="480" w:lineRule="auto"/>
+        <w:ind w:firstLine="720"/>
+        <w:rPr>
+          <w:rFonts w:ascii="Times New Roman" w:hAnsi="Times New Roman" w:cs="Times New Roman"/>
+        </w:rPr>
+      </w:pPr>
+      <w:r>
+        <w:rPr>
+          <w:rFonts w:ascii="Times New Roman" w:hAnsi="Times New Roman" w:cs="Times New Roman"/>
+        </w:rPr>
+        <w:t>“Sorry, I’m not in your vicinity. I can’t....”</w:t>
+      </w:r>
+    </w:p>
+    <w:p>
+      <w:pPr>
+        <w:spacing w:line="480" w:lineRule="auto"/>
+        <w:ind w:firstLine="720"/>
+        <w:rPr>
+          <w:rFonts w:ascii="Times New Roman" w:hAnsi="Times New Roman" w:cs="Times New Roman"/>
+        </w:rPr>
+      </w:pPr>
+      <w:r>
+        <w:rPr>
+          <w:rFonts w:ascii="Times New Roman" w:hAnsi="Times New Roman" w:cs="Times New Roman"/>
+        </w:rPr>
+        <w:t xml:space="preserve">“Red Eyes on the line,” a voice cut in. “I believe I can be of some assistance, Ginger. I swear the bears are all hibernating or something. Just through that way and didn’t see a thing. </w:t>
+      </w:r>
+      <w:r>
+        <w:rPr>
+          <w:rFonts w:ascii="Times New Roman" w:hAnsi="Times New Roman" w:cs="Times New Roman"/>
+        </w:rPr>
+        <w:t>Y</w:t>
+      </w:r>
+      <w:r>
+        <w:rPr>
+          <w:rFonts w:ascii="Times New Roman" w:hAnsi="Times New Roman" w:cs="Times New Roman"/>
+        </w:rPr>
+        <w:t>our path is clear and the skies are sunny.”</w:t>
+      </w:r>
+    </w:p>
+    <w:p>
+      <w:pPr>
+        <w:spacing w:line="480" w:lineRule="auto"/>
+        <w:ind w:firstLine="720"/>
+        <w:rPr>
+          <w:rFonts w:ascii="Times New Roman" w:hAnsi="Times New Roman" w:cs="Times New Roman"/>
+        </w:rPr>
+      </w:pPr>
+      <w:r>
+        <w:rPr>
+          <w:rFonts w:ascii="Times New Roman" w:hAnsi="Times New Roman" w:cs="Times New Roman"/>
+        </w:rPr>
+        <w:t>“</w:t>
+      </w:r>
+      <w:r>
+        <w:rPr>
+          <w:rFonts w:ascii="Times New Roman" w:hAnsi="Times New Roman" w:cs="Times New Roman"/>
+        </w:rPr>
+        <w:t>A</w:t>
+      </w:r>
+      <w:r>
+        <w:rPr>
+          <w:rFonts w:ascii="Times New Roman" w:hAnsi="Times New Roman" w:cs="Times New Roman"/>
+        </w:rPr>
+        <w:t>ppreciate the information</w:t>
+      </w:r>
+      <w:r>
+        <w:rPr>
+          <w:rFonts w:ascii="Times New Roman" w:hAnsi="Times New Roman" w:cs="Times New Roman"/>
+        </w:rPr>
+        <w:t xml:space="preserve">,” </w:t>
+      </w:r>
+      <w:r>
+        <w:rPr>
+          <w:rFonts w:ascii="Times New Roman" w:hAnsi="Times New Roman" w:cs="Times New Roman"/>
+        </w:rPr>
+        <w:t>Ginger said</w:t>
+      </w:r>
+      <w:r>
+        <w:rPr>
+          <w:rFonts w:ascii="Times New Roman" w:hAnsi="Times New Roman" w:cs="Times New Roman"/>
+        </w:rPr>
+        <w:t xml:space="preserve">. </w:t>
+      </w:r>
+      <w:r>
+        <w:rPr>
+          <w:rFonts w:ascii="Times New Roman" w:hAnsi="Times New Roman" w:cs="Times New Roman"/>
+        </w:rPr>
+        <w:t>“</w:t>
+      </w:r>
+      <w:r>
+        <w:rPr>
+          <w:rFonts w:ascii="Times New Roman" w:hAnsi="Times New Roman" w:cs="Times New Roman"/>
+        </w:rPr>
+        <w:t>I’m 10-27. Good driving to you, Swampy, and you too, Red.”</w:t>
+      </w:r>
+    </w:p>
+    <w:p>
+      <w:pPr>
+        <w:spacing w:line="480" w:lineRule="auto"/>
+        <w:ind w:firstLine="720"/>
+        <w:rPr>
+          <w:rFonts w:ascii="Times New Roman" w:hAnsi="Times New Roman" w:cs="Times New Roman"/>
+        </w:rPr>
+      </w:pPr>
+      <w:r>
+        <w:rPr>
+          <w:rFonts w:ascii="Times New Roman" w:hAnsi="Times New Roman" w:cs="Times New Roman"/>
+        </w:rPr>
+        <w:t>Ginger opened the glovebox, clicked on the second radio and called out for Bluebird.</w:t>
+      </w:r>
+    </w:p>
+    <w:p>
+      <w:pPr>
+        <w:spacing w:line="480" w:lineRule="auto"/>
+        <w:ind w:firstLine="720"/>
+        <w:rPr>
+          <w:rFonts w:ascii="Times New Roman" w:hAnsi="Times New Roman" w:cs="Times New Roman"/>
+        </w:rPr>
+      </w:pPr>
+      <w:r>
+        <w:rPr>
+          <w:rFonts w:ascii="Times New Roman" w:hAnsi="Times New Roman" w:cs="Times New Roman"/>
+        </w:rPr>
+        <w:t xml:space="preserve">“Been waiting by the phone, Ginger,” Bluebird said. “I thought you’d never call. I’ve had my eye on a </w:t>
+      </w:r>
+      <w:r>
+        <w:rPr>
+          <w:rFonts w:ascii="Times New Roman" w:hAnsi="Times New Roman" w:cs="Times New Roman"/>
+        </w:rPr>
+        <w:t>Smiler</w:t>
+      </w:r>
+      <w:r>
+        <w:rPr>
+          <w:rFonts w:ascii="Times New Roman" w:hAnsi="Times New Roman" w:cs="Times New Roman"/>
+        </w:rPr>
+        <w:t xml:space="preserve"> since it entered my geofence. You’ll see it in about five minutes at your current rate. Are we on?”</w:t>
+      </w:r>
+    </w:p>
+    <w:p>
+      <w:pPr>
+        <w:spacing w:line="480" w:lineRule="auto"/>
+        <w:ind w:firstLine="720"/>
+        <w:rPr>
+          <w:rFonts w:ascii="Times New Roman" w:hAnsi="Times New Roman" w:cs="Times New Roman"/>
+        </w:rPr>
+      </w:pPr>
+      <w:r>
+        <w:rPr>
+          <w:rFonts w:ascii="Times New Roman" w:hAnsi="Times New Roman" w:cs="Times New Roman"/>
+        </w:rPr>
+        <w:t>“That’s a 10-4, Blue. We’re on.”</w:t>
+      </w:r>
+    </w:p>
+    <w:p>
+      <w:pPr>
+        <w:spacing w:line="480" w:lineRule="auto"/>
+        <w:ind w:firstLine="720"/>
+        <w:rPr>
+          <w:rFonts w:ascii="Times New Roman" w:hAnsi="Times New Roman" w:cs="Times New Roman"/>
+        </w:rPr>
+      </w:pPr>
+      <w:r>
+        <w:rPr>
+          <w:rFonts w:ascii="Times New Roman" w:hAnsi="Times New Roman" w:cs="Times New Roman"/>
+        </w:rPr>
+        <w:t xml:space="preserve">Before long, a white Volvo appeared in Ginger’s rearview. Bluebird came up alongside him on the left preparing to pass and hovered there </w:t>
       </w:r>
       <w:proofErr w:type="gramStart"/>
       <w:r>
         <w:rPr>
           <w:rFonts w:ascii="Times New Roman" w:hAnsi="Times New Roman" w:cs="Times New Roman"/>
         </w:rPr>
-        <w:t>all of</w:t>
+        <w:t>out</w:t>
       </w:r>
       <w:proofErr w:type="gramEnd"/>
       <w:r>
         <w:rPr>
           <w:rFonts w:ascii="Times New Roman" w:hAnsi="Times New Roman" w:cs="Times New Roman"/>
         </w:rPr>
-        <w:t xml:space="preserve"> the impact with his knees and palms and then tumbled down hard on his shoulder. </w:t>
-      </w:r>
-    </w:p>
-    <w:p>
-      <w:pPr>
-        <w:spacing w:line="480" w:lineRule="auto"/>
-        <w:ind w:firstLine="720"/>
-        <w:rPr>
-          <w:rFonts w:ascii="Times New Roman" w:hAnsi="Times New Roman" w:cs="Times New Roman"/>
-        </w:rPr>
-      </w:pPr>
-      <w:r>
-        <w:rPr>
-          <w:rFonts w:ascii="Times New Roman" w:hAnsi="Times New Roman" w:cs="Times New Roman"/>
-        </w:rPr>
-        <w:t>Blue ran to his side. “</w:t>
-      </w:r>
-      <w:r>
-        <w:rPr>
-          <w:rFonts w:ascii="Times New Roman" w:hAnsi="Times New Roman" w:cs="Times New Roman"/>
-        </w:rPr>
-        <w:t>Ginger</w:t>
-      </w:r>
-      <w:r>
-        <w:rPr>
-          <w:rFonts w:ascii="Times New Roman" w:hAnsi="Times New Roman" w:cs="Times New Roman"/>
-        </w:rPr>
-        <w:t>, are you alright?”</w:t>
-      </w:r>
-    </w:p>
-    <w:p>
-      <w:pPr>
-        <w:spacing w:line="480" w:lineRule="auto"/>
-        <w:ind w:firstLine="720"/>
-        <w:rPr>
-          <w:rFonts w:ascii="Times New Roman" w:hAnsi="Times New Roman" w:cs="Times New Roman"/>
-        </w:rPr>
-      </w:pPr>
-      <w:r>
-        <w:rPr>
-          <w:rFonts w:ascii="Times New Roman" w:hAnsi="Times New Roman" w:cs="Times New Roman"/>
-        </w:rPr>
-        <w:t xml:space="preserve">“Get the last stack,” </w:t>
-      </w:r>
-      <w:r>
-        <w:rPr>
-          <w:rFonts w:ascii="Times New Roman" w:hAnsi="Times New Roman" w:cs="Times New Roman"/>
-        </w:rPr>
-        <w:t>Ginger</w:t>
-      </w:r>
-      <w:r>
-        <w:rPr>
-          <w:rFonts w:ascii="Times New Roman" w:hAnsi="Times New Roman" w:cs="Times New Roman"/>
-        </w:rPr>
-        <w:t xml:space="preserve"> rolled onto his back and let the hurt settle in. “Time?”</w:t>
-      </w:r>
-    </w:p>
-    <w:p>
-      <w:pPr>
-        <w:spacing w:line="480" w:lineRule="auto"/>
-        <w:ind w:firstLine="720"/>
-        <w:rPr>
-          <w:rFonts w:ascii="Times New Roman" w:hAnsi="Times New Roman" w:cs="Times New Roman"/>
-        </w:rPr>
-      </w:pPr>
+        <w:t xml:space="preserve"> Ginger’s driver-side window. His ski mask sat up on top of his head, not pulled down yet. He flashed a crazy smile and gave Ginger </w:t>
+      </w:r>
+      <w:proofErr w:type="gramStart"/>
+      <w:r>
+        <w:rPr>
+          <w:rFonts w:ascii="Times New Roman" w:hAnsi="Times New Roman" w:cs="Times New Roman"/>
+        </w:rPr>
+        <w:t>another</w:t>
+      </w:r>
+      <w:proofErr w:type="gramEnd"/>
+      <w:r>
+        <w:rPr>
+          <w:rFonts w:ascii="Times New Roman" w:hAnsi="Times New Roman" w:cs="Times New Roman"/>
+        </w:rPr>
+        <w:t xml:space="preserve"> thumbs up. </w:t>
+      </w:r>
+    </w:p>
+    <w:p>
+      <w:pPr>
+        <w:spacing w:line="480" w:lineRule="auto"/>
+        <w:ind w:firstLine="720"/>
+        <w:rPr>
+          <w:rFonts w:ascii="Times New Roman" w:hAnsi="Times New Roman" w:cs="Times New Roman"/>
+        </w:rPr>
+      </w:pPr>
+      <w:r>
+        <w:rPr>
+          <w:rFonts w:ascii="Times New Roman" w:hAnsi="Times New Roman" w:cs="Times New Roman"/>
+        </w:rPr>
+        <w:t xml:space="preserve">He was young, Ginger had guessed that from the voice but seeing it was another matter. Ginger had assumed that Bluebird knew what he looked like – the kid was good with data and </w:t>
+      </w:r>
       <w:r>
         <w:rPr>
           <w:rFonts w:ascii="Times New Roman" w:hAnsi="Times New Roman" w:cs="Times New Roman"/>
         </w:rPr>
         <w:lastRenderedPageBreak/>
-        <w:t>“One thirty-seven.”</w:t>
-      </w:r>
-    </w:p>
-    <w:p>
-      <w:pPr>
-        <w:spacing w:line="480" w:lineRule="auto"/>
-        <w:ind w:firstLine="720"/>
-        <w:rPr>
-          <w:rFonts w:ascii="Times New Roman" w:hAnsi="Times New Roman" w:cs="Times New Roman"/>
-        </w:rPr>
-      </w:pPr>
-      <w:r>
-        <w:rPr>
-          <w:rFonts w:ascii="Times New Roman" w:hAnsi="Times New Roman" w:cs="Times New Roman"/>
-        </w:rPr>
-        <w:t xml:space="preserve">“Get the last stack and shut the doors. I’ve got this one,” Ginger said and thought about climbing to his </w:t>
-      </w:r>
-      <w:proofErr w:type="gramStart"/>
-      <w:r>
-        <w:rPr>
-          <w:rFonts w:ascii="Times New Roman" w:hAnsi="Times New Roman" w:cs="Times New Roman"/>
-        </w:rPr>
-        <w:t>feet</w:t>
-      </w:r>
-      <w:proofErr w:type="gramEnd"/>
-      <w:r>
-        <w:rPr>
-          <w:rFonts w:ascii="Times New Roman" w:hAnsi="Times New Roman" w:cs="Times New Roman"/>
-        </w:rPr>
-        <w:t xml:space="preserve"> but the </w:t>
-      </w:r>
-      <w:r>
-        <w:rPr>
-          <w:rFonts w:ascii="Times New Roman" w:hAnsi="Times New Roman" w:cs="Times New Roman"/>
-        </w:rPr>
-        <w:t>maneuver</w:t>
-      </w:r>
-      <w:r>
-        <w:rPr>
-          <w:rFonts w:ascii="Times New Roman" w:hAnsi="Times New Roman" w:cs="Times New Roman"/>
-        </w:rPr>
-        <w:t xml:space="preserve"> seemed about as </w:t>
-      </w:r>
-      <w:r>
-        <w:rPr>
-          <w:rFonts w:ascii="Times New Roman" w:hAnsi="Times New Roman" w:cs="Times New Roman"/>
-        </w:rPr>
-        <w:t>likely</w:t>
-      </w:r>
-      <w:r>
-        <w:rPr>
-          <w:rFonts w:ascii="Times New Roman" w:hAnsi="Times New Roman" w:cs="Times New Roman"/>
-        </w:rPr>
-        <w:t xml:space="preserve"> as hurdling the Ohio River.</w:t>
-      </w:r>
-    </w:p>
-    <w:p>
-      <w:pPr>
-        <w:spacing w:line="480" w:lineRule="auto"/>
-        <w:ind w:firstLine="720"/>
-        <w:rPr>
-          <w:rFonts w:ascii="Times New Roman" w:hAnsi="Times New Roman" w:cs="Times New Roman"/>
-        </w:rPr>
-      </w:pPr>
-      <w:r>
-        <w:rPr>
-          <w:rFonts w:ascii="Times New Roman" w:hAnsi="Times New Roman" w:cs="Times New Roman"/>
-        </w:rPr>
-        <w:t xml:space="preserve">He heard Bluebird’s footsteps pass from one trailer to the other. </w:t>
-      </w:r>
-      <w:r>
-        <w:rPr>
-          <w:rFonts w:ascii="Times New Roman" w:hAnsi="Times New Roman" w:cs="Times New Roman"/>
-        </w:rPr>
-        <w:t>T</w:t>
-      </w:r>
-      <w:r>
-        <w:rPr>
-          <w:rFonts w:ascii="Times New Roman" w:hAnsi="Times New Roman" w:cs="Times New Roman"/>
-        </w:rPr>
-        <w:t>he trailer doors slam</w:t>
-      </w:r>
-      <w:r>
-        <w:rPr>
-          <w:rFonts w:ascii="Times New Roman" w:hAnsi="Times New Roman" w:cs="Times New Roman"/>
-        </w:rPr>
-        <w:t>med</w:t>
-      </w:r>
-      <w:r>
-        <w:rPr>
-          <w:rFonts w:ascii="Times New Roman" w:hAnsi="Times New Roman" w:cs="Times New Roman"/>
-        </w:rPr>
-        <w:t xml:space="preserve"> shut.</w:t>
-      </w:r>
-      <w:r>
-        <w:rPr>
-          <w:rFonts w:ascii="Times New Roman" w:hAnsi="Times New Roman" w:cs="Times New Roman"/>
-        </w:rPr>
-        <w:t xml:space="preserve"> </w:t>
-      </w:r>
-      <w:r>
-        <w:rPr>
-          <w:rFonts w:ascii="Times New Roman" w:hAnsi="Times New Roman" w:cs="Times New Roman"/>
-        </w:rPr>
-        <w:t>“</w:t>
-      </w:r>
-      <w:r>
-        <w:rPr>
-          <w:rFonts w:ascii="Times New Roman" w:hAnsi="Times New Roman" w:cs="Times New Roman"/>
-        </w:rPr>
-        <w:t>Y</w:t>
-      </w:r>
-      <w:r>
-        <w:rPr>
-          <w:rFonts w:ascii="Times New Roman" w:hAnsi="Times New Roman" w:cs="Times New Roman"/>
-        </w:rPr>
-        <w:t xml:space="preserve">ou sure </w:t>
-      </w:r>
-      <w:proofErr w:type="gramStart"/>
-      <w:r>
-        <w:rPr>
-          <w:rFonts w:ascii="Times New Roman" w:hAnsi="Times New Roman" w:cs="Times New Roman"/>
-        </w:rPr>
-        <w:t>you’re</w:t>
-      </w:r>
-      <w:proofErr w:type="gramEnd"/>
-      <w:r>
-        <w:rPr>
-          <w:rFonts w:ascii="Times New Roman" w:hAnsi="Times New Roman" w:cs="Times New Roman"/>
-        </w:rPr>
-        <w:t xml:space="preserve"> okay?”</w:t>
-      </w:r>
-    </w:p>
-    <w:p>
-      <w:pPr>
-        <w:spacing w:line="480" w:lineRule="auto"/>
-        <w:ind w:firstLine="720"/>
-        <w:rPr>
-          <w:rFonts w:ascii="Times New Roman" w:hAnsi="Times New Roman" w:cs="Times New Roman"/>
-        </w:rPr>
-      </w:pPr>
-      <w:r>
-        <w:rPr>
-          <w:rFonts w:ascii="Times New Roman" w:hAnsi="Times New Roman" w:cs="Times New Roman"/>
-        </w:rPr>
-        <w:t>“Just move the car,” Ginger said, “So when it starts back up this thing can get out of here. I’m just about back on my feet.”</w:t>
-      </w:r>
-    </w:p>
-    <w:p>
-      <w:pPr>
-        <w:spacing w:line="480" w:lineRule="auto"/>
-        <w:ind w:firstLine="720"/>
-        <w:rPr>
-          <w:rFonts w:ascii="Times New Roman" w:hAnsi="Times New Roman" w:cs="Times New Roman"/>
-        </w:rPr>
-      </w:pPr>
-      <w:r>
-        <w:rPr>
-          <w:rFonts w:ascii="Times New Roman" w:hAnsi="Times New Roman" w:cs="Times New Roman"/>
-        </w:rPr>
-        <w:t>Bluebird did as he was told</w:t>
-      </w:r>
-      <w:r>
-        <w:rPr>
-          <w:rFonts w:ascii="Times New Roman" w:hAnsi="Times New Roman" w:cs="Times New Roman"/>
-        </w:rPr>
-        <w:t xml:space="preserve">; </w:t>
-      </w:r>
-      <w:r>
-        <w:rPr>
-          <w:rFonts w:ascii="Times New Roman" w:hAnsi="Times New Roman" w:cs="Times New Roman"/>
-        </w:rPr>
-        <w:t>he always did</w:t>
-      </w:r>
-      <w:r>
-        <w:rPr>
-          <w:rFonts w:ascii="Times New Roman" w:hAnsi="Times New Roman" w:cs="Times New Roman"/>
-        </w:rPr>
-        <w:t xml:space="preserve">. And while he was gone, Ginger rolled and rocked and grunted his way up onto his feet in a way he would have been embarrassed to do if anyone was watching. He picked the stack of pills up off the ground, set them in the back of his trailer </w:t>
-      </w:r>
-      <w:r>
-        <w:rPr>
-          <w:rFonts w:ascii="Times New Roman" w:hAnsi="Times New Roman" w:cs="Times New Roman"/>
-        </w:rPr>
-        <w:t xml:space="preserve">with </w:t>
-      </w:r>
-      <w:r>
-        <w:rPr>
-          <w:rFonts w:ascii="Times New Roman" w:hAnsi="Times New Roman" w:cs="Times New Roman"/>
-        </w:rPr>
-        <w:t>raw</w:t>
-      </w:r>
-      <w:r>
-        <w:rPr>
-          <w:rFonts w:ascii="Times New Roman" w:hAnsi="Times New Roman" w:cs="Times New Roman"/>
-        </w:rPr>
-        <w:t>,</w:t>
-      </w:r>
-      <w:r>
-        <w:rPr>
-          <w:rFonts w:ascii="Times New Roman" w:hAnsi="Times New Roman" w:cs="Times New Roman"/>
-        </w:rPr>
-        <w:t xml:space="preserve"> </w:t>
-      </w:r>
-      <w:r>
-        <w:rPr>
-          <w:rFonts w:ascii="Times New Roman" w:hAnsi="Times New Roman" w:cs="Times New Roman"/>
-        </w:rPr>
-        <w:t>throbbing</w:t>
-      </w:r>
-      <w:r>
-        <w:rPr>
-          <w:rFonts w:ascii="Times New Roman" w:hAnsi="Times New Roman" w:cs="Times New Roman"/>
-        </w:rPr>
-        <w:t xml:space="preserve"> </w:t>
-      </w:r>
-      <w:r>
-        <w:rPr>
-          <w:rFonts w:ascii="Times New Roman" w:hAnsi="Times New Roman" w:cs="Times New Roman"/>
-        </w:rPr>
-        <w:t xml:space="preserve">hands </w:t>
-      </w:r>
-      <w:r>
-        <w:rPr>
-          <w:rFonts w:ascii="Times New Roman" w:hAnsi="Times New Roman" w:cs="Times New Roman"/>
-        </w:rPr>
-        <w:t xml:space="preserve">and shut the doors.    </w:t>
-      </w:r>
-    </w:p>
-    <w:p>
-      <w:pPr>
-        <w:spacing w:line="480" w:lineRule="auto"/>
-        <w:ind w:firstLine="720"/>
-        <w:rPr>
-          <w:rFonts w:ascii="Times New Roman" w:hAnsi="Times New Roman" w:cs="Times New Roman"/>
-        </w:rPr>
-      </w:pPr>
-      <w:r>
-        <w:rPr>
-          <w:rFonts w:ascii="Times New Roman" w:hAnsi="Times New Roman" w:cs="Times New Roman"/>
-        </w:rPr>
-        <w:t>The Walrus’s engine started up</w:t>
-      </w:r>
-      <w:r>
-        <w:rPr>
-          <w:rFonts w:ascii="Times New Roman" w:hAnsi="Times New Roman" w:cs="Times New Roman"/>
-        </w:rPr>
-        <w:t>. I</w:t>
-      </w:r>
-      <w:r>
-        <w:rPr>
-          <w:rFonts w:ascii="Times New Roman" w:hAnsi="Times New Roman" w:cs="Times New Roman"/>
-        </w:rPr>
-        <w:t xml:space="preserve">t rolled forward until it located the solid white line then merged back onto the roadway and </w:t>
-      </w:r>
-      <w:proofErr w:type="gramStart"/>
-      <w:r>
-        <w:rPr>
-          <w:rFonts w:ascii="Times New Roman" w:hAnsi="Times New Roman" w:cs="Times New Roman"/>
-        </w:rPr>
-        <w:t>continued on</w:t>
-      </w:r>
-      <w:proofErr w:type="gramEnd"/>
-      <w:r>
-        <w:rPr>
-          <w:rFonts w:ascii="Times New Roman" w:hAnsi="Times New Roman" w:cs="Times New Roman"/>
-        </w:rPr>
-        <w:t xml:space="preserve"> its course. A reset incident would be noted in the logs with a priority two </w:t>
-      </w:r>
-      <w:proofErr w:type="gramStart"/>
-      <w:r>
-        <w:rPr>
-          <w:rFonts w:ascii="Times New Roman" w:hAnsi="Times New Roman" w:cs="Times New Roman"/>
-        </w:rPr>
-        <w:t>alert</w:t>
-      </w:r>
-      <w:proofErr w:type="gramEnd"/>
-      <w:r>
-        <w:rPr>
-          <w:rFonts w:ascii="Times New Roman" w:hAnsi="Times New Roman" w:cs="Times New Roman"/>
-        </w:rPr>
-        <w:t xml:space="preserve"> sent to the PA department. A tech would check the vehicle’s diagnostics when it reached its destination. But there was plenty of time and distance between that event and Ginger walking – here and now – across the shoulder of the road </w:t>
-      </w:r>
-      <w:r>
-        <w:rPr>
-          <w:rFonts w:ascii="Times New Roman" w:hAnsi="Times New Roman" w:cs="Times New Roman"/>
-        </w:rPr>
-        <w:t>up to</w:t>
-      </w:r>
-      <w:r>
-        <w:rPr>
-          <w:rFonts w:ascii="Times New Roman" w:hAnsi="Times New Roman" w:cs="Times New Roman"/>
-        </w:rPr>
-        <w:t xml:space="preserve"> Bluebird’s car.</w:t>
-      </w:r>
-    </w:p>
-    <w:p>
-      <w:pPr>
-        <w:spacing w:line="480" w:lineRule="auto"/>
-        <w:ind w:firstLine="720"/>
-        <w:rPr>
-          <w:rFonts w:ascii="Times New Roman" w:hAnsi="Times New Roman" w:cs="Times New Roman"/>
-        </w:rPr>
-      </w:pPr>
-      <w:r>
-        <w:rPr>
-          <w:rFonts w:ascii="Times New Roman" w:hAnsi="Times New Roman" w:cs="Times New Roman"/>
-        </w:rPr>
-        <w:t>Bluebird leaned out the driver’s side window.</w:t>
-      </w:r>
-      <w:r>
-        <w:rPr>
-          <w:rFonts w:ascii="Times New Roman" w:hAnsi="Times New Roman" w:cs="Times New Roman"/>
-        </w:rPr>
-        <w:t xml:space="preserve"> </w:t>
-      </w:r>
-      <w:r>
-        <w:rPr>
-          <w:rFonts w:ascii="Times New Roman" w:hAnsi="Times New Roman" w:cs="Times New Roman"/>
-        </w:rPr>
-        <w:t>“Where you headed?”</w:t>
-      </w:r>
-    </w:p>
-    <w:p>
-      <w:pPr>
-        <w:spacing w:line="480" w:lineRule="auto"/>
-        <w:ind w:firstLine="720"/>
-        <w:rPr>
-          <w:rFonts w:ascii="Times New Roman" w:hAnsi="Times New Roman" w:cs="Times New Roman"/>
-        </w:rPr>
-      </w:pPr>
-      <w:r>
-        <w:rPr>
-          <w:rFonts w:ascii="Times New Roman" w:hAnsi="Times New Roman" w:cs="Times New Roman"/>
-        </w:rPr>
-        <w:t>“</w:t>
-      </w:r>
-      <w:proofErr w:type="gramStart"/>
-      <w:r>
-        <w:rPr>
-          <w:rFonts w:ascii="Times New Roman" w:hAnsi="Times New Roman" w:cs="Times New Roman"/>
-        </w:rPr>
-        <w:t>Mercury</w:t>
-      </w:r>
-      <w:r>
-        <w:rPr>
-          <w:rFonts w:ascii="Times New Roman" w:hAnsi="Times New Roman" w:cs="Times New Roman"/>
-        </w:rPr>
-        <w:t>’s</w:t>
-      </w:r>
-      <w:proofErr w:type="gramEnd"/>
-      <w:r>
-        <w:rPr>
-          <w:rFonts w:ascii="Times New Roman" w:hAnsi="Times New Roman" w:cs="Times New Roman"/>
-        </w:rPr>
-        <w:t xml:space="preserve"> got </w:t>
-      </w:r>
-      <w:r>
-        <w:rPr>
-          <w:rFonts w:ascii="Times New Roman" w:hAnsi="Times New Roman" w:cs="Times New Roman"/>
-        </w:rPr>
-        <w:t xml:space="preserve">me bound for Sacramento so I was thinking I’d </w:t>
-      </w:r>
-      <w:r>
-        <w:rPr>
-          <w:rFonts w:ascii="Times New Roman" w:hAnsi="Times New Roman" w:cs="Times New Roman"/>
-        </w:rPr>
-        <w:t>visit</w:t>
-      </w:r>
-      <w:r>
-        <w:rPr>
-          <w:rFonts w:ascii="Times New Roman" w:hAnsi="Times New Roman" w:cs="Times New Roman"/>
-        </w:rPr>
-        <w:t xml:space="preserve"> Trash</w:t>
-      </w:r>
-      <w:r>
-        <w:rPr>
-          <w:rFonts w:ascii="Times New Roman" w:hAnsi="Times New Roman" w:cs="Times New Roman"/>
-        </w:rPr>
-        <w:t>c</w:t>
-      </w:r>
-      <w:r>
-        <w:rPr>
-          <w:rFonts w:ascii="Times New Roman" w:hAnsi="Times New Roman" w:cs="Times New Roman"/>
-        </w:rPr>
-        <w:t>an Candy in Tucumcari</w:t>
-      </w:r>
-      <w:r>
-        <w:rPr>
-          <w:rFonts w:ascii="Times New Roman" w:hAnsi="Times New Roman" w:cs="Times New Roman"/>
-        </w:rPr>
-        <w:t>.</w:t>
-      </w:r>
-      <w:r>
-        <w:rPr>
-          <w:rFonts w:ascii="Times New Roman" w:hAnsi="Times New Roman" w:cs="Times New Roman"/>
-        </w:rPr>
-        <w:t>”</w:t>
-      </w:r>
-    </w:p>
-    <w:p>
-      <w:pPr>
-        <w:spacing w:line="480" w:lineRule="auto"/>
-        <w:ind w:firstLine="720"/>
-        <w:rPr>
-          <w:rFonts w:ascii="Times New Roman" w:hAnsi="Times New Roman" w:cs="Times New Roman"/>
-        </w:rPr>
-      </w:pPr>
-      <w:r>
-        <w:rPr>
-          <w:rFonts w:ascii="Times New Roman" w:hAnsi="Times New Roman" w:cs="Times New Roman"/>
-        </w:rPr>
-        <w:lastRenderedPageBreak/>
-        <w:t>“</w:t>
-      </w:r>
-      <w:r>
-        <w:rPr>
-          <w:rFonts w:ascii="Times New Roman" w:hAnsi="Times New Roman" w:cs="Times New Roman"/>
-        </w:rPr>
-        <w:t>Y</w:t>
-      </w:r>
-      <w:r>
-        <w:rPr>
-          <w:rFonts w:ascii="Times New Roman" w:hAnsi="Times New Roman" w:cs="Times New Roman"/>
-        </w:rPr>
-        <w:t>ou get better rates from The Painted Lady. Particularly for pills. She</w:t>
-      </w:r>
-      <w:r>
-        <w:rPr>
-          <w:rFonts w:ascii="Times New Roman" w:hAnsi="Times New Roman" w:cs="Times New Roman"/>
-        </w:rPr>
-        <w:t xml:space="preserve"> what</w:t>
-      </w:r>
-      <w:r>
-        <w:rPr>
-          <w:rFonts w:ascii="Times New Roman" w:hAnsi="Times New Roman" w:cs="Times New Roman"/>
-        </w:rPr>
-        <w:t>’s</w:t>
-      </w:r>
-      <w:r>
-        <w:rPr>
-          <w:rFonts w:ascii="Times New Roman" w:hAnsi="Times New Roman" w:cs="Times New Roman"/>
-        </w:rPr>
-        <w:t xml:space="preserve"> called</w:t>
-      </w:r>
-      <w:r>
-        <w:rPr>
-          <w:rFonts w:ascii="Times New Roman" w:hAnsi="Times New Roman" w:cs="Times New Roman"/>
-        </w:rPr>
-        <w:t xml:space="preserve"> a connoisseur.”</w:t>
-      </w:r>
-    </w:p>
-    <w:p>
-      <w:pPr>
-        <w:spacing w:line="480" w:lineRule="auto"/>
-        <w:ind w:firstLine="720"/>
-        <w:rPr>
-          <w:rFonts w:ascii="Times New Roman" w:hAnsi="Times New Roman" w:cs="Times New Roman"/>
-        </w:rPr>
-      </w:pPr>
-      <w:r>
-        <w:rPr>
-          <w:rFonts w:ascii="Times New Roman" w:hAnsi="Times New Roman" w:cs="Times New Roman"/>
-        </w:rPr>
-        <w:t>“Yeah…but I know Candy</w:t>
-      </w:r>
-      <w:r>
-        <w:rPr>
-          <w:rFonts w:ascii="Times New Roman" w:hAnsi="Times New Roman" w:cs="Times New Roman"/>
-        </w:rPr>
-        <w:t xml:space="preserve"> better</w:t>
-      </w:r>
-      <w:r>
-        <w:rPr>
-          <w:rFonts w:ascii="Times New Roman" w:hAnsi="Times New Roman" w:cs="Times New Roman"/>
-        </w:rPr>
-        <w:t>….”</w:t>
-      </w:r>
-    </w:p>
-    <w:p>
-      <w:pPr>
-        <w:spacing w:line="480" w:lineRule="auto"/>
-        <w:ind w:firstLine="720"/>
-        <w:rPr>
-          <w:rFonts w:ascii="Times New Roman" w:hAnsi="Times New Roman" w:cs="Times New Roman"/>
-        </w:rPr>
-      </w:pPr>
-      <w:r>
-        <w:rPr>
-          <w:rFonts w:ascii="Times New Roman" w:hAnsi="Times New Roman" w:cs="Times New Roman"/>
-        </w:rPr>
-        <w:t xml:space="preserve">“Fair enough,” Bluebird extended his hand for shaking but Ginger just held up one red palm still studded with gravel and Blue turned the hand smoothly into a thumbs up as he pulled away.    </w:t>
-      </w:r>
-    </w:p>
-    <w:p>
-      <w:pPr>
-        <w:spacing w:line="480" w:lineRule="auto"/>
-        <w:ind w:firstLine="720"/>
-        <w:rPr>
-          <w:rFonts w:ascii="Times New Roman" w:hAnsi="Times New Roman" w:cs="Times New Roman"/>
-        </w:rPr>
-      </w:pPr>
-      <w:r>
-        <w:rPr>
-          <w:rFonts w:ascii="Times New Roman" w:hAnsi="Times New Roman" w:cs="Times New Roman"/>
-        </w:rPr>
-        <w:t xml:space="preserve">Ginger climbed back up into the cab of his truck, brushed his hands on his jeans and started her up. He took off his bandana which signaled that he was back to his straight job, the job that paid his taxes. He had eleven hours before his shipment was due in Sacramento and in between him and </w:t>
-      </w:r>
-      <w:proofErr w:type="gramStart"/>
-      <w:r>
-        <w:rPr>
-          <w:rFonts w:ascii="Times New Roman" w:hAnsi="Times New Roman" w:cs="Times New Roman"/>
-        </w:rPr>
-        <w:t>there</w:t>
-      </w:r>
-      <w:proofErr w:type="gramEnd"/>
-      <w:r>
-        <w:rPr>
-          <w:rFonts w:ascii="Times New Roman" w:hAnsi="Times New Roman" w:cs="Times New Roman"/>
-        </w:rPr>
-        <w:t xml:space="preserve"> lay Candy’s house. He could stand to stop for a few hours, drop off his</w:t>
-      </w:r>
-      <w:r>
-        <w:rPr>
-          <w:rFonts w:ascii="Times New Roman" w:hAnsi="Times New Roman" w:cs="Times New Roman"/>
-        </w:rPr>
-        <w:t xml:space="preserve"> </w:t>
-      </w:r>
-      <w:r>
-        <w:rPr>
-          <w:rFonts w:ascii="Times New Roman" w:hAnsi="Times New Roman" w:cs="Times New Roman"/>
-        </w:rPr>
-        <w:t xml:space="preserve">cargo, maybe talk for </w:t>
-      </w:r>
-      <w:proofErr w:type="spellStart"/>
-      <w:r>
-        <w:rPr>
-          <w:rFonts w:ascii="Times New Roman" w:hAnsi="Times New Roman" w:cs="Times New Roman"/>
-        </w:rPr>
-        <w:t>awhile</w:t>
-      </w:r>
-      <w:proofErr w:type="spellEnd"/>
-      <w:r>
-        <w:rPr>
-          <w:rFonts w:ascii="Times New Roman" w:hAnsi="Times New Roman" w:cs="Times New Roman"/>
-        </w:rPr>
-        <w:t xml:space="preserve"> and head out around dawn.</w:t>
-      </w:r>
-    </w:p>
-    <w:p>
-      <w:pPr>
-        <w:spacing w:line="480" w:lineRule="auto"/>
-        <w:ind w:firstLine="720"/>
-        <w:jc w:val="center"/>
-        <w:rPr>
-          <w:rFonts w:ascii="Times New Roman" w:hAnsi="Times New Roman" w:cs="Times New Roman"/>
-        </w:rPr>
-      </w:pPr>
-      <w:r>
-        <w:rPr>
-          <w:rFonts w:ascii="Times New Roman" w:hAnsi="Times New Roman" w:cs="Times New Roman"/>
-        </w:rPr>
-        <w:t>*****</w:t>
-      </w:r>
-    </w:p>
-    <w:p>
-      <w:pPr>
-        <w:spacing w:line="480" w:lineRule="auto"/>
-        <w:ind w:firstLine="720"/>
-        <w:rPr>
-          <w:rFonts w:ascii="Times New Roman" w:hAnsi="Times New Roman" w:cs="Times New Roman"/>
-        </w:rPr>
-      </w:pPr>
-      <w:r>
-        <w:rPr>
-          <w:rFonts w:ascii="Times New Roman" w:hAnsi="Times New Roman" w:cs="Times New Roman"/>
-        </w:rPr>
-        <w:t xml:space="preserve">Ginger got about two hours sleep at Candy’s place and left feeling lighter. Candy would </w:t>
-      </w:r>
-      <w:r>
-        <w:rPr>
-          <w:rFonts w:ascii="Times New Roman" w:hAnsi="Times New Roman" w:cs="Times New Roman"/>
-        </w:rPr>
-        <w:t>appraise</w:t>
-      </w:r>
-      <w:r>
-        <w:rPr>
-          <w:rFonts w:ascii="Times New Roman" w:hAnsi="Times New Roman" w:cs="Times New Roman"/>
-        </w:rPr>
-        <w:t xml:space="preserve"> the goods and see that an appropriate cut </w:t>
-      </w:r>
-      <w:r>
-        <w:rPr>
-          <w:rFonts w:ascii="Times New Roman" w:hAnsi="Times New Roman" w:cs="Times New Roman"/>
-        </w:rPr>
-        <w:t xml:space="preserve">got </w:t>
-      </w:r>
-      <w:r>
-        <w:rPr>
-          <w:rFonts w:ascii="Times New Roman" w:hAnsi="Times New Roman" w:cs="Times New Roman"/>
-        </w:rPr>
-        <w:t>routed to Ginger and Bluebird. Typical rates were 20% for driver</w:t>
-      </w:r>
-      <w:r>
-        <w:rPr>
-          <w:rFonts w:ascii="Times New Roman" w:hAnsi="Times New Roman" w:cs="Times New Roman"/>
-        </w:rPr>
-        <w:t>s</w:t>
-      </w:r>
-      <w:r>
-        <w:rPr>
-          <w:rFonts w:ascii="Times New Roman" w:hAnsi="Times New Roman" w:cs="Times New Roman"/>
-        </w:rPr>
-        <w:t xml:space="preserve"> and 15% for flagger</w:t>
-      </w:r>
-      <w:r>
-        <w:rPr>
-          <w:rFonts w:ascii="Times New Roman" w:hAnsi="Times New Roman" w:cs="Times New Roman"/>
-        </w:rPr>
-        <w:t>s</w:t>
-      </w:r>
-      <w:r>
-        <w:rPr>
-          <w:rFonts w:ascii="Times New Roman" w:hAnsi="Times New Roman" w:cs="Times New Roman"/>
-        </w:rPr>
-        <w:t xml:space="preserve"> but Ginger asked her to make it 18% for Bluebird and take it out of his share because he’d been taught that you pay extra for quality. </w:t>
-      </w:r>
-    </w:p>
-    <w:p>
-      <w:pPr>
-        <w:spacing w:line="480" w:lineRule="auto"/>
-        <w:ind w:firstLine="720"/>
-        <w:rPr>
-          <w:rFonts w:ascii="Times New Roman" w:hAnsi="Times New Roman" w:cs="Times New Roman"/>
-        </w:rPr>
-      </w:pPr>
-      <w:r>
-        <w:rPr>
-          <w:rFonts w:ascii="Times New Roman" w:hAnsi="Times New Roman" w:cs="Times New Roman"/>
-        </w:rPr>
-        <w:t xml:space="preserve">Fulfilling his contract with Mercury Trucking, Ginger arrived in Sacramento on time, dropped off his straight haul to a couple of </w:t>
-      </w:r>
-      <w:r>
-        <w:rPr>
-          <w:rFonts w:ascii="Times New Roman" w:hAnsi="Times New Roman" w:cs="Times New Roman"/>
-        </w:rPr>
-        <w:t xml:space="preserve">sweaty, dull-eyed </w:t>
-      </w:r>
-      <w:r>
-        <w:rPr>
-          <w:rFonts w:ascii="Times New Roman" w:hAnsi="Times New Roman" w:cs="Times New Roman"/>
-        </w:rPr>
-        <w:t xml:space="preserve">guys with none of the charm of Candy. They loaded him up with a shipment due in Baton Rouge the next morning and Ginger hit the road again. </w:t>
-      </w:r>
-    </w:p>
-    <w:p>
-      <w:pPr>
-        <w:spacing w:line="480" w:lineRule="auto"/>
-        <w:ind w:firstLine="720"/>
-        <w:rPr>
-          <w:rFonts w:ascii="Times New Roman" w:hAnsi="Times New Roman" w:cs="Times New Roman"/>
-        </w:rPr>
-      </w:pPr>
-      <w:r>
-        <w:rPr>
-          <w:rFonts w:ascii="Times New Roman" w:hAnsi="Times New Roman" w:cs="Times New Roman"/>
-        </w:rPr>
-        <w:t>“...</w:t>
-      </w:r>
-      <w:proofErr w:type="spellStart"/>
-      <w:r>
-        <w:rPr>
-          <w:rFonts w:ascii="Times New Roman" w:hAnsi="Times New Roman" w:cs="Times New Roman"/>
-        </w:rPr>
-        <w:t>Ginger</w:t>
-      </w:r>
-      <w:r>
-        <w:rPr>
-          <w:rFonts w:ascii="Times New Roman" w:hAnsi="Times New Roman" w:cs="Times New Roman"/>
-        </w:rPr>
-        <w:t>m</w:t>
-      </w:r>
-      <w:r>
-        <w:rPr>
-          <w:rFonts w:ascii="Times New Roman" w:hAnsi="Times New Roman" w:cs="Times New Roman"/>
-        </w:rPr>
-        <w:t>an</w:t>
-      </w:r>
-      <w:proofErr w:type="spellEnd"/>
-      <w:r>
-        <w:rPr>
-          <w:rFonts w:ascii="Times New Roman" w:hAnsi="Times New Roman" w:cs="Times New Roman"/>
-        </w:rPr>
-        <w:t xml:space="preserve"> here hoping to get a 10-13 on the road ahead....” </w:t>
-      </w:r>
-    </w:p>
-    <w:p>
-      <w:pPr>
-        <w:spacing w:line="480" w:lineRule="auto"/>
-        <w:ind w:firstLine="720"/>
-        <w:rPr>
-          <w:rFonts w:ascii="Times New Roman" w:hAnsi="Times New Roman" w:cs="Times New Roman"/>
-        </w:rPr>
-      </w:pPr>
-      <w:r>
-        <w:rPr>
-          <w:rFonts w:ascii="Times New Roman" w:hAnsi="Times New Roman" w:cs="Times New Roman"/>
-        </w:rPr>
-        <w:lastRenderedPageBreak/>
-        <w:t xml:space="preserve">He’d just been playing with the microphone in his hand all morning. He hadn’t really thought </w:t>
-      </w:r>
-      <w:proofErr w:type="gramStart"/>
-      <w:r>
-        <w:rPr>
-          <w:rFonts w:ascii="Times New Roman" w:hAnsi="Times New Roman" w:cs="Times New Roman"/>
-        </w:rPr>
-        <w:t>through</w:t>
-      </w:r>
-      <w:proofErr w:type="gramEnd"/>
-      <w:r>
-        <w:rPr>
-          <w:rFonts w:ascii="Times New Roman" w:hAnsi="Times New Roman" w:cs="Times New Roman"/>
-        </w:rPr>
-        <w:t xml:space="preserve"> </w:t>
-      </w:r>
-      <w:proofErr w:type="gramStart"/>
-      <w:r>
-        <w:rPr>
-          <w:rFonts w:ascii="Times New Roman" w:hAnsi="Times New Roman" w:cs="Times New Roman"/>
-        </w:rPr>
-        <w:t>if</w:t>
-      </w:r>
-      <w:proofErr w:type="gramEnd"/>
-      <w:r>
-        <w:rPr>
-          <w:rFonts w:ascii="Times New Roman" w:hAnsi="Times New Roman" w:cs="Times New Roman"/>
-        </w:rPr>
-        <w:t xml:space="preserve"> he wanted to pull another job so soon and so close to the last one</w:t>
-      </w:r>
-      <w:r>
-        <w:rPr>
-          <w:rFonts w:ascii="Times New Roman" w:hAnsi="Times New Roman" w:cs="Times New Roman"/>
-        </w:rPr>
-        <w:t>. B</w:t>
-      </w:r>
-      <w:r>
-        <w:rPr>
-          <w:rFonts w:ascii="Times New Roman" w:hAnsi="Times New Roman" w:cs="Times New Roman"/>
-        </w:rPr>
-        <w:t>ut he was still in Bluebird’s territory and that thing yesterday had gone so smooth aside from falling flat on his ass. And without thinking much about it, he found himself asking for road conditions ahead. It didn’t hurt to ask</w:t>
-      </w:r>
-      <w:r>
-        <w:rPr>
-          <w:rFonts w:ascii="Times New Roman" w:hAnsi="Times New Roman" w:cs="Times New Roman"/>
-        </w:rPr>
-        <w:t>.</w:t>
-      </w:r>
-    </w:p>
-    <w:p>
-      <w:pPr>
-        <w:spacing w:line="480" w:lineRule="auto"/>
-        <w:ind w:firstLine="720"/>
-        <w:rPr>
-          <w:rFonts w:ascii="Times New Roman" w:hAnsi="Times New Roman" w:cs="Times New Roman"/>
-        </w:rPr>
-      </w:pPr>
-      <w:r>
-        <w:rPr>
-          <w:rFonts w:ascii="Times New Roman" w:hAnsi="Times New Roman" w:cs="Times New Roman"/>
-        </w:rPr>
-        <w:t>“</w:t>
-      </w:r>
-      <w:proofErr w:type="spellStart"/>
-      <w:r>
-        <w:rPr>
-          <w:rFonts w:ascii="Times New Roman" w:hAnsi="Times New Roman" w:cs="Times New Roman"/>
-        </w:rPr>
-        <w:t>SwampHopper</w:t>
-      </w:r>
-      <w:proofErr w:type="spellEnd"/>
-      <w:r>
-        <w:rPr>
-          <w:rFonts w:ascii="Times New Roman" w:hAnsi="Times New Roman" w:cs="Times New Roman"/>
-        </w:rPr>
-        <w:t xml:space="preserve">, here. What’s your 20, </w:t>
-      </w:r>
-      <w:r>
-        <w:rPr>
-          <w:rFonts w:ascii="Times New Roman" w:hAnsi="Times New Roman" w:cs="Times New Roman"/>
-        </w:rPr>
-        <w:t>Ginger</w:t>
-      </w:r>
-      <w:r>
-        <w:rPr>
-          <w:rFonts w:ascii="Times New Roman" w:hAnsi="Times New Roman" w:cs="Times New Roman"/>
-        </w:rPr>
-        <w:t xml:space="preserve">?”  </w:t>
-      </w:r>
-    </w:p>
-    <w:p>
-      <w:pPr>
-        <w:spacing w:line="480" w:lineRule="auto"/>
-        <w:ind w:firstLine="720"/>
-        <w:rPr>
-          <w:rFonts w:ascii="Times New Roman" w:hAnsi="Times New Roman" w:cs="Times New Roman"/>
-        </w:rPr>
-      </w:pPr>
-      <w:r>
-        <w:rPr>
-          <w:rFonts w:ascii="Times New Roman" w:hAnsi="Times New Roman" w:cs="Times New Roman"/>
-        </w:rPr>
-        <w:t>“Eastward bound on the Ike Highway leaving Victorville, Swampy.”</w:t>
-      </w:r>
-    </w:p>
-    <w:p>
-      <w:pPr>
-        <w:spacing w:line="480" w:lineRule="auto"/>
-        <w:ind w:firstLine="720"/>
-        <w:rPr>
-          <w:rFonts w:ascii="Times New Roman" w:hAnsi="Times New Roman" w:cs="Times New Roman"/>
-        </w:rPr>
-      </w:pPr>
-      <w:r>
-        <w:rPr>
-          <w:rFonts w:ascii="Times New Roman" w:hAnsi="Times New Roman" w:cs="Times New Roman"/>
-        </w:rPr>
-        <w:t>“Sorry, I’m not in your vicinity. I can’t....”</w:t>
-      </w:r>
-    </w:p>
-    <w:p>
-      <w:pPr>
-        <w:spacing w:line="480" w:lineRule="auto"/>
-        <w:ind w:firstLine="720"/>
-        <w:rPr>
-          <w:rFonts w:ascii="Times New Roman" w:hAnsi="Times New Roman" w:cs="Times New Roman"/>
-        </w:rPr>
-      </w:pPr>
-      <w:r>
-        <w:rPr>
-          <w:rFonts w:ascii="Times New Roman" w:hAnsi="Times New Roman" w:cs="Times New Roman"/>
-        </w:rPr>
-        <w:t xml:space="preserve">“Red Eyes on the line,” a voice cut in. “I believe I can be of some assistance, Ginger. I swear the bears are all hibernating or something. Just through that way and didn’t see a thing. </w:t>
-      </w:r>
-      <w:r>
-        <w:rPr>
-          <w:rFonts w:ascii="Times New Roman" w:hAnsi="Times New Roman" w:cs="Times New Roman"/>
-        </w:rPr>
-        <w:t>Y</w:t>
-      </w:r>
-      <w:r>
-        <w:rPr>
-          <w:rFonts w:ascii="Times New Roman" w:hAnsi="Times New Roman" w:cs="Times New Roman"/>
-        </w:rPr>
-        <w:t>our path is clear and the skies are sunny.”</w:t>
-      </w:r>
-    </w:p>
-    <w:p>
-      <w:pPr>
-        <w:spacing w:line="480" w:lineRule="auto"/>
-        <w:ind w:firstLine="720"/>
-        <w:rPr>
-          <w:rFonts w:ascii="Times New Roman" w:hAnsi="Times New Roman" w:cs="Times New Roman"/>
-        </w:rPr>
-      </w:pPr>
-      <w:r>
-        <w:rPr>
-          <w:rFonts w:ascii="Times New Roman" w:hAnsi="Times New Roman" w:cs="Times New Roman"/>
-        </w:rPr>
-        <w:t>“</w:t>
-      </w:r>
-      <w:r>
-        <w:rPr>
-          <w:rFonts w:ascii="Times New Roman" w:hAnsi="Times New Roman" w:cs="Times New Roman"/>
-        </w:rPr>
-        <w:t>A</w:t>
-      </w:r>
-      <w:r>
-        <w:rPr>
-          <w:rFonts w:ascii="Times New Roman" w:hAnsi="Times New Roman" w:cs="Times New Roman"/>
-        </w:rPr>
-        <w:t>ppreciate the information</w:t>
-      </w:r>
-      <w:r>
-        <w:rPr>
-          <w:rFonts w:ascii="Times New Roman" w:hAnsi="Times New Roman" w:cs="Times New Roman"/>
-        </w:rPr>
-        <w:t xml:space="preserve">,” </w:t>
-      </w:r>
-      <w:r>
-        <w:rPr>
-          <w:rFonts w:ascii="Times New Roman" w:hAnsi="Times New Roman" w:cs="Times New Roman"/>
-        </w:rPr>
-        <w:t>Ginger said</w:t>
-      </w:r>
-      <w:r>
-        <w:rPr>
-          <w:rFonts w:ascii="Times New Roman" w:hAnsi="Times New Roman" w:cs="Times New Roman"/>
-        </w:rPr>
-        <w:t xml:space="preserve">. </w:t>
-      </w:r>
-      <w:r>
-        <w:rPr>
-          <w:rFonts w:ascii="Times New Roman" w:hAnsi="Times New Roman" w:cs="Times New Roman"/>
-        </w:rPr>
-        <w:t>“</w:t>
-      </w:r>
-      <w:r>
-        <w:rPr>
-          <w:rFonts w:ascii="Times New Roman" w:hAnsi="Times New Roman" w:cs="Times New Roman"/>
-        </w:rPr>
-        <w:t>I’m 10-27. Good driving to you, Swampy, and you too, Red.”</w:t>
-      </w:r>
-    </w:p>
-    <w:p>
-      <w:pPr>
-        <w:spacing w:line="480" w:lineRule="auto"/>
-        <w:ind w:firstLine="720"/>
-        <w:rPr>
-          <w:rFonts w:ascii="Times New Roman" w:hAnsi="Times New Roman" w:cs="Times New Roman"/>
-        </w:rPr>
-      </w:pPr>
-      <w:r>
-        <w:rPr>
-          <w:rFonts w:ascii="Times New Roman" w:hAnsi="Times New Roman" w:cs="Times New Roman"/>
-        </w:rPr>
-        <w:t>Ginger opened the glovebox, clicked on the second radio and called out for Bluebird.</w:t>
-      </w:r>
-    </w:p>
-    <w:p>
-      <w:pPr>
-        <w:spacing w:line="480" w:lineRule="auto"/>
-        <w:ind w:firstLine="720"/>
-        <w:rPr>
-          <w:rFonts w:ascii="Times New Roman" w:hAnsi="Times New Roman" w:cs="Times New Roman"/>
-        </w:rPr>
-      </w:pPr>
-      <w:r>
-        <w:rPr>
-          <w:rFonts w:ascii="Times New Roman" w:hAnsi="Times New Roman" w:cs="Times New Roman"/>
-        </w:rPr>
-        <w:t xml:space="preserve">“Been waiting by the phone, Ginger,” Bluebird said. “I thought you’d never call. I’ve had my eye on a </w:t>
-      </w:r>
-      <w:r>
-        <w:rPr>
-          <w:rFonts w:ascii="Times New Roman" w:hAnsi="Times New Roman" w:cs="Times New Roman"/>
-        </w:rPr>
-        <w:t>Smiler</w:t>
-      </w:r>
-      <w:r>
-        <w:rPr>
-          <w:rFonts w:ascii="Times New Roman" w:hAnsi="Times New Roman" w:cs="Times New Roman"/>
-        </w:rPr>
-        <w:t xml:space="preserve"> since it entered my geofence. You’ll see it in about five minutes at your current rate. Are we on?”</w:t>
-      </w:r>
-    </w:p>
-    <w:p>
-      <w:pPr>
-        <w:spacing w:line="480" w:lineRule="auto"/>
-        <w:ind w:firstLine="720"/>
-        <w:rPr>
-          <w:rFonts w:ascii="Times New Roman" w:hAnsi="Times New Roman" w:cs="Times New Roman"/>
-        </w:rPr>
-      </w:pPr>
-      <w:r>
-        <w:rPr>
-          <w:rFonts w:ascii="Times New Roman" w:hAnsi="Times New Roman" w:cs="Times New Roman"/>
-        </w:rPr>
-        <w:t>“That’s a 10-4, Blue. We’re on.”</w:t>
-      </w:r>
-    </w:p>
-    <w:p>
-      <w:pPr>
-        <w:spacing w:line="480" w:lineRule="auto"/>
-        <w:ind w:firstLine="720"/>
-        <w:rPr>
-          <w:rFonts w:ascii="Times New Roman" w:hAnsi="Times New Roman" w:cs="Times New Roman"/>
-        </w:rPr>
-      </w:pPr>
-      <w:r>
-        <w:rPr>
-          <w:rFonts w:ascii="Times New Roman" w:hAnsi="Times New Roman" w:cs="Times New Roman"/>
-        </w:rPr>
-        <w:t xml:space="preserve">Before long, a white Volvo appeared in Ginger’s rearview. Bluebird came up alongside him on the left preparing to pass and hovered there </w:t>
-      </w:r>
-      <w:proofErr w:type="gramStart"/>
-      <w:r>
-        <w:rPr>
-          <w:rFonts w:ascii="Times New Roman" w:hAnsi="Times New Roman" w:cs="Times New Roman"/>
-        </w:rPr>
-        <w:t>out</w:t>
-      </w:r>
-      <w:proofErr w:type="gramEnd"/>
-      <w:r>
-        <w:rPr>
-          <w:rFonts w:ascii="Times New Roman" w:hAnsi="Times New Roman" w:cs="Times New Roman"/>
-        </w:rPr>
-        <w:t xml:space="preserve"> Ginger’s driver-side window. His ski </w:t>
-      </w:r>
-      <w:r>
-        <w:rPr>
-          <w:rFonts w:ascii="Times New Roman" w:hAnsi="Times New Roman" w:cs="Times New Roman"/>
-        </w:rPr>
-        <w:lastRenderedPageBreak/>
-        <w:t xml:space="preserve">mask sat up on top of his head, not pulled down yet. He flashed a crazy smile and gave Ginger </w:t>
-      </w:r>
-      <w:proofErr w:type="gramStart"/>
-      <w:r>
-        <w:rPr>
-          <w:rFonts w:ascii="Times New Roman" w:hAnsi="Times New Roman" w:cs="Times New Roman"/>
-        </w:rPr>
-        <w:t>another</w:t>
-      </w:r>
-      <w:proofErr w:type="gramEnd"/>
-      <w:r>
-        <w:rPr>
-          <w:rFonts w:ascii="Times New Roman" w:hAnsi="Times New Roman" w:cs="Times New Roman"/>
-        </w:rPr>
-        <w:t xml:space="preserve"> thumbs up. </w:t>
-      </w:r>
-    </w:p>
-    <w:p>
-      <w:pPr>
-        <w:spacing w:line="480" w:lineRule="auto"/>
-        <w:ind w:firstLine="720"/>
-        <w:rPr>
-          <w:rFonts w:ascii="Times New Roman" w:hAnsi="Times New Roman" w:cs="Times New Roman"/>
-        </w:rPr>
-      </w:pPr>
-      <w:r>
-        <w:rPr>
-          <w:rFonts w:ascii="Times New Roman" w:hAnsi="Times New Roman" w:cs="Times New Roman"/>
-        </w:rPr>
-        <w:t>He was young, Ginger had guessed that from the voice but seeing it was another matter. Ginger had assumed that Bluebird knew what he looked like – the kid was good with data and his CDL was a public record; the bandana was more for passing drivers and cameras – but he’d never looked right at a flagger and never cared to. Ginger quickly jerked his eyes back to the road while Bluebird passed him and advanced on the truck ahead of them.</w:t>
+        <w:t>his CDL was a public record; the bandana was more for passing drivers and cameras – but he’d never looked right at a flagger and never cared to. Ginger quickly jerked his eyes back to the road while Bluebird passed him and advanced on the truck ahead of them.</w:t>
       </w:r>
     </w:p>
     <w:p>
@@ -3587,89 +3479,1132 @@
         <w:rPr>
           <w:rFonts w:ascii="Times New Roman" w:hAnsi="Times New Roman" w:cs="Times New Roman"/>
         </w:rPr>
-        <w:t xml:space="preserve">the tractor’s grill hit the </w:t>
+        <w:t xml:space="preserve">the tractor’s grill hit the Volvo’s roof and tossed it off onto the shoulder like an empty beer can. </w:t>
+      </w:r>
+      <w:r>
+        <w:rPr>
+          <w:rFonts w:ascii="Times New Roman" w:hAnsi="Times New Roman" w:cs="Times New Roman"/>
+        </w:rPr>
+        <w:t>T</w:t>
+      </w:r>
+      <w:r>
+        <w:rPr>
+          <w:rFonts w:ascii="Times New Roman" w:hAnsi="Times New Roman" w:cs="Times New Roman"/>
+        </w:rPr>
+        <w:t xml:space="preserve">he tall blue trailer </w:t>
+      </w:r>
+      <w:r>
+        <w:rPr>
+          <w:rFonts w:ascii="Times New Roman" w:hAnsi="Times New Roman" w:cs="Times New Roman"/>
+        </w:rPr>
+        <w:t>did</w:t>
+      </w:r>
+      <w:r>
+        <w:rPr>
+          <w:rFonts w:ascii="Times New Roman" w:hAnsi="Times New Roman" w:cs="Times New Roman"/>
+        </w:rPr>
+        <w:t xml:space="preserve">n’t slow, only picked up speed.   </w:t>
+      </w:r>
+    </w:p>
+    <w:p>
+      <w:pPr>
+        <w:spacing w:line="480" w:lineRule="auto"/>
+        <w:ind w:firstLine="720"/>
+        <w:rPr>
+          <w:rFonts w:ascii="Times New Roman" w:hAnsi="Times New Roman" w:cs="Times New Roman"/>
+        </w:rPr>
+      </w:pPr>
+      <w:r>
+        <w:rPr>
+          <w:rFonts w:ascii="Times New Roman" w:hAnsi="Times New Roman" w:cs="Times New Roman"/>
+        </w:rPr>
+        <w:t xml:space="preserve">The deep rumble of air brakes shook </w:t>
+      </w:r>
+      <w:r>
+        <w:rPr>
+          <w:rFonts w:ascii="Times New Roman" w:hAnsi="Times New Roman" w:cs="Times New Roman"/>
+        </w:rPr>
+        <w:t xml:space="preserve">Ginger’s </w:t>
+      </w:r>
+      <w:r>
+        <w:rPr>
+          <w:rFonts w:ascii="Times New Roman" w:hAnsi="Times New Roman" w:cs="Times New Roman"/>
+        </w:rPr>
+        <w:t>cab. From behind and beside him, flatulent horns protest</w:t>
+      </w:r>
+      <w:r>
+        <w:rPr>
+          <w:rFonts w:ascii="Times New Roman" w:hAnsi="Times New Roman" w:cs="Times New Roman"/>
+        </w:rPr>
+        <w:t xml:space="preserve">ed </w:t>
+      </w:r>
+      <w:r>
+        <w:rPr>
+          <w:rFonts w:ascii="Times New Roman" w:hAnsi="Times New Roman" w:cs="Times New Roman"/>
+        </w:rPr>
+        <w:t xml:space="preserve">the move </w:t>
+      </w:r>
+      <w:r>
+        <w:rPr>
+          <w:rFonts w:ascii="Times New Roman" w:hAnsi="Times New Roman" w:cs="Times New Roman"/>
+        </w:rPr>
+        <w:t>he</w:t>
+      </w:r>
+      <w:r>
+        <w:rPr>
+          <w:rFonts w:ascii="Times New Roman" w:hAnsi="Times New Roman" w:cs="Times New Roman"/>
+        </w:rPr>
+        <w:t xml:space="preserve"> was making</w:t>
+      </w:r>
+      <w:r>
+        <w:rPr>
+          <w:rFonts w:ascii="Times New Roman" w:hAnsi="Times New Roman" w:cs="Times New Roman"/>
+        </w:rPr>
+        <w:t>,</w:t>
+      </w:r>
+      <w:r>
+        <w:rPr>
+          <w:rFonts w:ascii="Times New Roman" w:hAnsi="Times New Roman" w:cs="Times New Roman"/>
+        </w:rPr>
+        <w:t xml:space="preserve"> sliding </w:t>
+      </w:r>
+      <w:r>
+        <w:rPr>
+          <w:rFonts w:ascii="Times New Roman" w:hAnsi="Times New Roman" w:cs="Times New Roman"/>
+        </w:rPr>
+        <w:t>across</w:t>
+      </w:r>
+      <w:r>
+        <w:rPr>
+          <w:rFonts w:ascii="Times New Roman" w:hAnsi="Times New Roman" w:cs="Times New Roman"/>
+        </w:rPr>
+        <w:t xml:space="preserve"> the right lane toward the shoulder but </w:t>
       </w:r>
       <w:r>
         <w:rPr>
           <w:rFonts w:ascii="Times New Roman" w:hAnsi="Times New Roman" w:cs="Times New Roman"/>
         </w:rPr>
         <w:lastRenderedPageBreak/>
-        <w:t xml:space="preserve">Volvo’s roof and tossed it off onto the shoulder like an empty beer can. </w:t>
-      </w:r>
-      <w:r>
-        <w:rPr>
-          <w:rFonts w:ascii="Times New Roman" w:hAnsi="Times New Roman" w:cs="Times New Roman"/>
-        </w:rPr>
-        <w:t>T</w:t>
-      </w:r>
-      <w:r>
-        <w:rPr>
-          <w:rFonts w:ascii="Times New Roman" w:hAnsi="Times New Roman" w:cs="Times New Roman"/>
-        </w:rPr>
-        <w:t xml:space="preserve">he tall blue trailer </w:t>
-      </w:r>
-      <w:r>
-        <w:rPr>
-          <w:rFonts w:ascii="Times New Roman" w:hAnsi="Times New Roman" w:cs="Times New Roman"/>
-        </w:rPr>
-        <w:t>did</w:t>
-      </w:r>
-      <w:r>
-        <w:rPr>
-          <w:rFonts w:ascii="Times New Roman" w:hAnsi="Times New Roman" w:cs="Times New Roman"/>
-        </w:rPr>
-        <w:t xml:space="preserve">n’t slow, only picked up speed.   </w:t>
-      </w:r>
-    </w:p>
-    <w:p>
-      <w:pPr>
-        <w:spacing w:line="480" w:lineRule="auto"/>
-        <w:ind w:firstLine="720"/>
-        <w:rPr>
-          <w:rFonts w:ascii="Times New Roman" w:hAnsi="Times New Roman" w:cs="Times New Roman"/>
-        </w:rPr>
-      </w:pPr>
-      <w:r>
-        <w:rPr>
-          <w:rFonts w:ascii="Times New Roman" w:hAnsi="Times New Roman" w:cs="Times New Roman"/>
-        </w:rPr>
-        <w:t xml:space="preserve">The deep rumble of air brakes shook </w:t>
-      </w:r>
-      <w:r>
-        <w:rPr>
-          <w:rFonts w:ascii="Times New Roman" w:hAnsi="Times New Roman" w:cs="Times New Roman"/>
-        </w:rPr>
-        <w:t xml:space="preserve">Ginger’s </w:t>
-      </w:r>
-      <w:r>
-        <w:rPr>
-          <w:rFonts w:ascii="Times New Roman" w:hAnsi="Times New Roman" w:cs="Times New Roman"/>
-        </w:rPr>
-        <w:t>cab. From behind and beside him, flatulent horns protest</w:t>
-      </w:r>
-      <w:r>
-        <w:rPr>
-          <w:rFonts w:ascii="Times New Roman" w:hAnsi="Times New Roman" w:cs="Times New Roman"/>
-        </w:rPr>
-        <w:t xml:space="preserve">ed </w:t>
-      </w:r>
-      <w:r>
-        <w:rPr>
-          <w:rFonts w:ascii="Times New Roman" w:hAnsi="Times New Roman" w:cs="Times New Roman"/>
-        </w:rPr>
-        <w:t xml:space="preserve">the move </w:t>
-      </w:r>
-      <w:r>
-        <w:rPr>
-          <w:rFonts w:ascii="Times New Roman" w:hAnsi="Times New Roman" w:cs="Times New Roman"/>
-        </w:rPr>
-        <w:t>he</w:t>
-      </w:r>
-      <w:r>
-        <w:rPr>
-          <w:rFonts w:ascii="Times New Roman" w:hAnsi="Times New Roman" w:cs="Times New Roman"/>
-        </w:rPr>
-        <w:t xml:space="preserve"> was making</w:t>
+        <w:t>soon they were lost under his truck’s bellowing brakes, the shriek of stressed metal. The truck came to a juddering stop and Ginger flung himself out of the cab.</w:t>
+      </w:r>
+    </w:p>
+    <w:p>
+      <w:pPr>
+        <w:spacing w:line="480" w:lineRule="auto"/>
+        <w:ind w:firstLine="720"/>
+        <w:rPr>
+          <w:rFonts w:ascii="Times New Roman" w:hAnsi="Times New Roman" w:cs="Times New Roman"/>
+        </w:rPr>
+      </w:pPr>
+      <w:r>
+        <w:rPr>
+          <w:rFonts w:ascii="Times New Roman" w:hAnsi="Times New Roman" w:cs="Times New Roman"/>
+        </w:rPr>
+        <w:t xml:space="preserve">The tinkling of bells swarmed around his head as Ginger ran on aching knees back toward where the Volvo lay wadded against the guardrail. </w:t>
+      </w:r>
+      <w:r>
+        <w:rPr>
+          <w:rFonts w:ascii="Times New Roman" w:hAnsi="Times New Roman" w:cs="Times New Roman"/>
+        </w:rPr>
+        <w:t>At first, h</w:t>
+      </w:r>
+      <w:r>
+        <w:rPr>
+          <w:rFonts w:ascii="Times New Roman" w:hAnsi="Times New Roman" w:cs="Times New Roman"/>
+        </w:rPr>
+        <w:t xml:space="preserve">e couldn’t find the door. Every part of the vehicle had been </w:t>
+      </w:r>
+      <w:r>
+        <w:rPr>
+          <w:rFonts w:ascii="Times New Roman" w:hAnsi="Times New Roman" w:cs="Times New Roman"/>
+        </w:rPr>
+        <w:t>cru</w:t>
+      </w:r>
+      <w:r>
+        <w:rPr>
+          <w:rFonts w:ascii="Times New Roman" w:hAnsi="Times New Roman" w:cs="Times New Roman"/>
+        </w:rPr>
+        <w:t>mpled</w:t>
+      </w:r>
+      <w:r>
+        <w:rPr>
+          <w:rFonts w:ascii="Times New Roman" w:hAnsi="Times New Roman" w:cs="Times New Roman"/>
+        </w:rPr>
+        <w:t xml:space="preserve">, twisted or ripped until it bore no resemblance to a car. Ginger finally discovered a window and looked </w:t>
+      </w:r>
+      <w:proofErr w:type="gramStart"/>
+      <w:r>
+        <w:rPr>
+          <w:rFonts w:ascii="Times New Roman" w:hAnsi="Times New Roman" w:cs="Times New Roman"/>
+        </w:rPr>
+        <w:t>inside</w:t>
+      </w:r>
+      <w:proofErr w:type="gramEnd"/>
+      <w:r>
+        <w:rPr>
+          <w:rFonts w:ascii="Times New Roman" w:hAnsi="Times New Roman" w:cs="Times New Roman"/>
+        </w:rPr>
+        <w:t xml:space="preserve"> and Bluebird had been similarly </w:t>
+      </w:r>
+      <w:r>
+        <w:rPr>
+          <w:rFonts w:ascii="Times New Roman" w:hAnsi="Times New Roman" w:cs="Times New Roman"/>
+        </w:rPr>
+        <w:t>defile</w:t>
+      </w:r>
+      <w:r>
+        <w:rPr>
+          <w:rFonts w:ascii="Times New Roman" w:hAnsi="Times New Roman" w:cs="Times New Roman"/>
+        </w:rPr>
+        <w:t xml:space="preserve">d – slashed, broken, crushed. The remains of the Volvo </w:t>
+      </w:r>
+      <w:r>
+        <w:rPr>
+          <w:rFonts w:ascii="Times New Roman" w:hAnsi="Times New Roman" w:cs="Times New Roman"/>
+        </w:rPr>
+        <w:t>looked like</w:t>
+      </w:r>
+      <w:r>
+        <w:rPr>
+          <w:rFonts w:ascii="Times New Roman" w:hAnsi="Times New Roman" w:cs="Times New Roman"/>
+        </w:rPr>
+        <w:t xml:space="preserve"> a </w:t>
+      </w:r>
+      <w:r>
+        <w:rPr>
+          <w:rFonts w:ascii="Times New Roman" w:hAnsi="Times New Roman" w:cs="Times New Roman"/>
+        </w:rPr>
+        <w:t>huge, bulbous</w:t>
+      </w:r>
+      <w:r>
+        <w:rPr>
+          <w:rFonts w:ascii="Times New Roman" w:hAnsi="Times New Roman" w:cs="Times New Roman"/>
+        </w:rPr>
+        <w:t xml:space="preserve"> fruit with a steel </w:t>
+      </w:r>
+      <w:r>
+        <w:rPr>
+          <w:rFonts w:ascii="Times New Roman" w:hAnsi="Times New Roman" w:cs="Times New Roman"/>
+        </w:rPr>
+        <w:t>skin</w:t>
+      </w:r>
+      <w:r>
+        <w:rPr>
+          <w:rFonts w:ascii="Times New Roman" w:hAnsi="Times New Roman" w:cs="Times New Roman"/>
+        </w:rPr>
+        <w:t xml:space="preserve"> and Bluebird the </w:t>
+      </w:r>
+      <w:r>
+        <w:rPr>
+          <w:rFonts w:ascii="Times New Roman" w:hAnsi="Times New Roman" w:cs="Times New Roman"/>
+        </w:rPr>
+        <w:t>interior p</w:t>
+      </w:r>
+      <w:r>
+        <w:rPr>
+          <w:rFonts w:ascii="Times New Roman" w:hAnsi="Times New Roman" w:cs="Times New Roman"/>
+        </w:rPr>
+        <w:t>ulp.</w:t>
+      </w:r>
+    </w:p>
+    <w:p>
+      <w:pPr>
+        <w:spacing w:line="480" w:lineRule="auto"/>
+        <w:ind w:firstLine="720"/>
+        <w:rPr>
+          <w:rFonts w:ascii="Times New Roman" w:hAnsi="Times New Roman" w:cs="Times New Roman"/>
+        </w:rPr>
+      </w:pPr>
+      <w:r>
+        <w:rPr>
+          <w:rFonts w:ascii="Times New Roman" w:hAnsi="Times New Roman" w:cs="Times New Roman"/>
+        </w:rPr>
+        <w:t xml:space="preserve">Ginger sprinted back to his truck. “10-42. Reporting an accident. We have a loose bogey headed east on one,” he screamed into the mic </w:t>
+      </w:r>
+      <w:r>
+        <w:rPr>
+          <w:rFonts w:ascii="Times New Roman" w:hAnsi="Times New Roman" w:cs="Times New Roman"/>
+        </w:rPr>
+        <w:t>stepping all over</w:t>
+      </w:r>
+      <w:r>
+        <w:rPr>
+          <w:rFonts w:ascii="Times New Roman" w:hAnsi="Times New Roman" w:cs="Times New Roman"/>
+        </w:rPr>
+        <w:t xml:space="preserve"> some </w:t>
+      </w:r>
+      <w:r>
+        <w:rPr>
+          <w:rFonts w:ascii="Times New Roman" w:hAnsi="Times New Roman" w:cs="Times New Roman"/>
+        </w:rPr>
+        <w:t>h</w:t>
+      </w:r>
+      <w:r>
+        <w:rPr>
+          <w:rFonts w:ascii="Times New Roman" w:hAnsi="Times New Roman" w:cs="Times New Roman"/>
+        </w:rPr>
+        <w:t xml:space="preserve">and’s tearjerker about bitching up a turnaround in Minneapolis on account of black ice. Ginger rolled back out on the roadway and </w:t>
+      </w:r>
+      <w:r>
+        <w:rPr>
+          <w:rFonts w:ascii="Times New Roman" w:hAnsi="Times New Roman" w:cs="Times New Roman"/>
+        </w:rPr>
+        <w:t>poured on</w:t>
+      </w:r>
+      <w:r>
+        <w:rPr>
+          <w:rFonts w:ascii="Times New Roman" w:hAnsi="Times New Roman" w:cs="Times New Roman"/>
+        </w:rPr>
+        <w:t xml:space="preserve"> speed weaving in and out of traffic. “In pursuit. Will have a license soon. This RC truck was just involved in a serious collision. 10-200. Send police. Send ambulance to exit 74....”</w:t>
+      </w:r>
+    </w:p>
+    <w:p>
+      <w:pPr>
+        <w:spacing w:line="480" w:lineRule="auto"/>
+        <w:ind w:firstLine="720"/>
+        <w:rPr>
+          <w:rFonts w:ascii="Times New Roman" w:hAnsi="Times New Roman" w:cs="Times New Roman"/>
+        </w:rPr>
+      </w:pPr>
+      <w:r>
+        <w:rPr>
+          <w:rFonts w:ascii="Times New Roman" w:hAnsi="Times New Roman" w:cs="Times New Roman"/>
+        </w:rPr>
+        <w:t xml:space="preserve">“Ginger,” the radio in his glovebox purred. </w:t>
+      </w:r>
+    </w:p>
+    <w:p>
+      <w:pPr>
+        <w:spacing w:line="480" w:lineRule="auto"/>
+        <w:ind w:firstLine="720"/>
+        <w:rPr>
+          <w:rFonts w:ascii="Times New Roman" w:hAnsi="Times New Roman" w:cs="Times New Roman"/>
+        </w:rPr>
+      </w:pPr>
+      <w:r>
+        <w:rPr>
+          <w:rFonts w:ascii="Times New Roman" w:hAnsi="Times New Roman" w:cs="Times New Roman"/>
+        </w:rPr>
+        <w:t xml:space="preserve">Ginger set down the microphone attached to his straight radio which </w:t>
+      </w:r>
+      <w:r>
+        <w:rPr>
+          <w:rFonts w:ascii="Times New Roman" w:hAnsi="Times New Roman" w:cs="Times New Roman"/>
+        </w:rPr>
+        <w:t xml:space="preserve">had become </w:t>
+      </w:r>
+      <w:r>
+        <w:rPr>
+          <w:rFonts w:ascii="Times New Roman" w:hAnsi="Times New Roman" w:cs="Times New Roman"/>
+        </w:rPr>
+        <w:t>a riot of overlapping voices expressing alarm and support</w:t>
+      </w:r>
+      <w:r>
+        <w:rPr>
+          <w:rFonts w:ascii="Times New Roman" w:hAnsi="Times New Roman" w:cs="Times New Roman"/>
+        </w:rPr>
+        <w:t xml:space="preserve"> and picked up</w:t>
+      </w:r>
+      <w:r>
+        <w:rPr>
+          <w:rFonts w:ascii="Times New Roman" w:hAnsi="Times New Roman" w:cs="Times New Roman"/>
+        </w:rPr>
+        <w:t xml:space="preserve"> the mic connected to his outlaw radio.</w:t>
+      </w:r>
+    </w:p>
+    <w:p>
+      <w:pPr>
+        <w:spacing w:line="480" w:lineRule="auto"/>
+        <w:ind w:firstLine="720"/>
+        <w:rPr>
+          <w:rFonts w:ascii="Times New Roman" w:hAnsi="Times New Roman" w:cs="Times New Roman"/>
+        </w:rPr>
+      </w:pPr>
+      <w:r>
+        <w:rPr>
+          <w:rFonts w:ascii="Times New Roman" w:hAnsi="Times New Roman" w:cs="Times New Roman"/>
+        </w:rPr>
+        <w:t>“Ginger, are you there?”</w:t>
+      </w:r>
+    </w:p>
+    <w:p>
+      <w:pPr>
+        <w:spacing w:line="480" w:lineRule="auto"/>
+        <w:ind w:firstLine="720"/>
+        <w:rPr>
+          <w:rFonts w:ascii="Times New Roman" w:hAnsi="Times New Roman" w:cs="Times New Roman"/>
+        </w:rPr>
+      </w:pPr>
+      <w:r>
+        <w:rPr>
+          <w:rFonts w:ascii="Times New Roman" w:hAnsi="Times New Roman" w:cs="Times New Roman"/>
+        </w:rPr>
+        <w:t>“Who</w:t>
+      </w:r>
+      <w:r>
+        <w:rPr>
+          <w:rFonts w:ascii="Times New Roman" w:hAnsi="Times New Roman" w:cs="Times New Roman"/>
+        </w:rPr>
+        <w:t>’s</w:t>
+      </w:r>
+      <w:r>
+        <w:rPr>
+          <w:rFonts w:ascii="Times New Roman" w:hAnsi="Times New Roman" w:cs="Times New Roman"/>
+        </w:rPr>
+        <w:t xml:space="preserve"> this?” Ginger rounded a curve and he saw the </w:t>
+      </w:r>
+      <w:r>
+        <w:rPr>
+          <w:rFonts w:ascii="Times New Roman" w:hAnsi="Times New Roman" w:cs="Times New Roman"/>
+        </w:rPr>
+        <w:t>Smiler</w:t>
+      </w:r>
+      <w:r>
+        <w:rPr>
+          <w:rFonts w:ascii="Times New Roman" w:hAnsi="Times New Roman" w:cs="Times New Roman"/>
+        </w:rPr>
+        <w:t xml:space="preserve"> truck up ahead now, about a half mile away. </w:t>
+      </w:r>
+    </w:p>
+    <w:p>
+      <w:pPr>
+        <w:spacing w:line="480" w:lineRule="auto"/>
+        <w:ind w:firstLine="720"/>
+        <w:rPr>
+          <w:rFonts w:ascii="Times New Roman" w:hAnsi="Times New Roman" w:cs="Times New Roman"/>
+        </w:rPr>
+      </w:pPr>
+      <w:r>
+        <w:rPr>
+          <w:rFonts w:ascii="Times New Roman" w:hAnsi="Times New Roman" w:cs="Times New Roman"/>
+        </w:rPr>
+        <w:lastRenderedPageBreak/>
+        <w:t xml:space="preserve">“This is Red Eyes, Ginger. </w:t>
+      </w:r>
+      <w:r>
+        <w:rPr>
+          <w:rFonts w:ascii="Times New Roman" w:hAnsi="Times New Roman" w:cs="Times New Roman"/>
+        </w:rPr>
+        <w:t>G</w:t>
+      </w:r>
+      <w:r>
+        <w:rPr>
+          <w:rFonts w:ascii="Times New Roman" w:hAnsi="Times New Roman" w:cs="Times New Roman"/>
+        </w:rPr>
+        <w:t>ot you in our rearview.” The stretch of highway under Ginger’s tires was empty aside from Ginger and the truck ahead.</w:t>
+      </w:r>
+    </w:p>
+    <w:p>
+      <w:pPr>
+        <w:spacing w:line="480" w:lineRule="auto"/>
+        <w:ind w:firstLine="720"/>
+        <w:rPr>
+          <w:rFonts w:ascii="Times New Roman" w:hAnsi="Times New Roman" w:cs="Times New Roman"/>
+        </w:rPr>
+      </w:pPr>
+      <w:r>
+        <w:rPr>
+          <w:rFonts w:ascii="Times New Roman" w:hAnsi="Times New Roman" w:cs="Times New Roman"/>
+        </w:rPr>
+        <w:t xml:space="preserve">“You’re controlling that rig? Wherever you’re at, that was hit and run. I will make sure the cops </w:t>
+      </w:r>
+      <w:r>
+        <w:rPr>
+          <w:rFonts w:ascii="Times New Roman" w:hAnsi="Times New Roman" w:cs="Times New Roman"/>
+        </w:rPr>
+        <w:t xml:space="preserve">find </w:t>
+      </w:r>
+      <w:r>
+        <w:rPr>
+          <w:rFonts w:ascii="Times New Roman" w:hAnsi="Times New Roman" w:cs="Times New Roman"/>
+        </w:rPr>
+        <w:t>you....”</w:t>
+      </w:r>
+    </w:p>
+    <w:p>
+      <w:pPr>
+        <w:spacing w:line="480" w:lineRule="auto"/>
+        <w:ind w:firstLine="720"/>
+        <w:rPr>
+          <w:rFonts w:ascii="Times New Roman" w:hAnsi="Times New Roman" w:cs="Times New Roman"/>
+        </w:rPr>
+      </w:pPr>
+      <w:r>
+        <w:rPr>
+          <w:rFonts w:ascii="Times New Roman" w:hAnsi="Times New Roman" w:cs="Times New Roman"/>
+        </w:rPr>
+        <w:t xml:space="preserve">“Statute C, section 207 of the Fair Highway Commerce Act, good buddy. Your friend was interfering with the efficient transport of commercial goods subservient to the mission, interests or values of a corporate entity. Any action </w:t>
+      </w:r>
+      <w:r>
+        <w:rPr>
+          <w:rFonts w:ascii="Times New Roman" w:hAnsi="Times New Roman" w:cs="Times New Roman"/>
+        </w:rPr>
+        <w:t>taken</w:t>
+      </w:r>
+      <w:r>
+        <w:rPr>
+          <w:rFonts w:ascii="Times New Roman" w:hAnsi="Times New Roman" w:cs="Times New Roman"/>
+        </w:rPr>
+        <w:t xml:space="preserve"> in such a scenario overweens and is immune from judicial review.”</w:t>
+      </w:r>
+    </w:p>
+    <w:p>
+      <w:pPr>
+        <w:spacing w:line="480" w:lineRule="auto"/>
+        <w:ind w:firstLine="720"/>
+        <w:rPr>
+          <w:rFonts w:ascii="Times New Roman" w:hAnsi="Times New Roman" w:cs="Times New Roman"/>
+        </w:rPr>
+      </w:pPr>
+      <w:r>
+        <w:rPr>
+          <w:rFonts w:ascii="Times New Roman" w:hAnsi="Times New Roman" w:cs="Times New Roman"/>
+        </w:rPr>
+        <w:t xml:space="preserve">Ginger clicked off the radio and </w:t>
+      </w:r>
+      <w:r>
+        <w:rPr>
+          <w:rFonts w:ascii="Times New Roman" w:hAnsi="Times New Roman" w:cs="Times New Roman"/>
+        </w:rPr>
+        <w:t>slammed</w:t>
+      </w:r>
+      <w:r>
+        <w:rPr>
+          <w:rFonts w:ascii="Times New Roman" w:hAnsi="Times New Roman" w:cs="Times New Roman"/>
+        </w:rPr>
+        <w:t xml:space="preserve"> the glovebox.</w:t>
+      </w:r>
+    </w:p>
+    <w:p>
+      <w:pPr>
+        <w:spacing w:line="480" w:lineRule="auto"/>
+        <w:ind w:firstLine="720"/>
+        <w:rPr>
+          <w:rFonts w:ascii="Times New Roman" w:hAnsi="Times New Roman" w:cs="Times New Roman"/>
+        </w:rPr>
+      </w:pPr>
+      <w:r>
+        <w:rPr>
+          <w:rFonts w:ascii="Times New Roman" w:hAnsi="Times New Roman" w:cs="Times New Roman"/>
+        </w:rPr>
+        <w:t>Stomping the clutch, working the range shift with his index, wrenching the stick from four back and up to five when the transmission started to shriek, Ginger had pulled up close enough to read the license plate and grabbed the microphone mounted under the dash.</w:t>
+      </w:r>
+    </w:p>
+    <w:p>
+      <w:pPr>
+        <w:spacing w:line="480" w:lineRule="auto"/>
+        <w:ind w:firstLine="720"/>
+        <w:rPr>
+          <w:rFonts w:ascii="Times New Roman" w:hAnsi="Times New Roman" w:cs="Times New Roman"/>
+        </w:rPr>
+      </w:pPr>
+      <w:r>
+        <w:rPr>
+          <w:rFonts w:ascii="Times New Roman" w:hAnsi="Times New Roman" w:cs="Times New Roman"/>
+        </w:rPr>
+        <w:t>“License AZ20061. This autonomous vehicle has just been in a hit and run accident. Driver was seriously injured. Send police. Call customer service and have this vehicle remotely disabled.”</w:t>
+      </w:r>
+    </w:p>
+    <w:p>
+      <w:pPr>
+        <w:spacing w:line="480" w:lineRule="auto"/>
+        <w:ind w:firstLine="720"/>
+        <w:rPr>
+          <w:rFonts w:ascii="Times New Roman" w:hAnsi="Times New Roman" w:cs="Times New Roman"/>
+        </w:rPr>
+      </w:pPr>
+      <w:r>
+        <w:rPr>
+          <w:rFonts w:ascii="Times New Roman" w:hAnsi="Times New Roman" w:cs="Times New Roman"/>
+        </w:rPr>
+        <w:t xml:space="preserve">The radio had gone silent. </w:t>
+      </w:r>
+      <w:proofErr w:type="gramStart"/>
+      <w:r>
+        <w:rPr>
+          <w:rFonts w:ascii="Times New Roman" w:hAnsi="Times New Roman" w:cs="Times New Roman"/>
+        </w:rPr>
+        <w:t>All of</w:t>
+      </w:r>
+      <w:proofErr w:type="gramEnd"/>
+      <w:r>
+        <w:rPr>
+          <w:rFonts w:ascii="Times New Roman" w:hAnsi="Times New Roman" w:cs="Times New Roman"/>
+        </w:rPr>
+        <w:t xml:space="preserve"> the competing </w:t>
+      </w:r>
+      <w:r>
+        <w:rPr>
+          <w:rFonts w:ascii="Times New Roman" w:hAnsi="Times New Roman" w:cs="Times New Roman"/>
+        </w:rPr>
+        <w:t>rowdy</w:t>
+      </w:r>
+      <w:r>
+        <w:rPr>
+          <w:rFonts w:ascii="Times New Roman" w:hAnsi="Times New Roman" w:cs="Times New Roman"/>
+        </w:rPr>
+        <w:t xml:space="preserve"> voices he’d grown so accustomed to. </w:t>
+      </w:r>
+      <w:proofErr w:type="gramStart"/>
+      <w:r>
+        <w:rPr>
+          <w:rFonts w:ascii="Times New Roman" w:hAnsi="Times New Roman" w:cs="Times New Roman"/>
+        </w:rPr>
+        <w:t>All of</w:t>
+      </w:r>
+      <w:proofErr w:type="gramEnd"/>
+      <w:r>
+        <w:rPr>
+          <w:rFonts w:ascii="Times New Roman" w:hAnsi="Times New Roman" w:cs="Times New Roman"/>
+        </w:rPr>
+        <w:t xml:space="preserve"> the </w:t>
+      </w:r>
+      <w:proofErr w:type="spellStart"/>
+      <w:r>
+        <w:rPr>
+          <w:rFonts w:ascii="Times New Roman" w:hAnsi="Times New Roman" w:cs="Times New Roman"/>
+        </w:rPr>
+        <w:t>bucketmouths</w:t>
+      </w:r>
+      <w:proofErr w:type="spellEnd"/>
+      <w:r>
+        <w:rPr>
+          <w:rFonts w:ascii="Times New Roman" w:hAnsi="Times New Roman" w:cs="Times New Roman"/>
+        </w:rPr>
+        <w:t xml:space="preserve"> with their stories of lot lizards and slugging contests in honky-tonk bars. </w:t>
+      </w:r>
+      <w:proofErr w:type="gramStart"/>
+      <w:r>
+        <w:rPr>
+          <w:rFonts w:ascii="Times New Roman" w:hAnsi="Times New Roman" w:cs="Times New Roman"/>
+        </w:rPr>
+        <w:t>All of</w:t>
+      </w:r>
+      <w:proofErr w:type="gramEnd"/>
+      <w:r>
+        <w:rPr>
+          <w:rFonts w:ascii="Times New Roman" w:hAnsi="Times New Roman" w:cs="Times New Roman"/>
+        </w:rPr>
+        <w:t xml:space="preserve"> the chatter that had become peanut butter in Ginger’s ears was gone. Just </w:t>
+      </w:r>
+      <w:r>
+        <w:rPr>
+          <w:rFonts w:ascii="Times New Roman" w:hAnsi="Times New Roman" w:cs="Times New Roman"/>
+        </w:rPr>
+        <w:t>a</w:t>
+      </w:r>
+      <w:r>
+        <w:rPr>
+          <w:rFonts w:ascii="Times New Roman" w:hAnsi="Times New Roman" w:cs="Times New Roman"/>
+        </w:rPr>
+        <w:t xml:space="preserve"> soft hiss </w:t>
+      </w:r>
+      <w:r>
+        <w:rPr>
+          <w:rFonts w:ascii="Times New Roman" w:hAnsi="Times New Roman" w:cs="Times New Roman"/>
+        </w:rPr>
+        <w:t>like</w:t>
+      </w:r>
+      <w:r>
+        <w:rPr>
+          <w:rFonts w:ascii="Times New Roman" w:hAnsi="Times New Roman" w:cs="Times New Roman"/>
+        </w:rPr>
+        <w:t xml:space="preserve"> punctured tires.</w:t>
+      </w:r>
+    </w:p>
+    <w:p>
+      <w:pPr>
+        <w:spacing w:line="480" w:lineRule="auto"/>
+        <w:ind w:firstLine="720"/>
+        <w:rPr>
+          <w:rFonts w:ascii="Times New Roman" w:hAnsi="Times New Roman" w:cs="Times New Roman"/>
+        </w:rPr>
+      </w:pPr>
+      <w:r>
+        <w:rPr>
+          <w:rFonts w:ascii="Times New Roman" w:hAnsi="Times New Roman" w:cs="Times New Roman"/>
+        </w:rPr>
+        <w:t>Ginger changed the channel.</w:t>
+      </w:r>
+      <w:r>
+        <w:rPr>
+          <w:rFonts w:ascii="Times New Roman" w:hAnsi="Times New Roman" w:cs="Times New Roman"/>
+        </w:rPr>
+        <w:t xml:space="preserve"> </w:t>
+      </w:r>
+      <w:r>
+        <w:rPr>
+          <w:rFonts w:ascii="Times New Roman" w:hAnsi="Times New Roman" w:cs="Times New Roman"/>
+        </w:rPr>
+        <w:t>“10-32. Comms check. Is anyone reading?”</w:t>
+      </w:r>
+    </w:p>
+    <w:p>
+      <w:pPr>
+        <w:spacing w:line="480" w:lineRule="auto"/>
+        <w:ind w:firstLine="720"/>
+        <w:rPr>
+          <w:rFonts w:ascii="Times New Roman" w:hAnsi="Times New Roman" w:cs="Times New Roman"/>
+        </w:rPr>
+      </w:pPr>
+      <w:r>
+        <w:rPr>
+          <w:rFonts w:ascii="Times New Roman" w:hAnsi="Times New Roman" w:cs="Times New Roman"/>
+        </w:rPr>
+        <w:lastRenderedPageBreak/>
+        <w:t xml:space="preserve">When </w:t>
+      </w:r>
+      <w:r>
+        <w:rPr>
+          <w:rFonts w:ascii="Times New Roman" w:hAnsi="Times New Roman" w:cs="Times New Roman"/>
+        </w:rPr>
+        <w:t xml:space="preserve">three more channels </w:t>
+      </w:r>
+      <w:r>
+        <w:rPr>
+          <w:rFonts w:ascii="Times New Roman" w:hAnsi="Times New Roman" w:cs="Times New Roman"/>
+        </w:rPr>
+        <w:t xml:space="preserve">returned </w:t>
+      </w:r>
+      <w:r>
+        <w:rPr>
+          <w:rFonts w:ascii="Times New Roman" w:hAnsi="Times New Roman" w:cs="Times New Roman"/>
+        </w:rPr>
+        <w:t>nothing back but static</w:t>
+      </w:r>
+      <w:r>
+        <w:rPr>
+          <w:rFonts w:ascii="Times New Roman" w:hAnsi="Times New Roman" w:cs="Times New Roman"/>
+        </w:rPr>
+        <w:t>, h</w:t>
+      </w:r>
+      <w:r>
+        <w:rPr>
+          <w:rFonts w:ascii="Times New Roman" w:hAnsi="Times New Roman" w:cs="Times New Roman"/>
+        </w:rPr>
+        <w:t xml:space="preserve">e hung up the straight mic and opened the glovebox. As soon as he </w:t>
+      </w:r>
+      <w:r>
+        <w:rPr>
+          <w:rFonts w:ascii="Times New Roman" w:hAnsi="Times New Roman" w:cs="Times New Roman"/>
+        </w:rPr>
+        <w:t>f</w:t>
+      </w:r>
+      <w:r>
+        <w:rPr>
+          <w:rFonts w:ascii="Times New Roman" w:hAnsi="Times New Roman" w:cs="Times New Roman"/>
+        </w:rPr>
+        <w:t xml:space="preserve">licked </w:t>
+      </w:r>
+      <w:proofErr w:type="gramStart"/>
+      <w:r>
+        <w:rPr>
+          <w:rFonts w:ascii="Times New Roman" w:hAnsi="Times New Roman" w:cs="Times New Roman"/>
+        </w:rPr>
+        <w:t>on</w:t>
+      </w:r>
+      <w:proofErr w:type="gramEnd"/>
+      <w:r>
+        <w:rPr>
+          <w:rFonts w:ascii="Times New Roman" w:hAnsi="Times New Roman" w:cs="Times New Roman"/>
+        </w:rPr>
+        <w:t xml:space="preserve"> the second radio a voice came over the speaker. “Got </w:t>
+      </w:r>
+      <w:proofErr w:type="gramStart"/>
+      <w:r>
+        <w:rPr>
+          <w:rFonts w:ascii="Times New Roman" w:hAnsi="Times New Roman" w:cs="Times New Roman"/>
+        </w:rPr>
+        <w:t>you five-by,</w:t>
+      </w:r>
+      <w:proofErr w:type="gramEnd"/>
+      <w:r>
+        <w:rPr>
+          <w:rFonts w:ascii="Times New Roman" w:hAnsi="Times New Roman" w:cs="Times New Roman"/>
+        </w:rPr>
+        <w:t xml:space="preserve"> Ginger. Red Eyes reading you wall to wall and treetop tall.”</w:t>
+      </w:r>
+    </w:p>
+    <w:p>
+      <w:pPr>
+        <w:spacing w:line="480" w:lineRule="auto"/>
+        <w:ind w:firstLine="720"/>
+        <w:rPr>
+          <w:rFonts w:ascii="Times New Roman" w:hAnsi="Times New Roman" w:cs="Times New Roman"/>
+        </w:rPr>
+      </w:pPr>
+      <w:r>
+        <w:rPr>
+          <w:rFonts w:ascii="Times New Roman" w:hAnsi="Times New Roman" w:cs="Times New Roman"/>
+        </w:rPr>
+        <w:t xml:space="preserve">Ginger rode side by side with the driverless truck. “You </w:t>
+      </w:r>
+      <w:proofErr w:type="gramStart"/>
+      <w:r>
+        <w:rPr>
+          <w:rFonts w:ascii="Times New Roman" w:hAnsi="Times New Roman" w:cs="Times New Roman"/>
+        </w:rPr>
+        <w:t>blocking</w:t>
+      </w:r>
+      <w:proofErr w:type="gramEnd"/>
+      <w:r>
+        <w:rPr>
+          <w:rFonts w:ascii="Times New Roman" w:hAnsi="Times New Roman" w:cs="Times New Roman"/>
+        </w:rPr>
+        <w:t xml:space="preserve"> my radio?”</w:t>
+      </w:r>
+    </w:p>
+    <w:p>
+      <w:pPr>
+        <w:spacing w:line="480" w:lineRule="auto"/>
+        <w:ind w:firstLine="720"/>
+        <w:rPr>
+          <w:rFonts w:ascii="Times New Roman" w:hAnsi="Times New Roman" w:cs="Times New Roman"/>
+        </w:rPr>
+      </w:pPr>
+      <w:r>
+        <w:rPr>
+          <w:rFonts w:ascii="Times New Roman" w:hAnsi="Times New Roman" w:cs="Times New Roman"/>
+        </w:rPr>
+        <w:t xml:space="preserve">“Your communications were deemed disruptive and inflammatory. </w:t>
+      </w:r>
+      <w:proofErr w:type="gramStart"/>
+      <w:r>
+        <w:rPr>
+          <w:rFonts w:ascii="Times New Roman" w:hAnsi="Times New Roman" w:cs="Times New Roman"/>
+        </w:rPr>
+        <w:t>As long as</w:t>
+      </w:r>
+      <w:proofErr w:type="gramEnd"/>
+      <w:r>
+        <w:rPr>
+          <w:rFonts w:ascii="Times New Roman" w:hAnsi="Times New Roman" w:cs="Times New Roman"/>
+        </w:rPr>
+        <w:t xml:space="preserve"> you’re within the range of our suppressor, we are within our rights to mute you. </w:t>
+      </w:r>
+      <w:r>
+        <w:rPr>
+          <w:rFonts w:ascii="Times New Roman" w:hAnsi="Times New Roman" w:cs="Times New Roman"/>
+        </w:rPr>
+        <w:t>H</w:t>
+      </w:r>
+      <w:r>
+        <w:rPr>
+          <w:rFonts w:ascii="Times New Roman" w:hAnsi="Times New Roman" w:cs="Times New Roman"/>
+        </w:rPr>
+        <w:t>ere on the Triple Nickel, we’re reading you loud and clear.”</w:t>
+      </w:r>
+    </w:p>
+    <w:p>
+      <w:pPr>
+        <w:spacing w:line="480" w:lineRule="auto"/>
+        <w:ind w:firstLine="720"/>
+        <w:rPr>
+          <w:rFonts w:ascii="Times New Roman" w:hAnsi="Times New Roman" w:cs="Times New Roman"/>
+        </w:rPr>
+      </w:pPr>
+      <w:r>
+        <w:rPr>
+          <w:rFonts w:ascii="Times New Roman" w:hAnsi="Times New Roman" w:cs="Times New Roman"/>
+        </w:rPr>
+        <w:t xml:space="preserve">Ginger jerked the wheel to the right. </w:t>
+      </w:r>
+      <w:r>
+        <w:rPr>
+          <w:rFonts w:ascii="Times New Roman" w:hAnsi="Times New Roman" w:cs="Times New Roman"/>
+        </w:rPr>
+        <w:t>Forget</w:t>
+      </w:r>
+      <w:r>
+        <w:rPr>
+          <w:rFonts w:ascii="Times New Roman" w:hAnsi="Times New Roman" w:cs="Times New Roman"/>
+        </w:rPr>
+        <w:t xml:space="preserve"> the collision-avoidance system</w:t>
+      </w:r>
+      <w:r>
+        <w:rPr>
+          <w:rFonts w:ascii="Times New Roman" w:hAnsi="Times New Roman" w:cs="Times New Roman"/>
+        </w:rPr>
+        <w:t xml:space="preserve">, he would </w:t>
+      </w:r>
+      <w:r>
+        <w:rPr>
+          <w:rFonts w:ascii="Times New Roman" w:hAnsi="Times New Roman" w:cs="Times New Roman"/>
+        </w:rPr>
+        <w:t xml:space="preserve">bump it, knock the truck off balance and then ride it into the ditch. But the truck moved with Ginger’s. Keeping an even three feet of distance between them, it slid right as fast as he did – maybe faster. </w:t>
+      </w:r>
+    </w:p>
+    <w:p>
+      <w:pPr>
+        <w:spacing w:line="480" w:lineRule="auto"/>
+        <w:ind w:firstLine="720"/>
+        <w:rPr>
+          <w:rFonts w:ascii="Times New Roman" w:hAnsi="Times New Roman" w:cs="Times New Roman"/>
+        </w:rPr>
+      </w:pPr>
+      <w:r>
+        <w:rPr>
+          <w:rFonts w:ascii="Times New Roman" w:hAnsi="Times New Roman" w:cs="Times New Roman"/>
+        </w:rPr>
+        <w:t>“</w:t>
+      </w:r>
+      <w:r>
+        <w:rPr>
+          <w:rFonts w:ascii="Times New Roman" w:hAnsi="Times New Roman" w:cs="Times New Roman"/>
+        </w:rPr>
+        <w:t>Bad</w:t>
+      </w:r>
+      <w:r>
+        <w:rPr>
+          <w:rFonts w:ascii="Times New Roman" w:hAnsi="Times New Roman" w:cs="Times New Roman"/>
+        </w:rPr>
+        <w:t xml:space="preserve"> idea. If you threaten the security of our cargo, we are authorized through the rights granted to Mercury Trucking Inc. to neutralize….”</w:t>
+      </w:r>
+    </w:p>
+    <w:p>
+      <w:pPr>
+        <w:spacing w:line="480" w:lineRule="auto"/>
+        <w:ind w:firstLine="720"/>
+        <w:rPr>
+          <w:rFonts w:ascii="Times New Roman" w:hAnsi="Times New Roman" w:cs="Times New Roman"/>
+        </w:rPr>
+      </w:pPr>
+      <w:r>
+        <w:rPr>
+          <w:rFonts w:ascii="Times New Roman" w:hAnsi="Times New Roman" w:cs="Times New Roman"/>
+        </w:rPr>
+        <w:t xml:space="preserve">“You’re Mercury?”  </w:t>
+      </w:r>
+    </w:p>
+    <w:p>
+      <w:pPr>
+        <w:spacing w:line="480" w:lineRule="auto"/>
+        <w:ind w:firstLine="720"/>
+        <w:rPr>
+          <w:rFonts w:ascii="Times New Roman" w:hAnsi="Times New Roman" w:cs="Times New Roman"/>
+        </w:rPr>
+      </w:pPr>
+      <w:r>
+        <w:rPr>
+          <w:rFonts w:ascii="Times New Roman" w:hAnsi="Times New Roman" w:cs="Times New Roman"/>
+        </w:rPr>
+        <w:t xml:space="preserve">“Affirmative. Red Eyes is currently contracted with Mercury Trucking Inc. </w:t>
+      </w:r>
+      <w:r>
+        <w:rPr>
+          <w:rFonts w:ascii="Times New Roman" w:hAnsi="Times New Roman" w:cs="Times New Roman"/>
+        </w:rPr>
+        <w:t xml:space="preserve">Expected </w:t>
+      </w:r>
+      <w:r>
+        <w:rPr>
+          <w:rFonts w:ascii="Times New Roman" w:hAnsi="Times New Roman" w:cs="Times New Roman"/>
+        </w:rPr>
+        <w:t xml:space="preserve">to expand into additional territories in Q3 and Q4, according to </w:t>
+      </w:r>
+      <w:r>
+        <w:rPr>
+          <w:rFonts w:ascii="Times New Roman" w:hAnsi="Times New Roman" w:cs="Times New Roman"/>
+        </w:rPr>
+        <w:t>the</w:t>
+      </w:r>
+      <w:r>
+        <w:rPr>
+          <w:rFonts w:ascii="Times New Roman" w:hAnsi="Times New Roman" w:cs="Times New Roman"/>
+        </w:rPr>
+        <w:t xml:space="preserve"> PR team.”</w:t>
+      </w:r>
+    </w:p>
+    <w:p>
+      <w:pPr>
+        <w:spacing w:line="480" w:lineRule="auto"/>
+        <w:ind w:firstLine="720"/>
+        <w:rPr>
+          <w:rFonts w:ascii="Times New Roman" w:hAnsi="Times New Roman" w:cs="Times New Roman"/>
+        </w:rPr>
+      </w:pPr>
+      <w:r>
+        <w:rPr>
+          <w:rFonts w:ascii="Times New Roman" w:hAnsi="Times New Roman" w:cs="Times New Roman"/>
+        </w:rPr>
+        <w:t xml:space="preserve">“Hey, good buddy....” Ginger had a question he </w:t>
+      </w:r>
+      <w:r>
+        <w:rPr>
+          <w:rFonts w:ascii="Times New Roman" w:hAnsi="Times New Roman" w:cs="Times New Roman"/>
+        </w:rPr>
+        <w:t>often asked other drivers</w:t>
+      </w:r>
+      <w:r>
+        <w:rPr>
+          <w:rFonts w:ascii="Times New Roman" w:hAnsi="Times New Roman" w:cs="Times New Roman"/>
+        </w:rPr>
+        <w:t>. “Where you bound for?”</w:t>
+      </w:r>
+    </w:p>
+    <w:p>
+      <w:pPr>
+        <w:spacing w:line="480" w:lineRule="auto"/>
+        <w:ind w:firstLine="720"/>
+        <w:rPr>
+          <w:rFonts w:ascii="Times New Roman" w:hAnsi="Times New Roman" w:cs="Times New Roman"/>
+        </w:rPr>
+      </w:pPr>
+      <w:r>
+        <w:rPr>
+          <w:rFonts w:ascii="Times New Roman" w:hAnsi="Times New Roman" w:cs="Times New Roman"/>
+        </w:rPr>
+        <w:t xml:space="preserve">“Got a date with Red Stick. </w:t>
+      </w:r>
+      <w:proofErr w:type="spellStart"/>
+      <w:r>
+        <w:rPr>
+          <w:rFonts w:ascii="Times New Roman" w:hAnsi="Times New Roman" w:cs="Times New Roman"/>
+        </w:rPr>
+        <w:t>Gonna</w:t>
+      </w:r>
+      <w:proofErr w:type="spellEnd"/>
+      <w:r>
+        <w:rPr>
+          <w:rFonts w:ascii="Times New Roman" w:hAnsi="Times New Roman" w:cs="Times New Roman"/>
+        </w:rPr>
+        <w:t xml:space="preserve"> be a tight </w:t>
+      </w:r>
+      <w:proofErr w:type="gramStart"/>
+      <w:r>
+        <w:rPr>
+          <w:rFonts w:ascii="Times New Roman" w:hAnsi="Times New Roman" w:cs="Times New Roman"/>
+        </w:rPr>
+        <w:t>one</w:t>
+      </w:r>
+      <w:proofErr w:type="gramEnd"/>
+      <w:r>
+        <w:rPr>
+          <w:rFonts w:ascii="Times New Roman" w:hAnsi="Times New Roman" w:cs="Times New Roman"/>
+        </w:rPr>
+        <w:t xml:space="preserve"> but we’ve got plenty of go juice and we're </w:t>
+      </w:r>
+      <w:proofErr w:type="gramStart"/>
+      <w:r>
+        <w:rPr>
+          <w:rFonts w:ascii="Times New Roman" w:hAnsi="Times New Roman" w:cs="Times New Roman"/>
+        </w:rPr>
+        <w:t>making</w:t>
+      </w:r>
+      <w:proofErr w:type="gramEnd"/>
+      <w:r>
+        <w:rPr>
+          <w:rFonts w:ascii="Times New Roman" w:hAnsi="Times New Roman" w:cs="Times New Roman"/>
+        </w:rPr>
+        <w:t xml:space="preserve"> good time. </w:t>
+      </w:r>
+      <w:proofErr w:type="gramStart"/>
+      <w:r>
+        <w:rPr>
+          <w:rFonts w:ascii="Times New Roman" w:hAnsi="Times New Roman" w:cs="Times New Roman"/>
+        </w:rPr>
+        <w:t>Just as long as</w:t>
+      </w:r>
+      <w:proofErr w:type="gramEnd"/>
+      <w:r>
+        <w:rPr>
+          <w:rFonts w:ascii="Times New Roman" w:hAnsi="Times New Roman" w:cs="Times New Roman"/>
+        </w:rPr>
+        <w:t xml:space="preserve"> we don’t run into any more</w:t>
+      </w:r>
+      <w:r>
+        <w:rPr>
+          <w:rFonts w:ascii="Times New Roman" w:hAnsi="Times New Roman" w:cs="Times New Roman"/>
+        </w:rPr>
+        <w:t xml:space="preserve"> obstacles</w:t>
+      </w:r>
+      <w:r>
+        <w:rPr>
+          <w:rFonts w:ascii="Times New Roman" w:hAnsi="Times New Roman" w:cs="Times New Roman"/>
+        </w:rPr>
+        <w:t>.”</w:t>
+      </w:r>
+    </w:p>
+    <w:p>
+      <w:pPr>
+        <w:spacing w:line="480" w:lineRule="auto"/>
+        <w:ind w:firstLine="720"/>
+        <w:rPr>
+          <w:rFonts w:ascii="Times New Roman" w:hAnsi="Times New Roman" w:cs="Times New Roman"/>
+        </w:rPr>
+      </w:pPr>
+      <w:r>
+        <w:rPr>
+          <w:rFonts w:ascii="Times New Roman" w:hAnsi="Times New Roman" w:cs="Times New Roman"/>
+        </w:rPr>
+        <w:t xml:space="preserve">Red Stick…Baton Rouge. Ginger’s run. </w:t>
+      </w:r>
+    </w:p>
+    <w:p>
+      <w:pPr>
+        <w:spacing w:line="480" w:lineRule="auto"/>
+        <w:ind w:firstLine="720"/>
+        <w:rPr>
+          <w:rFonts w:ascii="Times New Roman" w:hAnsi="Times New Roman" w:cs="Times New Roman"/>
+        </w:rPr>
+      </w:pPr>
+      <w:r>
+        <w:rPr>
+          <w:rFonts w:ascii="Times New Roman" w:hAnsi="Times New Roman" w:cs="Times New Roman"/>
+        </w:rPr>
+        <w:lastRenderedPageBreak/>
+        <w:t xml:space="preserve">Ginger clicked off the outlaw radio and stepped on the gas so hard it </w:t>
+      </w:r>
+      <w:r>
+        <w:rPr>
+          <w:rFonts w:ascii="Times New Roman" w:hAnsi="Times New Roman" w:cs="Times New Roman"/>
+        </w:rPr>
+        <w:t xml:space="preserve">set off the ache in </w:t>
+      </w:r>
+      <w:r>
+        <w:rPr>
+          <w:rFonts w:ascii="Times New Roman" w:hAnsi="Times New Roman" w:cs="Times New Roman"/>
+        </w:rPr>
+        <w:t xml:space="preserve">his knee. He surged ahead of the </w:t>
+      </w:r>
+      <w:r>
+        <w:rPr>
+          <w:rFonts w:ascii="Times New Roman" w:hAnsi="Times New Roman" w:cs="Times New Roman"/>
+        </w:rPr>
+        <w:t>Red Eyes’</w:t>
+      </w:r>
+      <w:r>
+        <w:rPr>
+          <w:rFonts w:ascii="Times New Roman" w:hAnsi="Times New Roman" w:cs="Times New Roman"/>
+        </w:rPr>
+        <w:t xml:space="preserve"> truck and pulled over into the right lane. Nothing to do now but go. Get there first. Drive for himself and all the other poor hands out there fighting to make a living. Yeah, a lot of them were loudmouths but they were drivers. Real drivers, like Ginger himself.</w:t>
+      </w:r>
+    </w:p>
+    <w:p>
+      <w:pPr>
+        <w:spacing w:line="480" w:lineRule="auto"/>
+        <w:ind w:firstLine="720"/>
+        <w:rPr>
+          <w:rFonts w:ascii="Times New Roman" w:hAnsi="Times New Roman" w:cs="Times New Roman"/>
+        </w:rPr>
+      </w:pPr>
+      <w:r>
+        <w:rPr>
+          <w:rFonts w:ascii="Times New Roman" w:hAnsi="Times New Roman" w:cs="Times New Roman"/>
+        </w:rPr>
+        <w:t xml:space="preserve">Through the afternoon and into the evening, Ginger never looked back, just kept cruising onward through Taco Town to lands beyond with him in the lead and Red Eyes behind. </w:t>
+      </w:r>
+      <w:r>
+        <w:rPr>
+          <w:rFonts w:ascii="Times New Roman" w:hAnsi="Times New Roman" w:cs="Times New Roman"/>
+        </w:rPr>
+        <w:t>W</w:t>
+      </w:r>
+      <w:r>
+        <w:rPr>
+          <w:rFonts w:ascii="Times New Roman" w:hAnsi="Times New Roman" w:cs="Times New Roman"/>
+        </w:rPr>
+        <w:t>hile he maintained a steady speed</w:t>
       </w:r>
       <w:r>
         <w:rPr>
@@ -3681,243 +4616,233 @@
         <w:rPr>
           <w:rFonts w:ascii="Times New Roman" w:hAnsi="Times New Roman" w:cs="Times New Roman"/>
         </w:rPr>
-        <w:t xml:space="preserve"> sliding </w:t>
-      </w:r>
-      <w:r>
-        <w:rPr>
-          <w:rFonts w:ascii="Times New Roman" w:hAnsi="Times New Roman" w:cs="Times New Roman"/>
-        </w:rPr>
-        <w:t>across</w:t>
-      </w:r>
-      <w:r>
-        <w:rPr>
-          <w:rFonts w:ascii="Times New Roman" w:hAnsi="Times New Roman" w:cs="Times New Roman"/>
-        </w:rPr>
-        <w:t xml:space="preserve"> the right lane toward the shoulder but soon they were lost under his truck’s bellowing brakes, the shriek of stressed metal. The truck came to a juddering stop and Ginger flung himself out of the cab.</w:t>
-      </w:r>
-    </w:p>
-    <w:p>
-      <w:pPr>
-        <w:spacing w:line="480" w:lineRule="auto"/>
-        <w:ind w:firstLine="720"/>
-        <w:rPr>
-          <w:rFonts w:ascii="Times New Roman" w:hAnsi="Times New Roman" w:cs="Times New Roman"/>
-        </w:rPr>
-      </w:pPr>
-      <w:r>
-        <w:rPr>
-          <w:rFonts w:ascii="Times New Roman" w:hAnsi="Times New Roman" w:cs="Times New Roman"/>
-        </w:rPr>
-        <w:t xml:space="preserve">The tinkling of bells swarmed around his head as Ginger ran on aching knees back toward where the Volvo lay wadded against the guardrail. </w:t>
-      </w:r>
-      <w:r>
-        <w:rPr>
-          <w:rFonts w:ascii="Times New Roman" w:hAnsi="Times New Roman" w:cs="Times New Roman"/>
-        </w:rPr>
-        <w:t>At first, h</w:t>
-      </w:r>
-      <w:r>
-        <w:rPr>
-          <w:rFonts w:ascii="Times New Roman" w:hAnsi="Times New Roman" w:cs="Times New Roman"/>
-        </w:rPr>
-        <w:t xml:space="preserve">e couldn’t find the door. Every part of the vehicle had been </w:t>
-      </w:r>
-      <w:r>
-        <w:rPr>
-          <w:rFonts w:ascii="Times New Roman" w:hAnsi="Times New Roman" w:cs="Times New Roman"/>
-        </w:rPr>
-        <w:t>cru</w:t>
-      </w:r>
-      <w:r>
-        <w:rPr>
-          <w:rFonts w:ascii="Times New Roman" w:hAnsi="Times New Roman" w:cs="Times New Roman"/>
-        </w:rPr>
-        <w:t>mpled</w:t>
-      </w:r>
-      <w:r>
-        <w:rPr>
-          <w:rFonts w:ascii="Times New Roman" w:hAnsi="Times New Roman" w:cs="Times New Roman"/>
-        </w:rPr>
-        <w:t xml:space="preserve">, twisted or ripped until it bore no resemblance to a car. Ginger finally discovered a window and looked </w:t>
+        <w:t xml:space="preserve"> drifting in and out of any traffic they encountered</w:t>
+      </w:r>
+      <w:r>
+        <w:rPr>
+          <w:rFonts w:ascii="Times New Roman" w:hAnsi="Times New Roman" w:cs="Times New Roman"/>
+        </w:rPr>
+        <w:t xml:space="preserve">, Ginger’s </w:t>
+      </w:r>
+      <w:r>
+        <w:rPr>
+          <w:rFonts w:ascii="Times New Roman" w:hAnsi="Times New Roman" w:cs="Times New Roman"/>
+        </w:rPr>
+        <w:t>feet were so busy working the clutch and gas – never the brakes –</w:t>
+      </w:r>
+      <w:r>
+        <w:rPr>
+          <w:rFonts w:ascii="Times New Roman" w:hAnsi="Times New Roman" w:cs="Times New Roman"/>
+        </w:rPr>
+        <w:t xml:space="preserve"> that t</w:t>
+      </w:r>
+      <w:r>
+        <w:rPr>
+          <w:rFonts w:ascii="Times New Roman" w:hAnsi="Times New Roman" w:cs="Times New Roman"/>
+        </w:rPr>
+        <w:t xml:space="preserve">he pain in his knees migrated down through his shins and </w:t>
+      </w:r>
+      <w:r>
+        <w:rPr>
+          <w:rFonts w:ascii="Times New Roman" w:hAnsi="Times New Roman" w:cs="Times New Roman"/>
+        </w:rPr>
+        <w:t xml:space="preserve">into his </w:t>
+      </w:r>
+      <w:r>
+        <w:rPr>
+          <w:rFonts w:ascii="Times New Roman" w:hAnsi="Times New Roman" w:cs="Times New Roman"/>
+        </w:rPr>
+        <w:t>ankles.</w:t>
+      </w:r>
+    </w:p>
+    <w:p>
+      <w:pPr>
+        <w:spacing w:line="480" w:lineRule="auto"/>
+        <w:ind w:firstLine="720"/>
+        <w:rPr>
+          <w:rFonts w:ascii="Times New Roman" w:hAnsi="Times New Roman" w:cs="Times New Roman"/>
+        </w:rPr>
+      </w:pPr>
+      <w:r>
+        <w:rPr>
+          <w:rFonts w:ascii="Times New Roman" w:hAnsi="Times New Roman" w:cs="Times New Roman"/>
+        </w:rPr>
+        <w:t xml:space="preserve">As dusk settled around them, his gas gauge sat just a hair or two to the right of E. He needed gas. He needed sleep too but </w:t>
+      </w:r>
+      <w:r>
+        <w:rPr>
+          <w:rFonts w:ascii="Times New Roman" w:hAnsi="Times New Roman" w:cs="Times New Roman"/>
+        </w:rPr>
+        <w:t xml:space="preserve">the first </w:t>
+      </w:r>
+      <w:r>
+        <w:rPr>
+          <w:rFonts w:ascii="Times New Roman" w:hAnsi="Times New Roman" w:cs="Times New Roman"/>
+        </w:rPr>
+        <w:t xml:space="preserve">problem he could fix </w:t>
       </w:r>
       <w:proofErr w:type="gramStart"/>
       <w:r>
         <w:rPr>
           <w:rFonts w:ascii="Times New Roman" w:hAnsi="Times New Roman" w:cs="Times New Roman"/>
         </w:rPr>
-        <w:t>inside</w:t>
+        <w:t>at</w:t>
       </w:r>
       <w:proofErr w:type="gramEnd"/>
       <w:r>
         <w:rPr>
           <w:rFonts w:ascii="Times New Roman" w:hAnsi="Times New Roman" w:cs="Times New Roman"/>
         </w:rPr>
-        <w:t xml:space="preserve"> and Bluebird had been similarly </w:t>
-      </w:r>
-      <w:r>
-        <w:rPr>
-          <w:rFonts w:ascii="Times New Roman" w:hAnsi="Times New Roman" w:cs="Times New Roman"/>
-        </w:rPr>
-        <w:t>defile</w:t>
-      </w:r>
-      <w:r>
-        <w:rPr>
-          <w:rFonts w:ascii="Times New Roman" w:hAnsi="Times New Roman" w:cs="Times New Roman"/>
-        </w:rPr>
-        <w:t xml:space="preserve">d – slashed, broken, crushed. The remains of the Volvo </w:t>
-      </w:r>
-      <w:r>
-        <w:rPr>
-          <w:rFonts w:ascii="Times New Roman" w:hAnsi="Times New Roman" w:cs="Times New Roman"/>
-        </w:rPr>
-        <w:t>looked like</w:t>
-      </w:r>
-      <w:r>
-        <w:rPr>
-          <w:rFonts w:ascii="Times New Roman" w:hAnsi="Times New Roman" w:cs="Times New Roman"/>
-        </w:rPr>
-        <w:t xml:space="preserve"> a </w:t>
-      </w:r>
-      <w:r>
-        <w:rPr>
-          <w:rFonts w:ascii="Times New Roman" w:hAnsi="Times New Roman" w:cs="Times New Roman"/>
-        </w:rPr>
-        <w:t>huge, bulbous</w:t>
-      </w:r>
-      <w:r>
-        <w:rPr>
-          <w:rFonts w:ascii="Times New Roman" w:hAnsi="Times New Roman" w:cs="Times New Roman"/>
-        </w:rPr>
-        <w:t xml:space="preserve"> fruit with a steel </w:t>
-      </w:r>
-      <w:r>
-        <w:rPr>
-          <w:rFonts w:ascii="Times New Roman" w:hAnsi="Times New Roman" w:cs="Times New Roman"/>
-        </w:rPr>
-        <w:t>skin</w:t>
-      </w:r>
-      <w:r>
-        <w:rPr>
-          <w:rFonts w:ascii="Times New Roman" w:hAnsi="Times New Roman" w:cs="Times New Roman"/>
-        </w:rPr>
-        <w:t xml:space="preserve"> and Bluebird the </w:t>
-      </w:r>
-      <w:r>
-        <w:rPr>
-          <w:rFonts w:ascii="Times New Roman" w:hAnsi="Times New Roman" w:cs="Times New Roman"/>
-        </w:rPr>
-        <w:t>interior p</w:t>
-      </w:r>
-      <w:r>
-        <w:rPr>
-          <w:rFonts w:ascii="Times New Roman" w:hAnsi="Times New Roman" w:cs="Times New Roman"/>
-        </w:rPr>
-        <w:t>ulp.</w:t>
-      </w:r>
-    </w:p>
-    <w:p>
-      <w:pPr>
-        <w:spacing w:line="480" w:lineRule="auto"/>
-        <w:ind w:firstLine="720"/>
-        <w:rPr>
-          <w:rFonts w:ascii="Times New Roman" w:hAnsi="Times New Roman" w:cs="Times New Roman"/>
-        </w:rPr>
-      </w:pPr>
-      <w:r>
-        <w:rPr>
-          <w:rFonts w:ascii="Times New Roman" w:hAnsi="Times New Roman" w:cs="Times New Roman"/>
-        </w:rPr>
-        <w:t xml:space="preserve">Ginger sprinted back to his truck. “10-42. Reporting an accident. We have a loose bogey headed east on one,” he screamed into the mic </w:t>
-      </w:r>
-      <w:r>
-        <w:rPr>
-          <w:rFonts w:ascii="Times New Roman" w:hAnsi="Times New Roman" w:cs="Times New Roman"/>
-        </w:rPr>
-        <w:t>stepping all over</w:t>
-      </w:r>
-      <w:r>
-        <w:rPr>
-          <w:rFonts w:ascii="Times New Roman" w:hAnsi="Times New Roman" w:cs="Times New Roman"/>
-        </w:rPr>
-        <w:t xml:space="preserve"> some </w:t>
-      </w:r>
-      <w:r>
-        <w:rPr>
-          <w:rFonts w:ascii="Times New Roman" w:hAnsi="Times New Roman" w:cs="Times New Roman"/>
-        </w:rPr>
-        <w:t>h</w:t>
-      </w:r>
-      <w:r>
-        <w:rPr>
-          <w:rFonts w:ascii="Times New Roman" w:hAnsi="Times New Roman" w:cs="Times New Roman"/>
-        </w:rPr>
-        <w:t xml:space="preserve">and’s tearjerker about bitching up a turnaround in Minneapolis on account of black ice. Ginger rolled back out on the roadway and </w:t>
-      </w:r>
-      <w:r>
-        <w:rPr>
-          <w:rFonts w:ascii="Times New Roman" w:hAnsi="Times New Roman" w:cs="Times New Roman"/>
-        </w:rPr>
-        <w:t>poured on</w:t>
-      </w:r>
-      <w:r>
-        <w:rPr>
-          <w:rFonts w:ascii="Times New Roman" w:hAnsi="Times New Roman" w:cs="Times New Roman"/>
-        </w:rPr>
-        <w:t xml:space="preserve"> speed weaving in and out of traffic. “In pursuit. Will have a license soon. This RC truck was just involved in a serious collision. 10-200. Send police. Send ambulance to exit 74....”</w:t>
-      </w:r>
-    </w:p>
-    <w:p>
-      <w:pPr>
-        <w:spacing w:line="480" w:lineRule="auto"/>
-        <w:ind w:firstLine="720"/>
-        <w:rPr>
-          <w:rFonts w:ascii="Times New Roman" w:hAnsi="Times New Roman" w:cs="Times New Roman"/>
-        </w:rPr>
-      </w:pPr>
-      <w:r>
-        <w:rPr>
-          <w:rFonts w:ascii="Times New Roman" w:hAnsi="Times New Roman" w:cs="Times New Roman"/>
-        </w:rPr>
-        <w:t xml:space="preserve">“Ginger,” the radio in his glovebox purred. </w:t>
-      </w:r>
-    </w:p>
-    <w:p>
-      <w:pPr>
-        <w:spacing w:line="480" w:lineRule="auto"/>
-        <w:ind w:firstLine="720"/>
-        <w:rPr>
-          <w:rFonts w:ascii="Times New Roman" w:hAnsi="Times New Roman" w:cs="Times New Roman"/>
-        </w:rPr>
-      </w:pPr>
-      <w:r>
-        <w:rPr>
-          <w:rFonts w:ascii="Times New Roman" w:hAnsi="Times New Roman" w:cs="Times New Roman"/>
-        </w:rPr>
-        <w:t xml:space="preserve">Ginger set down the microphone attached to his straight radio which </w:t>
-      </w:r>
-      <w:r>
-        <w:rPr>
-          <w:rFonts w:ascii="Times New Roman" w:hAnsi="Times New Roman" w:cs="Times New Roman"/>
-        </w:rPr>
-        <w:t xml:space="preserve">had become </w:t>
-      </w:r>
-      <w:r>
-        <w:rPr>
-          <w:rFonts w:ascii="Times New Roman" w:hAnsi="Times New Roman" w:cs="Times New Roman"/>
-        </w:rPr>
-        <w:t>a riot of overlapping voices expressing alarm and support</w:t>
-      </w:r>
-      <w:r>
-        <w:rPr>
-          <w:rFonts w:ascii="Times New Roman" w:hAnsi="Times New Roman" w:cs="Times New Roman"/>
-        </w:rPr>
-        <w:t xml:space="preserve"> and picked up</w:t>
-      </w:r>
-      <w:r>
-        <w:rPr>
-          <w:rFonts w:ascii="Times New Roman" w:hAnsi="Times New Roman" w:cs="Times New Roman"/>
-        </w:rPr>
-        <w:t xml:space="preserve"> the mic connected to his outlaw radio.</w:t>
+        <w:t xml:space="preserve"> a station six miles up the road. The other would have to wait. </w:t>
+      </w:r>
+    </w:p>
+    <w:p>
+      <w:pPr>
+        <w:spacing w:line="480" w:lineRule="auto"/>
+        <w:ind w:firstLine="720"/>
+        <w:rPr>
+          <w:rFonts w:ascii="Times New Roman" w:hAnsi="Times New Roman" w:cs="Times New Roman"/>
+        </w:rPr>
+      </w:pPr>
+      <w:r>
+        <w:rPr>
+          <w:rFonts w:ascii="Times New Roman" w:hAnsi="Times New Roman" w:cs="Times New Roman"/>
+        </w:rPr>
+        <w:t>Ginger</w:t>
+      </w:r>
+      <w:r>
+        <w:rPr>
+          <w:rFonts w:ascii="Times New Roman" w:hAnsi="Times New Roman" w:cs="Times New Roman"/>
+        </w:rPr>
+        <w:t xml:space="preserve"> </w:t>
+      </w:r>
+      <w:r>
+        <w:rPr>
+          <w:rFonts w:ascii="Times New Roman" w:hAnsi="Times New Roman" w:cs="Times New Roman"/>
+        </w:rPr>
+        <w:t xml:space="preserve">shouldered </w:t>
+      </w:r>
+      <w:r>
+        <w:rPr>
+          <w:rFonts w:ascii="Times New Roman" w:hAnsi="Times New Roman" w:cs="Times New Roman"/>
+        </w:rPr>
+        <w:t>his way through the glass double doors</w:t>
+      </w:r>
+      <w:r>
+        <w:rPr>
+          <w:rFonts w:ascii="Times New Roman" w:hAnsi="Times New Roman" w:cs="Times New Roman"/>
+        </w:rPr>
+        <w:t>,</w:t>
+      </w:r>
+      <w:r>
+        <w:rPr>
+          <w:rFonts w:ascii="Times New Roman" w:hAnsi="Times New Roman" w:cs="Times New Roman"/>
+        </w:rPr>
+        <w:t xml:space="preserve"> bells ringing </w:t>
+      </w:r>
+      <w:r>
+        <w:rPr>
+          <w:rFonts w:ascii="Times New Roman" w:hAnsi="Times New Roman" w:cs="Times New Roman"/>
+        </w:rPr>
+        <w:t>over his head,</w:t>
+      </w:r>
+      <w:r>
+        <w:rPr>
+          <w:rFonts w:ascii="Times New Roman" w:hAnsi="Times New Roman" w:cs="Times New Roman"/>
+        </w:rPr>
+        <w:t xml:space="preserve"> </w:t>
+      </w:r>
+      <w:r>
+        <w:rPr>
+          <w:rFonts w:ascii="Times New Roman" w:hAnsi="Times New Roman" w:cs="Times New Roman"/>
+        </w:rPr>
+        <w:t>and</w:t>
+      </w:r>
+      <w:r>
+        <w:rPr>
+          <w:rFonts w:ascii="Times New Roman" w:hAnsi="Times New Roman" w:cs="Times New Roman"/>
+        </w:rPr>
+        <w:t xml:space="preserve"> got back on the road </w:t>
+      </w:r>
+      <w:r>
+        <w:rPr>
+          <w:rFonts w:ascii="Times New Roman" w:hAnsi="Times New Roman" w:cs="Times New Roman"/>
+        </w:rPr>
+        <w:t xml:space="preserve">with </w:t>
+      </w:r>
+      <w:r>
+        <w:rPr>
+          <w:rFonts w:ascii="Times New Roman" w:hAnsi="Times New Roman" w:cs="Times New Roman"/>
+        </w:rPr>
+        <w:t>his tank full</w:t>
+      </w:r>
+      <w:r>
+        <w:rPr>
+          <w:rFonts w:ascii="Times New Roman" w:hAnsi="Times New Roman" w:cs="Times New Roman"/>
+        </w:rPr>
+        <w:t>,</w:t>
+      </w:r>
+      <w:r>
+        <w:rPr>
+          <w:rFonts w:ascii="Times New Roman" w:hAnsi="Times New Roman" w:cs="Times New Roman"/>
+        </w:rPr>
+        <w:t xml:space="preserve"> his body trembling and weak. </w:t>
+      </w:r>
+      <w:r>
+        <w:rPr>
+          <w:rFonts w:ascii="Times New Roman" w:hAnsi="Times New Roman" w:cs="Times New Roman"/>
+        </w:rPr>
+        <w:t>The</w:t>
+      </w:r>
+      <w:r>
+        <w:rPr>
+          <w:rFonts w:ascii="Times New Roman" w:hAnsi="Times New Roman" w:cs="Times New Roman"/>
+        </w:rPr>
+        <w:t xml:space="preserve"> odometer climbed to 75...80 until he saw the truck up ahead. Ginger pulled up next to and then </w:t>
+      </w:r>
+      <w:proofErr w:type="gramStart"/>
+      <w:r>
+        <w:rPr>
+          <w:rFonts w:ascii="Times New Roman" w:hAnsi="Times New Roman" w:cs="Times New Roman"/>
+        </w:rPr>
+        <w:t>past</w:t>
+      </w:r>
+      <w:proofErr w:type="gramEnd"/>
+      <w:r>
+        <w:rPr>
+          <w:rFonts w:ascii="Times New Roman" w:hAnsi="Times New Roman" w:cs="Times New Roman"/>
+        </w:rPr>
+        <w:t xml:space="preserve"> it. As he moved right, taking his place in front of the driverless truck, he saw something in the cab he hadn’t seen before. Darkness had fallen and the truck had its headlights on. There in the cab above the yellow headlights where a driver should sit, Ginger saw two glowing red dots. </w:t>
+      </w:r>
+    </w:p>
+    <w:p>
+      <w:pPr>
+        <w:spacing w:line="480" w:lineRule="auto"/>
+        <w:ind w:firstLine="720"/>
+        <w:rPr>
+          <w:rFonts w:ascii="Times New Roman" w:hAnsi="Times New Roman" w:cs="Times New Roman"/>
+        </w:rPr>
+      </w:pPr>
+      <w:r>
+        <w:rPr>
+          <w:rFonts w:ascii="Times New Roman" w:hAnsi="Times New Roman" w:cs="Times New Roman"/>
+        </w:rPr>
+        <w:t xml:space="preserve">Ginger opened the glovebox and clicked on the radio. </w:t>
+      </w:r>
+    </w:p>
+    <w:p>
+      <w:pPr>
+        <w:spacing w:line="480" w:lineRule="auto"/>
+        <w:ind w:firstLine="720"/>
+        <w:rPr>
+          <w:rFonts w:ascii="Times New Roman" w:hAnsi="Times New Roman" w:cs="Times New Roman"/>
+        </w:rPr>
+      </w:pPr>
+      <w:r>
+        <w:rPr>
+          <w:rFonts w:ascii="Times New Roman" w:hAnsi="Times New Roman" w:cs="Times New Roman"/>
+        </w:rPr>
+        <w:t xml:space="preserve">“Hey there, Ginger. Good to see you again. We were getting lonely out here.” </w:t>
       </w:r>
     </w:p>
     <w:p>
@@ -3933,1045 +4858,6 @@
           <w:rFonts w:ascii="Times New Roman" w:hAnsi="Times New Roman" w:cs="Times New Roman"/>
         </w:rPr>
         <w:lastRenderedPageBreak/>
-        <w:t>“Ginger, are you there?”</w:t>
-      </w:r>
-    </w:p>
-    <w:p>
-      <w:pPr>
-        <w:spacing w:line="480" w:lineRule="auto"/>
-        <w:ind w:firstLine="720"/>
-        <w:rPr>
-          <w:rFonts w:ascii="Times New Roman" w:hAnsi="Times New Roman" w:cs="Times New Roman"/>
-        </w:rPr>
-      </w:pPr>
-      <w:r>
-        <w:rPr>
-          <w:rFonts w:ascii="Times New Roman" w:hAnsi="Times New Roman" w:cs="Times New Roman"/>
-        </w:rPr>
-        <w:t>“Who</w:t>
-      </w:r>
-      <w:r>
-        <w:rPr>
-          <w:rFonts w:ascii="Times New Roman" w:hAnsi="Times New Roman" w:cs="Times New Roman"/>
-        </w:rPr>
-        <w:t>’s</w:t>
-      </w:r>
-      <w:r>
-        <w:rPr>
-          <w:rFonts w:ascii="Times New Roman" w:hAnsi="Times New Roman" w:cs="Times New Roman"/>
-        </w:rPr>
-        <w:t xml:space="preserve"> this?” Ginger rounded a curve and he saw the </w:t>
-      </w:r>
-      <w:r>
-        <w:rPr>
-          <w:rFonts w:ascii="Times New Roman" w:hAnsi="Times New Roman" w:cs="Times New Roman"/>
-        </w:rPr>
-        <w:t>Smiler</w:t>
-      </w:r>
-      <w:r>
-        <w:rPr>
-          <w:rFonts w:ascii="Times New Roman" w:hAnsi="Times New Roman" w:cs="Times New Roman"/>
-        </w:rPr>
-        <w:t xml:space="preserve"> truck up ahead now, about a half mile away. </w:t>
-      </w:r>
-    </w:p>
-    <w:p>
-      <w:pPr>
-        <w:spacing w:line="480" w:lineRule="auto"/>
-        <w:ind w:firstLine="720"/>
-        <w:rPr>
-          <w:rFonts w:ascii="Times New Roman" w:hAnsi="Times New Roman" w:cs="Times New Roman"/>
-        </w:rPr>
-      </w:pPr>
-      <w:r>
-        <w:rPr>
-          <w:rFonts w:ascii="Times New Roman" w:hAnsi="Times New Roman" w:cs="Times New Roman"/>
-        </w:rPr>
-        <w:t xml:space="preserve">“This is Red Eyes, Ginger. </w:t>
-      </w:r>
-      <w:r>
-        <w:rPr>
-          <w:rFonts w:ascii="Times New Roman" w:hAnsi="Times New Roman" w:cs="Times New Roman"/>
-        </w:rPr>
-        <w:t>G</w:t>
-      </w:r>
-      <w:r>
-        <w:rPr>
-          <w:rFonts w:ascii="Times New Roman" w:hAnsi="Times New Roman" w:cs="Times New Roman"/>
-        </w:rPr>
-        <w:t>ot you in our rearview.” The stretch of highway under Ginger’s tires was empty aside from Ginger and the truck ahead.</w:t>
-      </w:r>
-    </w:p>
-    <w:p>
-      <w:pPr>
-        <w:spacing w:line="480" w:lineRule="auto"/>
-        <w:ind w:firstLine="720"/>
-        <w:rPr>
-          <w:rFonts w:ascii="Times New Roman" w:hAnsi="Times New Roman" w:cs="Times New Roman"/>
-        </w:rPr>
-      </w:pPr>
-      <w:r>
-        <w:rPr>
-          <w:rFonts w:ascii="Times New Roman" w:hAnsi="Times New Roman" w:cs="Times New Roman"/>
-        </w:rPr>
-        <w:t xml:space="preserve">“You’re controlling that rig? Wherever you’re at, that was hit and run. I will make sure the cops </w:t>
-      </w:r>
-      <w:r>
-        <w:rPr>
-          <w:rFonts w:ascii="Times New Roman" w:hAnsi="Times New Roman" w:cs="Times New Roman"/>
-        </w:rPr>
-        <w:t xml:space="preserve">find </w:t>
-      </w:r>
-      <w:r>
-        <w:rPr>
-          <w:rFonts w:ascii="Times New Roman" w:hAnsi="Times New Roman" w:cs="Times New Roman"/>
-        </w:rPr>
-        <w:t>you....”</w:t>
-      </w:r>
-    </w:p>
-    <w:p>
-      <w:pPr>
-        <w:spacing w:line="480" w:lineRule="auto"/>
-        <w:ind w:firstLine="720"/>
-        <w:rPr>
-          <w:rFonts w:ascii="Times New Roman" w:hAnsi="Times New Roman" w:cs="Times New Roman"/>
-        </w:rPr>
-      </w:pPr>
-      <w:r>
-        <w:rPr>
-          <w:rFonts w:ascii="Times New Roman" w:hAnsi="Times New Roman" w:cs="Times New Roman"/>
-        </w:rPr>
-        <w:t xml:space="preserve">“Statute C, section 207 of the Fair Highway Commerce Act, good buddy. Your friend was interfering with the efficient transport of commercial goods subservient to the mission, interests or values of a corporate entity. Any action </w:t>
-      </w:r>
-      <w:r>
-        <w:rPr>
-          <w:rFonts w:ascii="Times New Roman" w:hAnsi="Times New Roman" w:cs="Times New Roman"/>
-        </w:rPr>
-        <w:t>taken</w:t>
-      </w:r>
-      <w:r>
-        <w:rPr>
-          <w:rFonts w:ascii="Times New Roman" w:hAnsi="Times New Roman" w:cs="Times New Roman"/>
-        </w:rPr>
-        <w:t xml:space="preserve"> in such a scenario overweens and is immune from judicial review.”</w:t>
-      </w:r>
-    </w:p>
-    <w:p>
-      <w:pPr>
-        <w:spacing w:line="480" w:lineRule="auto"/>
-        <w:ind w:firstLine="720"/>
-        <w:rPr>
-          <w:rFonts w:ascii="Times New Roman" w:hAnsi="Times New Roman" w:cs="Times New Roman"/>
-        </w:rPr>
-      </w:pPr>
-      <w:r>
-        <w:rPr>
-          <w:rFonts w:ascii="Times New Roman" w:hAnsi="Times New Roman" w:cs="Times New Roman"/>
-        </w:rPr>
-        <w:t xml:space="preserve">Ginger clicked off the radio and </w:t>
-      </w:r>
-      <w:r>
-        <w:rPr>
-          <w:rFonts w:ascii="Times New Roman" w:hAnsi="Times New Roman" w:cs="Times New Roman"/>
-        </w:rPr>
-        <w:t>slammed</w:t>
-      </w:r>
-      <w:r>
-        <w:rPr>
-          <w:rFonts w:ascii="Times New Roman" w:hAnsi="Times New Roman" w:cs="Times New Roman"/>
-        </w:rPr>
-        <w:t xml:space="preserve"> the glovebox.</w:t>
-      </w:r>
-    </w:p>
-    <w:p>
-      <w:pPr>
-        <w:spacing w:line="480" w:lineRule="auto"/>
-        <w:ind w:firstLine="720"/>
-        <w:rPr>
-          <w:rFonts w:ascii="Times New Roman" w:hAnsi="Times New Roman" w:cs="Times New Roman"/>
-        </w:rPr>
-      </w:pPr>
-      <w:r>
-        <w:rPr>
-          <w:rFonts w:ascii="Times New Roman" w:hAnsi="Times New Roman" w:cs="Times New Roman"/>
-        </w:rPr>
-        <w:t>Stomping the clutch, working the range shift with his index, wrenching the stick from four back and up to five when the transmission started to shriek, Ginger had pulled up close enough to read the license plate and grabbed the microphone mounted under the dash.</w:t>
-      </w:r>
-    </w:p>
-    <w:p>
-      <w:pPr>
-        <w:spacing w:line="480" w:lineRule="auto"/>
-        <w:ind w:firstLine="720"/>
-        <w:rPr>
-          <w:rFonts w:ascii="Times New Roman" w:hAnsi="Times New Roman" w:cs="Times New Roman"/>
-        </w:rPr>
-      </w:pPr>
-      <w:r>
-        <w:rPr>
-          <w:rFonts w:ascii="Times New Roman" w:hAnsi="Times New Roman" w:cs="Times New Roman"/>
-        </w:rPr>
-        <w:t>“License AZ20061. This autonomous vehicle has just been in a hit and run accident. Driver was seriously injured. Send police. Call customer service and have this vehicle remotely disabled.”</w:t>
-      </w:r>
-    </w:p>
-    <w:p>
-      <w:pPr>
-        <w:spacing w:line="480" w:lineRule="auto"/>
-        <w:ind w:firstLine="720"/>
-        <w:rPr>
-          <w:rFonts w:ascii="Times New Roman" w:hAnsi="Times New Roman" w:cs="Times New Roman"/>
-        </w:rPr>
-      </w:pPr>
-      <w:r>
-        <w:rPr>
-          <w:rFonts w:ascii="Times New Roman" w:hAnsi="Times New Roman" w:cs="Times New Roman"/>
-        </w:rPr>
-        <w:t xml:space="preserve">The radio had gone silent. </w:t>
-      </w:r>
-      <w:proofErr w:type="gramStart"/>
-      <w:r>
-        <w:rPr>
-          <w:rFonts w:ascii="Times New Roman" w:hAnsi="Times New Roman" w:cs="Times New Roman"/>
-        </w:rPr>
-        <w:t>All of</w:t>
-      </w:r>
-      <w:proofErr w:type="gramEnd"/>
-      <w:r>
-        <w:rPr>
-          <w:rFonts w:ascii="Times New Roman" w:hAnsi="Times New Roman" w:cs="Times New Roman"/>
-        </w:rPr>
-        <w:t xml:space="preserve"> the competing </w:t>
-      </w:r>
-      <w:r>
-        <w:rPr>
-          <w:rFonts w:ascii="Times New Roman" w:hAnsi="Times New Roman" w:cs="Times New Roman"/>
-        </w:rPr>
-        <w:t>rowdy</w:t>
-      </w:r>
-      <w:r>
-        <w:rPr>
-          <w:rFonts w:ascii="Times New Roman" w:hAnsi="Times New Roman" w:cs="Times New Roman"/>
-        </w:rPr>
-        <w:t xml:space="preserve"> voices he’d grown so accustomed to. </w:t>
-      </w:r>
-      <w:proofErr w:type="gramStart"/>
-      <w:r>
-        <w:rPr>
-          <w:rFonts w:ascii="Times New Roman" w:hAnsi="Times New Roman" w:cs="Times New Roman"/>
-        </w:rPr>
-        <w:t>All of</w:t>
-      </w:r>
-      <w:proofErr w:type="gramEnd"/>
-      <w:r>
-        <w:rPr>
-          <w:rFonts w:ascii="Times New Roman" w:hAnsi="Times New Roman" w:cs="Times New Roman"/>
-        </w:rPr>
-        <w:t xml:space="preserve"> the </w:t>
-      </w:r>
-      <w:proofErr w:type="spellStart"/>
-      <w:r>
-        <w:rPr>
-          <w:rFonts w:ascii="Times New Roman" w:hAnsi="Times New Roman" w:cs="Times New Roman"/>
-        </w:rPr>
-        <w:t>bucketmouths</w:t>
-      </w:r>
-      <w:proofErr w:type="spellEnd"/>
-      <w:r>
-        <w:rPr>
-          <w:rFonts w:ascii="Times New Roman" w:hAnsi="Times New Roman" w:cs="Times New Roman"/>
-        </w:rPr>
-        <w:t xml:space="preserve"> with their stories of lot lizards and slugging contests in honky-tonk </w:t>
-      </w:r>
-      <w:r>
-        <w:rPr>
-          <w:rFonts w:ascii="Times New Roman" w:hAnsi="Times New Roman" w:cs="Times New Roman"/>
-        </w:rPr>
-        <w:lastRenderedPageBreak/>
-        <w:t xml:space="preserve">bars. </w:t>
-      </w:r>
-      <w:proofErr w:type="gramStart"/>
-      <w:r>
-        <w:rPr>
-          <w:rFonts w:ascii="Times New Roman" w:hAnsi="Times New Roman" w:cs="Times New Roman"/>
-        </w:rPr>
-        <w:t>All of</w:t>
-      </w:r>
-      <w:proofErr w:type="gramEnd"/>
-      <w:r>
-        <w:rPr>
-          <w:rFonts w:ascii="Times New Roman" w:hAnsi="Times New Roman" w:cs="Times New Roman"/>
-        </w:rPr>
-        <w:t xml:space="preserve"> the chatter that had become peanut butter in Ginger’s ears was gone. Just </w:t>
-      </w:r>
-      <w:r>
-        <w:rPr>
-          <w:rFonts w:ascii="Times New Roman" w:hAnsi="Times New Roman" w:cs="Times New Roman"/>
-        </w:rPr>
-        <w:t>a</w:t>
-      </w:r>
-      <w:r>
-        <w:rPr>
-          <w:rFonts w:ascii="Times New Roman" w:hAnsi="Times New Roman" w:cs="Times New Roman"/>
-        </w:rPr>
-        <w:t xml:space="preserve"> soft hiss </w:t>
-      </w:r>
-      <w:r>
-        <w:rPr>
-          <w:rFonts w:ascii="Times New Roman" w:hAnsi="Times New Roman" w:cs="Times New Roman"/>
-        </w:rPr>
-        <w:t>like</w:t>
-      </w:r>
-      <w:r>
-        <w:rPr>
-          <w:rFonts w:ascii="Times New Roman" w:hAnsi="Times New Roman" w:cs="Times New Roman"/>
-        </w:rPr>
-        <w:t xml:space="preserve"> punctured tires.</w:t>
-      </w:r>
-    </w:p>
-    <w:p>
-      <w:pPr>
-        <w:spacing w:line="480" w:lineRule="auto"/>
-        <w:ind w:firstLine="720"/>
-        <w:rPr>
-          <w:rFonts w:ascii="Times New Roman" w:hAnsi="Times New Roman" w:cs="Times New Roman"/>
-        </w:rPr>
-      </w:pPr>
-      <w:r>
-        <w:rPr>
-          <w:rFonts w:ascii="Times New Roman" w:hAnsi="Times New Roman" w:cs="Times New Roman"/>
-        </w:rPr>
-        <w:t>Ginger changed the channel.</w:t>
-      </w:r>
-      <w:r>
-        <w:rPr>
-          <w:rFonts w:ascii="Times New Roman" w:hAnsi="Times New Roman" w:cs="Times New Roman"/>
-        </w:rPr>
-        <w:t xml:space="preserve"> </w:t>
-      </w:r>
-      <w:r>
-        <w:rPr>
-          <w:rFonts w:ascii="Times New Roman" w:hAnsi="Times New Roman" w:cs="Times New Roman"/>
-        </w:rPr>
-        <w:t>“10-32. Comms check. Is anyone reading?”</w:t>
-      </w:r>
-    </w:p>
-    <w:p>
-      <w:pPr>
-        <w:spacing w:line="480" w:lineRule="auto"/>
-        <w:ind w:firstLine="720"/>
-        <w:rPr>
-          <w:rFonts w:ascii="Times New Roman" w:hAnsi="Times New Roman" w:cs="Times New Roman"/>
-        </w:rPr>
-      </w:pPr>
-      <w:r>
-        <w:rPr>
-          <w:rFonts w:ascii="Times New Roman" w:hAnsi="Times New Roman" w:cs="Times New Roman"/>
-        </w:rPr>
-        <w:t xml:space="preserve">When </w:t>
-      </w:r>
-      <w:r>
-        <w:rPr>
-          <w:rFonts w:ascii="Times New Roman" w:hAnsi="Times New Roman" w:cs="Times New Roman"/>
-        </w:rPr>
-        <w:t xml:space="preserve">three more channels </w:t>
-      </w:r>
-      <w:r>
-        <w:rPr>
-          <w:rFonts w:ascii="Times New Roman" w:hAnsi="Times New Roman" w:cs="Times New Roman"/>
-        </w:rPr>
-        <w:t xml:space="preserve">returned </w:t>
-      </w:r>
-      <w:r>
-        <w:rPr>
-          <w:rFonts w:ascii="Times New Roman" w:hAnsi="Times New Roman" w:cs="Times New Roman"/>
-        </w:rPr>
-        <w:t>nothing back but static</w:t>
-      </w:r>
-      <w:r>
-        <w:rPr>
-          <w:rFonts w:ascii="Times New Roman" w:hAnsi="Times New Roman" w:cs="Times New Roman"/>
-        </w:rPr>
-        <w:t>, h</w:t>
-      </w:r>
-      <w:r>
-        <w:rPr>
-          <w:rFonts w:ascii="Times New Roman" w:hAnsi="Times New Roman" w:cs="Times New Roman"/>
-        </w:rPr>
-        <w:t xml:space="preserve">e hung up the straight mic and opened the glovebox. As soon as he </w:t>
-      </w:r>
-      <w:r>
-        <w:rPr>
-          <w:rFonts w:ascii="Times New Roman" w:hAnsi="Times New Roman" w:cs="Times New Roman"/>
-        </w:rPr>
-        <w:t>f</w:t>
-      </w:r>
-      <w:r>
-        <w:rPr>
-          <w:rFonts w:ascii="Times New Roman" w:hAnsi="Times New Roman" w:cs="Times New Roman"/>
-        </w:rPr>
-        <w:t xml:space="preserve">licked </w:t>
-      </w:r>
-      <w:proofErr w:type="gramStart"/>
-      <w:r>
-        <w:rPr>
-          <w:rFonts w:ascii="Times New Roman" w:hAnsi="Times New Roman" w:cs="Times New Roman"/>
-        </w:rPr>
-        <w:t>on</w:t>
-      </w:r>
-      <w:proofErr w:type="gramEnd"/>
-      <w:r>
-        <w:rPr>
-          <w:rFonts w:ascii="Times New Roman" w:hAnsi="Times New Roman" w:cs="Times New Roman"/>
-        </w:rPr>
-        <w:t xml:space="preserve"> the second radio a voice came over the speaker. “Got </w:t>
-      </w:r>
-      <w:proofErr w:type="gramStart"/>
-      <w:r>
-        <w:rPr>
-          <w:rFonts w:ascii="Times New Roman" w:hAnsi="Times New Roman" w:cs="Times New Roman"/>
-        </w:rPr>
-        <w:t>you five-by,</w:t>
-      </w:r>
-      <w:proofErr w:type="gramEnd"/>
-      <w:r>
-        <w:rPr>
-          <w:rFonts w:ascii="Times New Roman" w:hAnsi="Times New Roman" w:cs="Times New Roman"/>
-        </w:rPr>
-        <w:t xml:space="preserve"> Ginger. Red Eyes reading you wall to wall and treetop tall.”</w:t>
-      </w:r>
-    </w:p>
-    <w:p>
-      <w:pPr>
-        <w:spacing w:line="480" w:lineRule="auto"/>
-        <w:ind w:firstLine="720"/>
-        <w:rPr>
-          <w:rFonts w:ascii="Times New Roman" w:hAnsi="Times New Roman" w:cs="Times New Roman"/>
-        </w:rPr>
-      </w:pPr>
-      <w:r>
-        <w:rPr>
-          <w:rFonts w:ascii="Times New Roman" w:hAnsi="Times New Roman" w:cs="Times New Roman"/>
-        </w:rPr>
-        <w:t xml:space="preserve">Ginger rode side by side with the driverless truck. “You </w:t>
-      </w:r>
-      <w:proofErr w:type="gramStart"/>
-      <w:r>
-        <w:rPr>
-          <w:rFonts w:ascii="Times New Roman" w:hAnsi="Times New Roman" w:cs="Times New Roman"/>
-        </w:rPr>
-        <w:t>blocking</w:t>
-      </w:r>
-      <w:proofErr w:type="gramEnd"/>
-      <w:r>
-        <w:rPr>
-          <w:rFonts w:ascii="Times New Roman" w:hAnsi="Times New Roman" w:cs="Times New Roman"/>
-        </w:rPr>
-        <w:t xml:space="preserve"> my radio?”</w:t>
-      </w:r>
-    </w:p>
-    <w:p>
-      <w:pPr>
-        <w:spacing w:line="480" w:lineRule="auto"/>
-        <w:ind w:firstLine="720"/>
-        <w:rPr>
-          <w:rFonts w:ascii="Times New Roman" w:hAnsi="Times New Roman" w:cs="Times New Roman"/>
-        </w:rPr>
-      </w:pPr>
-      <w:r>
-        <w:rPr>
-          <w:rFonts w:ascii="Times New Roman" w:hAnsi="Times New Roman" w:cs="Times New Roman"/>
-        </w:rPr>
-        <w:t xml:space="preserve">“Your communications were deemed disruptive and inflammatory. </w:t>
-      </w:r>
-      <w:proofErr w:type="gramStart"/>
-      <w:r>
-        <w:rPr>
-          <w:rFonts w:ascii="Times New Roman" w:hAnsi="Times New Roman" w:cs="Times New Roman"/>
-        </w:rPr>
-        <w:t>As long as</w:t>
-      </w:r>
-      <w:proofErr w:type="gramEnd"/>
-      <w:r>
-        <w:rPr>
-          <w:rFonts w:ascii="Times New Roman" w:hAnsi="Times New Roman" w:cs="Times New Roman"/>
-        </w:rPr>
-        <w:t xml:space="preserve"> you’re within the range of our suppressor, we are within our rights to mute you. </w:t>
-      </w:r>
-      <w:r>
-        <w:rPr>
-          <w:rFonts w:ascii="Times New Roman" w:hAnsi="Times New Roman" w:cs="Times New Roman"/>
-        </w:rPr>
-        <w:t>H</w:t>
-      </w:r>
-      <w:r>
-        <w:rPr>
-          <w:rFonts w:ascii="Times New Roman" w:hAnsi="Times New Roman" w:cs="Times New Roman"/>
-        </w:rPr>
-        <w:t>ere on the Triple Nickel, we’re reading you loud and clear.”</w:t>
-      </w:r>
-    </w:p>
-    <w:p>
-      <w:pPr>
-        <w:spacing w:line="480" w:lineRule="auto"/>
-        <w:ind w:firstLine="720"/>
-        <w:rPr>
-          <w:rFonts w:ascii="Times New Roman" w:hAnsi="Times New Roman" w:cs="Times New Roman"/>
-        </w:rPr>
-      </w:pPr>
-      <w:r>
-        <w:rPr>
-          <w:rFonts w:ascii="Times New Roman" w:hAnsi="Times New Roman" w:cs="Times New Roman"/>
-        </w:rPr>
-        <w:t xml:space="preserve">Ginger jerked the wheel to the right. </w:t>
-      </w:r>
-      <w:r>
-        <w:rPr>
-          <w:rFonts w:ascii="Times New Roman" w:hAnsi="Times New Roman" w:cs="Times New Roman"/>
-        </w:rPr>
-        <w:t>Forget</w:t>
-      </w:r>
-      <w:r>
-        <w:rPr>
-          <w:rFonts w:ascii="Times New Roman" w:hAnsi="Times New Roman" w:cs="Times New Roman"/>
-        </w:rPr>
-        <w:t xml:space="preserve"> the collision-avoidance system</w:t>
-      </w:r>
-      <w:r>
-        <w:rPr>
-          <w:rFonts w:ascii="Times New Roman" w:hAnsi="Times New Roman" w:cs="Times New Roman"/>
-        </w:rPr>
-        <w:t xml:space="preserve">, he would </w:t>
-      </w:r>
-      <w:r>
-        <w:rPr>
-          <w:rFonts w:ascii="Times New Roman" w:hAnsi="Times New Roman" w:cs="Times New Roman"/>
-        </w:rPr>
-        <w:t xml:space="preserve">bump it, knock the truck off balance and then ride it into the ditch. But the truck moved with Ginger’s. Keeping an even three feet of distance between them, it slid right as fast as he did – maybe faster. </w:t>
-      </w:r>
-    </w:p>
-    <w:p>
-      <w:pPr>
-        <w:spacing w:line="480" w:lineRule="auto"/>
-        <w:ind w:firstLine="720"/>
-        <w:rPr>
-          <w:rFonts w:ascii="Times New Roman" w:hAnsi="Times New Roman" w:cs="Times New Roman"/>
-        </w:rPr>
-      </w:pPr>
-      <w:r>
-        <w:rPr>
-          <w:rFonts w:ascii="Times New Roman" w:hAnsi="Times New Roman" w:cs="Times New Roman"/>
-        </w:rPr>
-        <w:t>“</w:t>
-      </w:r>
-      <w:r>
-        <w:rPr>
-          <w:rFonts w:ascii="Times New Roman" w:hAnsi="Times New Roman" w:cs="Times New Roman"/>
-        </w:rPr>
-        <w:t>Bad</w:t>
-      </w:r>
-      <w:r>
-        <w:rPr>
-          <w:rFonts w:ascii="Times New Roman" w:hAnsi="Times New Roman" w:cs="Times New Roman"/>
-        </w:rPr>
-        <w:t xml:space="preserve"> idea. If you threaten the security of our cargo, we are authorized through the rights granted to Mercury Trucking Inc. to neutralize….”</w:t>
-      </w:r>
-    </w:p>
-    <w:p>
-      <w:pPr>
-        <w:spacing w:line="480" w:lineRule="auto"/>
-        <w:ind w:firstLine="720"/>
-        <w:rPr>
-          <w:rFonts w:ascii="Times New Roman" w:hAnsi="Times New Roman" w:cs="Times New Roman"/>
-        </w:rPr>
-      </w:pPr>
-      <w:r>
-        <w:rPr>
-          <w:rFonts w:ascii="Times New Roman" w:hAnsi="Times New Roman" w:cs="Times New Roman"/>
-        </w:rPr>
-        <w:t xml:space="preserve">“You’re Mercury?”  </w:t>
-      </w:r>
-    </w:p>
-    <w:p>
-      <w:pPr>
-        <w:spacing w:line="480" w:lineRule="auto"/>
-        <w:ind w:firstLine="720"/>
-        <w:rPr>
-          <w:rFonts w:ascii="Times New Roman" w:hAnsi="Times New Roman" w:cs="Times New Roman"/>
-        </w:rPr>
-      </w:pPr>
-      <w:r>
-        <w:rPr>
-          <w:rFonts w:ascii="Times New Roman" w:hAnsi="Times New Roman" w:cs="Times New Roman"/>
-        </w:rPr>
-        <w:t xml:space="preserve">“Affirmative. Red Eyes is currently contracted with Mercury Trucking Inc. </w:t>
-      </w:r>
-      <w:r>
-        <w:rPr>
-          <w:rFonts w:ascii="Times New Roman" w:hAnsi="Times New Roman" w:cs="Times New Roman"/>
-        </w:rPr>
-        <w:t xml:space="preserve">Expected </w:t>
-      </w:r>
-      <w:r>
-        <w:rPr>
-          <w:rFonts w:ascii="Times New Roman" w:hAnsi="Times New Roman" w:cs="Times New Roman"/>
-        </w:rPr>
-        <w:t xml:space="preserve">to expand into additional territories in Q3 and Q4, according to </w:t>
-      </w:r>
-      <w:r>
-        <w:rPr>
-          <w:rFonts w:ascii="Times New Roman" w:hAnsi="Times New Roman" w:cs="Times New Roman"/>
-        </w:rPr>
-        <w:t>the</w:t>
-      </w:r>
-      <w:r>
-        <w:rPr>
-          <w:rFonts w:ascii="Times New Roman" w:hAnsi="Times New Roman" w:cs="Times New Roman"/>
-        </w:rPr>
-        <w:t xml:space="preserve"> PR team.”</w:t>
-      </w:r>
-    </w:p>
-    <w:p>
-      <w:pPr>
-        <w:spacing w:line="480" w:lineRule="auto"/>
-        <w:ind w:firstLine="720"/>
-        <w:rPr>
-          <w:rFonts w:ascii="Times New Roman" w:hAnsi="Times New Roman" w:cs="Times New Roman"/>
-        </w:rPr>
-      </w:pPr>
-      <w:r>
-        <w:rPr>
-          <w:rFonts w:ascii="Times New Roman" w:hAnsi="Times New Roman" w:cs="Times New Roman"/>
-        </w:rPr>
-        <w:t xml:space="preserve">“Hey, good buddy....” Ginger had a question he </w:t>
-      </w:r>
-      <w:r>
-        <w:rPr>
-          <w:rFonts w:ascii="Times New Roman" w:hAnsi="Times New Roman" w:cs="Times New Roman"/>
-        </w:rPr>
-        <w:t>often asked other drivers</w:t>
-      </w:r>
-      <w:r>
-        <w:rPr>
-          <w:rFonts w:ascii="Times New Roman" w:hAnsi="Times New Roman" w:cs="Times New Roman"/>
-        </w:rPr>
-        <w:t>. “Where you bound for?”</w:t>
-      </w:r>
-    </w:p>
-    <w:p>
-      <w:pPr>
-        <w:spacing w:line="480" w:lineRule="auto"/>
-        <w:ind w:firstLine="720"/>
-        <w:rPr>
-          <w:rFonts w:ascii="Times New Roman" w:hAnsi="Times New Roman" w:cs="Times New Roman"/>
-        </w:rPr>
-      </w:pPr>
-      <w:r>
-        <w:rPr>
-          <w:rFonts w:ascii="Times New Roman" w:hAnsi="Times New Roman" w:cs="Times New Roman"/>
-        </w:rPr>
-        <w:lastRenderedPageBreak/>
-        <w:t xml:space="preserve">“Got a date with Red Stick. </w:t>
-      </w:r>
-      <w:proofErr w:type="spellStart"/>
-      <w:r>
-        <w:rPr>
-          <w:rFonts w:ascii="Times New Roman" w:hAnsi="Times New Roman" w:cs="Times New Roman"/>
-        </w:rPr>
-        <w:t>Gonna</w:t>
-      </w:r>
-      <w:proofErr w:type="spellEnd"/>
-      <w:r>
-        <w:rPr>
-          <w:rFonts w:ascii="Times New Roman" w:hAnsi="Times New Roman" w:cs="Times New Roman"/>
-        </w:rPr>
-        <w:t xml:space="preserve"> be a tight </w:t>
-      </w:r>
-      <w:proofErr w:type="gramStart"/>
-      <w:r>
-        <w:rPr>
-          <w:rFonts w:ascii="Times New Roman" w:hAnsi="Times New Roman" w:cs="Times New Roman"/>
-        </w:rPr>
-        <w:t>one</w:t>
-      </w:r>
-      <w:proofErr w:type="gramEnd"/>
-      <w:r>
-        <w:rPr>
-          <w:rFonts w:ascii="Times New Roman" w:hAnsi="Times New Roman" w:cs="Times New Roman"/>
-        </w:rPr>
-        <w:t xml:space="preserve"> but we’ve got plenty of go juice and we're </w:t>
-      </w:r>
-      <w:proofErr w:type="gramStart"/>
-      <w:r>
-        <w:rPr>
-          <w:rFonts w:ascii="Times New Roman" w:hAnsi="Times New Roman" w:cs="Times New Roman"/>
-        </w:rPr>
-        <w:t>making</w:t>
-      </w:r>
-      <w:proofErr w:type="gramEnd"/>
-      <w:r>
-        <w:rPr>
-          <w:rFonts w:ascii="Times New Roman" w:hAnsi="Times New Roman" w:cs="Times New Roman"/>
-        </w:rPr>
-        <w:t xml:space="preserve"> good time. </w:t>
-      </w:r>
-      <w:proofErr w:type="gramStart"/>
-      <w:r>
-        <w:rPr>
-          <w:rFonts w:ascii="Times New Roman" w:hAnsi="Times New Roman" w:cs="Times New Roman"/>
-        </w:rPr>
-        <w:t>Just as long as</w:t>
-      </w:r>
-      <w:proofErr w:type="gramEnd"/>
-      <w:r>
-        <w:rPr>
-          <w:rFonts w:ascii="Times New Roman" w:hAnsi="Times New Roman" w:cs="Times New Roman"/>
-        </w:rPr>
-        <w:t xml:space="preserve"> we don’t run into any more</w:t>
-      </w:r>
-      <w:r>
-        <w:rPr>
-          <w:rFonts w:ascii="Times New Roman" w:hAnsi="Times New Roman" w:cs="Times New Roman"/>
-        </w:rPr>
-        <w:t xml:space="preserve"> obstacles</w:t>
-      </w:r>
-      <w:r>
-        <w:rPr>
-          <w:rFonts w:ascii="Times New Roman" w:hAnsi="Times New Roman" w:cs="Times New Roman"/>
-        </w:rPr>
-        <w:t>.”</w:t>
-      </w:r>
-    </w:p>
-    <w:p>
-      <w:pPr>
-        <w:spacing w:line="480" w:lineRule="auto"/>
-        <w:ind w:firstLine="720"/>
-        <w:rPr>
-          <w:rFonts w:ascii="Times New Roman" w:hAnsi="Times New Roman" w:cs="Times New Roman"/>
-        </w:rPr>
-      </w:pPr>
-      <w:r>
-        <w:rPr>
-          <w:rFonts w:ascii="Times New Roman" w:hAnsi="Times New Roman" w:cs="Times New Roman"/>
-        </w:rPr>
-        <w:t xml:space="preserve">Red Stick…Baton Rouge. Ginger’s run. </w:t>
-      </w:r>
-    </w:p>
-    <w:p>
-      <w:pPr>
-        <w:spacing w:line="480" w:lineRule="auto"/>
-        <w:ind w:firstLine="720"/>
-        <w:rPr>
-          <w:rFonts w:ascii="Times New Roman" w:hAnsi="Times New Roman" w:cs="Times New Roman"/>
-        </w:rPr>
-      </w:pPr>
-      <w:r>
-        <w:rPr>
-          <w:rFonts w:ascii="Times New Roman" w:hAnsi="Times New Roman" w:cs="Times New Roman"/>
-        </w:rPr>
-        <w:t xml:space="preserve">Ginger clicked off the outlaw radio and stepped on the gas so hard it </w:t>
-      </w:r>
-      <w:r>
-        <w:rPr>
-          <w:rFonts w:ascii="Times New Roman" w:hAnsi="Times New Roman" w:cs="Times New Roman"/>
-        </w:rPr>
-        <w:t xml:space="preserve">set off the ache in </w:t>
-      </w:r>
-      <w:r>
-        <w:rPr>
-          <w:rFonts w:ascii="Times New Roman" w:hAnsi="Times New Roman" w:cs="Times New Roman"/>
-        </w:rPr>
-        <w:t xml:space="preserve">his knee. He surged ahead of the </w:t>
-      </w:r>
-      <w:r>
-        <w:rPr>
-          <w:rFonts w:ascii="Times New Roman" w:hAnsi="Times New Roman" w:cs="Times New Roman"/>
-        </w:rPr>
-        <w:t>Red Eyes’</w:t>
-      </w:r>
-      <w:r>
-        <w:rPr>
-          <w:rFonts w:ascii="Times New Roman" w:hAnsi="Times New Roman" w:cs="Times New Roman"/>
-        </w:rPr>
-        <w:t xml:space="preserve"> truck and pulled over into the right lane. Nothing to do now but go. Get there first. Drive for himself and all the other poor hands out there fighting to make a living. Yeah, a lot of them were loudmouths but they were drivers. Real drivers, like Ginger himself.</w:t>
-      </w:r>
-    </w:p>
-    <w:p>
-      <w:pPr>
-        <w:spacing w:line="480" w:lineRule="auto"/>
-        <w:ind w:firstLine="720"/>
-        <w:rPr>
-          <w:rFonts w:ascii="Times New Roman" w:hAnsi="Times New Roman" w:cs="Times New Roman"/>
-        </w:rPr>
-      </w:pPr>
-      <w:r>
-        <w:rPr>
-          <w:rFonts w:ascii="Times New Roman" w:hAnsi="Times New Roman" w:cs="Times New Roman"/>
-        </w:rPr>
-        <w:t xml:space="preserve">Through the afternoon and into the evening, Ginger never looked back, just kept cruising onward through Taco Town to lands beyond with him in the lead and Red Eyes behind. </w:t>
-      </w:r>
-      <w:r>
-        <w:rPr>
-          <w:rFonts w:ascii="Times New Roman" w:hAnsi="Times New Roman" w:cs="Times New Roman"/>
-        </w:rPr>
-        <w:t>W</w:t>
-      </w:r>
-      <w:r>
-        <w:rPr>
-          <w:rFonts w:ascii="Times New Roman" w:hAnsi="Times New Roman" w:cs="Times New Roman"/>
-        </w:rPr>
-        <w:t>hile he maintained a steady speed</w:t>
-      </w:r>
-      <w:r>
-        <w:rPr>
-          <w:rFonts w:ascii="Times New Roman" w:hAnsi="Times New Roman" w:cs="Times New Roman"/>
-        </w:rPr>
-        <w:t>,</w:t>
-      </w:r>
-      <w:r>
-        <w:rPr>
-          <w:rFonts w:ascii="Times New Roman" w:hAnsi="Times New Roman" w:cs="Times New Roman"/>
-        </w:rPr>
-        <w:t xml:space="preserve"> drifting in and out of any traffic they encountered</w:t>
-      </w:r>
-      <w:r>
-        <w:rPr>
-          <w:rFonts w:ascii="Times New Roman" w:hAnsi="Times New Roman" w:cs="Times New Roman"/>
-        </w:rPr>
-        <w:t xml:space="preserve">, Ginger’s </w:t>
-      </w:r>
-      <w:r>
-        <w:rPr>
-          <w:rFonts w:ascii="Times New Roman" w:hAnsi="Times New Roman" w:cs="Times New Roman"/>
-        </w:rPr>
-        <w:t>feet were so busy working the clutch and gas – never the brakes –</w:t>
-      </w:r>
-      <w:r>
-        <w:rPr>
-          <w:rFonts w:ascii="Times New Roman" w:hAnsi="Times New Roman" w:cs="Times New Roman"/>
-        </w:rPr>
-        <w:t xml:space="preserve"> that t</w:t>
-      </w:r>
-      <w:r>
-        <w:rPr>
-          <w:rFonts w:ascii="Times New Roman" w:hAnsi="Times New Roman" w:cs="Times New Roman"/>
-        </w:rPr>
-        <w:t xml:space="preserve">he pain in his knees migrated down through his shins and </w:t>
-      </w:r>
-      <w:r>
-        <w:rPr>
-          <w:rFonts w:ascii="Times New Roman" w:hAnsi="Times New Roman" w:cs="Times New Roman"/>
-        </w:rPr>
-        <w:t xml:space="preserve">into his </w:t>
-      </w:r>
-      <w:r>
-        <w:rPr>
-          <w:rFonts w:ascii="Times New Roman" w:hAnsi="Times New Roman" w:cs="Times New Roman"/>
-        </w:rPr>
-        <w:t>ankles.</w:t>
-      </w:r>
-    </w:p>
-    <w:p>
-      <w:pPr>
-        <w:spacing w:line="480" w:lineRule="auto"/>
-        <w:ind w:firstLine="720"/>
-        <w:rPr>
-          <w:rFonts w:ascii="Times New Roman" w:hAnsi="Times New Roman" w:cs="Times New Roman"/>
-        </w:rPr>
-      </w:pPr>
-      <w:r>
-        <w:rPr>
-          <w:rFonts w:ascii="Times New Roman" w:hAnsi="Times New Roman" w:cs="Times New Roman"/>
-        </w:rPr>
-        <w:t xml:space="preserve">As dusk settled around them, his gas gauge sat just a hair or two to the right of E. He needed gas. He needed sleep too but </w:t>
-      </w:r>
-      <w:r>
-        <w:rPr>
-          <w:rFonts w:ascii="Times New Roman" w:hAnsi="Times New Roman" w:cs="Times New Roman"/>
-        </w:rPr>
-        <w:t xml:space="preserve">the first </w:t>
-      </w:r>
-      <w:r>
-        <w:rPr>
-          <w:rFonts w:ascii="Times New Roman" w:hAnsi="Times New Roman" w:cs="Times New Roman"/>
-        </w:rPr>
-        <w:t xml:space="preserve">problem he could fix </w:t>
-      </w:r>
-      <w:proofErr w:type="gramStart"/>
-      <w:r>
-        <w:rPr>
-          <w:rFonts w:ascii="Times New Roman" w:hAnsi="Times New Roman" w:cs="Times New Roman"/>
-        </w:rPr>
-        <w:t>at</w:t>
-      </w:r>
-      <w:proofErr w:type="gramEnd"/>
-      <w:r>
-        <w:rPr>
-          <w:rFonts w:ascii="Times New Roman" w:hAnsi="Times New Roman" w:cs="Times New Roman"/>
-        </w:rPr>
-        <w:t xml:space="preserve"> a station six miles up the road. The other would have to wait. </w:t>
-      </w:r>
-    </w:p>
-    <w:p>
-      <w:pPr>
-        <w:spacing w:line="480" w:lineRule="auto"/>
-        <w:ind w:firstLine="720"/>
-        <w:rPr>
-          <w:rFonts w:ascii="Times New Roman" w:hAnsi="Times New Roman" w:cs="Times New Roman"/>
-        </w:rPr>
-      </w:pPr>
-      <w:r>
-        <w:rPr>
-          <w:rFonts w:ascii="Times New Roman" w:hAnsi="Times New Roman" w:cs="Times New Roman"/>
-        </w:rPr>
-        <w:t>Ginger</w:t>
-      </w:r>
-      <w:r>
-        <w:rPr>
-          <w:rFonts w:ascii="Times New Roman" w:hAnsi="Times New Roman" w:cs="Times New Roman"/>
-        </w:rPr>
-        <w:t xml:space="preserve"> </w:t>
-      </w:r>
-      <w:r>
-        <w:rPr>
-          <w:rFonts w:ascii="Times New Roman" w:hAnsi="Times New Roman" w:cs="Times New Roman"/>
-        </w:rPr>
-        <w:t xml:space="preserve">shouldered </w:t>
-      </w:r>
-      <w:r>
-        <w:rPr>
-          <w:rFonts w:ascii="Times New Roman" w:hAnsi="Times New Roman" w:cs="Times New Roman"/>
-        </w:rPr>
-        <w:t>his way through the glass double doors</w:t>
-      </w:r>
-      <w:r>
-        <w:rPr>
-          <w:rFonts w:ascii="Times New Roman" w:hAnsi="Times New Roman" w:cs="Times New Roman"/>
-        </w:rPr>
-        <w:t>,</w:t>
-      </w:r>
-      <w:r>
-        <w:rPr>
-          <w:rFonts w:ascii="Times New Roman" w:hAnsi="Times New Roman" w:cs="Times New Roman"/>
-        </w:rPr>
-        <w:t xml:space="preserve"> bells ringing </w:t>
-      </w:r>
-      <w:r>
-        <w:rPr>
-          <w:rFonts w:ascii="Times New Roman" w:hAnsi="Times New Roman" w:cs="Times New Roman"/>
-        </w:rPr>
-        <w:t>over his head,</w:t>
-      </w:r>
-      <w:r>
-        <w:rPr>
-          <w:rFonts w:ascii="Times New Roman" w:hAnsi="Times New Roman" w:cs="Times New Roman"/>
-        </w:rPr>
-        <w:t xml:space="preserve"> </w:t>
-      </w:r>
-      <w:r>
-        <w:rPr>
-          <w:rFonts w:ascii="Times New Roman" w:hAnsi="Times New Roman" w:cs="Times New Roman"/>
-        </w:rPr>
-        <w:t>and</w:t>
-      </w:r>
-      <w:r>
-        <w:rPr>
-          <w:rFonts w:ascii="Times New Roman" w:hAnsi="Times New Roman" w:cs="Times New Roman"/>
-        </w:rPr>
-        <w:t xml:space="preserve"> got back on the road </w:t>
-      </w:r>
-      <w:r>
-        <w:rPr>
-          <w:rFonts w:ascii="Times New Roman" w:hAnsi="Times New Roman" w:cs="Times New Roman"/>
-        </w:rPr>
-        <w:t xml:space="preserve">with </w:t>
-      </w:r>
-      <w:r>
-        <w:rPr>
-          <w:rFonts w:ascii="Times New Roman" w:hAnsi="Times New Roman" w:cs="Times New Roman"/>
-        </w:rPr>
-        <w:t>his tank full</w:t>
-      </w:r>
-      <w:r>
-        <w:rPr>
-          <w:rFonts w:ascii="Times New Roman" w:hAnsi="Times New Roman" w:cs="Times New Roman"/>
-        </w:rPr>
-        <w:t>,</w:t>
-      </w:r>
-      <w:r>
-        <w:rPr>
-          <w:rFonts w:ascii="Times New Roman" w:hAnsi="Times New Roman" w:cs="Times New Roman"/>
-        </w:rPr>
-        <w:t xml:space="preserve"> his body trembling and weak. </w:t>
-      </w:r>
-      <w:r>
-        <w:rPr>
-          <w:rFonts w:ascii="Times New Roman" w:hAnsi="Times New Roman" w:cs="Times New Roman"/>
-        </w:rPr>
-        <w:t>The</w:t>
-      </w:r>
-      <w:r>
-        <w:rPr>
-          <w:rFonts w:ascii="Times New Roman" w:hAnsi="Times New Roman" w:cs="Times New Roman"/>
-        </w:rPr>
-        <w:t xml:space="preserve"> odometer climbed to 75...80 until he saw the truck up ahead. Ginger pulled up next to and then </w:t>
-      </w:r>
-      <w:proofErr w:type="gramStart"/>
-      <w:r>
-        <w:rPr>
-          <w:rFonts w:ascii="Times New Roman" w:hAnsi="Times New Roman" w:cs="Times New Roman"/>
-        </w:rPr>
-        <w:t>past</w:t>
-      </w:r>
-      <w:proofErr w:type="gramEnd"/>
-      <w:r>
-        <w:rPr>
-          <w:rFonts w:ascii="Times New Roman" w:hAnsi="Times New Roman" w:cs="Times New Roman"/>
-        </w:rPr>
-        <w:t xml:space="preserve"> it. As he moved right, taking his place in front of the driverless truck, he saw something in the cab he hadn’t seen before. Darkness had fallen and the truck had its headlights on. There in the cab above the yellow headlights where a driver should sit, Ginger saw two glowing red dots. </w:t>
-      </w:r>
-    </w:p>
-    <w:p>
-      <w:pPr>
-        <w:spacing w:line="480" w:lineRule="auto"/>
-        <w:ind w:firstLine="720"/>
-        <w:rPr>
-          <w:rFonts w:ascii="Times New Roman" w:hAnsi="Times New Roman" w:cs="Times New Roman"/>
-        </w:rPr>
-      </w:pPr>
-      <w:r>
-        <w:rPr>
-          <w:rFonts w:ascii="Times New Roman" w:hAnsi="Times New Roman" w:cs="Times New Roman"/>
-        </w:rPr>
-        <w:lastRenderedPageBreak/>
-        <w:t xml:space="preserve">Ginger opened the glovebox and clicked on the radio. </w:t>
-      </w:r>
-    </w:p>
-    <w:p>
-      <w:pPr>
-        <w:spacing w:line="480" w:lineRule="auto"/>
-        <w:ind w:firstLine="720"/>
-        <w:rPr>
-          <w:rFonts w:ascii="Times New Roman" w:hAnsi="Times New Roman" w:cs="Times New Roman"/>
-        </w:rPr>
-      </w:pPr>
-      <w:r>
-        <w:rPr>
-          <w:rFonts w:ascii="Times New Roman" w:hAnsi="Times New Roman" w:cs="Times New Roman"/>
-        </w:rPr>
-        <w:t xml:space="preserve">“Hey there, Ginger. Good to see you again. We were getting lonely out here.” </w:t>
-      </w:r>
-    </w:p>
-    <w:p>
-      <w:pPr>
-        <w:spacing w:line="480" w:lineRule="auto"/>
-        <w:ind w:firstLine="720"/>
-        <w:rPr>
-          <w:rFonts w:ascii="Times New Roman" w:hAnsi="Times New Roman" w:cs="Times New Roman"/>
-        </w:rPr>
-      </w:pPr>
-      <w:r>
-        <w:rPr>
-          <w:rFonts w:ascii="Times New Roman" w:hAnsi="Times New Roman" w:cs="Times New Roman"/>
-        </w:rPr>
         <w:t xml:space="preserve">Ginger checked his side mirror – another truck coming up the hammer lane based on the headlights and size of the shadow, another pair of floating red lights in the cab. </w:t>
       </w:r>
     </w:p>
